--- a/documentation/CEPAC Dynamic Model Detailed Change Log.docx
+++ b/documentation/CEPAC Dynamic Model Detailed Change Log.docx
@@ -2333,7 +2333,10 @@
       <w:bookmarkStart w:id="7" w:name="_Toc385439327"/>
       <w:r>
         <w:lastRenderedPageBreak/>
-        <w:t>3.4.0 – Technical changes</w:t>
+        <w:t>3.4</w:t>
+      </w:r>
+      <w:r>
+        <w:t xml:space="preserve"> – Technical changes</w:t>
       </w:r>
       <w:bookmarkEnd w:id="7"/>
     </w:p>
@@ -2354,7 +2357,13 @@
       </w:r>
       <w:proofErr w:type="spellEnd"/>
       <w:r>
-        <w:t xml:space="preserve"> now follow semantic versioning. This release is version 3.4.0 while the previous was version 3.34c.</w:t>
+        <w:t xml:space="preserve"> now follow semantic versioning. This release is version 3.4.0 while the previous was version 3.34c</w:t>
+      </w:r>
+      <w:r>
+        <w:t xml:space="preserve"> (i.e. 3.34.2)</w:t>
+      </w:r>
+      <w:r>
+        <w:t>.</w:t>
       </w:r>
     </w:p>
     <w:p>
@@ -3065,7 +3074,10 @@
       <w:bookmarkStart w:id="8" w:name="_Toc385439328"/>
       <w:r>
         <w:lastRenderedPageBreak/>
-        <w:t>3.4.0 – Targeted interventions</w:t>
+        <w:t>3.4</w:t>
+      </w:r>
+      <w:r>
+        <w:t xml:space="preserve"> – Targeted interventions</w:t>
       </w:r>
       <w:bookmarkEnd w:id="8"/>
     </w:p>
@@ -10841,19 +10853,7 @@
         <w:rPr>
           <w:rFonts w:ascii="Consolas" w:hAnsi="Consolas" w:cs="Consolas"/>
         </w:rPr>
-        <w:t>&gt;&lt;parameter key=</w:t>
-      </w:r>
-      <w:r>
-        <w:rPr>
-          <w:rFonts w:ascii="Consolas" w:hAnsi="Consolas" w:cs="Consolas"/>
-        </w:rPr>
-        <w:t>"$0"</w:t>
-      </w:r>
-      <w:r>
-        <w:rPr>
-          <w:rFonts w:ascii="Consolas" w:hAnsi="Consolas" w:cs="Consolas"/>
-        </w:rPr>
-        <w:t>&gt;0.5&lt;/parameter&gt;</w:t>
+        <w:t>&gt;&lt;parameter key="$0"&gt;0.5&lt;/parameter&gt;</w:t>
       </w:r>
       <w:r>
         <w:rPr>
@@ -10896,19 +10896,7 @@
         <w:rPr>
           <w:rFonts w:ascii="Consolas" w:hAnsi="Consolas" w:cs="Consolas"/>
         </w:rPr>
-        <w:t>&lt;parameter key="$1</w:t>
-      </w:r>
-      <w:r>
-        <w:rPr>
-          <w:rFonts w:ascii="Consolas" w:hAnsi="Consolas" w:cs="Consolas"/>
-        </w:rPr>
-        <w:t>"</w:t>
-      </w:r>
-      <w:r>
-        <w:rPr>
-          <w:rFonts w:ascii="Consolas" w:hAnsi="Consolas" w:cs="Consolas"/>
-        </w:rPr>
-        <w:t>&gt;</w:t>
+        <w:t>&lt;parameter key="$1"&gt;</w:t>
       </w:r>
       <w:r>
         <w:rPr>
@@ -11090,13 +11078,7 @@
         <w:rPr>
           <w:rFonts w:ascii="Consolas" w:hAnsi="Consolas" w:cs="Consolas"/>
         </w:rPr>
-        <w:t>n time="834" key="$1</w:t>
-      </w:r>
-      <w:r>
-        <w:rPr>
-          <w:rFonts w:ascii="Consolas" w:hAnsi="Consolas" w:cs="Consolas"/>
-        </w:rPr>
-        <w:t>" value="</w:t>
+        <w:t>n time="834" key="$1" value="</w:t>
       </w:r>
       <w:r>
         <w:rPr>
@@ -11108,19 +11090,7 @@
         <w:rPr>
           <w:rFonts w:ascii="Consolas" w:hAnsi="Consolas" w:cs="Consolas"/>
         </w:rPr>
-        <w:t>2</w:t>
-      </w:r>
-      <w:r>
-        <w:rPr>
-          <w:rFonts w:ascii="Consolas" w:hAnsi="Consolas" w:cs="Consolas"/>
-        </w:rPr>
-        <w:t>5</w:t>
-      </w:r>
-      <w:r>
-        <w:rPr>
-          <w:rFonts w:ascii="Consolas" w:hAnsi="Consolas" w:cs="Consolas"/>
-        </w:rPr>
-        <w:t>" /&gt;</w:t>
+        <w:t>25" /&gt;</w:t>
       </w:r>
     </w:p>
     <w:p>
@@ -11239,25 +11209,7 @@
         <w:rPr>
           <w:rFonts w:ascii="Consolas" w:hAnsi="Consolas" w:cs="Consolas"/>
         </w:rPr>
-        <w:t xml:space="preserve"> target-age=</w:t>
-      </w:r>
-      <w:r>
-        <w:rPr>
-          <w:rFonts w:ascii="Consolas" w:hAnsi="Consolas" w:cs="Consolas"/>
-        </w:rPr>
-        <w:t>"</w:t>
-      </w:r>
-      <w:r>
-        <w:rPr>
-          <w:rFonts w:ascii="Consolas" w:hAnsi="Consolas" w:cs="Consolas"/>
-        </w:rPr>
-        <w:t>17-19</w:t>
-      </w:r>
-      <w:r>
-        <w:rPr>
-          <w:rFonts w:ascii="Consolas" w:hAnsi="Consolas" w:cs="Consolas"/>
-        </w:rPr>
-        <w:t>"</w:t>
+        <w:t xml:space="preserve"> target-age="17-19"</w:t>
       </w:r>
       <w:r>
         <w:rPr>
@@ -11296,43 +11248,7 @@
         <w:rPr>
           <w:rFonts w:ascii="Consolas" w:hAnsi="Consolas" w:cs="Consolas"/>
         </w:rPr>
-        <w:t xml:space="preserve">25" </w:t>
-      </w:r>
-      <w:r>
-        <w:rPr>
-          <w:rFonts w:ascii="Consolas" w:hAnsi="Consolas" w:cs="Consolas"/>
-        </w:rPr>
-        <w:t>target-age=</w:t>
-      </w:r>
-      <w:r>
-        <w:rPr>
-          <w:rFonts w:ascii="Consolas" w:hAnsi="Consolas" w:cs="Consolas"/>
-        </w:rPr>
-        <w:t>"</w:t>
-      </w:r>
-      <w:r>
-        <w:rPr>
-          <w:rFonts w:ascii="Consolas" w:hAnsi="Consolas" w:cs="Consolas"/>
-        </w:rPr>
-        <w:t>17-19</w:t>
-      </w:r>
-      <w:r>
-        <w:rPr>
-          <w:rFonts w:ascii="Consolas" w:hAnsi="Consolas" w:cs="Consolas"/>
-        </w:rPr>
-        <w:t>"</w:t>
-      </w:r>
-      <w:r>
-        <w:rPr>
-          <w:rFonts w:ascii="Consolas" w:hAnsi="Consolas" w:cs="Consolas"/>
-        </w:rPr>
-        <w:t xml:space="preserve"> </w:t>
-      </w:r>
-      <w:r>
-        <w:rPr>
-          <w:rFonts w:ascii="Consolas" w:hAnsi="Consolas" w:cs="Consolas"/>
-        </w:rPr>
-        <w:t>/&gt;</w:t>
+        <w:t>25" target-age="17-19" /&gt;</w:t>
       </w:r>
     </w:p>
     <w:p>
@@ -11736,7 +11652,10 @@
       <w:bookmarkStart w:id="9" w:name="_Toc385439329"/>
       <w:r>
         <w:lastRenderedPageBreak/>
-        <w:t>3.4.0 – Template parameters</w:t>
+        <w:t>3.4</w:t>
+      </w:r>
+      <w:r>
+        <w:t xml:space="preserve"> – Template parameters</w:t>
       </w:r>
       <w:bookmarkEnd w:id="9"/>
     </w:p>
@@ -11745,6 +11664,213 @@
         <w:t>Glossed over in the previous section was the fact that interventions need to be linked with the parameter it is to change. We considered several methods for making this link before deciding on “template parameters”. This method seemed preferable to keeping a mapping of arbitrary keys and parameters and is less unwieldy in the Excel input sheet interface.</w:t>
       </w:r>
     </w:p>
+    <w:p>
+      <w:r>
+        <w:t>Template parameters can be added anywhere in the XML between an opening and closing tag. As an example:</w:t>
+      </w:r>
+    </w:p>
+    <w:p>
+      <w:pPr>
+        <w:rPr>
+          <w:rFonts w:ascii="Consolas" w:hAnsi="Consolas" w:cs="Consolas"/>
+        </w:rPr>
+      </w:pPr>
+      <w:r>
+        <w:rPr>
+          <w:rFonts w:ascii="Consolas" w:hAnsi="Consolas" w:cs="Consolas"/>
+        </w:rPr>
+        <w:t>&lt;</w:t>
+      </w:r>
+      <w:proofErr w:type="spellStart"/>
+      <w:proofErr w:type="gramStart"/>
+      <w:r>
+        <w:rPr>
+          <w:rFonts w:ascii="Consolas" w:hAnsi="Consolas" w:cs="Consolas"/>
+        </w:rPr>
+        <w:t>proportionHighRiskNonCsw</w:t>
+      </w:r>
+      <w:proofErr w:type="spellEnd"/>
+      <w:r>
+        <w:rPr>
+          <w:rFonts w:ascii="Consolas" w:hAnsi="Consolas" w:cs="Consolas"/>
+        </w:rPr>
+        <w:t>&gt;</w:t>
+      </w:r>
+      <w:proofErr w:type="gramEnd"/>
+      <w:r>
+        <w:rPr>
+          <w:rFonts w:ascii="Consolas" w:hAnsi="Consolas" w:cs="Consolas"/>
+        </w:rPr>
+        <w:t>0.1&lt;/</w:t>
+      </w:r>
+      <w:proofErr w:type="spellStart"/>
+      <w:r>
+        <w:rPr>
+          <w:rFonts w:ascii="Consolas" w:hAnsi="Consolas" w:cs="Consolas"/>
+        </w:rPr>
+        <w:t>proportionHighRiskNonCsw</w:t>
+      </w:r>
+      <w:proofErr w:type="spellEnd"/>
+      <w:r>
+        <w:rPr>
+          <w:rFonts w:ascii="Consolas" w:hAnsi="Consolas" w:cs="Consolas"/>
+        </w:rPr>
+        <w:t xml:space="preserve">&gt; </w:t>
+      </w:r>
+    </w:p>
+    <w:p>
+      <w:proofErr w:type="gramStart"/>
+      <w:r>
+        <w:t>becomes</w:t>
+      </w:r>
+      <w:proofErr w:type="gramEnd"/>
+    </w:p>
+    <w:p>
+      <w:pPr>
+        <w:rPr>
+          <w:rFonts w:ascii="Consolas" w:hAnsi="Consolas" w:cs="Consolas"/>
+        </w:rPr>
+      </w:pPr>
+      <w:r>
+        <w:rPr>
+          <w:rFonts w:ascii="Consolas" w:hAnsi="Consolas" w:cs="Consolas"/>
+        </w:rPr>
+        <w:t>&lt;</w:t>
+      </w:r>
+      <w:proofErr w:type="spellStart"/>
+      <w:proofErr w:type="gramStart"/>
+      <w:r>
+        <w:rPr>
+          <w:rFonts w:ascii="Consolas" w:hAnsi="Consolas" w:cs="Consolas"/>
+        </w:rPr>
+        <w:t>proportionHighRiskNonCsw</w:t>
+      </w:r>
+      <w:proofErr w:type="spellEnd"/>
+      <w:proofErr w:type="gramEnd"/>
+      <w:r>
+        <w:rPr>
+          <w:rFonts w:ascii="Consolas" w:hAnsi="Consolas" w:cs="Consolas"/>
+        </w:rPr>
+        <w:t xml:space="preserve">&gt;&lt;parameter key=”$proportion_high_risk”&gt;0.1&lt;/parameter&gt;&lt;/proportionHighRiskNonCsw&gt; </w:t>
+      </w:r>
+    </w:p>
+    <w:p>
+      <w:r>
+        <w:t>In this case 0.1 remains the default value. “$</w:t>
+      </w:r>
+      <w:proofErr w:type="spellStart"/>
+      <w:r>
+        <w:t>proportion_high_risk</w:t>
+      </w:r>
+      <w:proofErr w:type="spellEnd"/>
+      <w:r>
+        <w:t>” becomes the key which can be used to refer to this parameter in the interventions section. It is an arbitrary value (i.e. we could have called it “$1”). If we wanted to change this value during the model execution, we could create a population intervention like this:</w:t>
+      </w:r>
+    </w:p>
+    <w:p>
+      <w:pPr>
+        <w:spacing w:line="240" w:lineRule="auto"/>
+        <w:contextualSpacing/>
+        <w:rPr>
+          <w:rFonts w:ascii="Consolas" w:hAnsi="Consolas" w:cs="Consolas"/>
+        </w:rPr>
+      </w:pPr>
+      <w:r>
+        <w:rPr>
+          <w:rFonts w:ascii="Consolas" w:hAnsi="Consolas" w:cs="Consolas"/>
+        </w:rPr>
+        <w:t>&lt;</w:t>
+      </w:r>
+      <w:proofErr w:type="spellStart"/>
+      <w:proofErr w:type="gramStart"/>
+      <w:r>
+        <w:rPr>
+          <w:rFonts w:ascii="Consolas" w:hAnsi="Consolas" w:cs="Consolas"/>
+        </w:rPr>
+        <w:t>generalInterventions</w:t>
+      </w:r>
+      <w:proofErr w:type="spellEnd"/>
+      <w:proofErr w:type="gramEnd"/>
+      <w:r>
+        <w:rPr>
+          <w:rFonts w:ascii="Consolas" w:hAnsi="Consolas" w:cs="Consolas"/>
+        </w:rPr>
+        <w:t>&gt;</w:t>
+      </w:r>
+    </w:p>
+    <w:p>
+      <w:pPr>
+        <w:spacing w:line="240" w:lineRule="auto"/>
+        <w:contextualSpacing/>
+        <w:rPr>
+          <w:rFonts w:ascii="Consolas" w:hAnsi="Consolas" w:cs="Consolas"/>
+        </w:rPr>
+      </w:pPr>
+      <w:r>
+        <w:rPr>
+          <w:rFonts w:ascii="Consolas" w:hAnsi="Consolas" w:cs="Consolas"/>
+        </w:rPr>
+        <w:t>&lt;intervention key=”$</w:t>
+      </w:r>
+      <w:proofErr w:type="spellStart"/>
+      <w:r>
+        <w:rPr>
+          <w:rFonts w:ascii="Consolas" w:hAnsi="Consolas" w:cs="Consolas"/>
+        </w:rPr>
+        <w:t>proportion_high_risk</w:t>
+      </w:r>
+      <w:proofErr w:type="spellEnd"/>
+      <w:r>
+        <w:rPr>
+          <w:rFonts w:ascii="Consolas" w:hAnsi="Consolas" w:cs="Consolas"/>
+        </w:rPr>
+        <w:t>” time=”700” value=”0.2” /&gt;</w:t>
+      </w:r>
+    </w:p>
+    <w:p>
+      <w:pPr>
+        <w:spacing w:line="240" w:lineRule="auto"/>
+        <w:contextualSpacing/>
+        <w:rPr>
+          <w:rFonts w:ascii="Consolas" w:hAnsi="Consolas" w:cs="Consolas"/>
+        </w:rPr>
+      </w:pPr>
+      <w:r>
+        <w:rPr>
+          <w:rFonts w:ascii="Consolas" w:hAnsi="Consolas" w:cs="Consolas"/>
+        </w:rPr>
+        <w:t>&lt;/</w:t>
+      </w:r>
+      <w:proofErr w:type="spellStart"/>
+      <w:r>
+        <w:rPr>
+          <w:rFonts w:ascii="Consolas" w:hAnsi="Consolas" w:cs="Consolas"/>
+        </w:rPr>
+        <w:t>generalInterventions</w:t>
+      </w:r>
+      <w:proofErr w:type="spellEnd"/>
+      <w:r>
+        <w:rPr>
+          <w:rFonts w:ascii="Consolas" w:hAnsi="Consolas" w:cs="Consolas"/>
+        </w:rPr>
+        <w:t>&gt;</w:t>
+      </w:r>
+    </w:p>
+    <w:p>
+      <w:pPr>
+        <w:spacing w:line="240" w:lineRule="auto"/>
+        <w:contextualSpacing/>
+        <w:rPr>
+          <w:rFonts w:ascii="Consolas" w:hAnsi="Consolas" w:cs="Consolas"/>
+        </w:rPr>
+      </w:pPr>
+    </w:p>
+    <w:p>
+      <w:r>
+        <w:t>This would have the effect of changing proportion high risk of non-CSWs to 20% at month 700.</w:t>
+      </w:r>
+    </w:p>
+    <w:p/>
     <w:p>
       <w:r>
         <w:br w:type="page"/>
@@ -11758,14 +11884,186 @@
       <w:bookmarkStart w:id="10" w:name="_Toc385439330"/>
       <w:r>
         <w:lastRenderedPageBreak/>
-        <w:t>3.4.0 – Dynamic rollout proportion</w:t>
+        <w:t>3.4</w:t>
+      </w:r>
+      <w:r>
+        <w:t xml:space="preserve"> – Dynamic rollout proportion</w:t>
       </w:r>
       <w:bookmarkEnd w:id="10"/>
     </w:p>
     <w:p>
+      <w:r>
+        <w:t xml:space="preserve">As a result of the multi-month testing and treatment cascade required for someone to move from being untreated to treated, it is difficult to predict exactly how many people will be treated. What we call </w:t>
+      </w:r>
+      <w:proofErr w:type="spellStart"/>
+      <w:r>
+        <w:t>targetRolloutProportion</w:t>
+      </w:r>
+      <w:proofErr w:type="spellEnd"/>
+      <w:r>
+        <w:t xml:space="preserve"> is effectively the number of people who have “access to treatment” (i.e. have started the testing and treatment cascade). Some people in this cascade may have access but may not be tested immediately. They may also be tested but receive a false negative result. The issue arises when these people take up treatment slots but never actually start treatment. </w:t>
+      </w:r>
+    </w:p>
+    <w:p>
+      <w:r>
+        <w:t>To remedy this, we have introduced a new concept called dynamic rollout proportion. When this feature is enabled, a correction factor is calculated as the number of people accessing treatment divided by the number of people on treatment. The number of people accessing treatment is then increased by the same factor. Assuming that this factor remains relatively constant, this ensures that the correct number of people actually receives treatment.</w:t>
+      </w:r>
+    </w:p>
+    <w:p>
+      <w:r>
+        <w:t>Because the correct correction factor might change over time, there is a variable feedback period defined as an input parameter given in months. At the end of the period, the factor is adjusted up or down as needed. An appropriate value for this parameter depends on the duration of the testing and treatment cascade. If people are tested often, it might be a short period. It should depend on the average amount of time between someone receiving access to treatment and actually starting treatment (or being lost in the interim).</w:t>
+      </w:r>
+    </w:p>
+    <w:p>
+      <w:r>
+        <w:br w:type="page"/>
+      </w:r>
+    </w:p>
+    <w:p>
+      <w:pPr>
+        <w:pStyle w:val="Title"/>
+      </w:pPr>
+      <w:r>
+        <w:lastRenderedPageBreak/>
+        <w:t>3.5 – Technical changes</w:t>
+      </w:r>
+    </w:p>
+    <w:p>
+      <w:r>
+        <w:t xml:space="preserve">-Added a new component, </w:t>
+      </w:r>
+      <w:proofErr w:type="spellStart"/>
+      <w:r>
+        <w:t>RunTimePredictor</w:t>
+      </w:r>
+      <w:proofErr w:type="spellEnd"/>
+      <w:r>
+        <w:t xml:space="preserve">, which dynamically fits a polynomial curve to the population </w:t>
+      </w:r>
+      <w:r>
+        <w:t>so far to predict future population size. By comparing the integral of the population in the past</w:t>
+      </w:r>
+      <w:r>
+        <w:t xml:space="preserve"> to the integral of the predicted</w:t>
+      </w:r>
+      <w:r>
+        <w:t xml:space="preserve"> curve, we can now estimate the time until a run finishes more accurately (</w:t>
+      </w:r>
+      <w:r>
+        <w:t xml:space="preserve">e.g. </w:t>
+      </w:r>
+      <w:proofErr w:type="spellStart"/>
+      <w:r>
+        <w:t>timestep</w:t>
+      </w:r>
+      <w:proofErr w:type="spellEnd"/>
+      <w:r>
+        <w:t xml:space="preserve"> 600 is often less</w:t>
+      </w:r>
       <w:bookmarkStart w:id="11" w:name="_GoBack"/>
       <w:bookmarkEnd w:id="11"/>
       <w:r>
+        <w:t xml:space="preserve"> than 33% completed in terms of time due to exponential population growth).</w:t>
+      </w:r>
+    </w:p>
+    <w:p>
+      <w:r>
+        <w:t>-Corrected any warnings detected in GCC and Clang compilers.</w:t>
+      </w:r>
+    </w:p>
+    <w:p>
+      <w:r>
+        <w:t xml:space="preserve">-Fixed bug that prevented a random seed from being used (random number generator would be started in an undefined state as </w:t>
+      </w:r>
+      <w:proofErr w:type="spellStart"/>
+      <w:r>
+        <w:t>RandomNumberGenerator</w:t>
+      </w:r>
+      <w:proofErr w:type="spellEnd"/>
+      <w:r>
+        <w:t xml:space="preserve">::reset was not being called when </w:t>
+      </w:r>
+      <w:proofErr w:type="spellStart"/>
+      <w:r>
+        <w:t>fixedSeed</w:t>
+      </w:r>
+      <w:proofErr w:type="spellEnd"/>
+      <w:r>
+        <w:t xml:space="preserve"> was set to -1. This also prevented the true seed from being written to the infections file.</w:t>
+      </w:r>
+    </w:p>
+    <w:p>
+      <w:r>
+        <w:t xml:space="preserve">-Continued improving </w:t>
+      </w:r>
+      <w:proofErr w:type="spellStart"/>
+      <w:r>
+        <w:t>const</w:t>
+      </w:r>
+      <w:proofErr w:type="spellEnd"/>
+      <w:r>
+        <w:t>-correctness.</w:t>
+      </w:r>
+    </w:p>
+    <w:p>
+      <w:r>
+        <w:t>-Removed default constructor for Person.</w:t>
+      </w:r>
+    </w:p>
+    <w:p>
+      <w:r>
+        <w:t>-Allowed generation of infection to be recorded for generations greater than 5.</w:t>
+      </w:r>
+    </w:p>
+    <w:p>
+      <w:r>
+        <w:t>-Removed unused method, Person::fling.</w:t>
+      </w:r>
+    </w:p>
+    <w:p>
+      <w:r>
+        <w:t>-Continued converting arrays for sexual behavior to maps in preparation for new partnership types for MSM model.</w:t>
+      </w:r>
+    </w:p>
+    <w:p>
+      <w:r>
+        <w:t xml:space="preserve">-Added template method for </w:t>
+      </w:r>
+      <w:proofErr w:type="spellStart"/>
+      <w:r>
+        <w:t>DemographicProfile</w:t>
+      </w:r>
+      <w:proofErr w:type="spellEnd"/>
+      <w:r>
+        <w:t xml:space="preserve">, </w:t>
+      </w:r>
+      <w:proofErr w:type="spellStart"/>
+      <w:r>
+        <w:t>DemographicProfile</w:t>
+      </w:r>
+      <w:proofErr w:type="spellEnd"/>
+      <w:r>
+        <w:t>::</w:t>
+      </w:r>
+      <w:proofErr w:type="spellStart"/>
+      <w:proofErr w:type="gramStart"/>
+      <w:r>
+        <w:t>getDemographicProfileVal</w:t>
+      </w:r>
+      <w:proofErr w:type="spellEnd"/>
+      <w:r>
+        <w:t>(</w:t>
+      </w:r>
+      <w:proofErr w:type="gramEnd"/>
+      <w:r>
+        <w:t>), to reduce the number of casts.</w:t>
+      </w:r>
+    </w:p>
+    <w:p>
+      <w:r>
+        <w:t>-Prevent males from being circumcised twice.</w:t>
+      </w:r>
+      <w:r>
         <w:br w:type="page"/>
       </w:r>
     </w:p>
@@ -11777,11 +12075,3495 @@
       <w:bookmarkStart w:id="12" w:name="_Toc385439331"/>
       <w:r>
         <w:lastRenderedPageBreak/>
-        <w:t>3.4.0 – XML Reorganization</w:t>
+        <w:t>3.</w:t>
       </w:r>
       <w:bookmarkEnd w:id="12"/>
-    </w:p>
+      <w:r>
+        <w:t xml:space="preserve">5 </w:t>
+      </w:r>
+      <w:r>
+        <w:t>– Target groups</w:t>
+      </w:r>
+    </w:p>
+    <w:p>
+      <w:r>
+        <w:t>The concept of “target groups” has been added to the model. These are similar to groups in experimental studies. If we assume we are replicating an observational study, this might also be called a cohort. A group is all people who meet a set of eligibility criteria. Criteria are similar to those previously used as targets for targeted interventions. They are as follows:</w:t>
+      </w:r>
+    </w:p>
+    <w:p>
+      <w:r>
+        <w:t>To allow for more realistic experimental designs, target groups are further divided into partitions. Every member of the population who meets the group criteria are randomly assigned one of the partitions. Each partition receives a defined percentage of the newly joined people.</w:t>
+      </w:r>
+    </w:p>
+    <w:p>
+      <w:r>
+        <w:t>Every partition can have zero or more interventions applied to it. For now, interventions are applied immediately when someone joins the partition. Once someone has joined a partition, they remain in that partition until death even if they become ineligible later.</w:t>
+      </w:r>
+    </w:p>
+    <w:p>
+      <w:r>
+        <w:t>A full definition of a group with a control and treatment partition can be found below.</w:t>
+      </w:r>
+      <w:r>
+        <w:t xml:space="preserve"> The syntax for interventions is defined in the next section.</w:t>
+      </w:r>
+    </w:p>
+    <w:p>
+      <w:pPr>
+        <w:spacing w:line="240" w:lineRule="auto"/>
+        <w:contextualSpacing/>
+        <w:rPr>
+          <w:rFonts w:ascii="Consolas" w:hAnsi="Consolas" w:cs="Consolas"/>
+        </w:rPr>
+      </w:pPr>
+      <w:r>
+        <w:rPr>
+          <w:rFonts w:ascii="Consolas" w:hAnsi="Consolas" w:cs="Consolas"/>
+        </w:rPr>
+        <w:t>&lt;</w:t>
+      </w:r>
+      <w:proofErr w:type="gramStart"/>
+      <w:r>
+        <w:rPr>
+          <w:rFonts w:ascii="Consolas" w:hAnsi="Consolas" w:cs="Consolas"/>
+        </w:rPr>
+        <w:t>target-groups</w:t>
+      </w:r>
+      <w:proofErr w:type="gramEnd"/>
+      <w:r>
+        <w:rPr>
+          <w:rFonts w:ascii="Consolas" w:hAnsi="Consolas" w:cs="Consolas"/>
+        </w:rPr>
+        <w:t>&gt;</w:t>
+      </w:r>
+    </w:p>
+    <w:p>
+      <w:pPr>
+        <w:spacing w:line="240" w:lineRule="auto"/>
+        <w:contextualSpacing/>
+        <w:rPr>
+          <w:rFonts w:ascii="Consolas" w:hAnsi="Consolas" w:cs="Consolas"/>
+        </w:rPr>
+      </w:pPr>
+      <w:r>
+        <w:rPr>
+          <w:rFonts w:ascii="Consolas" w:hAnsi="Consolas" w:cs="Consolas"/>
+        </w:rPr>
+        <w:t xml:space="preserve">  &lt;target-group id=”g</w:t>
+      </w:r>
+      <w:r>
+        <w:rPr>
+          <w:rFonts w:ascii="Consolas" w:hAnsi="Consolas" w:cs="Consolas"/>
+        </w:rPr>
+        <w:t>roup1”&gt;</w:t>
+      </w:r>
+    </w:p>
+    <w:p>
+      <w:pPr>
+        <w:spacing w:line="240" w:lineRule="auto"/>
+        <w:contextualSpacing/>
+        <w:rPr>
+          <w:rFonts w:ascii="Consolas" w:hAnsi="Consolas" w:cs="Consolas"/>
+        </w:rPr>
+      </w:pPr>
+      <w:r>
+        <w:rPr>
+          <w:rFonts w:ascii="Consolas" w:hAnsi="Consolas" w:cs="Consolas"/>
+        </w:rPr>
+        <w:t xml:space="preserve">  </w:t>
+      </w:r>
+      <w:r>
+        <w:rPr>
+          <w:rFonts w:ascii="Consolas" w:hAnsi="Consolas" w:cs="Consolas"/>
+        </w:rPr>
+        <w:t xml:space="preserve">  </w:t>
+      </w:r>
+      <w:r>
+        <w:rPr>
+          <w:rFonts w:ascii="Consolas" w:hAnsi="Consolas" w:cs="Consolas"/>
+        </w:rPr>
+        <w:t>&lt;enrollment-time&gt;</w:t>
+      </w:r>
+      <w:r>
+        <w:rPr>
+          <w:rFonts w:ascii="Consolas" w:hAnsi="Consolas" w:cs="Consolas"/>
+        </w:rPr>
+        <w:t>600&lt;/enrollment-time&gt;</w:t>
+      </w:r>
+    </w:p>
+    <w:p>
+      <w:pPr>
+        <w:spacing w:line="240" w:lineRule="auto"/>
+        <w:contextualSpacing/>
+        <w:rPr>
+          <w:rFonts w:ascii="Consolas" w:hAnsi="Consolas" w:cs="Consolas"/>
+        </w:rPr>
+      </w:pPr>
+      <w:r>
+        <w:rPr>
+          <w:rFonts w:ascii="Consolas" w:hAnsi="Consolas" w:cs="Consolas"/>
+        </w:rPr>
+        <w:t xml:space="preserve">  </w:t>
+      </w:r>
+      <w:r>
+        <w:rPr>
+          <w:rFonts w:ascii="Consolas" w:hAnsi="Consolas" w:cs="Consolas"/>
+        </w:rPr>
+        <w:t xml:space="preserve">  </w:t>
+      </w:r>
+      <w:r>
+        <w:rPr>
+          <w:rFonts w:ascii="Consolas" w:hAnsi="Consolas" w:cs="Consolas"/>
+        </w:rPr>
+        <w:t>&lt;eligibility&gt;</w:t>
+      </w:r>
+    </w:p>
+    <w:p>
+      <w:pPr>
+        <w:spacing w:line="240" w:lineRule="auto"/>
+        <w:contextualSpacing/>
+        <w:rPr>
+          <w:rFonts w:ascii="Consolas" w:hAnsi="Consolas" w:cs="Consolas"/>
+        </w:rPr>
+      </w:pPr>
+      <w:r>
+        <w:rPr>
+          <w:rFonts w:ascii="Consolas" w:hAnsi="Consolas" w:cs="Consolas"/>
+        </w:rPr>
+        <w:t xml:space="preserve">  </w:t>
+      </w:r>
+      <w:r>
+        <w:rPr>
+          <w:rFonts w:ascii="Consolas" w:hAnsi="Consolas" w:cs="Consolas"/>
+        </w:rPr>
+        <w:t xml:space="preserve">  </w:t>
+      </w:r>
+      <w:r>
+        <w:rPr>
+          <w:rFonts w:ascii="Consolas" w:hAnsi="Consolas" w:cs="Consolas"/>
+        </w:rPr>
+        <w:t xml:space="preserve">  </w:t>
+      </w:r>
+      <w:r>
+        <w:rPr>
+          <w:rFonts w:ascii="Consolas" w:hAnsi="Consolas" w:cs="Consolas"/>
+        </w:rPr>
+        <w:t>&lt;gender&gt;male&lt;/gender&gt;</w:t>
+      </w:r>
+    </w:p>
+    <w:p>
+      <w:pPr>
+        <w:spacing w:line="240" w:lineRule="auto"/>
+        <w:contextualSpacing/>
+        <w:rPr>
+          <w:rFonts w:ascii="Consolas" w:hAnsi="Consolas" w:cs="Consolas"/>
+        </w:rPr>
+      </w:pPr>
+      <w:r>
+        <w:rPr>
+          <w:rFonts w:ascii="Consolas" w:hAnsi="Consolas" w:cs="Consolas"/>
+        </w:rPr>
+        <w:t xml:space="preserve">  </w:t>
+      </w:r>
+      <w:r>
+        <w:rPr>
+          <w:rFonts w:ascii="Consolas" w:hAnsi="Consolas" w:cs="Consolas"/>
+        </w:rPr>
+        <w:t xml:space="preserve">    </w:t>
+      </w:r>
+      <w:r>
+        <w:rPr>
+          <w:rFonts w:ascii="Consolas" w:hAnsi="Consolas" w:cs="Consolas"/>
+        </w:rPr>
+        <w:t>&lt;</w:t>
+      </w:r>
+      <w:proofErr w:type="gramStart"/>
+      <w:r>
+        <w:rPr>
+          <w:rFonts w:ascii="Consolas" w:hAnsi="Consolas" w:cs="Consolas"/>
+        </w:rPr>
+        <w:t>circumcised&gt;</w:t>
+      </w:r>
+      <w:proofErr w:type="gramEnd"/>
+      <w:r>
+        <w:rPr>
+          <w:rFonts w:ascii="Consolas" w:hAnsi="Consolas" w:cs="Consolas"/>
+        </w:rPr>
+        <w:t>false</w:t>
+      </w:r>
+      <w:r>
+        <w:rPr>
+          <w:rFonts w:ascii="Consolas" w:hAnsi="Consolas" w:cs="Consolas"/>
+        </w:rPr>
+        <w:t>&lt;/circumcised&gt;</w:t>
+      </w:r>
+    </w:p>
+    <w:p>
+      <w:pPr>
+        <w:spacing w:line="240" w:lineRule="auto"/>
+        <w:contextualSpacing/>
+        <w:rPr>
+          <w:rFonts w:ascii="Consolas" w:hAnsi="Consolas" w:cs="Consolas"/>
+        </w:rPr>
+      </w:pPr>
+      <w:r>
+        <w:rPr>
+          <w:rFonts w:ascii="Consolas" w:hAnsi="Consolas" w:cs="Consolas"/>
+        </w:rPr>
+        <w:t xml:space="preserve">  </w:t>
+      </w:r>
+      <w:r>
+        <w:rPr>
+          <w:rFonts w:ascii="Consolas" w:hAnsi="Consolas" w:cs="Consolas"/>
+        </w:rPr>
+        <w:t xml:space="preserve">  </w:t>
+      </w:r>
+      <w:r>
+        <w:rPr>
+          <w:rFonts w:ascii="Consolas" w:hAnsi="Consolas" w:cs="Consolas"/>
+        </w:rPr>
+        <w:t>&lt;/eligibility&gt;</w:t>
+      </w:r>
+    </w:p>
+    <w:p>
+      <w:pPr>
+        <w:spacing w:line="240" w:lineRule="auto"/>
+        <w:contextualSpacing/>
+        <w:rPr>
+          <w:rFonts w:ascii="Consolas" w:hAnsi="Consolas" w:cs="Consolas"/>
+        </w:rPr>
+      </w:pPr>
+      <w:r>
+        <w:rPr>
+          <w:rFonts w:ascii="Consolas" w:hAnsi="Consolas" w:cs="Consolas"/>
+        </w:rPr>
+        <w:t xml:space="preserve">    </w:t>
+      </w:r>
+      <w:r>
+        <w:rPr>
+          <w:rFonts w:ascii="Consolas" w:hAnsi="Consolas" w:cs="Consolas"/>
+        </w:rPr>
+        <w:t>&lt;partitions&gt;</w:t>
+      </w:r>
+    </w:p>
+    <w:p>
+      <w:pPr>
+        <w:spacing w:line="240" w:lineRule="auto"/>
+        <w:contextualSpacing/>
+        <w:rPr>
+          <w:rFonts w:ascii="Consolas" w:hAnsi="Consolas" w:cs="Consolas"/>
+        </w:rPr>
+      </w:pPr>
+      <w:r>
+        <w:rPr>
+          <w:rFonts w:ascii="Consolas" w:hAnsi="Consolas" w:cs="Consolas"/>
+        </w:rPr>
+        <w:t xml:space="preserve">      </w:t>
+      </w:r>
+      <w:r>
+        <w:rPr>
+          <w:rFonts w:ascii="Consolas" w:hAnsi="Consolas" w:cs="Consolas"/>
+        </w:rPr>
+        <w:t>&lt;partition id=”treatment”&gt;</w:t>
+      </w:r>
+    </w:p>
+    <w:p>
+      <w:pPr>
+        <w:spacing w:line="240" w:lineRule="auto"/>
+        <w:contextualSpacing/>
+        <w:rPr>
+          <w:rFonts w:ascii="Consolas" w:hAnsi="Consolas" w:cs="Consolas"/>
+        </w:rPr>
+      </w:pPr>
+      <w:r>
+        <w:rPr>
+          <w:rFonts w:ascii="Consolas" w:hAnsi="Consolas" w:cs="Consolas"/>
+        </w:rPr>
+        <w:t xml:space="preserve">      </w:t>
+      </w:r>
+      <w:r>
+        <w:rPr>
+          <w:rFonts w:ascii="Consolas" w:hAnsi="Consolas" w:cs="Consolas"/>
+        </w:rPr>
+        <w:t>&lt;proportion&gt;0.5&lt;/proportion&gt;</w:t>
+      </w:r>
+    </w:p>
+    <w:p>
+      <w:pPr>
+        <w:spacing w:line="240" w:lineRule="auto"/>
+        <w:contextualSpacing/>
+        <w:rPr>
+          <w:rFonts w:ascii="Consolas" w:hAnsi="Consolas" w:cs="Consolas"/>
+        </w:rPr>
+      </w:pPr>
+      <w:r>
+        <w:rPr>
+          <w:rFonts w:ascii="Consolas" w:hAnsi="Consolas" w:cs="Consolas"/>
+        </w:rPr>
+        <w:t xml:space="preserve">      </w:t>
+      </w:r>
+      <w:r>
+        <w:rPr>
+          <w:rFonts w:ascii="Consolas" w:hAnsi="Consolas" w:cs="Consolas"/>
+        </w:rPr>
+        <w:t>&lt;trace&gt;true&lt;/trace&gt;</w:t>
+      </w:r>
+    </w:p>
+    <w:p>
+      <w:pPr>
+        <w:spacing w:line="240" w:lineRule="auto"/>
+        <w:contextualSpacing/>
+        <w:rPr>
+          <w:rFonts w:ascii="Consolas" w:hAnsi="Consolas" w:cs="Consolas"/>
+        </w:rPr>
+      </w:pPr>
+      <w:r>
+        <w:rPr>
+          <w:rFonts w:ascii="Consolas" w:hAnsi="Consolas" w:cs="Consolas"/>
+        </w:rPr>
+        <w:t xml:space="preserve">      </w:t>
+      </w:r>
+      <w:r>
+        <w:rPr>
+          <w:rFonts w:ascii="Consolas" w:hAnsi="Consolas" w:cs="Consolas"/>
+        </w:rPr>
+        <w:t>&lt;interventions&gt;</w:t>
+      </w:r>
+    </w:p>
+    <w:p>
+      <w:pPr>
+        <w:spacing w:line="240" w:lineRule="auto"/>
+        <w:contextualSpacing/>
+        <w:rPr>
+          <w:rFonts w:ascii="Consolas" w:hAnsi="Consolas" w:cs="Consolas"/>
+        </w:rPr>
+      </w:pPr>
+      <w:r>
+        <w:rPr>
+          <w:rFonts w:ascii="Consolas" w:hAnsi="Consolas" w:cs="Consolas"/>
+        </w:rPr>
+        <w:t xml:space="preserve">        </w:t>
+      </w:r>
+      <w:r>
+        <w:rPr>
+          <w:rFonts w:ascii="Consolas" w:hAnsi="Consolas" w:cs="Consolas"/>
+        </w:rPr>
+        <w:t>&lt;</w:t>
+      </w:r>
+      <w:r>
+        <w:rPr>
+          <w:rFonts w:ascii="Consolas" w:hAnsi="Consolas" w:cs="Consolas"/>
+        </w:rPr>
+        <w:t>circumcise /&gt;</w:t>
+      </w:r>
+    </w:p>
+    <w:p>
+      <w:pPr>
+        <w:spacing w:line="240" w:lineRule="auto"/>
+        <w:contextualSpacing/>
+        <w:rPr>
+          <w:rFonts w:ascii="Consolas" w:hAnsi="Consolas" w:cs="Consolas"/>
+        </w:rPr>
+      </w:pPr>
+      <w:r>
+        <w:rPr>
+          <w:rFonts w:ascii="Consolas" w:hAnsi="Consolas" w:cs="Consolas"/>
+        </w:rPr>
+        <w:t xml:space="preserve">      </w:t>
+      </w:r>
+      <w:r>
+        <w:rPr>
+          <w:rFonts w:ascii="Consolas" w:hAnsi="Consolas" w:cs="Consolas"/>
+        </w:rPr>
+        <w:t>&lt;/interventions&gt;</w:t>
+      </w:r>
+    </w:p>
+    <w:p>
+      <w:pPr>
+        <w:spacing w:line="240" w:lineRule="auto"/>
+        <w:contextualSpacing/>
+        <w:rPr>
+          <w:rFonts w:ascii="Consolas" w:hAnsi="Consolas" w:cs="Consolas"/>
+        </w:rPr>
+      </w:pPr>
+      <w:r>
+        <w:rPr>
+          <w:rFonts w:ascii="Consolas" w:hAnsi="Consolas" w:cs="Consolas"/>
+        </w:rPr>
+        <w:t xml:space="preserve">    </w:t>
+      </w:r>
+      <w:r>
+        <w:rPr>
+          <w:rFonts w:ascii="Consolas" w:hAnsi="Consolas" w:cs="Consolas"/>
+        </w:rPr>
+        <w:t>&lt;/partition&gt;</w:t>
+      </w:r>
+    </w:p>
+    <w:p>
+      <w:pPr>
+        <w:spacing w:line="240" w:lineRule="auto"/>
+        <w:contextualSpacing/>
+        <w:rPr>
+          <w:rFonts w:ascii="Consolas" w:hAnsi="Consolas" w:cs="Consolas"/>
+        </w:rPr>
+      </w:pPr>
+      <w:r>
+        <w:rPr>
+          <w:rFonts w:ascii="Consolas" w:hAnsi="Consolas" w:cs="Consolas"/>
+        </w:rPr>
+        <w:t xml:space="preserve">    </w:t>
+      </w:r>
+      <w:r>
+        <w:rPr>
+          <w:rFonts w:ascii="Consolas" w:hAnsi="Consolas" w:cs="Consolas"/>
+        </w:rPr>
+        <w:t>&lt;partition id=”treatment”&gt;</w:t>
+      </w:r>
+    </w:p>
+    <w:p>
+      <w:pPr>
+        <w:spacing w:line="240" w:lineRule="auto"/>
+        <w:contextualSpacing/>
+        <w:rPr>
+          <w:rFonts w:ascii="Consolas" w:hAnsi="Consolas" w:cs="Consolas"/>
+        </w:rPr>
+      </w:pPr>
+      <w:r>
+        <w:rPr>
+          <w:rFonts w:ascii="Consolas" w:hAnsi="Consolas" w:cs="Consolas"/>
+        </w:rPr>
+        <w:t xml:space="preserve">      </w:t>
+      </w:r>
+      <w:r>
+        <w:rPr>
+          <w:rFonts w:ascii="Consolas" w:hAnsi="Consolas" w:cs="Consolas"/>
+        </w:rPr>
+        <w:t>&lt;proportion&gt;0.5&lt;/proportion&gt;</w:t>
+      </w:r>
+    </w:p>
+    <w:p>
+      <w:pPr>
+        <w:spacing w:line="240" w:lineRule="auto"/>
+        <w:contextualSpacing/>
+        <w:rPr>
+          <w:rFonts w:ascii="Consolas" w:hAnsi="Consolas" w:cs="Consolas"/>
+        </w:rPr>
+      </w:pPr>
+      <w:r>
+        <w:rPr>
+          <w:rFonts w:ascii="Consolas" w:hAnsi="Consolas" w:cs="Consolas"/>
+        </w:rPr>
+        <w:t xml:space="preserve">      </w:t>
+      </w:r>
+      <w:r>
+        <w:rPr>
+          <w:rFonts w:ascii="Consolas" w:hAnsi="Consolas" w:cs="Consolas"/>
+        </w:rPr>
+        <w:t>&lt;trace&gt;true&lt;/trace&gt;</w:t>
+      </w:r>
+    </w:p>
+    <w:p>
+      <w:pPr>
+        <w:spacing w:line="240" w:lineRule="auto"/>
+        <w:contextualSpacing/>
+        <w:rPr>
+          <w:rFonts w:ascii="Consolas" w:hAnsi="Consolas" w:cs="Consolas"/>
+        </w:rPr>
+      </w:pPr>
+      <w:r>
+        <w:rPr>
+          <w:rFonts w:ascii="Consolas" w:hAnsi="Consolas" w:cs="Consolas"/>
+        </w:rPr>
+        <w:t xml:space="preserve">    </w:t>
+      </w:r>
+      <w:r>
+        <w:rPr>
+          <w:rFonts w:ascii="Consolas" w:hAnsi="Consolas" w:cs="Consolas"/>
+        </w:rPr>
+        <w:t>&lt;/partition&gt;</w:t>
+      </w:r>
+    </w:p>
+    <w:p>
+      <w:pPr>
+        <w:spacing w:line="240" w:lineRule="auto"/>
+        <w:contextualSpacing/>
+        <w:rPr>
+          <w:rFonts w:ascii="Consolas" w:hAnsi="Consolas" w:cs="Consolas"/>
+        </w:rPr>
+      </w:pPr>
+      <w:r>
+        <w:rPr>
+          <w:rFonts w:ascii="Consolas" w:hAnsi="Consolas" w:cs="Consolas"/>
+        </w:rPr>
+        <w:t xml:space="preserve">  &lt;/target-group&gt;</w:t>
+      </w:r>
+    </w:p>
+    <w:p>
+      <w:pPr>
+        <w:spacing w:line="240" w:lineRule="auto"/>
+        <w:contextualSpacing/>
+        <w:rPr>
+          <w:rFonts w:ascii="Consolas" w:hAnsi="Consolas" w:cs="Consolas"/>
+        </w:rPr>
+      </w:pPr>
+      <w:r>
+        <w:rPr>
+          <w:rFonts w:ascii="Consolas" w:hAnsi="Consolas" w:cs="Consolas"/>
+        </w:rPr>
+        <w:t>&lt;/target-groups&gt;</w:t>
+      </w:r>
+    </w:p>
+    <w:p>
+      <w:pPr>
+        <w:spacing w:line="240" w:lineRule="auto"/>
+        <w:contextualSpacing/>
+        <w:rPr>
+          <w:rFonts w:ascii="Consolas" w:hAnsi="Consolas" w:cs="Consolas"/>
+        </w:rPr>
+      </w:pPr>
+    </w:p>
+    <w:p>
+      <w:r>
+        <w:br w:type="page"/>
+      </w:r>
+    </w:p>
+    <w:p>
+      <w:pPr>
+        <w:pStyle w:val="Title"/>
+      </w:pPr>
+      <w:r>
+        <w:lastRenderedPageBreak/>
+        <w:t>3.5 – New interventions</w:t>
+      </w:r>
+    </w:p>
+    <w:p>
+      <w:r>
+        <w:t>Three new interventions have been added to the model</w:t>
+      </w:r>
+      <w:r>
+        <w:t xml:space="preserve">: </w:t>
+      </w:r>
+      <w:proofErr w:type="spellStart"/>
+      <w:r>
+        <w:t>delaySexualActivity</w:t>
+      </w:r>
+      <w:proofErr w:type="spellEnd"/>
+      <w:r>
+        <w:t xml:space="preserve">, </w:t>
+      </w:r>
+      <w:proofErr w:type="spellStart"/>
+      <w:r>
+        <w:t>overrideCondomUseChance</w:t>
+      </w:r>
+      <w:proofErr w:type="spellEnd"/>
+      <w:r>
+        <w:t xml:space="preserve">, and </w:t>
+      </w:r>
+      <w:proofErr w:type="spellStart"/>
+      <w:r>
+        <w:t>partnershipRejectionChance</w:t>
+      </w:r>
+      <w:proofErr w:type="spellEnd"/>
+      <w:r>
+        <w:t xml:space="preserve">. </w:t>
+      </w:r>
+      <w:r>
+        <w:t>Additionally</w:t>
+      </w:r>
+      <w:r>
+        <w:t>, existing interventions have been modified to be easier and more logical to use. The previous mapping of template parameters to interventions has been r</w:t>
+      </w:r>
+      <w:r>
+        <w:t>eplaced by a set of</w:t>
+      </w:r>
+      <w:r>
+        <w:t xml:space="preserve"> interventions identified by category. They are as follows:</w:t>
+      </w:r>
+    </w:p>
+    <w:tbl>
+      <w:tblPr>
+        <w:tblW w:w="8509" w:type="dxa"/>
+        <w:tblInd w:w="93" w:type="dxa"/>
+        <w:tblBorders>
+          <w:top w:val="single" w:sz="4" w:space="0" w:color="auto"/>
+          <w:left w:val="single" w:sz="4" w:space="0" w:color="auto"/>
+          <w:bottom w:val="single" w:sz="4" w:space="0" w:color="auto"/>
+          <w:right w:val="single" w:sz="4" w:space="0" w:color="auto"/>
+          <w:insideH w:val="single" w:sz="6" w:space="0" w:color="auto"/>
+          <w:insideV w:val="single" w:sz="6" w:space="0" w:color="auto"/>
+        </w:tblBorders>
+        <w:tblLook w:val="04A0" w:firstRow="1" w:lastRow="0" w:firstColumn="1" w:lastColumn="0" w:noHBand="0" w:noVBand="1"/>
+      </w:tblPr>
+      <w:tblGrid>
+        <w:gridCol w:w="2753"/>
+        <w:gridCol w:w="1900"/>
+        <w:gridCol w:w="1560"/>
+        <w:gridCol w:w="2296"/>
+      </w:tblGrid>
+      <w:tr>
+        <w:trPr>
+          <w:trHeight w:val="300"/>
+        </w:trPr>
+        <w:tc>
+          <w:tcPr>
+            <w:tcW w:w="2753" w:type="dxa"/>
+            <w:shd w:val="clear" w:color="auto" w:fill="auto"/>
+            <w:noWrap/>
+            <w:vAlign w:val="bottom"/>
+          </w:tcPr>
+          <w:p>
+            <w:pPr>
+              <w:spacing w:after="0" w:line="240" w:lineRule="auto"/>
+              <w:rPr>
+                <w:rFonts w:ascii="Calibri" w:eastAsia="Times New Roman" w:hAnsi="Calibri" w:cs="Times New Roman"/>
+                <w:b/>
+                <w:color w:val="000000"/>
+              </w:rPr>
+            </w:pPr>
+            <w:r>
+              <w:rPr>
+                <w:rFonts w:ascii="Calibri" w:eastAsia="Times New Roman" w:hAnsi="Calibri" w:cs="Times New Roman"/>
+                <w:b/>
+                <w:color w:val="000000"/>
+              </w:rPr>
+              <w:t>Intervention</w:t>
+            </w:r>
+          </w:p>
+        </w:tc>
+        <w:tc>
+          <w:tcPr>
+            <w:tcW w:w="1900" w:type="dxa"/>
+            <w:shd w:val="clear" w:color="auto" w:fill="auto"/>
+            <w:noWrap/>
+            <w:vAlign w:val="bottom"/>
+          </w:tcPr>
+          <w:p>
+            <w:pPr>
+              <w:spacing w:after="0" w:line="240" w:lineRule="auto"/>
+              <w:rPr>
+                <w:rFonts w:ascii="Calibri" w:eastAsia="Times New Roman" w:hAnsi="Calibri" w:cs="Times New Roman"/>
+                <w:b/>
+                <w:color w:val="000000"/>
+              </w:rPr>
+            </w:pPr>
+            <w:r>
+              <w:rPr>
+                <w:rFonts w:ascii="Calibri" w:eastAsia="Times New Roman" w:hAnsi="Calibri" w:cs="Times New Roman"/>
+                <w:b/>
+                <w:color w:val="000000"/>
+              </w:rPr>
+              <w:t>Parameter1</w:t>
+            </w:r>
+          </w:p>
+        </w:tc>
+        <w:tc>
+          <w:tcPr>
+            <w:tcW w:w="1560" w:type="dxa"/>
+            <w:shd w:val="clear" w:color="auto" w:fill="auto"/>
+            <w:noWrap/>
+            <w:vAlign w:val="bottom"/>
+          </w:tcPr>
+          <w:p>
+            <w:pPr>
+              <w:spacing w:after="0" w:line="240" w:lineRule="auto"/>
+              <w:rPr>
+                <w:rFonts w:ascii="Calibri" w:eastAsia="Times New Roman" w:hAnsi="Calibri" w:cs="Times New Roman"/>
+                <w:b/>
+                <w:color w:val="000000"/>
+              </w:rPr>
+            </w:pPr>
+            <w:r>
+              <w:rPr>
+                <w:rFonts w:ascii="Calibri" w:eastAsia="Times New Roman" w:hAnsi="Calibri" w:cs="Times New Roman"/>
+                <w:b/>
+                <w:color w:val="000000"/>
+              </w:rPr>
+              <w:t>Parameter2</w:t>
+            </w:r>
+          </w:p>
+        </w:tc>
+        <w:tc>
+          <w:tcPr>
+            <w:tcW w:w="2296" w:type="dxa"/>
+            <w:shd w:val="clear" w:color="auto" w:fill="auto"/>
+            <w:noWrap/>
+            <w:vAlign w:val="bottom"/>
+          </w:tcPr>
+          <w:p>
+            <w:pPr>
+              <w:spacing w:after="0" w:line="240" w:lineRule="auto"/>
+              <w:rPr>
+                <w:rFonts w:ascii="Calibri" w:eastAsia="Times New Roman" w:hAnsi="Calibri" w:cs="Times New Roman"/>
+                <w:b/>
+                <w:color w:val="000000"/>
+              </w:rPr>
+            </w:pPr>
+            <w:r>
+              <w:rPr>
+                <w:rFonts w:ascii="Calibri" w:eastAsia="Times New Roman" w:hAnsi="Calibri" w:cs="Times New Roman"/>
+                <w:b/>
+                <w:color w:val="000000"/>
+              </w:rPr>
+              <w:t>Value</w:t>
+            </w:r>
+          </w:p>
+        </w:tc>
+      </w:tr>
+      <w:tr>
+        <w:trPr>
+          <w:trHeight w:val="300"/>
+        </w:trPr>
+        <w:tc>
+          <w:tcPr>
+            <w:tcW w:w="2753" w:type="dxa"/>
+            <w:shd w:val="clear" w:color="auto" w:fill="auto"/>
+            <w:noWrap/>
+            <w:vAlign w:val="bottom"/>
+            <w:hideMark/>
+          </w:tcPr>
+          <w:p>
+            <w:pPr>
+              <w:spacing w:after="0" w:line="240" w:lineRule="auto"/>
+              <w:rPr>
+                <w:rFonts w:ascii="Calibri" w:eastAsia="Times New Roman" w:hAnsi="Calibri" w:cs="Times New Roman"/>
+                <w:color w:val="000000"/>
+              </w:rPr>
+            </w:pPr>
+            <w:proofErr w:type="spellStart"/>
+            <w:r>
+              <w:rPr>
+                <w:rFonts w:ascii="Calibri" w:eastAsia="Times New Roman" w:hAnsi="Calibri" w:cs="Times New Roman"/>
+                <w:color w:val="000000"/>
+              </w:rPr>
+              <w:t>birthRate</w:t>
+            </w:r>
+            <w:proofErr w:type="spellEnd"/>
+          </w:p>
+        </w:tc>
+        <w:tc>
+          <w:tcPr>
+            <w:tcW w:w="1900" w:type="dxa"/>
+            <w:shd w:val="clear" w:color="auto" w:fill="auto"/>
+            <w:noWrap/>
+            <w:vAlign w:val="bottom"/>
+            <w:hideMark/>
+          </w:tcPr>
+          <w:p>
+            <w:pPr>
+              <w:spacing w:after="0" w:line="240" w:lineRule="auto"/>
+              <w:rPr>
+                <w:rFonts w:ascii="Calibri" w:eastAsia="Times New Roman" w:hAnsi="Calibri" w:cs="Times New Roman"/>
+                <w:color w:val="000000"/>
+              </w:rPr>
+            </w:pPr>
+            <w:r>
+              <w:rPr>
+                <w:rFonts w:ascii="Calibri" w:eastAsia="Times New Roman" w:hAnsi="Calibri" w:cs="Times New Roman"/>
+                <w:color w:val="000000"/>
+              </w:rPr>
+              <w:t>(none)</w:t>
+            </w:r>
+          </w:p>
+        </w:tc>
+        <w:tc>
+          <w:tcPr>
+            <w:tcW w:w="1560" w:type="dxa"/>
+            <w:shd w:val="clear" w:color="auto" w:fill="auto"/>
+            <w:noWrap/>
+            <w:vAlign w:val="bottom"/>
+            <w:hideMark/>
+          </w:tcPr>
+          <w:p>
+            <w:pPr>
+              <w:spacing w:after="0" w:line="240" w:lineRule="auto"/>
+              <w:rPr>
+                <w:rFonts w:ascii="Calibri" w:eastAsia="Times New Roman" w:hAnsi="Calibri" w:cs="Times New Roman"/>
+                <w:color w:val="000000"/>
+              </w:rPr>
+            </w:pPr>
+          </w:p>
+        </w:tc>
+        <w:tc>
+          <w:tcPr>
+            <w:tcW w:w="2296" w:type="dxa"/>
+            <w:shd w:val="clear" w:color="auto" w:fill="auto"/>
+            <w:noWrap/>
+            <w:vAlign w:val="bottom"/>
+            <w:hideMark/>
+          </w:tcPr>
+          <w:p>
+            <w:pPr>
+              <w:spacing w:after="0" w:line="240" w:lineRule="auto"/>
+              <w:rPr>
+                <w:rFonts w:ascii="Calibri" w:eastAsia="Times New Roman" w:hAnsi="Calibri" w:cs="Times New Roman"/>
+                <w:color w:val="000000"/>
+              </w:rPr>
+            </w:pPr>
+            <w:r>
+              <w:rPr>
+                <w:rFonts w:ascii="Calibri" w:eastAsia="Times New Roman" w:hAnsi="Calibri" w:cs="Times New Roman"/>
+                <w:color w:val="000000"/>
+              </w:rPr>
+              <w:t>&gt;=0</w:t>
+            </w:r>
+          </w:p>
+        </w:tc>
+      </w:tr>
+      <w:tr>
+        <w:trPr>
+          <w:trHeight w:val="300"/>
+        </w:trPr>
+        <w:tc>
+          <w:tcPr>
+            <w:tcW w:w="2753" w:type="dxa"/>
+            <w:shd w:val="clear" w:color="auto" w:fill="auto"/>
+            <w:noWrap/>
+            <w:vAlign w:val="bottom"/>
+            <w:hideMark/>
+          </w:tcPr>
+          <w:p>
+            <w:pPr>
+              <w:spacing w:after="0" w:line="240" w:lineRule="auto"/>
+              <w:rPr>
+                <w:rFonts w:ascii="Calibri" w:eastAsia="Times New Roman" w:hAnsi="Calibri" w:cs="Times New Roman"/>
+                <w:color w:val="000000"/>
+              </w:rPr>
+            </w:pPr>
+            <w:proofErr w:type="spellStart"/>
+            <w:r>
+              <w:rPr>
+                <w:rFonts w:ascii="Calibri" w:eastAsia="Times New Roman" w:hAnsi="Calibri" w:cs="Times New Roman"/>
+                <w:color w:val="000000"/>
+              </w:rPr>
+              <w:t>proportionMale</w:t>
+            </w:r>
+            <w:proofErr w:type="spellEnd"/>
+          </w:p>
+        </w:tc>
+        <w:tc>
+          <w:tcPr>
+            <w:tcW w:w="1900" w:type="dxa"/>
+            <w:shd w:val="clear" w:color="auto" w:fill="auto"/>
+            <w:noWrap/>
+            <w:vAlign w:val="bottom"/>
+            <w:hideMark/>
+          </w:tcPr>
+          <w:p>
+            <w:pPr>
+              <w:spacing w:after="0" w:line="240" w:lineRule="auto"/>
+              <w:rPr>
+                <w:rFonts w:ascii="Calibri" w:eastAsia="Times New Roman" w:hAnsi="Calibri" w:cs="Times New Roman"/>
+                <w:color w:val="000000"/>
+              </w:rPr>
+            </w:pPr>
+            <w:r>
+              <w:rPr>
+                <w:rFonts w:ascii="Calibri" w:eastAsia="Times New Roman" w:hAnsi="Calibri" w:cs="Times New Roman"/>
+                <w:color w:val="000000"/>
+              </w:rPr>
+              <w:t>(none)</w:t>
+            </w:r>
+          </w:p>
+        </w:tc>
+        <w:tc>
+          <w:tcPr>
+            <w:tcW w:w="1560" w:type="dxa"/>
+            <w:shd w:val="clear" w:color="auto" w:fill="auto"/>
+            <w:noWrap/>
+            <w:vAlign w:val="bottom"/>
+            <w:hideMark/>
+          </w:tcPr>
+          <w:p>
+            <w:pPr>
+              <w:spacing w:after="0" w:line="240" w:lineRule="auto"/>
+              <w:rPr>
+                <w:rFonts w:ascii="Calibri" w:eastAsia="Times New Roman" w:hAnsi="Calibri" w:cs="Times New Roman"/>
+                <w:color w:val="000000"/>
+              </w:rPr>
+            </w:pPr>
+          </w:p>
+        </w:tc>
+        <w:tc>
+          <w:tcPr>
+            <w:tcW w:w="2296" w:type="dxa"/>
+            <w:shd w:val="clear" w:color="auto" w:fill="auto"/>
+            <w:noWrap/>
+            <w:vAlign w:val="bottom"/>
+            <w:hideMark/>
+          </w:tcPr>
+          <w:p>
+            <w:pPr>
+              <w:spacing w:after="0" w:line="240" w:lineRule="auto"/>
+              <w:rPr>
+                <w:rFonts w:ascii="Calibri" w:eastAsia="Times New Roman" w:hAnsi="Calibri" w:cs="Times New Roman"/>
+                <w:color w:val="000000"/>
+              </w:rPr>
+            </w:pPr>
+            <w:r>
+              <w:rPr>
+                <w:rFonts w:ascii="Calibri" w:eastAsia="Times New Roman" w:hAnsi="Calibri" w:cs="Times New Roman"/>
+                <w:color w:val="000000"/>
+              </w:rPr>
+              <w:t>0-1</w:t>
+            </w:r>
+          </w:p>
+        </w:tc>
+      </w:tr>
+      <w:tr>
+        <w:trPr>
+          <w:trHeight w:val="300"/>
+        </w:trPr>
+        <w:tc>
+          <w:tcPr>
+            <w:tcW w:w="2753" w:type="dxa"/>
+            <w:shd w:val="clear" w:color="auto" w:fill="auto"/>
+            <w:noWrap/>
+            <w:vAlign w:val="bottom"/>
+            <w:hideMark/>
+          </w:tcPr>
+          <w:p>
+            <w:pPr>
+              <w:spacing w:after="0" w:line="240" w:lineRule="auto"/>
+              <w:rPr>
+                <w:rFonts w:ascii="Calibri" w:eastAsia="Times New Roman" w:hAnsi="Calibri" w:cs="Times New Roman"/>
+                <w:color w:val="000000"/>
+              </w:rPr>
+            </w:pPr>
+            <w:proofErr w:type="spellStart"/>
+            <w:r>
+              <w:rPr>
+                <w:rFonts w:ascii="Calibri" w:eastAsia="Times New Roman" w:hAnsi="Calibri" w:cs="Times New Roman"/>
+                <w:color w:val="000000"/>
+              </w:rPr>
+              <w:t>proportionCircumcised</w:t>
+            </w:r>
+            <w:proofErr w:type="spellEnd"/>
+          </w:p>
+        </w:tc>
+        <w:tc>
+          <w:tcPr>
+            <w:tcW w:w="1900" w:type="dxa"/>
+            <w:shd w:val="clear" w:color="auto" w:fill="auto"/>
+            <w:vAlign w:val="bottom"/>
+          </w:tcPr>
+          <w:p>
+            <w:pPr>
+              <w:spacing w:after="0" w:line="240" w:lineRule="auto"/>
+              <w:rPr>
+                <w:rFonts w:ascii="Calibri" w:eastAsia="Times New Roman" w:hAnsi="Calibri" w:cs="Times New Roman"/>
+                <w:color w:val="000000"/>
+              </w:rPr>
+            </w:pPr>
+            <w:r>
+              <w:rPr>
+                <w:rFonts w:ascii="Calibri" w:eastAsia="Times New Roman" w:hAnsi="Calibri" w:cs="Times New Roman"/>
+                <w:color w:val="000000"/>
+              </w:rPr>
+              <w:t>(none)</w:t>
+            </w:r>
+          </w:p>
+        </w:tc>
+        <w:tc>
+          <w:tcPr>
+            <w:tcW w:w="1560" w:type="dxa"/>
+            <w:shd w:val="clear" w:color="auto" w:fill="auto"/>
+            <w:noWrap/>
+            <w:vAlign w:val="bottom"/>
+            <w:hideMark/>
+          </w:tcPr>
+          <w:p>
+            <w:pPr>
+              <w:spacing w:after="0" w:line="240" w:lineRule="auto"/>
+              <w:rPr>
+                <w:rFonts w:ascii="Calibri" w:eastAsia="Times New Roman" w:hAnsi="Calibri" w:cs="Times New Roman"/>
+                <w:color w:val="000000"/>
+              </w:rPr>
+            </w:pPr>
+          </w:p>
+        </w:tc>
+        <w:tc>
+          <w:tcPr>
+            <w:tcW w:w="2296" w:type="dxa"/>
+            <w:shd w:val="clear" w:color="auto" w:fill="auto"/>
+            <w:noWrap/>
+            <w:vAlign w:val="bottom"/>
+            <w:hideMark/>
+          </w:tcPr>
+          <w:p>
+            <w:pPr>
+              <w:spacing w:after="0" w:line="240" w:lineRule="auto"/>
+              <w:rPr>
+                <w:rFonts w:ascii="Calibri" w:eastAsia="Times New Roman" w:hAnsi="Calibri" w:cs="Times New Roman"/>
+                <w:color w:val="000000"/>
+              </w:rPr>
+            </w:pPr>
+            <w:r>
+              <w:rPr>
+                <w:rFonts w:ascii="Calibri" w:eastAsia="Times New Roman" w:hAnsi="Calibri" w:cs="Times New Roman"/>
+                <w:color w:val="000000"/>
+              </w:rPr>
+              <w:t>0-1</w:t>
+            </w:r>
+          </w:p>
+        </w:tc>
+      </w:tr>
+      <w:tr>
+        <w:trPr>
+          <w:trHeight w:val="300"/>
+        </w:trPr>
+        <w:tc>
+          <w:tcPr>
+            <w:tcW w:w="2753" w:type="dxa"/>
+            <w:shd w:val="clear" w:color="auto" w:fill="auto"/>
+            <w:noWrap/>
+            <w:vAlign w:val="bottom"/>
+            <w:hideMark/>
+          </w:tcPr>
+          <w:p>
+            <w:pPr>
+              <w:spacing w:after="0" w:line="240" w:lineRule="auto"/>
+              <w:rPr>
+                <w:rFonts w:ascii="Calibri" w:eastAsia="Times New Roman" w:hAnsi="Calibri" w:cs="Times New Roman"/>
+                <w:color w:val="000000"/>
+              </w:rPr>
+            </w:pPr>
+            <w:proofErr w:type="spellStart"/>
+            <w:r>
+              <w:rPr>
+                <w:rFonts w:ascii="Calibri" w:eastAsia="Times New Roman" w:hAnsi="Calibri" w:cs="Times New Roman"/>
+                <w:color w:val="000000"/>
+              </w:rPr>
+              <w:t>proportionHighRisk</w:t>
+            </w:r>
+            <w:proofErr w:type="spellEnd"/>
+          </w:p>
+        </w:tc>
+        <w:tc>
+          <w:tcPr>
+            <w:tcW w:w="1900" w:type="dxa"/>
+            <w:shd w:val="clear" w:color="auto" w:fill="auto"/>
+            <w:noWrap/>
+            <w:vAlign w:val="bottom"/>
+            <w:hideMark/>
+          </w:tcPr>
+          <w:p>
+            <w:pPr>
+              <w:spacing w:after="0" w:line="240" w:lineRule="auto"/>
+              <w:rPr>
+                <w:rFonts w:ascii="Calibri" w:eastAsia="Times New Roman" w:hAnsi="Calibri" w:cs="Times New Roman"/>
+                <w:color w:val="000000"/>
+              </w:rPr>
+            </w:pPr>
+            <w:r>
+              <w:rPr>
+                <w:rFonts w:ascii="Calibri" w:eastAsia="Times New Roman" w:hAnsi="Calibri" w:cs="Times New Roman"/>
+                <w:color w:val="000000"/>
+              </w:rPr>
+              <w:t>gender</w:t>
+            </w:r>
+          </w:p>
+        </w:tc>
+        <w:tc>
+          <w:tcPr>
+            <w:tcW w:w="1560" w:type="dxa"/>
+            <w:shd w:val="clear" w:color="auto" w:fill="auto"/>
+            <w:noWrap/>
+            <w:vAlign w:val="bottom"/>
+            <w:hideMark/>
+          </w:tcPr>
+          <w:p>
+            <w:pPr>
+              <w:spacing w:after="0" w:line="240" w:lineRule="auto"/>
+              <w:rPr>
+                <w:rFonts w:ascii="Calibri" w:eastAsia="Times New Roman" w:hAnsi="Calibri" w:cs="Times New Roman"/>
+                <w:color w:val="000000"/>
+              </w:rPr>
+            </w:pPr>
+            <w:r>
+              <w:rPr>
+                <w:rFonts w:ascii="Calibri" w:eastAsia="Times New Roman" w:hAnsi="Calibri" w:cs="Times New Roman"/>
+                <w:color w:val="000000"/>
+              </w:rPr>
+              <w:t>employment</w:t>
+            </w:r>
+          </w:p>
+        </w:tc>
+        <w:tc>
+          <w:tcPr>
+            <w:tcW w:w="2296" w:type="dxa"/>
+            <w:shd w:val="clear" w:color="auto" w:fill="auto"/>
+            <w:noWrap/>
+            <w:vAlign w:val="bottom"/>
+            <w:hideMark/>
+          </w:tcPr>
+          <w:p>
+            <w:pPr>
+              <w:spacing w:after="0" w:line="240" w:lineRule="auto"/>
+              <w:rPr>
+                <w:rFonts w:ascii="Calibri" w:eastAsia="Times New Roman" w:hAnsi="Calibri" w:cs="Times New Roman"/>
+                <w:color w:val="000000"/>
+              </w:rPr>
+            </w:pPr>
+            <w:r>
+              <w:rPr>
+                <w:rFonts w:ascii="Calibri" w:eastAsia="Times New Roman" w:hAnsi="Calibri" w:cs="Times New Roman"/>
+                <w:color w:val="000000"/>
+              </w:rPr>
+              <w:t>0-1</w:t>
+            </w:r>
+          </w:p>
+        </w:tc>
+      </w:tr>
+      <w:tr>
+        <w:trPr>
+          <w:trHeight w:val="300"/>
+        </w:trPr>
+        <w:tc>
+          <w:tcPr>
+            <w:tcW w:w="2753" w:type="dxa"/>
+            <w:shd w:val="clear" w:color="auto" w:fill="auto"/>
+            <w:noWrap/>
+            <w:vAlign w:val="bottom"/>
+            <w:hideMark/>
+          </w:tcPr>
+          <w:p>
+            <w:pPr>
+              <w:spacing w:after="0" w:line="240" w:lineRule="auto"/>
+              <w:rPr>
+                <w:rFonts w:ascii="Calibri" w:eastAsia="Times New Roman" w:hAnsi="Calibri" w:cs="Times New Roman"/>
+                <w:color w:val="000000"/>
+              </w:rPr>
+            </w:pPr>
+            <w:proofErr w:type="spellStart"/>
+            <w:r>
+              <w:rPr>
+                <w:rFonts w:ascii="Calibri" w:eastAsia="Times New Roman" w:hAnsi="Calibri" w:cs="Times New Roman"/>
+                <w:color w:val="000000"/>
+              </w:rPr>
+              <w:t>rolloutEligibility</w:t>
+            </w:r>
+            <w:proofErr w:type="spellEnd"/>
+          </w:p>
+        </w:tc>
+        <w:tc>
+          <w:tcPr>
+            <w:tcW w:w="1900" w:type="dxa"/>
+            <w:shd w:val="clear" w:color="auto" w:fill="auto"/>
+            <w:noWrap/>
+            <w:vAlign w:val="bottom"/>
+            <w:hideMark/>
+          </w:tcPr>
+          <w:p>
+            <w:pPr>
+              <w:spacing w:after="0" w:line="240" w:lineRule="auto"/>
+              <w:rPr>
+                <w:rFonts w:ascii="Calibri" w:eastAsia="Times New Roman" w:hAnsi="Calibri" w:cs="Times New Roman"/>
+                <w:color w:val="000000"/>
+              </w:rPr>
+            </w:pPr>
+            <w:r>
+              <w:rPr>
+                <w:rFonts w:ascii="Calibri" w:eastAsia="Times New Roman" w:hAnsi="Calibri" w:cs="Times New Roman"/>
+                <w:color w:val="000000"/>
+              </w:rPr>
+              <w:t>criterion</w:t>
+            </w:r>
+          </w:p>
+        </w:tc>
+        <w:tc>
+          <w:tcPr>
+            <w:tcW w:w="1560" w:type="dxa"/>
+            <w:shd w:val="clear" w:color="auto" w:fill="auto"/>
+            <w:noWrap/>
+            <w:vAlign w:val="bottom"/>
+            <w:hideMark/>
+          </w:tcPr>
+          <w:p>
+            <w:pPr>
+              <w:spacing w:after="0" w:line="240" w:lineRule="auto"/>
+              <w:rPr>
+                <w:rFonts w:ascii="Calibri" w:eastAsia="Times New Roman" w:hAnsi="Calibri" w:cs="Times New Roman"/>
+                <w:color w:val="000000"/>
+              </w:rPr>
+            </w:pPr>
+            <w:r>
+              <w:rPr>
+                <w:rFonts w:ascii="Calibri" w:eastAsia="Times New Roman" w:hAnsi="Calibri" w:cs="Times New Roman"/>
+                <w:color w:val="000000"/>
+              </w:rPr>
+              <w:t>parameter</w:t>
+            </w:r>
+          </w:p>
+        </w:tc>
+        <w:tc>
+          <w:tcPr>
+            <w:tcW w:w="2296" w:type="dxa"/>
+            <w:shd w:val="clear" w:color="auto" w:fill="auto"/>
+            <w:noWrap/>
+            <w:vAlign w:val="bottom"/>
+            <w:hideMark/>
+          </w:tcPr>
+          <w:p>
+            <w:pPr>
+              <w:spacing w:after="0" w:line="240" w:lineRule="auto"/>
+              <w:rPr>
+                <w:rFonts w:ascii="Calibri" w:eastAsia="Times New Roman" w:hAnsi="Calibri" w:cs="Times New Roman"/>
+                <w:color w:val="000000"/>
+              </w:rPr>
+            </w:pPr>
+            <w:r>
+              <w:rPr>
+                <w:rFonts w:ascii="Calibri" w:eastAsia="Times New Roman" w:hAnsi="Calibri" w:cs="Times New Roman"/>
+                <w:color w:val="000000"/>
+              </w:rPr>
+              <w:t>&lt;depends on parameter&gt;</w:t>
+            </w:r>
+          </w:p>
+        </w:tc>
+      </w:tr>
+      <w:tr>
+        <w:trPr>
+          <w:trHeight w:val="300"/>
+        </w:trPr>
+        <w:tc>
+          <w:tcPr>
+            <w:tcW w:w="2753" w:type="dxa"/>
+            <w:shd w:val="clear" w:color="auto" w:fill="auto"/>
+            <w:noWrap/>
+            <w:vAlign w:val="bottom"/>
+            <w:hideMark/>
+          </w:tcPr>
+          <w:p>
+            <w:pPr>
+              <w:spacing w:after="0" w:line="240" w:lineRule="auto"/>
+              <w:rPr>
+                <w:rFonts w:ascii="Calibri" w:eastAsia="Times New Roman" w:hAnsi="Calibri" w:cs="Times New Roman"/>
+                <w:color w:val="000000"/>
+              </w:rPr>
+            </w:pPr>
+            <w:r>
+              <w:rPr>
+                <w:rFonts w:ascii="Calibri" w:eastAsia="Times New Roman" w:hAnsi="Calibri" w:cs="Times New Roman"/>
+                <w:color w:val="000000"/>
+              </w:rPr>
+              <w:t>circumcise</w:t>
+            </w:r>
+          </w:p>
+        </w:tc>
+        <w:tc>
+          <w:tcPr>
+            <w:tcW w:w="1900" w:type="dxa"/>
+            <w:shd w:val="clear" w:color="auto" w:fill="auto"/>
+            <w:noWrap/>
+            <w:vAlign w:val="bottom"/>
+            <w:hideMark/>
+          </w:tcPr>
+          <w:p>
+            <w:pPr>
+              <w:spacing w:after="0" w:line="240" w:lineRule="auto"/>
+              <w:rPr>
+                <w:rFonts w:ascii="Calibri" w:eastAsia="Times New Roman" w:hAnsi="Calibri" w:cs="Times New Roman"/>
+                <w:color w:val="000000"/>
+              </w:rPr>
+            </w:pPr>
+            <w:r>
+              <w:rPr>
+                <w:rFonts w:ascii="Calibri" w:eastAsia="Times New Roman" w:hAnsi="Calibri" w:cs="Times New Roman"/>
+                <w:color w:val="000000"/>
+              </w:rPr>
+              <w:t>(none)</w:t>
+            </w:r>
+          </w:p>
+        </w:tc>
+        <w:tc>
+          <w:tcPr>
+            <w:tcW w:w="1560" w:type="dxa"/>
+            <w:shd w:val="clear" w:color="auto" w:fill="auto"/>
+            <w:noWrap/>
+            <w:vAlign w:val="bottom"/>
+            <w:hideMark/>
+          </w:tcPr>
+          <w:p>
+            <w:pPr>
+              <w:spacing w:after="0" w:line="240" w:lineRule="auto"/>
+              <w:rPr>
+                <w:rFonts w:ascii="Calibri" w:eastAsia="Times New Roman" w:hAnsi="Calibri" w:cs="Times New Roman"/>
+                <w:color w:val="000000"/>
+              </w:rPr>
+            </w:pPr>
+          </w:p>
+        </w:tc>
+        <w:tc>
+          <w:tcPr>
+            <w:tcW w:w="2296" w:type="dxa"/>
+            <w:shd w:val="clear" w:color="auto" w:fill="auto"/>
+            <w:noWrap/>
+            <w:vAlign w:val="bottom"/>
+            <w:hideMark/>
+          </w:tcPr>
+          <w:p>
+            <w:pPr>
+              <w:spacing w:after="0" w:line="240" w:lineRule="auto"/>
+              <w:rPr>
+                <w:rFonts w:ascii="Calibri" w:eastAsia="Times New Roman" w:hAnsi="Calibri" w:cs="Times New Roman"/>
+                <w:color w:val="000000"/>
+              </w:rPr>
+            </w:pPr>
+            <w:r>
+              <w:rPr>
+                <w:rFonts w:ascii="Calibri" w:eastAsia="Times New Roman" w:hAnsi="Calibri" w:cs="Times New Roman"/>
+                <w:color w:val="000000"/>
+              </w:rPr>
+              <w:t>(none)</w:t>
+            </w:r>
+          </w:p>
+        </w:tc>
+      </w:tr>
+      <w:tr>
+        <w:trPr>
+          <w:trHeight w:val="300"/>
+        </w:trPr>
+        <w:tc>
+          <w:tcPr>
+            <w:tcW w:w="2753" w:type="dxa"/>
+            <w:shd w:val="clear" w:color="auto" w:fill="auto"/>
+            <w:noWrap/>
+            <w:vAlign w:val="bottom"/>
+            <w:hideMark/>
+          </w:tcPr>
+          <w:p>
+            <w:pPr>
+              <w:spacing w:after="0" w:line="240" w:lineRule="auto"/>
+              <w:rPr>
+                <w:rFonts w:ascii="Calibri" w:eastAsia="Times New Roman" w:hAnsi="Calibri" w:cs="Times New Roman"/>
+                <w:color w:val="000000"/>
+              </w:rPr>
+            </w:pPr>
+            <w:proofErr w:type="spellStart"/>
+            <w:r>
+              <w:rPr>
+                <w:rFonts w:ascii="Calibri" w:eastAsia="Times New Roman" w:hAnsi="Calibri" w:cs="Times New Roman"/>
+                <w:color w:val="000000"/>
+              </w:rPr>
+              <w:t>delaySexualActivity</w:t>
+            </w:r>
+            <w:proofErr w:type="spellEnd"/>
+          </w:p>
+        </w:tc>
+        <w:tc>
+          <w:tcPr>
+            <w:tcW w:w="1900" w:type="dxa"/>
+            <w:shd w:val="clear" w:color="auto" w:fill="auto"/>
+            <w:vAlign w:val="bottom"/>
+          </w:tcPr>
+          <w:p>
+            <w:pPr>
+              <w:spacing w:after="0" w:line="240" w:lineRule="auto"/>
+              <w:rPr>
+                <w:rFonts w:ascii="Calibri" w:eastAsia="Times New Roman" w:hAnsi="Calibri" w:cs="Times New Roman"/>
+                <w:color w:val="000000"/>
+              </w:rPr>
+            </w:pPr>
+            <w:r>
+              <w:rPr>
+                <w:rFonts w:ascii="Calibri" w:eastAsia="Times New Roman" w:hAnsi="Calibri" w:cs="Times New Roman"/>
+                <w:color w:val="000000"/>
+              </w:rPr>
+              <w:t>(none)</w:t>
+            </w:r>
+          </w:p>
+        </w:tc>
+        <w:tc>
+          <w:tcPr>
+            <w:tcW w:w="1560" w:type="dxa"/>
+            <w:shd w:val="clear" w:color="auto" w:fill="auto"/>
+            <w:noWrap/>
+            <w:vAlign w:val="bottom"/>
+            <w:hideMark/>
+          </w:tcPr>
+          <w:p>
+            <w:pPr>
+              <w:spacing w:after="0" w:line="240" w:lineRule="auto"/>
+              <w:rPr>
+                <w:rFonts w:ascii="Calibri" w:eastAsia="Times New Roman" w:hAnsi="Calibri" w:cs="Times New Roman"/>
+                <w:color w:val="000000"/>
+              </w:rPr>
+            </w:pPr>
+          </w:p>
+        </w:tc>
+        <w:tc>
+          <w:tcPr>
+            <w:tcW w:w="2296" w:type="dxa"/>
+            <w:shd w:val="clear" w:color="auto" w:fill="auto"/>
+            <w:noWrap/>
+            <w:vAlign w:val="bottom"/>
+            <w:hideMark/>
+          </w:tcPr>
+          <w:p>
+            <w:pPr>
+              <w:spacing w:after="0" w:line="240" w:lineRule="auto"/>
+              <w:rPr>
+                <w:rFonts w:ascii="Calibri" w:eastAsia="Times New Roman" w:hAnsi="Calibri" w:cs="Times New Roman"/>
+                <w:color w:val="000000"/>
+              </w:rPr>
+            </w:pPr>
+            <w:r>
+              <w:rPr>
+                <w:rFonts w:ascii="Calibri" w:eastAsia="Times New Roman" w:hAnsi="Calibri" w:cs="Times New Roman"/>
+                <w:color w:val="000000"/>
+              </w:rPr>
+              <w:t>0-inf.</w:t>
+            </w:r>
+            <w:r>
+              <w:rPr>
+                <w:rFonts w:ascii="Calibri" w:eastAsia="Times New Roman" w:hAnsi="Calibri" w:cs="Times New Roman"/>
+                <w:color w:val="000000"/>
+              </w:rPr>
+              <w:t xml:space="preserve"> (in months)</w:t>
+            </w:r>
+          </w:p>
+        </w:tc>
+      </w:tr>
+      <w:tr>
+        <w:trPr>
+          <w:trHeight w:val="300"/>
+        </w:trPr>
+        <w:tc>
+          <w:tcPr>
+            <w:tcW w:w="2753" w:type="dxa"/>
+            <w:shd w:val="clear" w:color="auto" w:fill="auto"/>
+            <w:noWrap/>
+            <w:vAlign w:val="bottom"/>
+            <w:hideMark/>
+          </w:tcPr>
+          <w:p>
+            <w:pPr>
+              <w:spacing w:after="0" w:line="240" w:lineRule="auto"/>
+              <w:rPr>
+                <w:rFonts w:ascii="Calibri" w:eastAsia="Times New Roman" w:hAnsi="Calibri" w:cs="Times New Roman"/>
+                <w:color w:val="000000"/>
+              </w:rPr>
+            </w:pPr>
+            <w:proofErr w:type="spellStart"/>
+            <w:r>
+              <w:rPr>
+                <w:rFonts w:ascii="Calibri" w:eastAsia="Times New Roman" w:hAnsi="Calibri" w:cs="Times New Roman"/>
+                <w:color w:val="000000"/>
+              </w:rPr>
+              <w:t>chanceBecomeSexWorker</w:t>
+            </w:r>
+            <w:proofErr w:type="spellEnd"/>
+          </w:p>
+        </w:tc>
+        <w:tc>
+          <w:tcPr>
+            <w:tcW w:w="1900" w:type="dxa"/>
+            <w:shd w:val="clear" w:color="auto" w:fill="auto"/>
+            <w:noWrap/>
+            <w:vAlign w:val="bottom"/>
+            <w:hideMark/>
+          </w:tcPr>
+          <w:p>
+            <w:pPr>
+              <w:spacing w:after="0" w:line="240" w:lineRule="auto"/>
+              <w:rPr>
+                <w:rFonts w:ascii="Calibri" w:eastAsia="Times New Roman" w:hAnsi="Calibri" w:cs="Times New Roman"/>
+                <w:color w:val="000000"/>
+              </w:rPr>
+            </w:pPr>
+            <w:r>
+              <w:rPr>
+                <w:rFonts w:ascii="Calibri" w:eastAsia="Times New Roman" w:hAnsi="Calibri" w:cs="Times New Roman"/>
+                <w:color w:val="000000"/>
+              </w:rPr>
+              <w:t>gender</w:t>
+            </w:r>
+          </w:p>
+        </w:tc>
+        <w:tc>
+          <w:tcPr>
+            <w:tcW w:w="1560" w:type="dxa"/>
+            <w:shd w:val="clear" w:color="auto" w:fill="auto"/>
+            <w:noWrap/>
+            <w:vAlign w:val="bottom"/>
+            <w:hideMark/>
+          </w:tcPr>
+          <w:p>
+            <w:pPr>
+              <w:spacing w:after="0" w:line="240" w:lineRule="auto"/>
+              <w:rPr>
+                <w:rFonts w:ascii="Calibri" w:eastAsia="Times New Roman" w:hAnsi="Calibri" w:cs="Times New Roman"/>
+                <w:color w:val="000000"/>
+              </w:rPr>
+            </w:pPr>
+          </w:p>
+        </w:tc>
+        <w:tc>
+          <w:tcPr>
+            <w:tcW w:w="2296" w:type="dxa"/>
+            <w:shd w:val="clear" w:color="auto" w:fill="auto"/>
+            <w:noWrap/>
+            <w:vAlign w:val="bottom"/>
+            <w:hideMark/>
+          </w:tcPr>
+          <w:p>
+            <w:pPr>
+              <w:spacing w:after="0" w:line="240" w:lineRule="auto"/>
+              <w:rPr>
+                <w:rFonts w:ascii="Calibri" w:eastAsia="Times New Roman" w:hAnsi="Calibri" w:cs="Times New Roman"/>
+                <w:color w:val="000000"/>
+              </w:rPr>
+            </w:pPr>
+            <w:r>
+              <w:rPr>
+                <w:rFonts w:ascii="Calibri" w:eastAsia="Times New Roman" w:hAnsi="Calibri" w:cs="Times New Roman"/>
+                <w:color w:val="000000"/>
+              </w:rPr>
+              <w:t>0-1</w:t>
+            </w:r>
+          </w:p>
+        </w:tc>
+      </w:tr>
+      <w:tr>
+        <w:trPr>
+          <w:trHeight w:val="300"/>
+        </w:trPr>
+        <w:tc>
+          <w:tcPr>
+            <w:tcW w:w="2753" w:type="dxa"/>
+            <w:shd w:val="clear" w:color="auto" w:fill="auto"/>
+            <w:noWrap/>
+            <w:vAlign w:val="bottom"/>
+            <w:hideMark/>
+          </w:tcPr>
+          <w:p>
+            <w:pPr>
+              <w:spacing w:after="0" w:line="240" w:lineRule="auto"/>
+              <w:rPr>
+                <w:rFonts w:ascii="Calibri" w:eastAsia="Times New Roman" w:hAnsi="Calibri" w:cs="Times New Roman"/>
+                <w:color w:val="000000"/>
+              </w:rPr>
+            </w:pPr>
+            <w:proofErr w:type="spellStart"/>
+            <w:r>
+              <w:rPr>
+                <w:rFonts w:ascii="Calibri" w:eastAsia="Times New Roman" w:hAnsi="Calibri" w:cs="Times New Roman"/>
+                <w:color w:val="000000"/>
+              </w:rPr>
+              <w:t>transmissionCoefficient</w:t>
+            </w:r>
+            <w:proofErr w:type="spellEnd"/>
+          </w:p>
+        </w:tc>
+        <w:tc>
+          <w:tcPr>
+            <w:tcW w:w="1900" w:type="dxa"/>
+            <w:shd w:val="clear" w:color="auto" w:fill="auto"/>
+            <w:noWrap/>
+            <w:vAlign w:val="bottom"/>
+            <w:hideMark/>
+          </w:tcPr>
+          <w:p>
+            <w:pPr>
+              <w:spacing w:after="0" w:line="240" w:lineRule="auto"/>
+              <w:rPr>
+                <w:rFonts w:ascii="Calibri" w:eastAsia="Times New Roman" w:hAnsi="Calibri" w:cs="Times New Roman"/>
+                <w:color w:val="000000"/>
+              </w:rPr>
+            </w:pPr>
+            <w:r>
+              <w:rPr>
+                <w:rFonts w:ascii="Calibri" w:eastAsia="Times New Roman" w:hAnsi="Calibri" w:cs="Times New Roman"/>
+                <w:color w:val="000000"/>
+              </w:rPr>
+              <w:t>gender</w:t>
+            </w:r>
+          </w:p>
+        </w:tc>
+        <w:tc>
+          <w:tcPr>
+            <w:tcW w:w="1560" w:type="dxa"/>
+            <w:shd w:val="clear" w:color="auto" w:fill="auto"/>
+            <w:noWrap/>
+            <w:vAlign w:val="bottom"/>
+            <w:hideMark/>
+          </w:tcPr>
+          <w:p>
+            <w:pPr>
+              <w:spacing w:after="0" w:line="240" w:lineRule="auto"/>
+              <w:rPr>
+                <w:rFonts w:ascii="Calibri" w:eastAsia="Times New Roman" w:hAnsi="Calibri" w:cs="Times New Roman"/>
+                <w:color w:val="000000"/>
+              </w:rPr>
+            </w:pPr>
+            <w:proofErr w:type="spellStart"/>
+            <w:r>
+              <w:rPr>
+                <w:rFonts w:ascii="Calibri" w:eastAsia="Times New Roman" w:hAnsi="Calibri" w:cs="Times New Roman"/>
+                <w:color w:val="000000"/>
+              </w:rPr>
+              <w:t>hvl</w:t>
+            </w:r>
+            <w:proofErr w:type="spellEnd"/>
+          </w:p>
+        </w:tc>
+        <w:tc>
+          <w:tcPr>
+            <w:tcW w:w="2296" w:type="dxa"/>
+            <w:shd w:val="clear" w:color="auto" w:fill="auto"/>
+            <w:noWrap/>
+            <w:vAlign w:val="bottom"/>
+            <w:hideMark/>
+          </w:tcPr>
+          <w:p>
+            <w:pPr>
+              <w:spacing w:after="0" w:line="240" w:lineRule="auto"/>
+              <w:rPr>
+                <w:rFonts w:ascii="Calibri" w:eastAsia="Times New Roman" w:hAnsi="Calibri" w:cs="Times New Roman"/>
+                <w:color w:val="000000"/>
+              </w:rPr>
+            </w:pPr>
+            <w:r>
+              <w:rPr>
+                <w:rFonts w:ascii="Calibri" w:eastAsia="Times New Roman" w:hAnsi="Calibri" w:cs="Times New Roman"/>
+                <w:color w:val="000000"/>
+              </w:rPr>
+              <w:t>0-1</w:t>
+            </w:r>
+          </w:p>
+        </w:tc>
+      </w:tr>
+      <w:tr>
+        <w:trPr>
+          <w:trHeight w:val="300"/>
+        </w:trPr>
+        <w:tc>
+          <w:tcPr>
+            <w:tcW w:w="2753" w:type="dxa"/>
+            <w:shd w:val="clear" w:color="auto" w:fill="auto"/>
+            <w:noWrap/>
+            <w:vAlign w:val="bottom"/>
+            <w:hideMark/>
+          </w:tcPr>
+          <w:p>
+            <w:pPr>
+              <w:spacing w:after="0" w:line="240" w:lineRule="auto"/>
+              <w:rPr>
+                <w:rFonts w:ascii="Calibri" w:eastAsia="Times New Roman" w:hAnsi="Calibri" w:cs="Times New Roman"/>
+                <w:color w:val="000000"/>
+              </w:rPr>
+            </w:pPr>
+            <w:proofErr w:type="spellStart"/>
+            <w:r>
+              <w:rPr>
+                <w:rFonts w:ascii="Calibri" w:eastAsia="Times New Roman" w:hAnsi="Calibri" w:cs="Times New Roman"/>
+                <w:color w:val="000000"/>
+              </w:rPr>
+              <w:t>averageYearsYounger</w:t>
+            </w:r>
+            <w:proofErr w:type="spellEnd"/>
+          </w:p>
+        </w:tc>
+        <w:tc>
+          <w:tcPr>
+            <w:tcW w:w="1900" w:type="dxa"/>
+            <w:shd w:val="clear" w:color="auto" w:fill="auto"/>
+            <w:noWrap/>
+            <w:vAlign w:val="bottom"/>
+            <w:hideMark/>
+          </w:tcPr>
+          <w:p>
+            <w:pPr>
+              <w:spacing w:after="0" w:line="240" w:lineRule="auto"/>
+              <w:rPr>
+                <w:rFonts w:ascii="Calibri" w:eastAsia="Times New Roman" w:hAnsi="Calibri" w:cs="Times New Roman"/>
+                <w:color w:val="000000"/>
+              </w:rPr>
+            </w:pPr>
+            <w:r>
+              <w:rPr>
+                <w:rFonts w:ascii="Calibri" w:eastAsia="Times New Roman" w:hAnsi="Calibri" w:cs="Times New Roman"/>
+                <w:color w:val="000000"/>
+              </w:rPr>
+              <w:t>partnership-type</w:t>
+            </w:r>
+          </w:p>
+        </w:tc>
+        <w:tc>
+          <w:tcPr>
+            <w:tcW w:w="1560" w:type="dxa"/>
+            <w:shd w:val="clear" w:color="auto" w:fill="auto"/>
+            <w:noWrap/>
+            <w:vAlign w:val="bottom"/>
+            <w:hideMark/>
+          </w:tcPr>
+          <w:p>
+            <w:pPr>
+              <w:spacing w:after="0" w:line="240" w:lineRule="auto"/>
+              <w:rPr>
+                <w:rFonts w:ascii="Calibri" w:eastAsia="Times New Roman" w:hAnsi="Calibri" w:cs="Times New Roman"/>
+                <w:color w:val="000000"/>
+              </w:rPr>
+            </w:pPr>
+          </w:p>
+        </w:tc>
+        <w:tc>
+          <w:tcPr>
+            <w:tcW w:w="2296" w:type="dxa"/>
+            <w:shd w:val="clear" w:color="auto" w:fill="auto"/>
+            <w:noWrap/>
+            <w:vAlign w:val="bottom"/>
+            <w:hideMark/>
+          </w:tcPr>
+          <w:p>
+            <w:pPr>
+              <w:spacing w:after="0" w:line="240" w:lineRule="auto"/>
+              <w:rPr>
+                <w:rFonts w:ascii="Calibri" w:eastAsia="Times New Roman" w:hAnsi="Calibri" w:cs="Times New Roman"/>
+                <w:color w:val="000000"/>
+              </w:rPr>
+            </w:pPr>
+            <w:r>
+              <w:rPr>
+                <w:rFonts w:ascii="Calibri" w:eastAsia="Times New Roman" w:hAnsi="Calibri" w:cs="Times New Roman"/>
+                <w:color w:val="000000"/>
+              </w:rPr>
+              <w:t>normal dist.</w:t>
+            </w:r>
+          </w:p>
+        </w:tc>
+      </w:tr>
+      <w:tr>
+        <w:trPr>
+          <w:trHeight w:val="300"/>
+        </w:trPr>
+        <w:tc>
+          <w:tcPr>
+            <w:tcW w:w="2753" w:type="dxa"/>
+            <w:shd w:val="clear" w:color="auto" w:fill="auto"/>
+            <w:noWrap/>
+            <w:vAlign w:val="bottom"/>
+            <w:hideMark/>
+          </w:tcPr>
+          <w:p>
+            <w:pPr>
+              <w:spacing w:after="0" w:line="240" w:lineRule="auto"/>
+              <w:rPr>
+                <w:rFonts w:ascii="Calibri" w:eastAsia="Times New Roman" w:hAnsi="Calibri" w:cs="Times New Roman"/>
+                <w:color w:val="000000"/>
+              </w:rPr>
+            </w:pPr>
+            <w:proofErr w:type="spellStart"/>
+            <w:r>
+              <w:rPr>
+                <w:rFonts w:ascii="Calibri" w:eastAsia="Times New Roman" w:hAnsi="Calibri" w:cs="Times New Roman"/>
+                <w:color w:val="000000"/>
+              </w:rPr>
+              <w:t>partnerAcquistionRate</w:t>
+            </w:r>
+            <w:proofErr w:type="spellEnd"/>
+          </w:p>
+        </w:tc>
+        <w:tc>
+          <w:tcPr>
+            <w:tcW w:w="1900" w:type="dxa"/>
+            <w:shd w:val="clear" w:color="auto" w:fill="auto"/>
+            <w:noWrap/>
+            <w:vAlign w:val="bottom"/>
+            <w:hideMark/>
+          </w:tcPr>
+          <w:p>
+            <w:pPr>
+              <w:spacing w:after="0" w:line="240" w:lineRule="auto"/>
+              <w:rPr>
+                <w:rFonts w:ascii="Calibri" w:eastAsia="Times New Roman" w:hAnsi="Calibri" w:cs="Times New Roman"/>
+                <w:color w:val="000000"/>
+              </w:rPr>
+            </w:pPr>
+            <w:r>
+              <w:rPr>
+                <w:rFonts w:ascii="Calibri" w:eastAsia="Times New Roman" w:hAnsi="Calibri" w:cs="Times New Roman"/>
+                <w:color w:val="000000"/>
+              </w:rPr>
+              <w:t>partnership-type</w:t>
+            </w:r>
+          </w:p>
+        </w:tc>
+        <w:tc>
+          <w:tcPr>
+            <w:tcW w:w="1560" w:type="dxa"/>
+            <w:shd w:val="clear" w:color="auto" w:fill="auto"/>
+            <w:noWrap/>
+            <w:vAlign w:val="bottom"/>
+            <w:hideMark/>
+          </w:tcPr>
+          <w:p>
+            <w:pPr>
+              <w:spacing w:after="0" w:line="240" w:lineRule="auto"/>
+              <w:rPr>
+                <w:rFonts w:ascii="Calibri" w:eastAsia="Times New Roman" w:hAnsi="Calibri" w:cs="Times New Roman"/>
+                <w:color w:val="000000"/>
+              </w:rPr>
+            </w:pPr>
+            <w:r>
+              <w:rPr>
+                <w:rFonts w:ascii="Calibri" w:eastAsia="Times New Roman" w:hAnsi="Calibri" w:cs="Times New Roman"/>
+                <w:color w:val="000000"/>
+              </w:rPr>
+              <w:t>risk</w:t>
+            </w:r>
+          </w:p>
+        </w:tc>
+        <w:tc>
+          <w:tcPr>
+            <w:tcW w:w="2296" w:type="dxa"/>
+            <w:shd w:val="clear" w:color="auto" w:fill="auto"/>
+            <w:noWrap/>
+            <w:vAlign w:val="bottom"/>
+            <w:hideMark/>
+          </w:tcPr>
+          <w:p>
+            <w:pPr>
+              <w:spacing w:after="0" w:line="240" w:lineRule="auto"/>
+              <w:rPr>
+                <w:rFonts w:ascii="Calibri" w:eastAsia="Times New Roman" w:hAnsi="Calibri" w:cs="Times New Roman"/>
+                <w:color w:val="000000"/>
+              </w:rPr>
+            </w:pPr>
+            <w:r>
+              <w:rPr>
+                <w:rFonts w:ascii="Calibri" w:eastAsia="Times New Roman" w:hAnsi="Calibri" w:cs="Times New Roman"/>
+                <w:color w:val="000000"/>
+              </w:rPr>
+              <w:t>normal dist.</w:t>
+            </w:r>
+          </w:p>
+        </w:tc>
+      </w:tr>
+      <w:tr>
+        <w:trPr>
+          <w:trHeight w:val="300"/>
+        </w:trPr>
+        <w:tc>
+          <w:tcPr>
+            <w:tcW w:w="2753" w:type="dxa"/>
+            <w:shd w:val="clear" w:color="auto" w:fill="auto"/>
+            <w:noWrap/>
+            <w:vAlign w:val="bottom"/>
+            <w:hideMark/>
+          </w:tcPr>
+          <w:p>
+            <w:pPr>
+              <w:spacing w:after="0" w:line="240" w:lineRule="auto"/>
+              <w:rPr>
+                <w:rFonts w:ascii="Calibri" w:eastAsia="Times New Roman" w:hAnsi="Calibri" w:cs="Times New Roman"/>
+                <w:color w:val="000000"/>
+              </w:rPr>
+            </w:pPr>
+            <w:proofErr w:type="spellStart"/>
+            <w:r>
+              <w:rPr>
+                <w:rFonts w:ascii="Calibri" w:eastAsia="Times New Roman" w:hAnsi="Calibri" w:cs="Times New Roman"/>
+                <w:color w:val="000000"/>
+              </w:rPr>
+              <w:t>coitalEventsPerMonth</w:t>
+            </w:r>
+            <w:proofErr w:type="spellEnd"/>
+          </w:p>
+        </w:tc>
+        <w:tc>
+          <w:tcPr>
+            <w:tcW w:w="1900" w:type="dxa"/>
+            <w:shd w:val="clear" w:color="auto" w:fill="auto"/>
+            <w:noWrap/>
+            <w:vAlign w:val="bottom"/>
+            <w:hideMark/>
+          </w:tcPr>
+          <w:p>
+            <w:pPr>
+              <w:spacing w:after="0" w:line="240" w:lineRule="auto"/>
+              <w:rPr>
+                <w:rFonts w:ascii="Calibri" w:eastAsia="Times New Roman" w:hAnsi="Calibri" w:cs="Times New Roman"/>
+                <w:color w:val="000000"/>
+              </w:rPr>
+            </w:pPr>
+            <w:r>
+              <w:rPr>
+                <w:rFonts w:ascii="Calibri" w:eastAsia="Times New Roman" w:hAnsi="Calibri" w:cs="Times New Roman"/>
+                <w:color w:val="000000"/>
+              </w:rPr>
+              <w:t>partnership-type</w:t>
+            </w:r>
+          </w:p>
+        </w:tc>
+        <w:tc>
+          <w:tcPr>
+            <w:tcW w:w="1560" w:type="dxa"/>
+            <w:shd w:val="clear" w:color="auto" w:fill="auto"/>
+            <w:noWrap/>
+            <w:vAlign w:val="bottom"/>
+            <w:hideMark/>
+          </w:tcPr>
+          <w:p>
+            <w:pPr>
+              <w:spacing w:after="0" w:line="240" w:lineRule="auto"/>
+              <w:rPr>
+                <w:rFonts w:ascii="Calibri" w:eastAsia="Times New Roman" w:hAnsi="Calibri" w:cs="Times New Roman"/>
+                <w:color w:val="000000"/>
+              </w:rPr>
+            </w:pPr>
+            <w:r>
+              <w:rPr>
+                <w:rFonts w:ascii="Calibri" w:eastAsia="Times New Roman" w:hAnsi="Calibri" w:cs="Times New Roman"/>
+                <w:color w:val="000000"/>
+              </w:rPr>
+              <w:t>risk</w:t>
+            </w:r>
+          </w:p>
+        </w:tc>
+        <w:tc>
+          <w:tcPr>
+            <w:tcW w:w="2296" w:type="dxa"/>
+            <w:shd w:val="clear" w:color="auto" w:fill="auto"/>
+            <w:noWrap/>
+            <w:vAlign w:val="bottom"/>
+            <w:hideMark/>
+          </w:tcPr>
+          <w:p>
+            <w:pPr>
+              <w:spacing w:after="0" w:line="240" w:lineRule="auto"/>
+              <w:rPr>
+                <w:rFonts w:ascii="Calibri" w:eastAsia="Times New Roman" w:hAnsi="Calibri" w:cs="Times New Roman"/>
+                <w:color w:val="000000"/>
+              </w:rPr>
+            </w:pPr>
+            <w:proofErr w:type="spellStart"/>
+            <w:r>
+              <w:rPr>
+                <w:rFonts w:ascii="Calibri" w:eastAsia="Times New Roman" w:hAnsi="Calibri" w:cs="Times New Roman"/>
+                <w:color w:val="000000"/>
+              </w:rPr>
+              <w:t>poisson</w:t>
+            </w:r>
+            <w:proofErr w:type="spellEnd"/>
+            <w:r>
+              <w:rPr>
+                <w:rFonts w:ascii="Calibri" w:eastAsia="Times New Roman" w:hAnsi="Calibri" w:cs="Times New Roman"/>
+                <w:color w:val="000000"/>
+              </w:rPr>
+              <w:t xml:space="preserve"> dist.</w:t>
+            </w:r>
+          </w:p>
+        </w:tc>
+      </w:tr>
+      <w:tr>
+        <w:trPr>
+          <w:trHeight w:val="300"/>
+        </w:trPr>
+        <w:tc>
+          <w:tcPr>
+            <w:tcW w:w="2753" w:type="dxa"/>
+            <w:shd w:val="clear" w:color="auto" w:fill="auto"/>
+            <w:noWrap/>
+            <w:vAlign w:val="bottom"/>
+            <w:hideMark/>
+          </w:tcPr>
+          <w:p>
+            <w:pPr>
+              <w:spacing w:after="0" w:line="240" w:lineRule="auto"/>
+              <w:rPr>
+                <w:rFonts w:ascii="Calibri" w:eastAsia="Times New Roman" w:hAnsi="Calibri" w:cs="Times New Roman"/>
+                <w:color w:val="000000"/>
+              </w:rPr>
+            </w:pPr>
+            <w:proofErr w:type="spellStart"/>
+            <w:r>
+              <w:rPr>
+                <w:rFonts w:ascii="Calibri" w:eastAsia="Times New Roman" w:hAnsi="Calibri" w:cs="Times New Roman"/>
+                <w:color w:val="000000"/>
+              </w:rPr>
+              <w:t>chanceCondomUse</w:t>
+            </w:r>
+            <w:proofErr w:type="spellEnd"/>
+          </w:p>
+        </w:tc>
+        <w:tc>
+          <w:tcPr>
+            <w:tcW w:w="1900" w:type="dxa"/>
+            <w:shd w:val="clear" w:color="auto" w:fill="auto"/>
+            <w:noWrap/>
+            <w:vAlign w:val="bottom"/>
+            <w:hideMark/>
+          </w:tcPr>
+          <w:p>
+            <w:pPr>
+              <w:spacing w:after="0" w:line="240" w:lineRule="auto"/>
+              <w:rPr>
+                <w:rFonts w:ascii="Calibri" w:eastAsia="Times New Roman" w:hAnsi="Calibri" w:cs="Times New Roman"/>
+                <w:color w:val="000000"/>
+              </w:rPr>
+            </w:pPr>
+            <w:r>
+              <w:rPr>
+                <w:rFonts w:ascii="Calibri" w:eastAsia="Times New Roman" w:hAnsi="Calibri" w:cs="Times New Roman"/>
+                <w:color w:val="000000"/>
+              </w:rPr>
+              <w:t>partnership-type</w:t>
+            </w:r>
+          </w:p>
+        </w:tc>
+        <w:tc>
+          <w:tcPr>
+            <w:tcW w:w="1560" w:type="dxa"/>
+            <w:shd w:val="clear" w:color="auto" w:fill="auto"/>
+            <w:noWrap/>
+            <w:vAlign w:val="bottom"/>
+            <w:hideMark/>
+          </w:tcPr>
+          <w:p>
+            <w:pPr>
+              <w:spacing w:after="0" w:line="240" w:lineRule="auto"/>
+              <w:rPr>
+                <w:rFonts w:ascii="Calibri" w:eastAsia="Times New Roman" w:hAnsi="Calibri" w:cs="Times New Roman"/>
+                <w:color w:val="000000"/>
+              </w:rPr>
+            </w:pPr>
+            <w:r>
+              <w:rPr>
+                <w:rFonts w:ascii="Calibri" w:eastAsia="Times New Roman" w:hAnsi="Calibri" w:cs="Times New Roman"/>
+                <w:color w:val="000000"/>
+              </w:rPr>
+              <w:t>risk</w:t>
+            </w:r>
+          </w:p>
+        </w:tc>
+        <w:tc>
+          <w:tcPr>
+            <w:tcW w:w="2296" w:type="dxa"/>
+            <w:shd w:val="clear" w:color="auto" w:fill="auto"/>
+            <w:noWrap/>
+            <w:vAlign w:val="bottom"/>
+            <w:hideMark/>
+          </w:tcPr>
+          <w:p>
+            <w:pPr>
+              <w:spacing w:after="0" w:line="240" w:lineRule="auto"/>
+              <w:rPr>
+                <w:rFonts w:ascii="Calibri" w:eastAsia="Times New Roman" w:hAnsi="Calibri" w:cs="Times New Roman"/>
+                <w:color w:val="000000"/>
+              </w:rPr>
+            </w:pPr>
+            <w:r>
+              <w:rPr>
+                <w:rFonts w:ascii="Calibri" w:eastAsia="Times New Roman" w:hAnsi="Calibri" w:cs="Times New Roman"/>
+                <w:color w:val="000000"/>
+              </w:rPr>
+              <w:t>normal dist.</w:t>
+            </w:r>
+          </w:p>
+        </w:tc>
+      </w:tr>
+      <w:tr>
+        <w:trPr>
+          <w:trHeight w:val="300"/>
+        </w:trPr>
+        <w:tc>
+          <w:tcPr>
+            <w:tcW w:w="2753" w:type="dxa"/>
+            <w:shd w:val="clear" w:color="auto" w:fill="auto"/>
+            <w:noWrap/>
+            <w:vAlign w:val="bottom"/>
+            <w:hideMark/>
+          </w:tcPr>
+          <w:p>
+            <w:pPr>
+              <w:spacing w:after="0" w:line="240" w:lineRule="auto"/>
+              <w:rPr>
+                <w:rFonts w:ascii="Calibri" w:eastAsia="Times New Roman" w:hAnsi="Calibri" w:cs="Times New Roman"/>
+                <w:color w:val="000000"/>
+              </w:rPr>
+            </w:pPr>
+            <w:proofErr w:type="spellStart"/>
+            <w:r>
+              <w:rPr>
+                <w:rFonts w:ascii="Calibri" w:eastAsia="Times New Roman" w:hAnsi="Calibri" w:cs="Times New Roman"/>
+                <w:color w:val="000000"/>
+              </w:rPr>
+              <w:t>partnershipDuration</w:t>
+            </w:r>
+            <w:proofErr w:type="spellEnd"/>
+          </w:p>
+        </w:tc>
+        <w:tc>
+          <w:tcPr>
+            <w:tcW w:w="1900" w:type="dxa"/>
+            <w:shd w:val="clear" w:color="auto" w:fill="auto"/>
+            <w:noWrap/>
+            <w:vAlign w:val="bottom"/>
+            <w:hideMark/>
+          </w:tcPr>
+          <w:p>
+            <w:pPr>
+              <w:spacing w:after="0" w:line="240" w:lineRule="auto"/>
+              <w:rPr>
+                <w:rFonts w:ascii="Calibri" w:eastAsia="Times New Roman" w:hAnsi="Calibri" w:cs="Times New Roman"/>
+                <w:color w:val="000000"/>
+              </w:rPr>
+            </w:pPr>
+            <w:r>
+              <w:rPr>
+                <w:rFonts w:ascii="Calibri" w:eastAsia="Times New Roman" w:hAnsi="Calibri" w:cs="Times New Roman"/>
+                <w:color w:val="000000"/>
+              </w:rPr>
+              <w:t>partnership-type</w:t>
+            </w:r>
+          </w:p>
+        </w:tc>
+        <w:tc>
+          <w:tcPr>
+            <w:tcW w:w="1560" w:type="dxa"/>
+            <w:shd w:val="clear" w:color="auto" w:fill="auto"/>
+            <w:noWrap/>
+            <w:vAlign w:val="bottom"/>
+            <w:hideMark/>
+          </w:tcPr>
+          <w:p>
+            <w:pPr>
+              <w:spacing w:after="0" w:line="240" w:lineRule="auto"/>
+              <w:rPr>
+                <w:rFonts w:ascii="Calibri" w:eastAsia="Times New Roman" w:hAnsi="Calibri" w:cs="Times New Roman"/>
+                <w:color w:val="000000"/>
+              </w:rPr>
+            </w:pPr>
+            <w:r>
+              <w:rPr>
+                <w:rFonts w:ascii="Calibri" w:eastAsia="Times New Roman" w:hAnsi="Calibri" w:cs="Times New Roman"/>
+                <w:color w:val="000000"/>
+              </w:rPr>
+              <w:t>risk</w:t>
+            </w:r>
+          </w:p>
+        </w:tc>
+        <w:tc>
+          <w:tcPr>
+            <w:tcW w:w="2296" w:type="dxa"/>
+            <w:shd w:val="clear" w:color="auto" w:fill="auto"/>
+            <w:noWrap/>
+            <w:vAlign w:val="bottom"/>
+            <w:hideMark/>
+          </w:tcPr>
+          <w:p>
+            <w:pPr>
+              <w:spacing w:after="0" w:line="240" w:lineRule="auto"/>
+              <w:rPr>
+                <w:rFonts w:ascii="Calibri" w:eastAsia="Times New Roman" w:hAnsi="Calibri" w:cs="Times New Roman"/>
+                <w:color w:val="000000"/>
+              </w:rPr>
+            </w:pPr>
+            <w:r>
+              <w:rPr>
+                <w:rFonts w:ascii="Calibri" w:eastAsia="Times New Roman" w:hAnsi="Calibri" w:cs="Times New Roman"/>
+                <w:color w:val="000000"/>
+              </w:rPr>
+              <w:t>shifted normal dist.</w:t>
+            </w:r>
+          </w:p>
+        </w:tc>
+      </w:tr>
+      <w:tr>
+        <w:trPr>
+          <w:trHeight w:val="300"/>
+        </w:trPr>
+        <w:tc>
+          <w:tcPr>
+            <w:tcW w:w="2753" w:type="dxa"/>
+            <w:shd w:val="clear" w:color="auto" w:fill="auto"/>
+            <w:noWrap/>
+            <w:vAlign w:val="bottom"/>
+          </w:tcPr>
+          <w:p>
+            <w:pPr>
+              <w:spacing w:after="0" w:line="240" w:lineRule="auto"/>
+              <w:rPr>
+                <w:rFonts w:ascii="Calibri" w:eastAsia="Times New Roman" w:hAnsi="Calibri" w:cs="Times New Roman"/>
+                <w:color w:val="000000"/>
+              </w:rPr>
+            </w:pPr>
+            <w:proofErr w:type="spellStart"/>
+            <w:r>
+              <w:rPr>
+                <w:rFonts w:ascii="Calibri" w:eastAsia="Times New Roman" w:hAnsi="Calibri" w:cs="Times New Roman"/>
+                <w:color w:val="000000"/>
+              </w:rPr>
+              <w:t>override</w:t>
+            </w:r>
+            <w:r>
+              <w:rPr>
+                <w:rFonts w:ascii="Calibri" w:eastAsia="Times New Roman" w:hAnsi="Calibri" w:cs="Times New Roman"/>
+                <w:color w:val="000000"/>
+              </w:rPr>
+              <w:t>Chance</w:t>
+            </w:r>
+            <w:r>
+              <w:rPr>
+                <w:rFonts w:ascii="Calibri" w:eastAsia="Times New Roman" w:hAnsi="Calibri" w:cs="Times New Roman"/>
+                <w:color w:val="000000"/>
+              </w:rPr>
+              <w:t>CondomUse</w:t>
+            </w:r>
+            <w:proofErr w:type="spellEnd"/>
+          </w:p>
+        </w:tc>
+        <w:tc>
+          <w:tcPr>
+            <w:tcW w:w="1900" w:type="dxa"/>
+            <w:shd w:val="clear" w:color="auto" w:fill="auto"/>
+            <w:noWrap/>
+            <w:vAlign w:val="bottom"/>
+          </w:tcPr>
+          <w:p>
+            <w:pPr>
+              <w:spacing w:after="0" w:line="240" w:lineRule="auto"/>
+              <w:rPr>
+                <w:rFonts w:ascii="Calibri" w:eastAsia="Times New Roman" w:hAnsi="Calibri" w:cs="Times New Roman"/>
+                <w:color w:val="000000"/>
+              </w:rPr>
+            </w:pPr>
+            <w:r>
+              <w:rPr>
+                <w:rFonts w:ascii="Calibri" w:eastAsia="Times New Roman" w:hAnsi="Calibri" w:cs="Times New Roman"/>
+                <w:color w:val="000000"/>
+              </w:rPr>
+              <w:t>(none)</w:t>
+            </w:r>
+          </w:p>
+        </w:tc>
+        <w:tc>
+          <w:tcPr>
+            <w:tcW w:w="1560" w:type="dxa"/>
+            <w:shd w:val="clear" w:color="auto" w:fill="auto"/>
+            <w:noWrap/>
+            <w:vAlign w:val="bottom"/>
+          </w:tcPr>
+          <w:p>
+            <w:pPr>
+              <w:spacing w:after="0" w:line="240" w:lineRule="auto"/>
+              <w:rPr>
+                <w:rFonts w:ascii="Calibri" w:eastAsia="Times New Roman" w:hAnsi="Calibri" w:cs="Times New Roman"/>
+                <w:color w:val="000000"/>
+              </w:rPr>
+            </w:pPr>
+          </w:p>
+        </w:tc>
+        <w:tc>
+          <w:tcPr>
+            <w:tcW w:w="2296" w:type="dxa"/>
+            <w:shd w:val="clear" w:color="auto" w:fill="auto"/>
+            <w:noWrap/>
+            <w:vAlign w:val="bottom"/>
+          </w:tcPr>
+          <w:p>
+            <w:pPr>
+              <w:spacing w:after="0" w:line="240" w:lineRule="auto"/>
+              <w:rPr>
+                <w:rFonts w:ascii="Calibri" w:eastAsia="Times New Roman" w:hAnsi="Calibri" w:cs="Times New Roman"/>
+                <w:color w:val="000000"/>
+              </w:rPr>
+            </w:pPr>
+            <w:r>
+              <w:rPr>
+                <w:rFonts w:ascii="Calibri" w:eastAsia="Times New Roman" w:hAnsi="Calibri" w:cs="Times New Roman"/>
+                <w:color w:val="000000"/>
+              </w:rPr>
+              <w:t>0-1 (-1 to disable)</w:t>
+            </w:r>
+          </w:p>
+        </w:tc>
+      </w:tr>
+      <w:tr>
+        <w:trPr>
+          <w:trHeight w:val="300"/>
+        </w:trPr>
+        <w:tc>
+          <w:tcPr>
+            <w:tcW w:w="2753" w:type="dxa"/>
+            <w:shd w:val="clear" w:color="auto" w:fill="auto"/>
+            <w:noWrap/>
+            <w:vAlign w:val="bottom"/>
+          </w:tcPr>
+          <w:p>
+            <w:pPr>
+              <w:spacing w:after="0" w:line="240" w:lineRule="auto"/>
+              <w:rPr>
+                <w:rFonts w:ascii="Calibri" w:eastAsia="Times New Roman" w:hAnsi="Calibri" w:cs="Times New Roman"/>
+                <w:color w:val="000000"/>
+              </w:rPr>
+            </w:pPr>
+            <w:proofErr w:type="spellStart"/>
+            <w:r>
+              <w:rPr>
+                <w:rFonts w:ascii="Calibri" w:eastAsia="Times New Roman" w:hAnsi="Calibri" w:cs="Times New Roman"/>
+                <w:color w:val="000000"/>
+              </w:rPr>
+              <w:t>partnershipRejectionChance</w:t>
+            </w:r>
+            <w:proofErr w:type="spellEnd"/>
+          </w:p>
+        </w:tc>
+        <w:tc>
+          <w:tcPr>
+            <w:tcW w:w="1900" w:type="dxa"/>
+            <w:shd w:val="clear" w:color="auto" w:fill="auto"/>
+            <w:noWrap/>
+            <w:vAlign w:val="bottom"/>
+          </w:tcPr>
+          <w:p>
+            <w:pPr>
+              <w:spacing w:after="0" w:line="240" w:lineRule="auto"/>
+              <w:rPr>
+                <w:rFonts w:ascii="Calibri" w:eastAsia="Times New Roman" w:hAnsi="Calibri" w:cs="Times New Roman"/>
+                <w:color w:val="000000"/>
+              </w:rPr>
+            </w:pPr>
+            <w:r>
+              <w:rPr>
+                <w:rFonts w:ascii="Calibri" w:eastAsia="Times New Roman" w:hAnsi="Calibri" w:cs="Times New Roman"/>
+                <w:color w:val="000000"/>
+              </w:rPr>
+              <w:t>Partnership-type</w:t>
+            </w:r>
+          </w:p>
+        </w:tc>
+        <w:tc>
+          <w:tcPr>
+            <w:tcW w:w="1560" w:type="dxa"/>
+            <w:shd w:val="clear" w:color="auto" w:fill="auto"/>
+            <w:noWrap/>
+            <w:vAlign w:val="bottom"/>
+          </w:tcPr>
+          <w:p>
+            <w:pPr>
+              <w:spacing w:after="0" w:line="240" w:lineRule="auto"/>
+              <w:rPr>
+                <w:rFonts w:ascii="Calibri" w:eastAsia="Times New Roman" w:hAnsi="Calibri" w:cs="Times New Roman"/>
+                <w:color w:val="000000"/>
+              </w:rPr>
+            </w:pPr>
+            <w:r>
+              <w:rPr>
+                <w:rFonts w:ascii="Calibri" w:eastAsia="Times New Roman" w:hAnsi="Calibri" w:cs="Times New Roman"/>
+                <w:color w:val="000000"/>
+              </w:rPr>
+              <w:t>risk</w:t>
+            </w:r>
+          </w:p>
+        </w:tc>
+        <w:tc>
+          <w:tcPr>
+            <w:tcW w:w="2296" w:type="dxa"/>
+            <w:shd w:val="clear" w:color="auto" w:fill="auto"/>
+            <w:noWrap/>
+            <w:vAlign w:val="bottom"/>
+          </w:tcPr>
+          <w:p>
+            <w:pPr>
+              <w:spacing w:after="0" w:line="240" w:lineRule="auto"/>
+              <w:rPr>
+                <w:rFonts w:ascii="Calibri" w:eastAsia="Times New Roman" w:hAnsi="Calibri" w:cs="Times New Roman"/>
+                <w:color w:val="000000"/>
+              </w:rPr>
+            </w:pPr>
+            <w:r>
+              <w:rPr>
+                <w:rFonts w:ascii="Calibri" w:eastAsia="Times New Roman" w:hAnsi="Calibri" w:cs="Times New Roman"/>
+                <w:color w:val="000000"/>
+              </w:rPr>
+              <w:t>0-1 (0 to disable)</w:t>
+            </w:r>
+          </w:p>
+        </w:tc>
+      </w:tr>
+    </w:tbl>
     <w:p/>
+    <w:p>
+      <w:r>
+        <w:t>Some interventions require additional parameters to be applied</w:t>
+      </w:r>
+      <w:r>
+        <w:t xml:space="preserve"> (columns Parameter1 and Parameter2)</w:t>
+      </w:r>
+      <w:r>
+        <w:t>, particularly those relating to sexual behavior. These are categorical parameters and are defined in the proceeding table:</w:t>
+      </w:r>
+    </w:p>
+    <w:tbl>
+      <w:tblPr>
+        <w:tblW w:w="7155" w:type="dxa"/>
+        <w:tblInd w:w="93" w:type="dxa"/>
+        <w:tblBorders>
+          <w:top w:val="single" w:sz="4" w:space="0" w:color="auto"/>
+          <w:left w:val="single" w:sz="4" w:space="0" w:color="auto"/>
+          <w:bottom w:val="single" w:sz="4" w:space="0" w:color="auto"/>
+          <w:right w:val="single" w:sz="4" w:space="0" w:color="auto"/>
+          <w:insideH w:val="single" w:sz="6" w:space="0" w:color="auto"/>
+          <w:insideV w:val="single" w:sz="6" w:space="0" w:color="auto"/>
+        </w:tblBorders>
+        <w:tblLook w:val="04A0" w:firstRow="1" w:lastRow="0" w:firstColumn="1" w:lastColumn="0" w:noHBand="0" w:noVBand="1"/>
+      </w:tblPr>
+      <w:tblGrid>
+        <w:gridCol w:w="2560"/>
+        <w:gridCol w:w="4595"/>
+      </w:tblGrid>
+      <w:tr>
+        <w:trPr>
+          <w:trHeight w:val="300"/>
+        </w:trPr>
+        <w:tc>
+          <w:tcPr>
+            <w:tcW w:w="2560" w:type="dxa"/>
+            <w:shd w:val="clear" w:color="auto" w:fill="auto"/>
+            <w:noWrap/>
+            <w:vAlign w:val="bottom"/>
+          </w:tcPr>
+          <w:p>
+            <w:pPr>
+              <w:spacing w:after="0" w:line="240" w:lineRule="auto"/>
+              <w:rPr>
+                <w:rFonts w:ascii="Calibri" w:eastAsia="Times New Roman" w:hAnsi="Calibri" w:cs="Times New Roman"/>
+                <w:b/>
+                <w:color w:val="000000"/>
+              </w:rPr>
+            </w:pPr>
+            <w:r>
+              <w:rPr>
+                <w:rFonts w:ascii="Calibri" w:eastAsia="Times New Roman" w:hAnsi="Calibri" w:cs="Times New Roman"/>
+                <w:b/>
+                <w:color w:val="000000"/>
+              </w:rPr>
+              <w:t>Parameter</w:t>
+            </w:r>
+          </w:p>
+        </w:tc>
+        <w:tc>
+          <w:tcPr>
+            <w:tcW w:w="4595" w:type="dxa"/>
+            <w:shd w:val="clear" w:color="auto" w:fill="auto"/>
+            <w:noWrap/>
+            <w:vAlign w:val="bottom"/>
+          </w:tcPr>
+          <w:p>
+            <w:pPr>
+              <w:spacing w:after="0" w:line="240" w:lineRule="auto"/>
+              <w:rPr>
+                <w:rFonts w:ascii="Calibri" w:eastAsia="Times New Roman" w:hAnsi="Calibri" w:cs="Times New Roman"/>
+                <w:b/>
+                <w:color w:val="000000"/>
+              </w:rPr>
+            </w:pPr>
+            <w:r>
+              <w:rPr>
+                <w:rFonts w:ascii="Calibri" w:eastAsia="Times New Roman" w:hAnsi="Calibri" w:cs="Times New Roman"/>
+                <w:b/>
+                <w:color w:val="000000"/>
+              </w:rPr>
+              <w:t>Possible values (comma separated)</w:t>
+            </w:r>
+          </w:p>
+        </w:tc>
+      </w:tr>
+      <w:tr>
+        <w:trPr>
+          <w:trHeight w:val="300"/>
+        </w:trPr>
+        <w:tc>
+          <w:tcPr>
+            <w:tcW w:w="2560" w:type="dxa"/>
+            <w:shd w:val="clear" w:color="auto" w:fill="auto"/>
+            <w:noWrap/>
+            <w:vAlign w:val="bottom"/>
+            <w:hideMark/>
+          </w:tcPr>
+          <w:p>
+            <w:pPr>
+              <w:spacing w:after="0" w:line="240" w:lineRule="auto"/>
+              <w:rPr>
+                <w:rFonts w:ascii="Calibri" w:eastAsia="Times New Roman" w:hAnsi="Calibri" w:cs="Times New Roman"/>
+                <w:color w:val="000000"/>
+              </w:rPr>
+            </w:pPr>
+            <w:proofErr w:type="spellStart"/>
+            <w:r>
+              <w:rPr>
+                <w:rFonts w:ascii="Calibri" w:eastAsia="Times New Roman" w:hAnsi="Calibri" w:cs="Times New Roman"/>
+                <w:color w:val="000000"/>
+              </w:rPr>
+              <w:t>hvl</w:t>
+            </w:r>
+            <w:proofErr w:type="spellEnd"/>
+          </w:p>
+        </w:tc>
+        <w:tc>
+          <w:tcPr>
+            <w:tcW w:w="4595" w:type="dxa"/>
+            <w:shd w:val="clear" w:color="auto" w:fill="auto"/>
+            <w:noWrap/>
+            <w:vAlign w:val="bottom"/>
+            <w:hideMark/>
+          </w:tcPr>
+          <w:p>
+            <w:pPr>
+              <w:spacing w:after="0" w:line="240" w:lineRule="auto"/>
+              <w:rPr>
+                <w:rFonts w:ascii="Calibri" w:eastAsia="Times New Roman" w:hAnsi="Calibri" w:cs="Times New Roman"/>
+                <w:color w:val="000000"/>
+              </w:rPr>
+            </w:pPr>
+            <w:r>
+              <w:rPr>
+                <w:rFonts w:ascii="Calibri" w:eastAsia="Times New Roman" w:hAnsi="Calibri" w:cs="Times New Roman"/>
+                <w:color w:val="000000"/>
+              </w:rPr>
+              <w:t>-1 (or uninfected), 0, 1, 2, 3, 4, 5, 6, 7 (or primary), 8 (or late-stage)</w:t>
+            </w:r>
+          </w:p>
+        </w:tc>
+      </w:tr>
+      <w:tr>
+        <w:trPr>
+          <w:trHeight w:val="300"/>
+        </w:trPr>
+        <w:tc>
+          <w:tcPr>
+            <w:tcW w:w="2560" w:type="dxa"/>
+            <w:shd w:val="clear" w:color="auto" w:fill="auto"/>
+            <w:noWrap/>
+            <w:vAlign w:val="bottom"/>
+            <w:hideMark/>
+          </w:tcPr>
+          <w:p>
+            <w:pPr>
+              <w:spacing w:after="0" w:line="240" w:lineRule="auto"/>
+              <w:rPr>
+                <w:rFonts w:ascii="Calibri" w:eastAsia="Times New Roman" w:hAnsi="Calibri" w:cs="Times New Roman"/>
+                <w:color w:val="000000"/>
+              </w:rPr>
+            </w:pPr>
+            <w:r>
+              <w:rPr>
+                <w:rFonts w:ascii="Calibri" w:eastAsia="Times New Roman" w:hAnsi="Calibri" w:cs="Times New Roman"/>
+                <w:color w:val="000000"/>
+              </w:rPr>
+              <w:t>employment</w:t>
+            </w:r>
+          </w:p>
+        </w:tc>
+        <w:tc>
+          <w:tcPr>
+            <w:tcW w:w="4595" w:type="dxa"/>
+            <w:shd w:val="clear" w:color="auto" w:fill="auto"/>
+            <w:noWrap/>
+            <w:vAlign w:val="bottom"/>
+            <w:hideMark/>
+          </w:tcPr>
+          <w:p>
+            <w:pPr>
+              <w:spacing w:after="0" w:line="240" w:lineRule="auto"/>
+              <w:rPr>
+                <w:rFonts w:ascii="Calibri" w:eastAsia="Times New Roman" w:hAnsi="Calibri" w:cs="Times New Roman"/>
+                <w:color w:val="000000"/>
+              </w:rPr>
+            </w:pPr>
+            <w:proofErr w:type="spellStart"/>
+            <w:r>
+              <w:rPr>
+                <w:rFonts w:ascii="Calibri" w:eastAsia="Times New Roman" w:hAnsi="Calibri" w:cs="Times New Roman"/>
+                <w:color w:val="000000"/>
+              </w:rPr>
+              <w:t>csw</w:t>
+            </w:r>
+            <w:proofErr w:type="spellEnd"/>
+            <w:r>
+              <w:rPr>
+                <w:rFonts w:ascii="Calibri" w:eastAsia="Times New Roman" w:hAnsi="Calibri" w:cs="Times New Roman"/>
+                <w:color w:val="000000"/>
+              </w:rPr>
+              <w:t>,</w:t>
+            </w:r>
+            <w:r>
+              <w:rPr>
+                <w:rFonts w:ascii="Calibri" w:eastAsia="Times New Roman" w:hAnsi="Calibri" w:cs="Times New Roman"/>
+                <w:color w:val="000000"/>
+              </w:rPr>
+              <w:t xml:space="preserve"> non-</w:t>
+            </w:r>
+            <w:proofErr w:type="spellStart"/>
+            <w:r>
+              <w:rPr>
+                <w:rFonts w:ascii="Calibri" w:eastAsia="Times New Roman" w:hAnsi="Calibri" w:cs="Times New Roman"/>
+                <w:color w:val="000000"/>
+              </w:rPr>
+              <w:t>csw</w:t>
+            </w:r>
+            <w:proofErr w:type="spellEnd"/>
+          </w:p>
+        </w:tc>
+      </w:tr>
+      <w:tr>
+        <w:trPr>
+          <w:trHeight w:val="300"/>
+        </w:trPr>
+        <w:tc>
+          <w:tcPr>
+            <w:tcW w:w="2560" w:type="dxa"/>
+            <w:shd w:val="clear" w:color="auto" w:fill="auto"/>
+            <w:noWrap/>
+            <w:vAlign w:val="bottom"/>
+            <w:hideMark/>
+          </w:tcPr>
+          <w:p>
+            <w:pPr>
+              <w:spacing w:after="0" w:line="240" w:lineRule="auto"/>
+              <w:rPr>
+                <w:rFonts w:ascii="Calibri" w:eastAsia="Times New Roman" w:hAnsi="Calibri" w:cs="Times New Roman"/>
+                <w:color w:val="000000"/>
+              </w:rPr>
+            </w:pPr>
+            <w:r>
+              <w:rPr>
+                <w:rFonts w:ascii="Calibri" w:eastAsia="Times New Roman" w:hAnsi="Calibri" w:cs="Times New Roman"/>
+                <w:color w:val="000000"/>
+              </w:rPr>
+              <w:t>gender</w:t>
+            </w:r>
+          </w:p>
+        </w:tc>
+        <w:tc>
+          <w:tcPr>
+            <w:tcW w:w="4595" w:type="dxa"/>
+            <w:shd w:val="clear" w:color="auto" w:fill="auto"/>
+            <w:noWrap/>
+            <w:vAlign w:val="bottom"/>
+            <w:hideMark/>
+          </w:tcPr>
+          <w:p>
+            <w:pPr>
+              <w:spacing w:after="0" w:line="240" w:lineRule="auto"/>
+              <w:rPr>
+                <w:rFonts w:ascii="Calibri" w:eastAsia="Times New Roman" w:hAnsi="Calibri" w:cs="Times New Roman"/>
+                <w:color w:val="000000"/>
+              </w:rPr>
+            </w:pPr>
+            <w:r>
+              <w:rPr>
+                <w:rFonts w:ascii="Calibri" w:eastAsia="Times New Roman" w:hAnsi="Calibri" w:cs="Times New Roman"/>
+                <w:color w:val="000000"/>
+              </w:rPr>
+              <w:t>male,</w:t>
+            </w:r>
+            <w:r>
+              <w:rPr>
+                <w:rFonts w:ascii="Calibri" w:eastAsia="Times New Roman" w:hAnsi="Calibri" w:cs="Times New Roman"/>
+                <w:color w:val="000000"/>
+              </w:rPr>
+              <w:t xml:space="preserve"> female</w:t>
+            </w:r>
+          </w:p>
+        </w:tc>
+      </w:tr>
+      <w:tr>
+        <w:trPr>
+          <w:trHeight w:val="300"/>
+        </w:trPr>
+        <w:tc>
+          <w:tcPr>
+            <w:tcW w:w="2560" w:type="dxa"/>
+            <w:shd w:val="clear" w:color="auto" w:fill="auto"/>
+            <w:noWrap/>
+            <w:vAlign w:val="bottom"/>
+            <w:hideMark/>
+          </w:tcPr>
+          <w:p>
+            <w:pPr>
+              <w:spacing w:after="0" w:line="240" w:lineRule="auto"/>
+              <w:rPr>
+                <w:rFonts w:ascii="Calibri" w:eastAsia="Times New Roman" w:hAnsi="Calibri" w:cs="Times New Roman"/>
+                <w:color w:val="000000"/>
+              </w:rPr>
+            </w:pPr>
+            <w:r>
+              <w:rPr>
+                <w:rFonts w:ascii="Calibri" w:eastAsia="Times New Roman" w:hAnsi="Calibri" w:cs="Times New Roman"/>
+                <w:color w:val="000000"/>
+              </w:rPr>
+              <w:t>criterion</w:t>
+            </w:r>
+          </w:p>
+        </w:tc>
+        <w:tc>
+          <w:tcPr>
+            <w:tcW w:w="4595" w:type="dxa"/>
+            <w:shd w:val="clear" w:color="auto" w:fill="auto"/>
+            <w:noWrap/>
+            <w:vAlign w:val="bottom"/>
+            <w:hideMark/>
+          </w:tcPr>
+          <w:p>
+            <w:pPr>
+              <w:spacing w:after="0" w:line="240" w:lineRule="auto"/>
+              <w:rPr>
+                <w:rFonts w:ascii="Calibri" w:eastAsia="Times New Roman" w:hAnsi="Calibri" w:cs="Times New Roman"/>
+                <w:color w:val="000000"/>
+              </w:rPr>
+            </w:pPr>
+            <w:proofErr w:type="spellStart"/>
+            <w:r>
+              <w:rPr>
+                <w:rFonts w:ascii="Calibri" w:eastAsia="Times New Roman" w:hAnsi="Calibri" w:cs="Times New Roman"/>
+                <w:color w:val="000000"/>
+              </w:rPr>
+              <w:t>oi-hist</w:t>
+            </w:r>
+            <w:proofErr w:type="spellEnd"/>
+            <w:r>
+              <w:rPr>
+                <w:rFonts w:ascii="Calibri" w:eastAsia="Times New Roman" w:hAnsi="Calibri" w:cs="Times New Roman"/>
+                <w:color w:val="000000"/>
+              </w:rPr>
+              <w:t xml:space="preserve">, cd4, cd4-oi-hist, </w:t>
+            </w:r>
+            <w:proofErr w:type="spellStart"/>
+            <w:r>
+              <w:rPr>
+                <w:rFonts w:ascii="Calibri" w:eastAsia="Times New Roman" w:hAnsi="Calibri" w:cs="Times New Roman"/>
+                <w:color w:val="000000"/>
+              </w:rPr>
+              <w:t>hvl</w:t>
+            </w:r>
+            <w:proofErr w:type="spellEnd"/>
+            <w:r>
+              <w:rPr>
+                <w:rFonts w:ascii="Calibri" w:eastAsia="Times New Roman" w:hAnsi="Calibri" w:cs="Times New Roman"/>
+                <w:color w:val="000000"/>
+              </w:rPr>
+              <w:t>, cd4-hvl</w:t>
+            </w:r>
+          </w:p>
+        </w:tc>
+      </w:tr>
+      <w:tr>
+        <w:trPr>
+          <w:trHeight w:val="300"/>
+        </w:trPr>
+        <w:tc>
+          <w:tcPr>
+            <w:tcW w:w="2560" w:type="dxa"/>
+            <w:shd w:val="clear" w:color="auto" w:fill="auto"/>
+            <w:noWrap/>
+            <w:vAlign w:val="bottom"/>
+            <w:hideMark/>
+          </w:tcPr>
+          <w:p>
+            <w:pPr>
+              <w:spacing w:after="0" w:line="240" w:lineRule="auto"/>
+              <w:rPr>
+                <w:rFonts w:ascii="Calibri" w:eastAsia="Times New Roman" w:hAnsi="Calibri" w:cs="Times New Roman"/>
+                <w:color w:val="000000"/>
+              </w:rPr>
+            </w:pPr>
+            <w:r>
+              <w:rPr>
+                <w:rFonts w:ascii="Calibri" w:eastAsia="Times New Roman" w:hAnsi="Calibri" w:cs="Times New Roman"/>
+                <w:color w:val="000000"/>
+              </w:rPr>
+              <w:t>parameter</w:t>
+            </w:r>
+          </w:p>
+        </w:tc>
+        <w:tc>
+          <w:tcPr>
+            <w:tcW w:w="4595" w:type="dxa"/>
+            <w:shd w:val="clear" w:color="auto" w:fill="auto"/>
+            <w:noWrap/>
+            <w:vAlign w:val="bottom"/>
+            <w:hideMark/>
+          </w:tcPr>
+          <w:p>
+            <w:pPr>
+              <w:spacing w:after="0" w:line="240" w:lineRule="auto"/>
+              <w:rPr>
+                <w:rFonts w:ascii="Calibri" w:eastAsia="Times New Roman" w:hAnsi="Calibri" w:cs="Times New Roman"/>
+                <w:color w:val="000000"/>
+              </w:rPr>
+            </w:pPr>
+            <w:r>
+              <w:rPr>
+                <w:rFonts w:ascii="Calibri" w:eastAsia="Times New Roman" w:hAnsi="Calibri" w:cs="Times New Roman"/>
+                <w:color w:val="000000"/>
+              </w:rPr>
+              <w:t xml:space="preserve">rank, </w:t>
+            </w:r>
+            <w:proofErr w:type="spellStart"/>
+            <w:r>
+              <w:rPr>
+                <w:rFonts w:ascii="Calibri" w:eastAsia="Times New Roman" w:hAnsi="Calibri" w:cs="Times New Roman"/>
+                <w:color w:val="000000"/>
+              </w:rPr>
+              <w:t>oi</w:t>
+            </w:r>
+            <w:proofErr w:type="spellEnd"/>
+            <w:r>
+              <w:rPr>
+                <w:rFonts w:ascii="Calibri" w:eastAsia="Times New Roman" w:hAnsi="Calibri" w:cs="Times New Roman"/>
+                <w:color w:val="000000"/>
+              </w:rPr>
+              <w:t xml:space="preserve">#, </w:t>
+            </w:r>
+            <w:proofErr w:type="spellStart"/>
+            <w:r>
+              <w:rPr>
+                <w:rFonts w:ascii="Calibri" w:eastAsia="Times New Roman" w:hAnsi="Calibri" w:cs="Times New Roman"/>
+                <w:color w:val="000000"/>
+              </w:rPr>
+              <w:t>numOIs</w:t>
+            </w:r>
+            <w:proofErr w:type="spellEnd"/>
+            <w:r>
+              <w:rPr>
+                <w:rFonts w:ascii="Calibri" w:eastAsia="Times New Roman" w:hAnsi="Calibri" w:cs="Times New Roman"/>
+                <w:color w:val="000000"/>
+              </w:rPr>
+              <w:t xml:space="preserve">, cd4Lwr, cd4Upp, </w:t>
+            </w:r>
+            <w:proofErr w:type="spellStart"/>
+            <w:r>
+              <w:rPr>
+                <w:rFonts w:ascii="Calibri" w:eastAsia="Times New Roman" w:hAnsi="Calibri" w:cs="Times New Roman"/>
+                <w:color w:val="000000"/>
+              </w:rPr>
+              <w:t>hvlLwr</w:t>
+            </w:r>
+            <w:proofErr w:type="spellEnd"/>
+            <w:r>
+              <w:rPr>
+                <w:rFonts w:ascii="Calibri" w:eastAsia="Times New Roman" w:hAnsi="Calibri" w:cs="Times New Roman"/>
+                <w:color w:val="000000"/>
+              </w:rPr>
+              <w:t xml:space="preserve">, </w:t>
+            </w:r>
+            <w:proofErr w:type="spellStart"/>
+            <w:r>
+              <w:rPr>
+                <w:rFonts w:ascii="Calibri" w:eastAsia="Times New Roman" w:hAnsi="Calibri" w:cs="Times New Roman"/>
+                <w:color w:val="000000"/>
+              </w:rPr>
+              <w:t>hvlUpp</w:t>
+            </w:r>
+            <w:proofErr w:type="spellEnd"/>
+          </w:p>
+        </w:tc>
+      </w:tr>
+      <w:tr>
+        <w:trPr>
+          <w:trHeight w:val="300"/>
+        </w:trPr>
+        <w:tc>
+          <w:tcPr>
+            <w:tcW w:w="2560" w:type="dxa"/>
+            <w:shd w:val="clear" w:color="auto" w:fill="auto"/>
+            <w:noWrap/>
+            <w:vAlign w:val="bottom"/>
+            <w:hideMark/>
+          </w:tcPr>
+          <w:p>
+            <w:pPr>
+              <w:spacing w:after="0" w:line="240" w:lineRule="auto"/>
+              <w:rPr>
+                <w:rFonts w:ascii="Calibri" w:eastAsia="Times New Roman" w:hAnsi="Calibri" w:cs="Times New Roman"/>
+                <w:color w:val="000000"/>
+              </w:rPr>
+            </w:pPr>
+            <w:r>
+              <w:rPr>
+                <w:rFonts w:ascii="Calibri" w:eastAsia="Times New Roman" w:hAnsi="Calibri" w:cs="Times New Roman"/>
+                <w:color w:val="000000"/>
+              </w:rPr>
+              <w:t>partnership-type</w:t>
+            </w:r>
+          </w:p>
+        </w:tc>
+        <w:tc>
+          <w:tcPr>
+            <w:tcW w:w="4595" w:type="dxa"/>
+            <w:shd w:val="clear" w:color="auto" w:fill="auto"/>
+            <w:noWrap/>
+            <w:vAlign w:val="bottom"/>
+            <w:hideMark/>
+          </w:tcPr>
+          <w:p>
+            <w:pPr>
+              <w:spacing w:after="0" w:line="240" w:lineRule="auto"/>
+              <w:rPr>
+                <w:rFonts w:ascii="Calibri" w:eastAsia="Times New Roman" w:hAnsi="Calibri" w:cs="Times New Roman"/>
+                <w:color w:val="000000"/>
+              </w:rPr>
+            </w:pPr>
+            <w:r>
+              <w:rPr>
+                <w:rFonts w:ascii="Calibri" w:eastAsia="Times New Roman" w:hAnsi="Calibri" w:cs="Times New Roman"/>
+                <w:color w:val="000000"/>
+              </w:rPr>
+              <w:t xml:space="preserve">steady, regular, casual, </w:t>
+            </w:r>
+            <w:proofErr w:type="spellStart"/>
+            <w:r>
+              <w:rPr>
+                <w:rFonts w:ascii="Calibri" w:eastAsia="Times New Roman" w:hAnsi="Calibri" w:cs="Times New Roman"/>
+                <w:color w:val="000000"/>
+              </w:rPr>
+              <w:t>csw</w:t>
+            </w:r>
+            <w:proofErr w:type="spellEnd"/>
+          </w:p>
+        </w:tc>
+      </w:tr>
+      <w:tr>
+        <w:trPr>
+          <w:trHeight w:val="300"/>
+        </w:trPr>
+        <w:tc>
+          <w:tcPr>
+            <w:tcW w:w="2560" w:type="dxa"/>
+            <w:shd w:val="clear" w:color="auto" w:fill="auto"/>
+            <w:noWrap/>
+            <w:vAlign w:val="bottom"/>
+          </w:tcPr>
+          <w:p>
+            <w:pPr>
+              <w:spacing w:after="0" w:line="240" w:lineRule="auto"/>
+              <w:rPr>
+                <w:rFonts w:ascii="Calibri" w:eastAsia="Times New Roman" w:hAnsi="Calibri" w:cs="Times New Roman"/>
+                <w:color w:val="000000"/>
+              </w:rPr>
+            </w:pPr>
+            <w:r>
+              <w:rPr>
+                <w:rFonts w:ascii="Calibri" w:eastAsia="Times New Roman" w:hAnsi="Calibri" w:cs="Times New Roman"/>
+                <w:color w:val="000000"/>
+              </w:rPr>
+              <w:t>risk</w:t>
+            </w:r>
+          </w:p>
+        </w:tc>
+        <w:tc>
+          <w:tcPr>
+            <w:tcW w:w="4595" w:type="dxa"/>
+            <w:shd w:val="clear" w:color="auto" w:fill="auto"/>
+            <w:noWrap/>
+            <w:vAlign w:val="bottom"/>
+          </w:tcPr>
+          <w:p>
+            <w:pPr>
+              <w:spacing w:after="0" w:line="240" w:lineRule="auto"/>
+              <w:rPr>
+                <w:rFonts w:ascii="Calibri" w:eastAsia="Times New Roman" w:hAnsi="Calibri" w:cs="Times New Roman"/>
+                <w:color w:val="000000"/>
+              </w:rPr>
+            </w:pPr>
+            <w:r>
+              <w:rPr>
+                <w:rFonts w:ascii="Calibri" w:eastAsia="Times New Roman" w:hAnsi="Calibri" w:cs="Times New Roman"/>
+                <w:color w:val="000000"/>
+              </w:rPr>
+              <w:t>h</w:t>
+            </w:r>
+            <w:r>
+              <w:rPr>
+                <w:rFonts w:ascii="Calibri" w:eastAsia="Times New Roman" w:hAnsi="Calibri" w:cs="Times New Roman"/>
+                <w:color w:val="000000"/>
+              </w:rPr>
+              <w:t>igh, low</w:t>
+            </w:r>
+          </w:p>
+        </w:tc>
+      </w:tr>
+    </w:tbl>
+    <w:p>
+      <w:r>
+        <w:br w:type="page"/>
+      </w:r>
+    </w:p>
+    <w:p>
+      <w:pPr>
+        <w:pStyle w:val="Title"/>
+      </w:pPr>
+      <w:r>
+        <w:lastRenderedPageBreak/>
+        <w:t>3.5 – New JSON output of transmission data</w:t>
+      </w:r>
+    </w:p>
+    <w:p>
+      <w:r>
+        <w:t xml:space="preserve">To help visualize the transmission networks, a new trace file has been added to the model. This file is in JSON format. It can be in </w:t>
+      </w:r>
+      <w:r>
+        <w:t>one of two structures (hierarchical or adjacency list) or disabled. A description of each type is given below.</w:t>
+      </w:r>
+    </w:p>
+    <w:p>
+      <w:pPr>
+        <w:spacing w:line="240" w:lineRule="auto"/>
+        <w:contextualSpacing/>
+        <w:rPr>
+          <w:rFonts w:cs="Consolas"/>
+        </w:rPr>
+      </w:pPr>
+      <w:r>
+        <w:rPr>
+          <w:rFonts w:cs="Consolas"/>
+        </w:rPr>
+        <w:t xml:space="preserve">Hierarchical: </w:t>
+      </w:r>
+      <w:r>
+        <w:rPr>
+          <w:rFonts w:cs="Consolas"/>
+        </w:rPr>
+        <w:t>Each person holds an array of each person he or she infects who in turns holds an array of the same. In this way, each person is nested inside whoever was the first to be infected.</w:t>
+      </w:r>
+    </w:p>
+    <w:p>
+      <w:pPr>
+        <w:spacing w:line="240" w:lineRule="auto"/>
+        <w:contextualSpacing/>
+        <w:rPr>
+          <w:rFonts w:ascii="Consolas" w:hAnsi="Consolas" w:cs="Consolas"/>
+        </w:rPr>
+      </w:pPr>
+    </w:p>
+    <w:p>
+      <w:pPr>
+        <w:spacing w:line="240" w:lineRule="auto"/>
+        <w:contextualSpacing/>
+        <w:rPr>
+          <w:rFonts w:ascii="Consolas" w:hAnsi="Consolas" w:cs="Consolas"/>
+        </w:rPr>
+      </w:pPr>
+      <w:r>
+        <w:rPr>
+          <w:rFonts w:ascii="Consolas" w:hAnsi="Consolas" w:cs="Consolas"/>
+        </w:rPr>
+        <w:t>{</w:t>
+      </w:r>
+    </w:p>
+    <w:p>
+      <w:pPr>
+        <w:spacing w:line="240" w:lineRule="auto"/>
+        <w:contextualSpacing/>
+        <w:rPr>
+          <w:rFonts w:ascii="Consolas" w:hAnsi="Consolas" w:cs="Consolas"/>
+        </w:rPr>
+      </w:pPr>
+      <w:r>
+        <w:rPr>
+          <w:rFonts w:ascii="Consolas" w:hAnsi="Consolas" w:cs="Consolas"/>
+        </w:rPr>
+        <w:t xml:space="preserve">  </w:t>
+      </w:r>
+      <w:proofErr w:type="gramStart"/>
+      <w:r>
+        <w:rPr>
+          <w:rFonts w:ascii="Consolas" w:hAnsi="Consolas" w:cs="Consolas"/>
+        </w:rPr>
+        <w:t>{ “</w:t>
+      </w:r>
+      <w:proofErr w:type="gramEnd"/>
+      <w:r>
+        <w:rPr>
+          <w:rFonts w:ascii="Consolas" w:hAnsi="Consolas" w:cs="Consolas"/>
+        </w:rPr>
+        <w:t>id” : 1, “infected” : [</w:t>
+      </w:r>
+    </w:p>
+    <w:p>
+      <w:pPr>
+        <w:spacing w:line="240" w:lineRule="auto"/>
+        <w:contextualSpacing/>
+        <w:rPr>
+          <w:rFonts w:ascii="Consolas" w:hAnsi="Consolas" w:cs="Consolas"/>
+        </w:rPr>
+      </w:pPr>
+      <w:r>
+        <w:rPr>
+          <w:rFonts w:ascii="Consolas" w:hAnsi="Consolas" w:cs="Consolas"/>
+        </w:rPr>
+        <w:t xml:space="preserve">    </w:t>
+      </w:r>
+      <w:r>
+        <w:rPr>
+          <w:rFonts w:ascii="Consolas" w:hAnsi="Consolas" w:cs="Consolas"/>
+        </w:rPr>
+        <w:t>{“id</w:t>
+      </w:r>
+      <w:proofErr w:type="gramStart"/>
+      <w:r>
+        <w:rPr>
+          <w:rFonts w:ascii="Consolas" w:hAnsi="Consolas" w:cs="Consolas"/>
+        </w:rPr>
+        <w:t>” :</w:t>
+      </w:r>
+      <w:proofErr w:type="gramEnd"/>
+      <w:r>
+        <w:rPr>
+          <w:rFonts w:ascii="Consolas" w:hAnsi="Consolas" w:cs="Consolas"/>
+        </w:rPr>
+        <w:t xml:space="preserve"> 2}</w:t>
+      </w:r>
+    </w:p>
+    <w:p>
+      <w:pPr>
+        <w:spacing w:line="240" w:lineRule="auto"/>
+        <w:contextualSpacing/>
+        <w:rPr>
+          <w:rFonts w:ascii="Consolas" w:hAnsi="Consolas" w:cs="Consolas"/>
+        </w:rPr>
+      </w:pPr>
+      <w:r>
+        <w:rPr>
+          <w:rFonts w:ascii="Consolas" w:hAnsi="Consolas" w:cs="Consolas"/>
+        </w:rPr>
+        <w:t xml:space="preserve">  </w:t>
+      </w:r>
+      <w:r>
+        <w:rPr>
+          <w:rFonts w:ascii="Consolas" w:hAnsi="Consolas" w:cs="Consolas"/>
+        </w:rPr>
+        <w:t>]}</w:t>
+      </w:r>
+    </w:p>
+    <w:p>
+      <w:pPr>
+        <w:spacing w:line="240" w:lineRule="auto"/>
+        <w:contextualSpacing/>
+        <w:rPr>
+          <w:rFonts w:ascii="Consolas" w:hAnsi="Consolas" w:cs="Consolas"/>
+        </w:rPr>
+      </w:pPr>
+      <w:r>
+        <w:rPr>
+          <w:rFonts w:ascii="Consolas" w:hAnsi="Consolas" w:cs="Consolas"/>
+        </w:rPr>
+        <w:t>}</w:t>
+      </w:r>
+    </w:p>
+    <w:p>
+      <w:pPr>
+        <w:spacing w:line="240" w:lineRule="auto"/>
+        <w:contextualSpacing/>
+        <w:rPr>
+          <w:rFonts w:ascii="Consolas" w:hAnsi="Consolas" w:cs="Consolas"/>
+        </w:rPr>
+      </w:pPr>
+    </w:p>
+    <w:p>
+      <w:pPr>
+        <w:spacing w:line="240" w:lineRule="auto"/>
+        <w:contextualSpacing/>
+        <w:rPr>
+          <w:rFonts w:cs="Consolas"/>
+        </w:rPr>
+      </w:pPr>
+      <w:r>
+        <w:rPr>
+          <w:rFonts w:cs="Consolas"/>
+        </w:rPr>
+        <w:t>Adjacency list:</w:t>
+      </w:r>
+      <w:r>
+        <w:rPr>
+          <w:rFonts w:cs="Consolas"/>
+        </w:rPr>
+        <w:t xml:space="preserve"> The transmission graph is given in two parts. The vertices are an array of people with their demographic characteristics. Next is an array of objects, edges, representing each transmission where numbers are the respective indices of the infectors and </w:t>
+      </w:r>
+      <w:proofErr w:type="spellStart"/>
+      <w:r>
+        <w:rPr>
+          <w:rFonts w:cs="Consolas"/>
+        </w:rPr>
+        <w:t>infectees</w:t>
+      </w:r>
+      <w:proofErr w:type="spellEnd"/>
+      <w:r>
+        <w:rPr>
+          <w:rFonts w:cs="Consolas"/>
+        </w:rPr>
+        <w:t xml:space="preserve"> in the “vertices” </w:t>
+      </w:r>
+      <w:proofErr w:type="gramStart"/>
+      <w:r>
+        <w:rPr>
+          <w:rFonts w:cs="Consolas"/>
+        </w:rPr>
+        <w:t>array.</w:t>
+      </w:r>
+      <w:proofErr w:type="gramEnd"/>
+    </w:p>
+    <w:p>
+      <w:pPr>
+        <w:spacing w:line="240" w:lineRule="auto"/>
+        <w:contextualSpacing/>
+        <w:rPr>
+          <w:rFonts w:ascii="Consolas" w:hAnsi="Consolas" w:cs="Consolas"/>
+        </w:rPr>
+      </w:pPr>
+    </w:p>
+    <w:p>
+      <w:pPr>
+        <w:spacing w:line="240" w:lineRule="auto"/>
+        <w:contextualSpacing/>
+        <w:rPr>
+          <w:rFonts w:ascii="Consolas" w:hAnsi="Consolas" w:cs="Consolas"/>
+        </w:rPr>
+      </w:pPr>
+      <w:r>
+        <w:rPr>
+          <w:rFonts w:ascii="Consolas" w:hAnsi="Consolas" w:cs="Consolas"/>
+        </w:rPr>
+        <w:t>{</w:t>
+      </w:r>
+    </w:p>
+    <w:p>
+      <w:pPr>
+        <w:spacing w:line="240" w:lineRule="auto"/>
+        <w:contextualSpacing/>
+        <w:rPr>
+          <w:rFonts w:ascii="Consolas" w:hAnsi="Consolas" w:cs="Consolas"/>
+        </w:rPr>
+      </w:pPr>
+      <w:r>
+        <w:rPr>
+          <w:rFonts w:ascii="Consolas" w:hAnsi="Consolas" w:cs="Consolas"/>
+        </w:rPr>
+        <w:t xml:space="preserve">  </w:t>
+      </w:r>
+      <w:r>
+        <w:rPr>
+          <w:rFonts w:ascii="Consolas" w:hAnsi="Consolas" w:cs="Consolas"/>
+        </w:rPr>
+        <w:t>“</w:t>
+      </w:r>
+      <w:proofErr w:type="gramStart"/>
+      <w:r>
+        <w:rPr>
+          <w:rFonts w:ascii="Consolas" w:hAnsi="Consolas" w:cs="Consolas"/>
+        </w:rPr>
+        <w:t>vertices</w:t>
+      </w:r>
+      <w:proofErr w:type="gramEnd"/>
+      <w:r>
+        <w:rPr>
+          <w:rFonts w:ascii="Consolas" w:hAnsi="Consolas" w:cs="Consolas"/>
+        </w:rPr>
+        <w:t>” : [</w:t>
+      </w:r>
+    </w:p>
+    <w:p>
+      <w:pPr>
+        <w:spacing w:line="240" w:lineRule="auto"/>
+        <w:contextualSpacing/>
+        <w:rPr>
+          <w:rFonts w:ascii="Consolas" w:hAnsi="Consolas" w:cs="Consolas"/>
+        </w:rPr>
+      </w:pPr>
+      <w:r>
+        <w:rPr>
+          <w:rFonts w:ascii="Consolas" w:hAnsi="Consolas" w:cs="Consolas"/>
+        </w:rPr>
+        <w:t xml:space="preserve">    </w:t>
+      </w:r>
+      <w:proofErr w:type="gramStart"/>
+      <w:r>
+        <w:rPr>
+          <w:rFonts w:ascii="Consolas" w:hAnsi="Consolas" w:cs="Consolas"/>
+        </w:rPr>
+        <w:t>{ “</w:t>
+      </w:r>
+      <w:proofErr w:type="gramEnd"/>
+      <w:r>
+        <w:rPr>
+          <w:rFonts w:ascii="Consolas" w:hAnsi="Consolas" w:cs="Consolas"/>
+        </w:rPr>
+        <w:t>id” : 1 },</w:t>
+      </w:r>
+    </w:p>
+    <w:p>
+      <w:pPr>
+        <w:spacing w:line="240" w:lineRule="auto"/>
+        <w:contextualSpacing/>
+        <w:rPr>
+          <w:rFonts w:ascii="Consolas" w:hAnsi="Consolas" w:cs="Consolas"/>
+        </w:rPr>
+      </w:pPr>
+      <w:r>
+        <w:rPr>
+          <w:rFonts w:ascii="Consolas" w:hAnsi="Consolas" w:cs="Consolas"/>
+        </w:rPr>
+        <w:t xml:space="preserve">    </w:t>
+      </w:r>
+      <w:proofErr w:type="gramStart"/>
+      <w:r>
+        <w:rPr>
+          <w:rFonts w:ascii="Consolas" w:hAnsi="Consolas" w:cs="Consolas"/>
+        </w:rPr>
+        <w:t>{ “</w:t>
+      </w:r>
+      <w:proofErr w:type="gramEnd"/>
+      <w:r>
+        <w:rPr>
+          <w:rFonts w:ascii="Consolas" w:hAnsi="Consolas" w:cs="Consolas"/>
+        </w:rPr>
+        <w:t>id” : 2 }</w:t>
+      </w:r>
+    </w:p>
+    <w:p>
+      <w:pPr>
+        <w:spacing w:line="240" w:lineRule="auto"/>
+        <w:contextualSpacing/>
+        <w:rPr>
+          <w:rFonts w:ascii="Consolas" w:hAnsi="Consolas" w:cs="Consolas"/>
+        </w:rPr>
+      </w:pPr>
+      <w:r>
+        <w:rPr>
+          <w:rFonts w:ascii="Consolas" w:hAnsi="Consolas" w:cs="Consolas"/>
+        </w:rPr>
+        <w:t xml:space="preserve">  </w:t>
+      </w:r>
+      <w:r>
+        <w:rPr>
+          <w:rFonts w:ascii="Consolas" w:hAnsi="Consolas" w:cs="Consolas"/>
+        </w:rPr>
+        <w:t>],</w:t>
+      </w:r>
+    </w:p>
+    <w:p>
+      <w:pPr>
+        <w:spacing w:line="240" w:lineRule="auto"/>
+        <w:contextualSpacing/>
+        <w:rPr>
+          <w:rFonts w:ascii="Consolas" w:hAnsi="Consolas" w:cs="Consolas"/>
+        </w:rPr>
+      </w:pPr>
+      <w:r>
+        <w:rPr>
+          <w:rFonts w:ascii="Consolas" w:hAnsi="Consolas" w:cs="Consolas"/>
+        </w:rPr>
+        <w:t xml:space="preserve">  </w:t>
+      </w:r>
+      <w:r>
+        <w:rPr>
+          <w:rFonts w:ascii="Consolas" w:hAnsi="Consolas" w:cs="Consolas"/>
+        </w:rPr>
+        <w:t>“</w:t>
+      </w:r>
+      <w:proofErr w:type="gramStart"/>
+      <w:r>
+        <w:rPr>
+          <w:rFonts w:ascii="Consolas" w:hAnsi="Consolas" w:cs="Consolas"/>
+        </w:rPr>
+        <w:t>edges</w:t>
+      </w:r>
+      <w:proofErr w:type="gramEnd"/>
+      <w:r>
+        <w:rPr>
+          <w:rFonts w:ascii="Consolas" w:hAnsi="Consolas" w:cs="Consolas"/>
+        </w:rPr>
+        <w:t>” : [</w:t>
+      </w:r>
+    </w:p>
+    <w:p>
+      <w:pPr>
+        <w:spacing w:line="240" w:lineRule="auto"/>
+        <w:contextualSpacing/>
+        <w:rPr>
+          <w:rFonts w:ascii="Consolas" w:hAnsi="Consolas" w:cs="Consolas"/>
+        </w:rPr>
+      </w:pPr>
+      <w:r>
+        <w:rPr>
+          <w:rFonts w:ascii="Consolas" w:hAnsi="Consolas" w:cs="Consolas"/>
+        </w:rPr>
+        <w:t xml:space="preserve">    </w:t>
+      </w:r>
+      <w:r>
+        <w:rPr>
+          <w:rFonts w:ascii="Consolas" w:hAnsi="Consolas" w:cs="Consolas"/>
+        </w:rPr>
+        <w:t>{“infector</w:t>
+      </w:r>
+      <w:proofErr w:type="gramStart"/>
+      <w:r>
+        <w:rPr>
+          <w:rFonts w:ascii="Consolas" w:hAnsi="Consolas" w:cs="Consolas"/>
+        </w:rPr>
+        <w:t>” :</w:t>
+      </w:r>
+      <w:proofErr w:type="gramEnd"/>
+      <w:r>
+        <w:rPr>
+          <w:rFonts w:ascii="Consolas" w:hAnsi="Consolas" w:cs="Consolas"/>
+        </w:rPr>
+        <w:t xml:space="preserve"> 0, “</w:t>
+      </w:r>
+      <w:proofErr w:type="spellStart"/>
+      <w:r>
+        <w:rPr>
+          <w:rFonts w:ascii="Consolas" w:hAnsi="Consolas" w:cs="Consolas"/>
+        </w:rPr>
+        <w:t>infectee</w:t>
+      </w:r>
+      <w:proofErr w:type="spellEnd"/>
+      <w:r>
+        <w:rPr>
+          <w:rFonts w:ascii="Consolas" w:hAnsi="Consolas" w:cs="Consolas"/>
+        </w:rPr>
+        <w:t>” : 1}</w:t>
+      </w:r>
+    </w:p>
+    <w:p>
+      <w:pPr>
+        <w:spacing w:line="240" w:lineRule="auto"/>
+        <w:contextualSpacing/>
+        <w:rPr>
+          <w:rFonts w:ascii="Consolas" w:hAnsi="Consolas" w:cs="Consolas"/>
+        </w:rPr>
+      </w:pPr>
+      <w:r>
+        <w:rPr>
+          <w:rFonts w:ascii="Consolas" w:hAnsi="Consolas" w:cs="Consolas"/>
+        </w:rPr>
+        <w:t xml:space="preserve">  </w:t>
+      </w:r>
+      <w:r>
+        <w:rPr>
+          <w:rFonts w:ascii="Consolas" w:hAnsi="Consolas" w:cs="Consolas"/>
+        </w:rPr>
+        <w:t>]</w:t>
+      </w:r>
+    </w:p>
+    <w:p>
+      <w:pPr>
+        <w:spacing w:line="240" w:lineRule="auto"/>
+        <w:contextualSpacing/>
+        <w:rPr>
+          <w:rFonts w:ascii="Consolas" w:hAnsi="Consolas" w:cs="Consolas"/>
+        </w:rPr>
+      </w:pPr>
+      <w:r>
+        <w:rPr>
+          <w:rFonts w:ascii="Consolas" w:hAnsi="Consolas" w:cs="Consolas"/>
+        </w:rPr>
+        <w:t>}</w:t>
+      </w:r>
+    </w:p>
     <w:sectPr>
       <w:pgSz w:w="12240" w:h="15840"/>
       <w:pgMar w:top="1440" w:right="1440" w:bottom="1440" w:left="1440" w:header="720" w:footer="720" w:gutter="0"/>
@@ -13517,7 +17299,7 @@
 </file>
 
 <file path=customXml/itemProps1.xml><?xml version="1.0" encoding="utf-8"?>
-<ds:datastoreItem xmlns:ds="http://schemas.openxmlformats.org/officeDocument/2006/customXml" ds:itemID="{E993FA9A-BAC8-45A9-A973-8EEC74C4FF0B}">
+<ds:datastoreItem xmlns:ds="http://schemas.openxmlformats.org/officeDocument/2006/customXml" ds:itemID="{42A7444C-DDFD-47FC-9839-A16CA0576E38}">
   <ds:schemaRefs>
     <ds:schemaRef ds:uri="http://schemas.openxmlformats.org/officeDocument/2006/bibliography"/>
   </ds:schemaRefs>

--- a/documentation/CEPAC Dynamic Model Detailed Change Log.docx
+++ b/documentation/CEPAC Dynamic Model Detailed Change Log.docx
@@ -23,7 +23,12 @@
         <w:jc w:val="center"/>
       </w:pPr>
       <w:r>
-        <w:t>Last updated: February 3, 2014</w:t>
+        <w:t>Last updated: July 2</w:t>
+      </w:r>
+      <w:bookmarkStart w:id="0" w:name="_GoBack"/>
+      <w:bookmarkEnd w:id="0"/>
+      <w:r>
+        <w:t>, 2014</w:t>
       </w:r>
     </w:p>
     <w:p>
@@ -36,16 +41,7 @@
     </w:p>
     <w:sdt>
       <w:sdtPr>
-        <w:rPr>
-          <w:rFonts w:asciiTheme="minorHAnsi" w:eastAsiaTheme="minorHAnsi" w:hAnsiTheme="minorHAnsi" w:cstheme="minorBidi"/>
-          <w:b w:val="0"/>
-          <w:bCs w:val="0"/>
-          <w:color w:val="auto"/>
-          <w:sz w:val="22"/>
-          <w:szCs w:val="22"/>
-          <w:lang w:eastAsia="en-US"/>
-        </w:rPr>
-        <w:id w:val="1520037040"/>
+        <w:id w:val="1225489919"/>
         <w:docPartObj>
           <w:docPartGallery w:val="Table of Contents"/>
           <w:docPartUnique/>
@@ -53,7 +49,12 @@
       </w:sdtPr>
       <w:sdtEndPr>
         <w:rPr>
+          <w:rFonts w:asciiTheme="minorHAnsi" w:eastAsiaTheme="minorHAnsi" w:hAnsiTheme="minorHAnsi" w:cstheme="minorBidi"/>
           <w:noProof/>
+          <w:color w:val="auto"/>
+          <w:sz w:val="22"/>
+          <w:szCs w:val="22"/>
+          <w:lang w:eastAsia="en-US"/>
         </w:rPr>
       </w:sdtEndPr>
       <w:sdtContent>
@@ -62,7 +63,7 @@
             <w:pStyle w:val="TOCHeading"/>
           </w:pPr>
           <w:r>
-            <w:t>Table of Contents</w:t>
+            <w:t>Contents</w:t>
           </w:r>
         </w:p>
         <w:p>
@@ -85,7 +86,7 @@
           <w:r>
             <w:fldChar w:fldCharType="separate"/>
           </w:r>
-          <w:hyperlink w:anchor="_Toc385439320" w:history="1">
+          <w:hyperlink w:anchor="_Toc392066919" w:history="1">
             <w:r>
               <w:rPr>
                 <w:rStyle w:val="Hyperlink"/>
@@ -112,7 +113,7 @@
                 <w:noProof/>
                 <w:webHidden/>
               </w:rPr>
-              <w:instrText xml:space="preserve"> PAGEREF _Toc385439320 \h </w:instrText>
+              <w:instrText xml:space="preserve"> PAGEREF _Toc392066919 \h </w:instrText>
             </w:r>
             <w:r>
               <w:rPr>
@@ -154,7 +155,7 @@
               <w:noProof/>
             </w:rPr>
           </w:pPr>
-          <w:hyperlink w:anchor="_Toc385439321" w:history="1">
+          <w:hyperlink w:anchor="_Toc392066920" w:history="1">
             <w:r>
               <w:rPr>
                 <w:rStyle w:val="Hyperlink"/>
@@ -181,7 +182,7 @@
                 <w:noProof/>
                 <w:webHidden/>
               </w:rPr>
-              <w:instrText xml:space="preserve"> PAGEREF _Toc385439321 \h </w:instrText>
+              <w:instrText xml:space="preserve"> PAGEREF _Toc392066920 \h </w:instrText>
             </w:r>
             <w:r>
               <w:rPr>
@@ -223,7 +224,7 @@
               <w:noProof/>
             </w:rPr>
           </w:pPr>
-          <w:hyperlink w:anchor="_Toc385439322" w:history="1">
+          <w:hyperlink w:anchor="_Toc392066921" w:history="1">
             <w:r>
               <w:rPr>
                 <w:rStyle w:val="Hyperlink"/>
@@ -250,7 +251,7 @@
                 <w:noProof/>
                 <w:webHidden/>
               </w:rPr>
-              <w:instrText xml:space="preserve"> PAGEREF _Toc385439322 \h </w:instrText>
+              <w:instrText xml:space="preserve"> PAGEREF _Toc392066921 \h </w:instrText>
             </w:r>
             <w:r>
               <w:rPr>
@@ -292,7 +293,7 @@
               <w:noProof/>
             </w:rPr>
           </w:pPr>
-          <w:hyperlink w:anchor="_Toc385439323" w:history="1">
+          <w:hyperlink w:anchor="_Toc392066922" w:history="1">
             <w:r>
               <w:rPr>
                 <w:rStyle w:val="Hyperlink"/>
@@ -319,7 +320,7 @@
                 <w:noProof/>
                 <w:webHidden/>
               </w:rPr>
-              <w:instrText xml:space="preserve"> PAGEREF _Toc385439323 \h </w:instrText>
+              <w:instrText xml:space="preserve"> PAGEREF _Toc392066922 \h </w:instrText>
             </w:r>
             <w:r>
               <w:rPr>
@@ -361,7 +362,7 @@
               <w:noProof/>
             </w:rPr>
           </w:pPr>
-          <w:hyperlink w:anchor="_Toc385439324" w:history="1">
+          <w:hyperlink w:anchor="_Toc392066923" w:history="1">
             <w:r>
               <w:rPr>
                 <w:rStyle w:val="Hyperlink"/>
@@ -388,7 +389,7 @@
                 <w:noProof/>
                 <w:webHidden/>
               </w:rPr>
-              <w:instrText xml:space="preserve"> PAGEREF _Toc385439324 \h </w:instrText>
+              <w:instrText xml:space="preserve"> PAGEREF _Toc392066923 \h </w:instrText>
             </w:r>
             <w:r>
               <w:rPr>
@@ -430,7 +431,7 @@
               <w:noProof/>
             </w:rPr>
           </w:pPr>
-          <w:hyperlink w:anchor="_Toc385439325" w:history="1">
+          <w:hyperlink w:anchor="_Toc392066924" w:history="1">
             <w:r>
               <w:rPr>
                 <w:rStyle w:val="Hyperlink"/>
@@ -457,7 +458,7 @@
                 <w:noProof/>
                 <w:webHidden/>
               </w:rPr>
-              <w:instrText xml:space="preserve"> PAGEREF _Toc385439325 \h </w:instrText>
+              <w:instrText xml:space="preserve"> PAGEREF _Toc392066924 \h </w:instrText>
             </w:r>
             <w:r>
               <w:rPr>
@@ -499,7 +500,7 @@
               <w:noProof/>
             </w:rPr>
           </w:pPr>
-          <w:hyperlink w:anchor="_Toc385439326" w:history="1">
+          <w:hyperlink w:anchor="_Toc392066925" w:history="1">
             <w:r>
               <w:rPr>
                 <w:rStyle w:val="Hyperlink"/>
@@ -526,7 +527,7 @@
                 <w:noProof/>
                 <w:webHidden/>
               </w:rPr>
-              <w:instrText xml:space="preserve"> PAGEREF _Toc385439326 \h </w:instrText>
+              <w:instrText xml:space="preserve"> PAGEREF _Toc392066925 \h </w:instrText>
             </w:r>
             <w:r>
               <w:rPr>
@@ -568,13 +569,13 @@
               <w:noProof/>
             </w:rPr>
           </w:pPr>
-          <w:hyperlink w:anchor="_Toc385439327" w:history="1">
+          <w:hyperlink w:anchor="_Toc392066926" w:history="1">
             <w:r>
               <w:rPr>
                 <w:rStyle w:val="Hyperlink"/>
                 <w:noProof/>
               </w:rPr>
-              <w:t>3.4.0 – Technical changes</w:t>
+              <w:t>3.4 – Technical changes</w:t>
             </w:r>
             <w:r>
               <w:rPr>
@@ -595,7 +596,7 @@
                 <w:noProof/>
                 <w:webHidden/>
               </w:rPr>
-              <w:instrText xml:space="preserve"> PAGEREF _Toc385439327 \h </w:instrText>
+              <w:instrText xml:space="preserve"> PAGEREF _Toc392066926 \h </w:instrText>
             </w:r>
             <w:r>
               <w:rPr>
@@ -637,13 +638,13 @@
               <w:noProof/>
             </w:rPr>
           </w:pPr>
-          <w:hyperlink w:anchor="_Toc385439328" w:history="1">
+          <w:hyperlink w:anchor="_Toc392066927" w:history="1">
             <w:r>
               <w:rPr>
                 <w:rStyle w:val="Hyperlink"/>
                 <w:noProof/>
               </w:rPr>
-              <w:t>3.4.0 – Targeted interventions</w:t>
+              <w:t>3.4 – Targeted interventions</w:t>
             </w:r>
             <w:r>
               <w:rPr>
@@ -664,7 +665,7 @@
                 <w:noProof/>
                 <w:webHidden/>
               </w:rPr>
-              <w:instrText xml:space="preserve"> PAGEREF _Toc385439328 \h </w:instrText>
+              <w:instrText xml:space="preserve"> PAGEREF _Toc392066927 \h </w:instrText>
             </w:r>
             <w:r>
               <w:rPr>
@@ -706,13 +707,13 @@
               <w:noProof/>
             </w:rPr>
           </w:pPr>
-          <w:hyperlink w:anchor="_Toc385439329" w:history="1">
+          <w:hyperlink w:anchor="_Toc392066928" w:history="1">
             <w:r>
               <w:rPr>
                 <w:rStyle w:val="Hyperlink"/>
                 <w:noProof/>
               </w:rPr>
-              <w:t>3.4.0 – Template parameters</w:t>
+              <w:t>3.4 – Template parameters</w:t>
             </w:r>
             <w:r>
               <w:rPr>
@@ -733,7 +734,7 @@
                 <w:noProof/>
                 <w:webHidden/>
               </w:rPr>
-              <w:instrText xml:space="preserve"> PAGEREF _Toc385439329 \h </w:instrText>
+              <w:instrText xml:space="preserve"> PAGEREF _Toc392066928 \h </w:instrText>
             </w:r>
             <w:r>
               <w:rPr>
@@ -753,7 +754,7 @@
                 <w:noProof/>
                 <w:webHidden/>
               </w:rPr>
-              <w:t>12</w:t>
+              <w:t>16</w:t>
             </w:r>
             <w:r>
               <w:rPr>
@@ -775,13 +776,13 @@
               <w:noProof/>
             </w:rPr>
           </w:pPr>
-          <w:hyperlink w:anchor="_Toc385439330" w:history="1">
+          <w:hyperlink w:anchor="_Toc392066929" w:history="1">
             <w:r>
               <w:rPr>
                 <w:rStyle w:val="Hyperlink"/>
                 <w:noProof/>
               </w:rPr>
-              <w:t>3.4.0 – Dynamic rollout proportion</w:t>
+              <w:t>3.4 – Dynamic rollout proportion</w:t>
             </w:r>
             <w:r>
               <w:rPr>
@@ -802,7 +803,7 @@
                 <w:noProof/>
                 <w:webHidden/>
               </w:rPr>
-              <w:instrText xml:space="preserve"> PAGEREF _Toc385439330 \h </w:instrText>
+              <w:instrText xml:space="preserve"> PAGEREF _Toc392066929 \h </w:instrText>
             </w:r>
             <w:r>
               <w:rPr>
@@ -822,7 +823,7 @@
                 <w:noProof/>
                 <w:webHidden/>
               </w:rPr>
-              <w:t>13</w:t>
+              <w:t>17</w:t>
             </w:r>
             <w:r>
               <w:rPr>
@@ -844,13 +845,13 @@
               <w:noProof/>
             </w:rPr>
           </w:pPr>
-          <w:hyperlink w:anchor="_Toc385439331" w:history="1">
+          <w:hyperlink w:anchor="_Toc392066930" w:history="1">
             <w:r>
               <w:rPr>
                 <w:rStyle w:val="Hyperlink"/>
                 <w:noProof/>
               </w:rPr>
-              <w:t>3.4.0 – XML Reorganization</w:t>
+              <w:t>3.4 – Discovered bugs</w:t>
             </w:r>
             <w:r>
               <w:rPr>
@@ -871,7 +872,7 @@
                 <w:noProof/>
                 <w:webHidden/>
               </w:rPr>
-              <w:instrText xml:space="preserve"> PAGEREF _Toc385439331 \h </w:instrText>
+              <w:instrText xml:space="preserve"> PAGEREF _Toc392066930 \h </w:instrText>
             </w:r>
             <w:r>
               <w:rPr>
@@ -891,7 +892,283 @@
                 <w:noProof/>
                 <w:webHidden/>
               </w:rPr>
-              <w:t>14</w:t>
+              <w:t>18</w:t>
+            </w:r>
+            <w:r>
+              <w:rPr>
+                <w:noProof/>
+                <w:webHidden/>
+              </w:rPr>
+              <w:fldChar w:fldCharType="end"/>
+            </w:r>
+          </w:hyperlink>
+        </w:p>
+        <w:p>
+          <w:pPr>
+            <w:pStyle w:val="TOC1"/>
+            <w:tabs>
+              <w:tab w:val="right" w:leader="dot" w:pos="9350"/>
+            </w:tabs>
+            <w:rPr>
+              <w:rFonts w:eastAsiaTheme="minorEastAsia"/>
+              <w:noProof/>
+            </w:rPr>
+          </w:pPr>
+          <w:hyperlink w:anchor="_Toc392066931" w:history="1">
+            <w:r>
+              <w:rPr>
+                <w:rStyle w:val="Hyperlink"/>
+                <w:noProof/>
+              </w:rPr>
+              <w:t>3.5 – Technical changes</w:t>
+            </w:r>
+            <w:r>
+              <w:rPr>
+                <w:noProof/>
+                <w:webHidden/>
+              </w:rPr>
+              <w:tab/>
+            </w:r>
+            <w:r>
+              <w:rPr>
+                <w:noProof/>
+                <w:webHidden/>
+              </w:rPr>
+              <w:fldChar w:fldCharType="begin"/>
+            </w:r>
+            <w:r>
+              <w:rPr>
+                <w:noProof/>
+                <w:webHidden/>
+              </w:rPr>
+              <w:instrText xml:space="preserve"> PAGEREF _Toc392066931 \h </w:instrText>
+            </w:r>
+            <w:r>
+              <w:rPr>
+                <w:noProof/>
+                <w:webHidden/>
+              </w:rPr>
+            </w:r>
+            <w:r>
+              <w:rPr>
+                <w:noProof/>
+                <w:webHidden/>
+              </w:rPr>
+              <w:fldChar w:fldCharType="separate"/>
+            </w:r>
+            <w:r>
+              <w:rPr>
+                <w:noProof/>
+                <w:webHidden/>
+              </w:rPr>
+              <w:t>19</w:t>
+            </w:r>
+            <w:r>
+              <w:rPr>
+                <w:noProof/>
+                <w:webHidden/>
+              </w:rPr>
+              <w:fldChar w:fldCharType="end"/>
+            </w:r>
+          </w:hyperlink>
+        </w:p>
+        <w:p>
+          <w:pPr>
+            <w:pStyle w:val="TOC1"/>
+            <w:tabs>
+              <w:tab w:val="right" w:leader="dot" w:pos="9350"/>
+            </w:tabs>
+            <w:rPr>
+              <w:rFonts w:eastAsiaTheme="minorEastAsia"/>
+              <w:noProof/>
+            </w:rPr>
+          </w:pPr>
+          <w:hyperlink w:anchor="_Toc392066932" w:history="1">
+            <w:r>
+              <w:rPr>
+                <w:rStyle w:val="Hyperlink"/>
+                <w:noProof/>
+              </w:rPr>
+              <w:t>3.5 – Target groups</w:t>
+            </w:r>
+            <w:r>
+              <w:rPr>
+                <w:noProof/>
+                <w:webHidden/>
+              </w:rPr>
+              <w:tab/>
+            </w:r>
+            <w:r>
+              <w:rPr>
+                <w:noProof/>
+                <w:webHidden/>
+              </w:rPr>
+              <w:fldChar w:fldCharType="begin"/>
+            </w:r>
+            <w:r>
+              <w:rPr>
+                <w:noProof/>
+                <w:webHidden/>
+              </w:rPr>
+              <w:instrText xml:space="preserve"> PAGEREF _Toc392066932 \h </w:instrText>
+            </w:r>
+            <w:r>
+              <w:rPr>
+                <w:noProof/>
+                <w:webHidden/>
+              </w:rPr>
+            </w:r>
+            <w:r>
+              <w:rPr>
+                <w:noProof/>
+                <w:webHidden/>
+              </w:rPr>
+              <w:fldChar w:fldCharType="separate"/>
+            </w:r>
+            <w:r>
+              <w:rPr>
+                <w:noProof/>
+                <w:webHidden/>
+              </w:rPr>
+              <w:t>20</w:t>
+            </w:r>
+            <w:r>
+              <w:rPr>
+                <w:noProof/>
+                <w:webHidden/>
+              </w:rPr>
+              <w:fldChar w:fldCharType="end"/>
+            </w:r>
+          </w:hyperlink>
+        </w:p>
+        <w:p>
+          <w:pPr>
+            <w:pStyle w:val="TOC1"/>
+            <w:tabs>
+              <w:tab w:val="right" w:leader="dot" w:pos="9350"/>
+            </w:tabs>
+            <w:rPr>
+              <w:rFonts w:eastAsiaTheme="minorEastAsia"/>
+              <w:noProof/>
+            </w:rPr>
+          </w:pPr>
+          <w:hyperlink w:anchor="_Toc392066933" w:history="1">
+            <w:r>
+              <w:rPr>
+                <w:rStyle w:val="Hyperlink"/>
+                <w:noProof/>
+              </w:rPr>
+              <w:t>3.5 – New interventions</w:t>
+            </w:r>
+            <w:r>
+              <w:rPr>
+                <w:noProof/>
+                <w:webHidden/>
+              </w:rPr>
+              <w:tab/>
+            </w:r>
+            <w:r>
+              <w:rPr>
+                <w:noProof/>
+                <w:webHidden/>
+              </w:rPr>
+              <w:fldChar w:fldCharType="begin"/>
+            </w:r>
+            <w:r>
+              <w:rPr>
+                <w:noProof/>
+                <w:webHidden/>
+              </w:rPr>
+              <w:instrText xml:space="preserve"> PAGEREF _Toc392066933 \h </w:instrText>
+            </w:r>
+            <w:r>
+              <w:rPr>
+                <w:noProof/>
+                <w:webHidden/>
+              </w:rPr>
+            </w:r>
+            <w:r>
+              <w:rPr>
+                <w:noProof/>
+                <w:webHidden/>
+              </w:rPr>
+              <w:fldChar w:fldCharType="separate"/>
+            </w:r>
+            <w:r>
+              <w:rPr>
+                <w:noProof/>
+                <w:webHidden/>
+              </w:rPr>
+              <w:t>21</w:t>
+            </w:r>
+            <w:r>
+              <w:rPr>
+                <w:noProof/>
+                <w:webHidden/>
+              </w:rPr>
+              <w:fldChar w:fldCharType="end"/>
+            </w:r>
+          </w:hyperlink>
+        </w:p>
+        <w:p>
+          <w:pPr>
+            <w:pStyle w:val="TOC1"/>
+            <w:tabs>
+              <w:tab w:val="right" w:leader="dot" w:pos="9350"/>
+            </w:tabs>
+            <w:rPr>
+              <w:rFonts w:eastAsiaTheme="minorEastAsia"/>
+              <w:noProof/>
+            </w:rPr>
+          </w:pPr>
+          <w:hyperlink w:anchor="_Toc392066934" w:history="1">
+            <w:r>
+              <w:rPr>
+                <w:rStyle w:val="Hyperlink"/>
+                <w:noProof/>
+              </w:rPr>
+              <w:t>3.5 – New JSON output of transmission data</w:t>
+            </w:r>
+            <w:r>
+              <w:rPr>
+                <w:noProof/>
+                <w:webHidden/>
+              </w:rPr>
+              <w:tab/>
+            </w:r>
+            <w:r>
+              <w:rPr>
+                <w:noProof/>
+                <w:webHidden/>
+              </w:rPr>
+              <w:fldChar w:fldCharType="begin"/>
+            </w:r>
+            <w:r>
+              <w:rPr>
+                <w:noProof/>
+                <w:webHidden/>
+              </w:rPr>
+              <w:instrText xml:space="preserve"> PAGEREF _Toc392066934 \h </w:instrText>
+            </w:r>
+            <w:r>
+              <w:rPr>
+                <w:noProof/>
+                <w:webHidden/>
+              </w:rPr>
+            </w:r>
+            <w:r>
+              <w:rPr>
+                <w:noProof/>
+                <w:webHidden/>
+              </w:rPr>
+              <w:fldChar w:fldCharType="separate"/>
+            </w:r>
+            <w:r>
+              <w:rPr>
+                <w:noProof/>
+                <w:webHidden/>
+              </w:rPr>
+              <w:t>22</w:t>
             </w:r>
             <w:r>
               <w:rPr>
@@ -935,7 +1212,7 @@
         <w:pStyle w:val="Title"/>
         <w:outlineLvl w:val="0"/>
       </w:pPr>
-      <w:bookmarkStart w:id="0" w:name="_Toc385439320"/>
+      <w:bookmarkStart w:id="1" w:name="_Toc392066919"/>
       <w:r>
         <w:lastRenderedPageBreak/>
         <w:t>3.32k</w:t>
@@ -943,7 +1220,7 @@
       <w:r>
         <w:t xml:space="preserve"> – ART Rollout Bug</w:t>
       </w:r>
-      <w:bookmarkEnd w:id="0"/>
+      <w:bookmarkEnd w:id="1"/>
     </w:p>
     <w:p>
       <w:pPr>
@@ -1260,15 +1537,7 @@
         <w:t>ed as random indices for</w:t>
       </w:r>
       <w:r>
-        <w:t xml:space="preserve"> “</w:t>
-      </w:r>
-      <w:proofErr w:type="spellStart"/>
-      <w:r>
-        <w:t>rolloutUntreatedPool</w:t>
-      </w:r>
-      <w:proofErr w:type="spellEnd"/>
-      <w:r>
-        <w:t>” in Population.cpp, a list which tracks all of those people who have been infected but aren’t yet accessing treatment. The shuffling was necessary to ensure that order of insertion into the list didn’t bias those that were infected earlier or later.</w:t>
+        <w:t xml:space="preserve"> “rolloutUntreatedPool” in Population.cpp, a list which tracks all of those people who have been infected but aren’t yet accessing treatment. The shuffling was necessary to ensure that order of insertion into the list didn’t bias those that were infected earlier or later.</w:t>
       </w:r>
     </w:p>
     <w:p>
@@ -1281,15 +1550,7 @@
     </w:p>
     <w:p>
       <w:r>
-        <w:t xml:space="preserve">Delaying the shuffling of the </w:t>
-      </w:r>
-      <w:proofErr w:type="spellStart"/>
-      <w:r>
-        <w:t>rolloutUntreatedPool</w:t>
-      </w:r>
-      <w:proofErr w:type="spellEnd"/>
-      <w:r>
-        <w:t xml:space="preserve"> until the time that people can actually begin receiving ART was sufficient for solving this issue. The original way might be compared with shuffling a deck of cards and then taking the top card whenever a random card is needed. The new way is more like leaving the cards in a possibly biased order and selecting a random card from any place in the deck when a random card is needed.</w:t>
+        <w:t>Delaying the shuffling of the rolloutUntreatedPool until the time that people can actually begin receiving ART was sufficient for solving this issue. The original way might be compared with shuffling a deck of cards and then taking the top card whenever a random card is needed. The new way is more like leaving the cards in a possibly biased order and selecting a random card from any place in the deck when a random card is needed.</w:t>
       </w:r>
     </w:p>
     <w:p>
@@ -1302,12 +1563,12 @@
         <w:pStyle w:val="Title"/>
         <w:outlineLvl w:val="0"/>
       </w:pPr>
-      <w:bookmarkStart w:id="1" w:name="_Toc385439321"/>
+      <w:bookmarkStart w:id="2" w:name="_Toc392066920"/>
       <w:r>
         <w:lastRenderedPageBreak/>
         <w:t>3.33a – ART Rollout Outcome Sheet</w:t>
       </w:r>
-      <w:bookmarkEnd w:id="1"/>
+      <w:bookmarkEnd w:id="2"/>
     </w:p>
     <w:p>
       <w:pPr>
@@ -1611,12 +1872,12 @@
         <w:pStyle w:val="Title"/>
         <w:outlineLvl w:val="0"/>
       </w:pPr>
-      <w:bookmarkStart w:id="2" w:name="_Toc385439322"/>
+      <w:bookmarkStart w:id="3" w:name="_Toc392066921"/>
       <w:r>
         <w:lastRenderedPageBreak/>
         <w:t>3.33a – Shifted Outcome Sheet</w:t>
       </w:r>
-      <w:bookmarkEnd w:id="2"/>
+      <w:bookmarkEnd w:id="3"/>
     </w:p>
     <w:p>
       <w:pPr>
@@ -1628,15 +1889,7 @@
     </w:p>
     <w:p>
       <w:r>
-        <w:t xml:space="preserve">This is a new trace file which summarizes a number of important statistics about the population on a yearly basis shifted by the given parameter “monthOf1990” as calculated during phase 3 </w:t>
-      </w:r>
-      <w:proofErr w:type="gramStart"/>
-      <w:r>
-        <w:t>calibration</w:t>
-      </w:r>
-      <w:proofErr w:type="gramEnd"/>
-      <w:r>
-        <w:t>. These outcomes are recorded:</w:t>
+        <w:t>This is a new trace file which summarizes a number of important statistics about the population on a yearly basis shifted by the given parameter “monthOf1990” as calculated during phase 3 calibration. These outcomes are recorded:</w:t>
       </w:r>
     </w:p>
     <w:p>
@@ -1791,12 +2044,12 @@
       <w:r>
         <w:br w:type="page"/>
       </w:r>
-      <w:bookmarkStart w:id="3" w:name="_Toc385439323"/>
+      <w:bookmarkStart w:id="4" w:name="_Toc392066922"/>
       <w:r>
         <w:lastRenderedPageBreak/>
         <w:t>3.33a – RNG Seed Parameter</w:t>
       </w:r>
-      <w:bookmarkEnd w:id="3"/>
+      <w:bookmarkEnd w:id="4"/>
     </w:p>
     <w:p>
       <w:pPr>
@@ -1808,15 +2061,7 @@
     </w:p>
     <w:p>
       <w:r>
-        <w:t xml:space="preserve">On GUI simulation runs, fixed seed could be enabled or disabled using the “fixed seed” checkbox. On console runs (e.g. on the cluster), this could only be done through recompiling the entire executable with the parameter passed to </w:t>
-      </w:r>
-      <w:proofErr w:type="spellStart"/>
-      <w:r>
-        <w:t>Sim</w:t>
-      </w:r>
-      <w:proofErr w:type="spellEnd"/>
-      <w:r>
-        <w:t xml:space="preserve"> changed. It would be more convenient to be able to specify a specific fixed seed or disable fixed seed through the XML.</w:t>
+        <w:t>On GUI simulation runs, fixed seed could be enabled or disabled using the “fixed seed” checkbox. On console runs (e.g. on the cluster), this could only be done through recompiling the entire executable with the parameter passed to Sim changed. It would be more convenient to be able to specify a specific fixed seed or disable fixed seed through the XML.</w:t>
       </w:r>
     </w:p>
     <w:p>
@@ -1829,15 +2074,7 @@
     </w:p>
     <w:p>
       <w:r>
-        <w:t>A new element was added to the XML as a child of the “simulation” element called “</w:t>
-      </w:r>
-      <w:proofErr w:type="spellStart"/>
-      <w:r>
-        <w:t>fixedSeed</w:t>
-      </w:r>
-      <w:proofErr w:type="spellEnd"/>
-      <w:r>
-        <w:t>”. It can be one of three given values:</w:t>
+        <w:t>A new element was added to the XML as a child of the “simulation” element called “fixedSeed”. It can be one of three given values:</w:t>
       </w:r>
     </w:p>
     <w:p>
@@ -1910,12 +2147,12 @@
         <w:pStyle w:val="Title"/>
         <w:outlineLvl w:val="0"/>
       </w:pPr>
-      <w:bookmarkStart w:id="4" w:name="_Toc385439324"/>
+      <w:bookmarkStart w:id="5" w:name="_Toc392066923"/>
       <w:r>
         <w:lastRenderedPageBreak/>
         <w:t>3.33a – Exposure Counting</w:t>
       </w:r>
-      <w:bookmarkEnd w:id="4"/>
+      <w:bookmarkEnd w:id="5"/>
     </w:p>
     <w:p>
       <w:pPr>
@@ -1927,15 +2164,7 @@
     </w:p>
     <w:p>
       <w:r>
-        <w:t xml:space="preserve">During the simulation of a person’s sexual activity, the infection tracker records any exposure that occurs between </w:t>
-      </w:r>
-      <w:proofErr w:type="spellStart"/>
-      <w:r>
-        <w:t>serodiscordant</w:t>
-      </w:r>
-      <w:proofErr w:type="spellEnd"/>
-      <w:r>
-        <w:t xml:space="preserve"> partners. This recording was being done outside the per act loop and thus only counted one exposure for a given month even if many exposures occurred.</w:t>
+        <w:t>During the simulation of a person’s sexual activity, the infection tracker records any exposure that occurs between serodiscordant partners. This recording was being done outside the per act loop and thus only counted one exposure for a given month even if many exposures occurred.</w:t>
       </w:r>
     </w:p>
     <w:p>
@@ -1955,55 +2184,11 @@
       <w:r>
         <w:t xml:space="preserve">Move </w:t>
       </w:r>
-      <w:proofErr w:type="spellStart"/>
-      <w:r>
-        <w:rPr>
-          <w:rFonts w:ascii="Consolas" w:hAnsi="Consolas" w:cs="Consolas"/>
-        </w:rPr>
-        <w:t>infTrack</w:t>
-      </w:r>
-      <w:proofErr w:type="spellEnd"/>
-      <w:r>
-        <w:rPr>
-          <w:rFonts w:ascii="Consolas" w:hAnsi="Consolas" w:cs="Consolas"/>
-        </w:rPr>
-        <w:t>-&gt;</w:t>
-      </w:r>
-      <w:proofErr w:type="spellStart"/>
-      <w:proofErr w:type="gramStart"/>
-      <w:r>
-        <w:rPr>
-          <w:rFonts w:ascii="Consolas" w:hAnsi="Consolas" w:cs="Consolas"/>
-        </w:rPr>
-        <w:t>recordExposure</w:t>
-      </w:r>
-      <w:proofErr w:type="spellEnd"/>
-      <w:r>
-        <w:rPr>
-          <w:rFonts w:ascii="Consolas" w:hAnsi="Consolas" w:cs="Consolas"/>
-        </w:rPr>
-        <w:t>(</w:t>
-      </w:r>
-      <w:proofErr w:type="gramEnd"/>
-      <w:r>
-        <w:rPr>
-          <w:rFonts w:ascii="Consolas" w:hAnsi="Consolas" w:cs="Consolas"/>
-        </w:rPr>
-        <w:t>_</w:t>
-      </w:r>
-      <w:proofErr w:type="spellStart"/>
-      <w:r>
-        <w:rPr>
-          <w:rFonts w:ascii="Consolas" w:hAnsi="Consolas" w:cs="Consolas"/>
-        </w:rPr>
-        <w:t>eventParams.currTime</w:t>
-      </w:r>
-      <w:proofErr w:type="spellEnd"/>
-      <w:r>
-        <w:rPr>
-          <w:rFonts w:ascii="Consolas" w:hAnsi="Consolas" w:cs="Consolas"/>
-        </w:rPr>
-        <w:t>, infected);</w:t>
+      <w:r>
+        <w:rPr>
+          <w:rFonts w:ascii="Consolas" w:hAnsi="Consolas" w:cs="Consolas"/>
+        </w:rPr>
+        <w:t>infTrack-&gt;recordExposure(_eventParams.currTime, infected);</w:t>
       </w:r>
       <w:r>
         <w:rPr>
@@ -2027,84 +2212,14 @@
         <w:rPr>
           <w:rFonts w:ascii="Consolas" w:hAnsi="Consolas" w:cs="Consolas"/>
         </w:rPr>
-        <w:t>for(</w:t>
-      </w:r>
-      <w:proofErr w:type="spellStart"/>
-      <w:r>
-        <w:rPr>
-          <w:rFonts w:ascii="Consolas" w:hAnsi="Consolas" w:cs="Consolas"/>
-        </w:rPr>
-        <w:t>int</w:t>
-      </w:r>
-      <w:proofErr w:type="spellEnd"/>
+        <w:t>for(int i = 0; i &lt; _numActs; i++)</w:t>
+      </w:r>
       <w:r>
         <w:rPr>
           <w:rFonts w:ascii="Consolas" w:hAnsi="Consolas" w:cs="Consolas"/>
         </w:rPr>
         <w:t xml:space="preserve"> </w:t>
       </w:r>
-      <w:proofErr w:type="spellStart"/>
-      <w:r>
-        <w:rPr>
-          <w:rFonts w:ascii="Consolas" w:hAnsi="Consolas" w:cs="Consolas"/>
-        </w:rPr>
-        <w:t>i</w:t>
-      </w:r>
-      <w:proofErr w:type="spellEnd"/>
-      <w:r>
-        <w:rPr>
-          <w:rFonts w:ascii="Consolas" w:hAnsi="Consolas" w:cs="Consolas"/>
-        </w:rPr>
-        <w:t xml:space="preserve"> = 0; </w:t>
-      </w:r>
-      <w:proofErr w:type="spellStart"/>
-      <w:r>
-        <w:rPr>
-          <w:rFonts w:ascii="Consolas" w:hAnsi="Consolas" w:cs="Consolas"/>
-        </w:rPr>
-        <w:t>i</w:t>
-      </w:r>
-      <w:proofErr w:type="spellEnd"/>
-      <w:r>
-        <w:rPr>
-          <w:rFonts w:ascii="Consolas" w:hAnsi="Consolas" w:cs="Consolas"/>
-        </w:rPr>
-        <w:t xml:space="preserve"> &lt; _</w:t>
-      </w:r>
-      <w:proofErr w:type="spellStart"/>
-      <w:r>
-        <w:rPr>
-          <w:rFonts w:ascii="Consolas" w:hAnsi="Consolas" w:cs="Consolas"/>
-        </w:rPr>
-        <w:t>numActs</w:t>
-      </w:r>
-      <w:proofErr w:type="spellEnd"/>
-      <w:r>
-        <w:rPr>
-          <w:rFonts w:ascii="Consolas" w:hAnsi="Consolas" w:cs="Consolas"/>
-        </w:rPr>
-        <w:t xml:space="preserve">; </w:t>
-      </w:r>
-      <w:proofErr w:type="spellStart"/>
-      <w:r>
-        <w:rPr>
-          <w:rFonts w:ascii="Consolas" w:hAnsi="Consolas" w:cs="Consolas"/>
-        </w:rPr>
-        <w:t>i</w:t>
-      </w:r>
-      <w:proofErr w:type="spellEnd"/>
-      <w:r>
-        <w:rPr>
-          <w:rFonts w:ascii="Consolas" w:hAnsi="Consolas" w:cs="Consolas"/>
-        </w:rPr>
-        <w:t>++)</w:t>
-      </w:r>
-      <w:r>
-        <w:rPr>
-          <w:rFonts w:ascii="Consolas" w:hAnsi="Consolas" w:cs="Consolas"/>
-        </w:rPr>
-        <w:t xml:space="preserve"> </w:t>
-      </w:r>
       <w:r>
         <w:rPr>
           <w:rFonts w:cs="Consolas"/>
@@ -2115,21 +2230,7 @@
         <w:rPr>
           <w:rFonts w:ascii="Consolas" w:hAnsi="Consolas" w:cs="Consolas"/>
         </w:rPr>
-        <w:t xml:space="preserve"> Person::</w:t>
-      </w:r>
-      <w:proofErr w:type="spellStart"/>
-      <w:r>
-        <w:rPr>
-          <w:rFonts w:ascii="Consolas" w:hAnsi="Consolas" w:cs="Consolas"/>
-        </w:rPr>
-        <w:t>sexualActivity</w:t>
-      </w:r>
-      <w:proofErr w:type="spellEnd"/>
-      <w:r>
-        <w:rPr>
-          <w:rFonts w:ascii="Consolas" w:hAnsi="Consolas" w:cs="Consolas"/>
-        </w:rPr>
-        <w:t xml:space="preserve"> </w:t>
+        <w:t xml:space="preserve"> Person::sexualActivity </w:t>
       </w:r>
       <w:r>
         <w:rPr>
@@ -2148,20 +2249,12 @@
         <w:pStyle w:val="Title"/>
         <w:outlineLvl w:val="0"/>
       </w:pPr>
-      <w:bookmarkStart w:id="5" w:name="_Toc385439325"/>
+      <w:bookmarkStart w:id="6" w:name="_Toc392066924"/>
       <w:r>
         <w:lastRenderedPageBreak/>
-        <w:t xml:space="preserve">3.33a – </w:t>
-      </w:r>
-      <w:proofErr w:type="spellStart"/>
-      <w:r>
-        <w:t>Singleperson</w:t>
-      </w:r>
-      <w:proofErr w:type="spellEnd"/>
-      <w:r>
-        <w:t xml:space="preserve"> Prevalent Trace</w:t>
-      </w:r>
-      <w:bookmarkEnd w:id="5"/>
+        <w:t>3.33a – Singleperson Prevalent Trace</w:t>
+      </w:r>
+      <w:bookmarkEnd w:id="6"/>
     </w:p>
     <w:p>
       <w:pPr>
@@ -2173,15 +2266,7 @@
     </w:p>
     <w:p>
       <w:r>
-        <w:t xml:space="preserve">Functionality already existed to trace a number of newborns at a certain time and a number of people in each age group from simulation start. It would be interesting to see the early dynamics of the epidemic by viewing the </w:t>
-      </w:r>
-      <w:proofErr w:type="spellStart"/>
-      <w:r>
-        <w:t>singleperson</w:t>
-      </w:r>
-      <w:proofErr w:type="spellEnd"/>
-      <w:r>
-        <w:t xml:space="preserve"> trace of the initial prevalent population. This was previously only possible by running several simulations and being lucky.</w:t>
+        <w:t>Functionality already existed to trace a number of newborns at a certain time and a number of people in each age group from simulation start. It would be interesting to see the early dynamics of the epidemic by viewing the singleperson trace of the initial prevalent population. This was previously only possible by running several simulations and being lucky.</w:t>
       </w:r>
     </w:p>
     <w:p>
@@ -2194,66 +2279,10 @@
     </w:p>
     <w:p>
       <w:r>
-        <w:t>A new input was added to the XML, “</w:t>
-      </w:r>
-      <w:proofErr w:type="spellStart"/>
-      <w:r>
-        <w:t>tracePrevalentCases</w:t>
-      </w:r>
-      <w:proofErr w:type="spellEnd"/>
-      <w:r>
-        <w:t>” as a child element of “simulation”.</w:t>
-      </w:r>
-      <w:r>
-        <w:t xml:space="preserve"> When this value is 0, prevalent cases will not be traced in the </w:t>
-      </w:r>
-      <w:proofErr w:type="spellStart"/>
-      <w:r>
-        <w:t>singleperson</w:t>
-      </w:r>
-      <w:proofErr w:type="spellEnd"/>
-      <w:r>
-        <w:t xml:space="preserve"> trace file. Conversely, when this is set to 1, they will be traced. The value of </w:t>
-      </w:r>
-      <w:proofErr w:type="spellStart"/>
-      <w:r>
-        <w:t>of</w:t>
-      </w:r>
-      <w:proofErr w:type="spellEnd"/>
-      <w:r>
-        <w:t xml:space="preserve"> simulation/</w:t>
-      </w:r>
-      <w:proofErr w:type="spellStart"/>
-      <w:r>
-        <w:t>writeTrace</w:t>
-      </w:r>
-      <w:proofErr w:type="spellEnd"/>
-      <w:r>
-        <w:t>/</w:t>
-      </w:r>
-      <w:proofErr w:type="spellStart"/>
-      <w:r>
-        <w:t>singleperson</w:t>
-      </w:r>
-      <w:proofErr w:type="spellEnd"/>
-      <w:r>
-        <w:t xml:space="preserve"> supersedes this value. Thus, if the entire </w:t>
-      </w:r>
-      <w:proofErr w:type="spellStart"/>
-      <w:r>
-        <w:t>singleperson</w:t>
-      </w:r>
-      <w:proofErr w:type="spellEnd"/>
-      <w:r>
-        <w:t xml:space="preserve"> trace file is disabled, the prevalent cases will not be traced regardless of the value of “</w:t>
-      </w:r>
-      <w:proofErr w:type="spellStart"/>
-      <w:r>
-        <w:t>tracePrevalentCases</w:t>
-      </w:r>
-      <w:proofErr w:type="spellEnd"/>
-      <w:r>
-        <w:t>”.</w:t>
+        <w:t>A new input was added to the XML, “tracePrevalentCases” as a child element of “simulation”.</w:t>
+      </w:r>
+      <w:r>
+        <w:t xml:space="preserve"> When this value is 0, prevalent cases will not be traced in the singleperson trace file. Conversely, when this is set to 1, they will be traced. The value of of simulation/writeTrace/singleperson supersedes this value. Thus, if the entire singleperson trace file is disabled, the prevalent cases will not be traced regardless of the value of “tracePrevalentCases”.</w:t>
       </w:r>
     </w:p>
     <w:p>
@@ -2266,12 +2295,12 @@
         <w:pStyle w:val="Title"/>
         <w:outlineLvl w:val="0"/>
       </w:pPr>
-      <w:bookmarkStart w:id="6" w:name="_Toc385439326"/>
+      <w:bookmarkStart w:id="7" w:name="_Toc392066925"/>
       <w:r>
         <w:lastRenderedPageBreak/>
         <w:t>3.33b – Sequence ART Rollout Eligibility</w:t>
       </w:r>
-      <w:bookmarkEnd w:id="6"/>
+      <w:bookmarkEnd w:id="7"/>
     </w:p>
     <w:p>
       <w:pPr>
@@ -2301,23 +2330,7 @@
     </w:p>
     <w:p>
       <w:r>
-        <w:t xml:space="preserve">The functionality already existed for loading ART rollout eligibility from the XML. This code was modularized into a new function in the </w:t>
-      </w:r>
-      <w:proofErr w:type="spellStart"/>
-      <w:r>
-        <w:t>Sim</w:t>
-      </w:r>
-      <w:proofErr w:type="spellEnd"/>
-      <w:r>
-        <w:t xml:space="preserve"> class, </w:t>
-      </w:r>
-      <w:proofErr w:type="spellStart"/>
-      <w:r>
-        <w:t>updateEligibility</w:t>
-      </w:r>
-      <w:proofErr w:type="spellEnd"/>
-      <w:r>
-        <w:t>, which is called when the sequenced XML changes. This function loads the new eligibility allowing eligibility for access to treatment to change as desired at the correct time.</w:t>
+        <w:t>The functionality already existed for loading ART rollout eligibility from the XML. This code was modularized into a new function in the Sim class, updateEligibility, which is called when the sequenced XML changes. This function loads the new eligibility allowing eligibility for access to treatment to change as desired at the correct time.</w:t>
       </w:r>
     </w:p>
     <w:p>
@@ -2330,7 +2343,7 @@
         <w:pStyle w:val="Title"/>
         <w:outlineLvl w:val="0"/>
       </w:pPr>
-      <w:bookmarkStart w:id="7" w:name="_Toc385439327"/>
+      <w:bookmarkStart w:id="8" w:name="_Toc392066926"/>
       <w:r>
         <w:lastRenderedPageBreak/>
         <w:t>3.4</w:t>
@@ -2338,7 +2351,7 @@
       <w:r>
         <w:t xml:space="preserve"> – Technical changes</w:t>
       </w:r>
-      <w:bookmarkEnd w:id="7"/>
+      <w:bookmarkEnd w:id="8"/>
     </w:p>
     <w:p>
       <w:pPr>
@@ -2349,15 +2362,7 @@
         </w:numPr>
       </w:pPr>
       <w:r>
-        <w:t xml:space="preserve">All </w:t>
-      </w:r>
-      <w:proofErr w:type="spellStart"/>
-      <w:r>
-        <w:t>relases</w:t>
-      </w:r>
-      <w:proofErr w:type="spellEnd"/>
-      <w:r>
-        <w:t xml:space="preserve"> now follow semantic versioning. This release is version 3.4.0 while the previous was version 3.34c</w:t>
+        <w:t>All relases now follow semantic versioning. This release is version 3.4.0 while the previous was version 3.34c</w:t>
       </w:r>
       <w:r>
         <w:t xml:space="preserve"> (i.e. 3.34.2)</w:t>
@@ -2377,14 +2382,12 @@
       <w:r>
         <w:t xml:space="preserve">Separated </w:t>
       </w:r>
-      <w:proofErr w:type="spellStart"/>
       <w:r>
         <w:rPr>
           <w:rFonts w:cs="Consolas"/>
         </w:rPr>
         <w:t>HighResolutionTimer</w:t>
       </w:r>
-      <w:proofErr w:type="spellEnd"/>
       <w:r>
         <w:t xml:space="preserve"> class into a POSIX version and a Windows version with the same interface.</w:t>
       </w:r>
@@ -2409,14 +2412,12 @@
       <w:r>
         <w:t xml:space="preserve"> are now </w:t>
       </w:r>
-      <w:proofErr w:type="spellStart"/>
       <w:r>
         <w:rPr>
           <w:rFonts w:cs="Consolas"/>
         </w:rPr>
         <w:t>nullptr</w:t>
       </w:r>
-      <w:proofErr w:type="spellEnd"/>
       <w:r>
         <w:t>.</w:t>
       </w:r>
@@ -2477,45 +2478,8 @@
           <w:numId w:val="5"/>
         </w:numPr>
       </w:pPr>
-      <w:proofErr w:type="spellStart"/>
-      <w:r>
-        <w:t>Ticpp</w:t>
-      </w:r>
-      <w:proofErr w:type="spellEnd"/>
-      <w:r>
-        <w:t xml:space="preserve"> has been replaced with </w:t>
-      </w:r>
-      <w:proofErr w:type="spellStart"/>
-      <w:r>
-        <w:t>pugixml</w:t>
-      </w:r>
-      <w:proofErr w:type="spellEnd"/>
-      <w:r>
-        <w:t xml:space="preserve">. </w:t>
-      </w:r>
-      <w:proofErr w:type="spellStart"/>
-      <w:r>
-        <w:t>Ticpp</w:t>
-      </w:r>
-      <w:proofErr w:type="spellEnd"/>
-      <w:r>
-        <w:t xml:space="preserve"> is not currently being maintained, is somewhat verbose, and is more prone to errors. Additionally, </w:t>
-      </w:r>
-      <w:proofErr w:type="spellStart"/>
-      <w:r>
-        <w:t>pugixml</w:t>
-      </w:r>
-      <w:proofErr w:type="spellEnd"/>
-      <w:r>
-        <w:t xml:space="preserve"> allows for the use of </w:t>
-      </w:r>
-      <w:proofErr w:type="spellStart"/>
-      <w:r>
-        <w:t>XPath</w:t>
-      </w:r>
-      <w:proofErr w:type="spellEnd"/>
-      <w:r>
-        <w:t xml:space="preserve"> queries. It is generally more pleasant to use.</w:t>
+      <w:r>
+        <w:t>Ticpp has been replaced with pugixml. Ticpp is not currently being maintained, is somewhat verbose, and is more prone to errors. Additionally, pugixml allows for the use of XPath queries. It is generally more pleasant to use.</w:t>
       </w:r>
     </w:p>
     <w:p>
@@ -2617,15 +2581,7 @@
         </w:numPr>
       </w:pPr>
       <w:r>
-        <w:t xml:space="preserve">All enumerations are in the process of being converted to strongly-typed enumerations (a new feature in </w:t>
-      </w:r>
-      <w:proofErr w:type="spellStart"/>
-      <w:r>
-        <w:t>c++</w:t>
-      </w:r>
-      <w:proofErr w:type="spellEnd"/>
-      <w:r>
-        <w:t>11). This transition is not yet completed.</w:t>
+        <w:t>All enumerations are in the process of being converted to strongly-typed enumerations (a new feature in c++11). This transition is not yet completed.</w:t>
       </w:r>
     </w:p>
     <w:p>
@@ -2651,47 +2607,21 @@
       <w:r>
         <w:t>"</w:t>
       </w:r>
-      <w:proofErr w:type="gramStart"/>
       <w:r>
         <w:rPr>
           <w:rFonts w:cs="Consolas"/>
         </w:rPr>
-        <w:t>using</w:t>
-      </w:r>
-      <w:proofErr w:type="gramEnd"/>
+        <w:t>using namespace std</w:t>
+      </w:r>
+      <w:r>
+        <w:t xml:space="preserve">" has been removed from the entire codebase. All references to STL containers and functions have been given a </w:t>
+      </w:r>
       <w:r>
         <w:rPr>
           <w:rFonts w:cs="Consolas"/>
         </w:rPr>
-        <w:t xml:space="preserve"> namespace </w:t>
-      </w:r>
-      <w:proofErr w:type="spellStart"/>
-      <w:r>
-        <w:rPr>
-          <w:rFonts w:cs="Consolas"/>
-        </w:rPr>
-        <w:t>std</w:t>
-      </w:r>
-      <w:proofErr w:type="spellEnd"/>
-      <w:r>
-        <w:t xml:space="preserve">" has been removed from the entire codebase. All references to STL containers and functions have been given a </w:t>
-      </w:r>
-      <w:proofErr w:type="spellStart"/>
-      <w:r>
-        <w:rPr>
-          <w:rFonts w:cs="Consolas"/>
-        </w:rPr>
-        <w:t>std</w:t>
-      </w:r>
-      <w:proofErr w:type="spellEnd"/>
-      <w:proofErr w:type="gramStart"/>
-      <w:r>
-        <w:rPr>
-          <w:rFonts w:cs="Consolas"/>
-        </w:rPr>
-        <w:t>::</w:t>
-      </w:r>
-      <w:proofErr w:type="gramEnd"/>
+        <w:t>std::</w:t>
+      </w:r>
       <w:r>
         <w:t xml:space="preserve"> prefix.</w:t>
       </w:r>
@@ -2718,15 +2648,7 @@
       </w:pPr>
       <w:r>
         <w:lastRenderedPageBreak/>
-        <w:t xml:space="preserve">Methods taking no arguments should not take have a void in their parameter </w:t>
-      </w:r>
-      <w:proofErr w:type="gramStart"/>
-      <w:r>
-        <w:t>list.</w:t>
-      </w:r>
-      <w:proofErr w:type="gramEnd"/>
-      <w:r>
-        <w:t xml:space="preserve"> This is a C artifact. This has been corrected.</w:t>
+        <w:t>Methods taking no arguments should not take have a void in their parameter list. This is a C artifact. This has been corrected.</w:t>
       </w:r>
     </w:p>
     <w:p>
@@ -2750,17 +2672,8 @@
         </w:numPr>
       </w:pPr>
       <w:r>
-        <w:t xml:space="preserve">As they are discovered, for loops that iterate over a container using an incrementing index </w:t>
-      </w:r>
-      <w:proofErr w:type="gramStart"/>
-      <w:r>
-        <w:t>are</w:t>
-      </w:r>
-      <w:proofErr w:type="gramEnd"/>
-      <w:r>
-        <w:t xml:space="preserve"> being switched to range-based </w:t>
-      </w:r>
-      <w:proofErr w:type="spellStart"/>
+        <w:t xml:space="preserve">As they are discovered, for loops that iterate over a container using an incrementing index are being switched to range-based </w:t>
+      </w:r>
       <w:r>
         <w:rPr>
           <w:rFonts w:cs="Consolas"/>
@@ -2768,25 +2681,13 @@
         <w:t>for</w:t>
       </w:r>
       <w:r>
-        <w:t>s</w:t>
-      </w:r>
-      <w:proofErr w:type="spellEnd"/>
-      <w:r>
-        <w:t xml:space="preserve"> or </w:t>
-      </w:r>
-      <w:proofErr w:type="spellStart"/>
+        <w:t xml:space="preserve">s or </w:t>
+      </w:r>
       <w:r>
         <w:rPr>
           <w:rFonts w:cs="Consolas"/>
         </w:rPr>
-        <w:t>std</w:t>
-      </w:r>
-      <w:proofErr w:type="spellEnd"/>
-      <w:r>
-        <w:rPr>
-          <w:rFonts w:cs="Consolas"/>
-        </w:rPr>
-        <w:t>::algorithms</w:t>
+        <w:t>std::algorithms</w:t>
       </w:r>
       <w:r>
         <w:t xml:space="preserve"> where possible.</w:t>
@@ -2815,75 +2716,39 @@
       <w:r>
         <w:t xml:space="preserve">Boost libraries have been replaced by </w:t>
       </w:r>
-      <w:proofErr w:type="spellStart"/>
       <w:r>
         <w:rPr>
           <w:rFonts w:cs="Consolas"/>
         </w:rPr>
-        <w:t>std</w:t>
-      </w:r>
-      <w:proofErr w:type="spellEnd"/>
-      <w:proofErr w:type="gramStart"/>
+        <w:t>std::</w:t>
+      </w:r>
+      <w:r>
+        <w:t xml:space="preserve"> equivalents whenever possible. Homogenous tuples have been replaced by </w:t>
+      </w:r>
       <w:r>
         <w:rPr>
           <w:rFonts w:cs="Consolas"/>
         </w:rPr>
-        <w:t>::</w:t>
-      </w:r>
-      <w:proofErr w:type="gramEnd"/>
-      <w:r>
-        <w:t xml:space="preserve"> equivalents whenever possible. Homogenous tuples have been replaced by </w:t>
-      </w:r>
-      <w:proofErr w:type="spellStart"/>
+        <w:t>std::array</w:t>
+      </w:r>
+      <w:r>
+        <w:t xml:space="preserve">s and </w:t>
+      </w:r>
       <w:r>
         <w:rPr>
           <w:rFonts w:cs="Consolas"/>
         </w:rPr>
-        <w:t>std</w:t>
-      </w:r>
-      <w:proofErr w:type="spellEnd"/>
+        <w:t>lexical_cast</w:t>
+      </w:r>
+      <w:r>
+        <w:t xml:space="preserve"> has been replaced by </w:t>
+      </w:r>
       <w:r>
         <w:rPr>
           <w:rFonts w:cs="Consolas"/>
         </w:rPr>
-        <w:t>::array</w:t>
-      </w:r>
-      <w:r>
-        <w:t xml:space="preserve">s and </w:t>
-      </w:r>
-      <w:proofErr w:type="spellStart"/>
-      <w:r>
-        <w:rPr>
-          <w:rFonts w:cs="Consolas"/>
-        </w:rPr>
-        <w:t>lexical_cast</w:t>
-      </w:r>
-      <w:proofErr w:type="spellEnd"/>
-      <w:r>
-        <w:t xml:space="preserve"> has been replaced by </w:t>
-      </w:r>
-      <w:proofErr w:type="spellStart"/>
-      <w:r>
-        <w:rPr>
-          <w:rFonts w:cs="Consolas"/>
-        </w:rPr>
-        <w:t>std</w:t>
-      </w:r>
-      <w:proofErr w:type="spellEnd"/>
-      <w:r>
-        <w:rPr>
-          <w:rFonts w:cs="Consolas"/>
-        </w:rPr>
-        <w:t>::</w:t>
-      </w:r>
-      <w:proofErr w:type="spellStart"/>
-      <w:r>
-        <w:rPr>
-          <w:rFonts w:cs="Consolas"/>
-        </w:rPr>
-        <w:t>stoi</w:t>
-      </w:r>
-      <w:proofErr w:type="spellEnd"/>
+        <w:t>std::stoi</w:t>
+      </w:r>
       <w:r>
         <w:t xml:space="preserve"> and related functions.</w:t>
       </w:r>
@@ -2897,15 +2762,7 @@
         </w:numPr>
       </w:pPr>
       <w:r>
-        <w:t xml:space="preserve">All </w:t>
-      </w:r>
-      <w:proofErr w:type="spellStart"/>
-      <w:r>
-        <w:t>Graphviz</w:t>
-      </w:r>
-      <w:proofErr w:type="spellEnd"/>
-      <w:r>
-        <w:t xml:space="preserve"> functionality has been removed. Eventually every person will keep track of any important life events (time of birth, time of death, time of infection, etc.). This data can be transformed into JSON to be used by any library for visualization.</w:t>
+        <w:t>All Graphviz functionality has been removed. Eventually every person will keep track of any important life events (time of birth, time of death, time of infection, etc.). This data can be transformed into JSON to be used by any library for visualization.</w:t>
       </w:r>
     </w:p>
     <w:p>
@@ -2916,14 +2773,12 @@
           <w:numId w:val="5"/>
         </w:numPr>
       </w:pPr>
-      <w:proofErr w:type="spellStart"/>
       <w:r>
         <w:rPr>
           <w:rFonts w:cs="Consolas"/>
         </w:rPr>
         <w:t>XMLUtil</w:t>
       </w:r>
-      <w:proofErr w:type="spellEnd"/>
       <w:r>
         <w:t xml:space="preserve"> was no longer being used so it has been removed.</w:t>
       </w:r>
@@ -2943,33 +2798,17 @@
         <w:rPr>
           <w:rFonts w:cs="Consolas"/>
         </w:rPr>
-        <w:t>Population::</w:t>
-      </w:r>
-      <w:proofErr w:type="spellStart"/>
+        <w:t>Population::rankedForTreatment</w:t>
+      </w:r>
+      <w:r>
+        <w:t xml:space="preserve"> to </w:t>
+      </w:r>
       <w:r>
         <w:rPr>
           <w:rFonts w:cs="Consolas"/>
         </w:rPr>
-        <w:t>rankedForTreatment</w:t>
-      </w:r>
-      <w:proofErr w:type="spellEnd"/>
-      <w:r>
-        <w:t xml:space="preserve"> to </w:t>
-      </w:r>
-      <w:r>
-        <w:rPr>
-          <w:rFonts w:cs="Consolas"/>
-        </w:rPr>
-        <w:t>Population::</w:t>
-      </w:r>
-      <w:proofErr w:type="spellStart"/>
-      <w:r>
-        <w:rPr>
-          <w:rFonts w:cs="Consolas"/>
-        </w:rPr>
-        <w:t>rolloutTreatedContext</w:t>
-      </w:r>
-      <w:proofErr w:type="spellEnd"/>
+        <w:t>Population::rolloutTreatedContext</w:t>
+      </w:r>
       <w:r>
         <w:t xml:space="preserve"> to be double counted. This only affects trace files (not the simulation itself). This was caused by iterating over a copy rather than a reference to the actual ranking bucket.</w:t>
       </w:r>
@@ -2982,13 +2821,8 @@
           <w:numId w:val="5"/>
         </w:numPr>
       </w:pPr>
-      <w:proofErr w:type="spellStart"/>
-      <w:r>
-        <w:t>WxWidgets</w:t>
-      </w:r>
-      <w:proofErr w:type="spellEnd"/>
-      <w:r>
-        <w:t xml:space="preserve"> is now linked statically so that DLLs do not have to be distributed with the executable.</w:t>
+      <w:r>
+        <w:t>WxWidgets is now linked statically so that DLLs do not have to be distributed with the executable.</w:t>
       </w:r>
     </w:p>
     <w:p>
@@ -3000,23 +2834,7 @@
         </w:numPr>
       </w:pPr>
       <w:r>
-        <w:t xml:space="preserve">The project build system is now created </w:t>
-      </w:r>
-      <w:proofErr w:type="spellStart"/>
-      <w:r>
-        <w:t>programatically</w:t>
-      </w:r>
-      <w:proofErr w:type="spellEnd"/>
-      <w:r>
-        <w:t xml:space="preserve"> using </w:t>
-      </w:r>
-      <w:proofErr w:type="spellStart"/>
-      <w:r>
-        <w:t>premake</w:t>
-      </w:r>
-      <w:proofErr w:type="spellEnd"/>
-      <w:r>
-        <w:t xml:space="preserve"> version 5. This helps keep build environments in sync thereby ensuring that the model can be built on any combination of platform and compiler as needed.</w:t>
+        <w:t>The project build system is now created programatically using premake version 5. This helps keep build environments in sync thereby ensuring that the model can be built on any combination of platform and compiler as needed.</w:t>
       </w:r>
     </w:p>
     <w:p>
@@ -3028,15 +2846,7 @@
         </w:numPr>
       </w:pPr>
       <w:r>
-        <w:t xml:space="preserve">All possible warnings have been enabled along with fatal warnings. The project will no longer build with any errors present. This required fixing a large number of minor problems (mostly signed/unsigned problems). The code is now being checked in </w:t>
-      </w:r>
-      <w:proofErr w:type="spellStart"/>
-      <w:r>
-        <w:t>gcc</w:t>
-      </w:r>
-      <w:proofErr w:type="spellEnd"/>
-      <w:r>
-        <w:t xml:space="preserve"> 4.8, clang5, and VS2013 compilers for warnings.</w:t>
+        <w:t>All possible warnings have been enabled along with fatal warnings. The project will no longer build with any errors present. This required fixing a large number of minor problems (mostly signed/unsigned problems). The code is now being checked in gcc 4.8, clang5, and VS2013 compilers for warnings.</w:t>
       </w:r>
     </w:p>
     <w:p>
@@ -3071,7 +2881,7 @@
         <w:pStyle w:val="Title"/>
         <w:outlineLvl w:val="0"/>
       </w:pPr>
-      <w:bookmarkStart w:id="8" w:name="_Toc385439328"/>
+      <w:bookmarkStart w:id="9" w:name="_Toc392066927"/>
       <w:r>
         <w:lastRenderedPageBreak/>
         <w:t>3.4</w:t>
@@ -3079,7 +2889,7 @@
       <w:r>
         <w:t xml:space="preserve"> – Targeted interventions</w:t>
       </w:r>
-      <w:bookmarkEnd w:id="8"/>
+      <w:bookmarkEnd w:id="9"/>
     </w:p>
     <w:p>
       <w:r>
@@ -3088,15 +2898,7 @@
     </w:p>
     <w:p>
       <w:r>
-        <w:t xml:space="preserve">This feature was implemented as part of the larger feature to replace the old sequencing method (creating an XML for various time points and reloading the XML at those times during the execution of the simulation). This feature enabled a parameter to be changed at a certain time. By </w:t>
-      </w:r>
-      <w:proofErr w:type="gramStart"/>
-      <w:r>
-        <w:t>coopting</w:t>
-      </w:r>
-      <w:proofErr w:type="gramEnd"/>
-      <w:r>
-        <w:t xml:space="preserve"> these parameters and adding an optional target to them, we now have the ability to target not just treatment intervention but also behavioral interventions. </w:t>
+        <w:t xml:space="preserve">This feature was implemented as part of the larger feature to replace the old sequencing method (creating an XML for various time points and reloading the XML at those times during the execution of the simulation). This feature enabled a parameter to be changed at a certain time. By coopting these parameters and adding an optional target to them, we now have the ability to target not just treatment intervention but also behavioral interventions. </w:t>
       </w:r>
     </w:p>
     <w:p>
@@ -3208,7 +3010,6 @@
                 <w:color w:val="000000"/>
               </w:rPr>
             </w:pPr>
-            <w:proofErr w:type="spellStart"/>
             <w:r>
               <w:rPr>
                 <w:rFonts w:ascii="Calibri" w:eastAsia="Times New Roman" w:hAnsi="Calibri" w:cs="Times New Roman"/>
@@ -3216,7 +3017,6 @@
               </w:rPr>
               <w:t>BirthRate</w:t>
             </w:r>
-            <w:proofErr w:type="spellEnd"/>
           </w:p>
         </w:tc>
         <w:tc>
@@ -3261,7 +3061,6 @@
                 <w:color w:val="000000"/>
               </w:rPr>
             </w:pPr>
-            <w:proofErr w:type="spellStart"/>
             <w:r>
               <w:rPr>
                 <w:rFonts w:ascii="Calibri" w:eastAsia="Times New Roman" w:hAnsi="Calibri" w:cs="Times New Roman"/>
@@ -3269,7 +3068,6 @@
               </w:rPr>
               <w:t>ProportionMale</w:t>
             </w:r>
-            <w:proofErr w:type="spellEnd"/>
           </w:p>
         </w:tc>
         <w:tc>
@@ -3314,7 +3112,6 @@
                 <w:color w:val="000000"/>
               </w:rPr>
             </w:pPr>
-            <w:proofErr w:type="spellStart"/>
             <w:r>
               <w:rPr>
                 <w:rFonts w:ascii="Calibri" w:eastAsia="Times New Roman" w:hAnsi="Calibri" w:cs="Times New Roman"/>
@@ -3322,7 +3119,6 @@
               </w:rPr>
               <w:t>ProportionCircumcised</w:t>
             </w:r>
-            <w:proofErr w:type="spellEnd"/>
           </w:p>
         </w:tc>
         <w:tc>
@@ -3370,7 +3166,6 @@
                 <w:color w:val="000000"/>
               </w:rPr>
             </w:pPr>
-            <w:proofErr w:type="spellStart"/>
             <w:r>
               <w:rPr>
                 <w:rFonts w:ascii="Calibri" w:eastAsia="Times New Roman" w:hAnsi="Calibri" w:cs="Times New Roman"/>
@@ -3378,7 +3173,6 @@
               </w:rPr>
               <w:t>AgeSexualDebutYears</w:t>
             </w:r>
-            <w:proofErr w:type="spellEnd"/>
           </w:p>
         </w:tc>
         <w:tc>
@@ -3426,7 +3220,6 @@
                 <w:color w:val="000000"/>
               </w:rPr>
             </w:pPr>
-            <w:proofErr w:type="spellStart"/>
             <w:r>
               <w:rPr>
                 <w:rFonts w:ascii="Calibri" w:eastAsia="Times New Roman" w:hAnsi="Calibri" w:cs="Times New Roman"/>
@@ -3434,7 +3227,6 @@
               </w:rPr>
               <w:t>AssortativenessSteady</w:t>
             </w:r>
-            <w:proofErr w:type="spellEnd"/>
           </w:p>
         </w:tc>
         <w:tc>
@@ -3481,7 +3273,6 @@
                 <w:color w:val="000000"/>
               </w:rPr>
             </w:pPr>
-            <w:proofErr w:type="spellStart"/>
             <w:r>
               <w:rPr>
                 <w:rFonts w:ascii="Calibri" w:eastAsia="Times New Roman" w:hAnsi="Calibri" w:cs="Times New Roman"/>
@@ -3489,7 +3280,6 @@
               </w:rPr>
               <w:t>AssortativenessRegular</w:t>
             </w:r>
-            <w:proofErr w:type="spellEnd"/>
           </w:p>
         </w:tc>
         <w:tc>
@@ -3536,7 +3326,6 @@
                 <w:color w:val="000000"/>
               </w:rPr>
             </w:pPr>
-            <w:proofErr w:type="spellStart"/>
             <w:r>
               <w:rPr>
                 <w:rFonts w:ascii="Calibri" w:eastAsia="Times New Roman" w:hAnsi="Calibri" w:cs="Times New Roman"/>
@@ -3544,7 +3333,6 @@
               </w:rPr>
               <w:t>AssortativenessCasual</w:t>
             </w:r>
-            <w:proofErr w:type="spellEnd"/>
           </w:p>
         </w:tc>
         <w:tc>
@@ -3591,7 +3379,6 @@
                 <w:color w:val="000000"/>
               </w:rPr>
             </w:pPr>
-            <w:proofErr w:type="spellStart"/>
             <w:r>
               <w:rPr>
                 <w:rFonts w:ascii="Calibri" w:eastAsia="Times New Roman" w:hAnsi="Calibri" w:cs="Times New Roman"/>
@@ -3599,7 +3386,6 @@
               </w:rPr>
               <w:t>AssortativenessCsw</w:t>
             </w:r>
-            <w:proofErr w:type="spellEnd"/>
           </w:p>
         </w:tc>
         <w:tc>
@@ -3646,7 +3432,6 @@
                 <w:color w:val="000000"/>
               </w:rPr>
             </w:pPr>
-            <w:proofErr w:type="spellStart"/>
             <w:r>
               <w:rPr>
                 <w:rFonts w:ascii="Calibri" w:eastAsia="Times New Roman" w:hAnsi="Calibri" w:cs="Times New Roman"/>
@@ -3654,7 +3439,6 @@
               </w:rPr>
               <w:t>MaleChanceBecomeSexWorker</w:t>
             </w:r>
-            <w:proofErr w:type="spellEnd"/>
           </w:p>
         </w:tc>
         <w:tc>
@@ -3701,7 +3485,6 @@
                 <w:color w:val="000000"/>
               </w:rPr>
             </w:pPr>
-            <w:proofErr w:type="spellStart"/>
             <w:r>
               <w:rPr>
                 <w:rFonts w:ascii="Calibri" w:eastAsia="Times New Roman" w:hAnsi="Calibri" w:cs="Times New Roman"/>
@@ -3709,7 +3492,6 @@
               </w:rPr>
               <w:t>MalePartnerAcqMultWithSteadyHigh</w:t>
             </w:r>
-            <w:proofErr w:type="spellEnd"/>
           </w:p>
         </w:tc>
         <w:tc>
@@ -3757,7 +3539,6 @@
                 <w:color w:val="000000"/>
               </w:rPr>
             </w:pPr>
-            <w:proofErr w:type="spellStart"/>
             <w:r>
               <w:rPr>
                 <w:rFonts w:ascii="Calibri" w:eastAsia="Times New Roman" w:hAnsi="Calibri" w:cs="Times New Roman"/>
@@ -3765,7 +3546,6 @@
               </w:rPr>
               <w:t>MalePartnerAcqMultWithSteadyLow</w:t>
             </w:r>
-            <w:proofErr w:type="spellEnd"/>
           </w:p>
         </w:tc>
         <w:tc>
@@ -3813,7 +3593,6 @@
                 <w:color w:val="000000"/>
               </w:rPr>
             </w:pPr>
-            <w:proofErr w:type="spellStart"/>
             <w:r>
               <w:rPr>
                 <w:rFonts w:ascii="Calibri" w:eastAsia="Times New Roman" w:hAnsi="Calibri" w:cs="Times New Roman"/>
@@ -3821,7 +3600,6 @@
               </w:rPr>
               <w:t>MaleSteadyAcquisitionRateHighMean</w:t>
             </w:r>
-            <w:proofErr w:type="spellEnd"/>
           </w:p>
         </w:tc>
         <w:tc>
@@ -3869,7 +3647,6 @@
                 <w:color w:val="000000"/>
               </w:rPr>
             </w:pPr>
-            <w:proofErr w:type="spellStart"/>
             <w:r>
               <w:rPr>
                 <w:rFonts w:ascii="Calibri" w:eastAsia="Times New Roman" w:hAnsi="Calibri" w:cs="Times New Roman"/>
@@ -3877,7 +3654,6 @@
               </w:rPr>
               <w:t>MaleSteadyAcquisitionRateHighStdDev</w:t>
             </w:r>
-            <w:proofErr w:type="spellEnd"/>
           </w:p>
         </w:tc>
         <w:tc>
@@ -3925,7 +3701,6 @@
                 <w:color w:val="000000"/>
               </w:rPr>
             </w:pPr>
-            <w:proofErr w:type="spellStart"/>
             <w:r>
               <w:rPr>
                 <w:rFonts w:ascii="Calibri" w:eastAsia="Times New Roman" w:hAnsi="Calibri" w:cs="Times New Roman"/>
@@ -3933,7 +3708,6 @@
               </w:rPr>
               <w:t>MaleSteadyAcquisitionRateLowMean</w:t>
             </w:r>
-            <w:proofErr w:type="spellEnd"/>
           </w:p>
         </w:tc>
         <w:tc>
@@ -3981,7 +3755,6 @@
                 <w:color w:val="000000"/>
               </w:rPr>
             </w:pPr>
-            <w:proofErr w:type="spellStart"/>
             <w:r>
               <w:rPr>
                 <w:rFonts w:ascii="Calibri" w:eastAsia="Times New Roman" w:hAnsi="Calibri" w:cs="Times New Roman"/>
@@ -3989,7 +3762,6 @@
               </w:rPr>
               <w:t>MaleSteadyAcquisitionRateLowStdDev</w:t>
             </w:r>
-            <w:proofErr w:type="spellEnd"/>
           </w:p>
         </w:tc>
         <w:tc>
@@ -4037,7 +3809,6 @@
                 <w:color w:val="000000"/>
               </w:rPr>
             </w:pPr>
-            <w:proofErr w:type="spellStart"/>
             <w:r>
               <w:rPr>
                 <w:rFonts w:ascii="Calibri" w:eastAsia="Times New Roman" w:hAnsi="Calibri" w:cs="Times New Roman"/>
@@ -4045,7 +3816,6 @@
               </w:rPr>
               <w:t>MaleSteadyAverageYearsYounger</w:t>
             </w:r>
-            <w:proofErr w:type="spellEnd"/>
           </w:p>
         </w:tc>
         <w:tc>
@@ -4093,7 +3863,6 @@
                 <w:color w:val="000000"/>
               </w:rPr>
             </w:pPr>
-            <w:proofErr w:type="spellStart"/>
             <w:r>
               <w:rPr>
                 <w:rFonts w:ascii="Calibri" w:eastAsia="Times New Roman" w:hAnsi="Calibri" w:cs="Times New Roman"/>
@@ -4101,7 +3870,6 @@
               </w:rPr>
               <w:t>MaleSteadyCoitalEventsPerMonthHigh</w:t>
             </w:r>
-            <w:proofErr w:type="spellEnd"/>
           </w:p>
         </w:tc>
         <w:tc>
@@ -4149,7 +3917,6 @@
                 <w:color w:val="000000"/>
               </w:rPr>
             </w:pPr>
-            <w:proofErr w:type="spellStart"/>
             <w:r>
               <w:rPr>
                 <w:rFonts w:ascii="Calibri" w:eastAsia="Times New Roman" w:hAnsi="Calibri" w:cs="Times New Roman"/>
@@ -4157,7 +3924,6 @@
               </w:rPr>
               <w:t>MaleSteadyCoitalEventsPerMonthLow</w:t>
             </w:r>
-            <w:proofErr w:type="spellEnd"/>
           </w:p>
         </w:tc>
         <w:tc>
@@ -4205,7 +3971,6 @@
                 <w:color w:val="000000"/>
               </w:rPr>
             </w:pPr>
-            <w:proofErr w:type="spellStart"/>
             <w:r>
               <w:rPr>
                 <w:rFonts w:ascii="Calibri" w:eastAsia="Times New Roman" w:hAnsi="Calibri" w:cs="Times New Roman"/>
@@ -4213,7 +3978,6 @@
               </w:rPr>
               <w:t>MaleSteadyChanceCondomUsePerEventHighMean</w:t>
             </w:r>
-            <w:proofErr w:type="spellEnd"/>
           </w:p>
         </w:tc>
         <w:tc>
@@ -4261,7 +4025,6 @@
                 <w:color w:val="000000"/>
               </w:rPr>
             </w:pPr>
-            <w:proofErr w:type="spellStart"/>
             <w:r>
               <w:rPr>
                 <w:rFonts w:ascii="Calibri" w:eastAsia="Times New Roman" w:hAnsi="Calibri" w:cs="Times New Roman"/>
@@ -4269,7 +4032,6 @@
               </w:rPr>
               <w:t>MaleSteadyChanceCondomUsePerEventHighStdDev</w:t>
             </w:r>
-            <w:proofErr w:type="spellEnd"/>
           </w:p>
         </w:tc>
         <w:tc>
@@ -4317,7 +4079,6 @@
                 <w:color w:val="000000"/>
               </w:rPr>
             </w:pPr>
-            <w:proofErr w:type="spellStart"/>
             <w:r>
               <w:rPr>
                 <w:rFonts w:ascii="Calibri" w:eastAsia="Times New Roman" w:hAnsi="Calibri" w:cs="Times New Roman"/>
@@ -4325,7 +4086,6 @@
               </w:rPr>
               <w:t>MaleSteadyChanceCondomUsePerEventLowMean</w:t>
             </w:r>
-            <w:proofErr w:type="spellEnd"/>
           </w:p>
         </w:tc>
         <w:tc>
@@ -4373,7 +4133,6 @@
                 <w:color w:val="000000"/>
               </w:rPr>
             </w:pPr>
-            <w:proofErr w:type="spellStart"/>
             <w:r>
               <w:rPr>
                 <w:rFonts w:ascii="Calibri" w:eastAsia="Times New Roman" w:hAnsi="Calibri" w:cs="Times New Roman"/>
@@ -4381,7 +4140,6 @@
               </w:rPr>
               <w:t>MaleSteadyChanceCondomUsePerEventLowStdDev</w:t>
             </w:r>
-            <w:proofErr w:type="spellEnd"/>
           </w:p>
         </w:tc>
         <w:tc>
@@ -4429,7 +4187,6 @@
                 <w:color w:val="000000"/>
               </w:rPr>
             </w:pPr>
-            <w:proofErr w:type="spellStart"/>
             <w:r>
               <w:rPr>
                 <w:rFonts w:ascii="Calibri" w:eastAsia="Times New Roman" w:hAnsi="Calibri" w:cs="Times New Roman"/>
@@ -4437,7 +4194,6 @@
               </w:rPr>
               <w:t>MaleSteadyPartnershipDurationHighMean</w:t>
             </w:r>
-            <w:proofErr w:type="spellEnd"/>
           </w:p>
         </w:tc>
         <w:tc>
@@ -4485,7 +4241,6 @@
                 <w:color w:val="000000"/>
               </w:rPr>
             </w:pPr>
-            <w:proofErr w:type="spellStart"/>
             <w:r>
               <w:rPr>
                 <w:rFonts w:ascii="Calibri" w:eastAsia="Times New Roman" w:hAnsi="Calibri" w:cs="Times New Roman"/>
@@ -4493,7 +4248,6 @@
               </w:rPr>
               <w:t>MaleSteadyPartnershipDurationHighStdDev</w:t>
             </w:r>
-            <w:proofErr w:type="spellEnd"/>
           </w:p>
         </w:tc>
         <w:tc>
@@ -4541,7 +4295,6 @@
                 <w:color w:val="000000"/>
               </w:rPr>
             </w:pPr>
-            <w:proofErr w:type="spellStart"/>
             <w:r>
               <w:rPr>
                 <w:rFonts w:ascii="Calibri" w:eastAsia="Times New Roman" w:hAnsi="Calibri" w:cs="Times New Roman"/>
@@ -4550,7 +4303,6 @@
               <w:lastRenderedPageBreak/>
               <w:t>MaleSteadyPartnershipDurationHighShift</w:t>
             </w:r>
-            <w:proofErr w:type="spellEnd"/>
           </w:p>
         </w:tc>
         <w:tc>
@@ -4598,7 +4350,6 @@
                 <w:color w:val="000000"/>
               </w:rPr>
             </w:pPr>
-            <w:proofErr w:type="spellStart"/>
             <w:r>
               <w:rPr>
                 <w:rFonts w:ascii="Calibri" w:eastAsia="Times New Roman" w:hAnsi="Calibri" w:cs="Times New Roman"/>
@@ -4606,7 +4357,6 @@
               </w:rPr>
               <w:t>MaleSteadyPartnershipDurationLowMean</w:t>
             </w:r>
-            <w:proofErr w:type="spellEnd"/>
           </w:p>
         </w:tc>
         <w:tc>
@@ -4654,7 +4404,6 @@
                 <w:color w:val="000000"/>
               </w:rPr>
             </w:pPr>
-            <w:proofErr w:type="spellStart"/>
             <w:r>
               <w:rPr>
                 <w:rFonts w:ascii="Calibri" w:eastAsia="Times New Roman" w:hAnsi="Calibri" w:cs="Times New Roman"/>
@@ -4662,7 +4411,6 @@
               </w:rPr>
               <w:t>MaleSteadyPartnershipDurationLowStdDev</w:t>
             </w:r>
-            <w:proofErr w:type="spellEnd"/>
           </w:p>
         </w:tc>
         <w:tc>
@@ -4710,7 +4458,6 @@
                 <w:color w:val="000000"/>
               </w:rPr>
             </w:pPr>
-            <w:proofErr w:type="spellStart"/>
             <w:r>
               <w:rPr>
                 <w:rFonts w:ascii="Calibri" w:eastAsia="Times New Roman" w:hAnsi="Calibri" w:cs="Times New Roman"/>
@@ -4718,7 +4465,6 @@
               </w:rPr>
               <w:t>MaleSteadyPartnershipDurationLowShift</w:t>
             </w:r>
-            <w:proofErr w:type="spellEnd"/>
           </w:p>
         </w:tc>
         <w:tc>
@@ -4766,7 +4512,6 @@
                 <w:color w:val="000000"/>
               </w:rPr>
             </w:pPr>
-            <w:proofErr w:type="spellStart"/>
             <w:r>
               <w:rPr>
                 <w:rFonts w:ascii="Calibri" w:eastAsia="Times New Roman" w:hAnsi="Calibri" w:cs="Times New Roman"/>
@@ -4774,7 +4519,6 @@
               </w:rPr>
               <w:t>MaleRegularAcquisitionRateHighMean</w:t>
             </w:r>
-            <w:proofErr w:type="spellEnd"/>
           </w:p>
         </w:tc>
         <w:tc>
@@ -4822,7 +4566,6 @@
                 <w:color w:val="000000"/>
               </w:rPr>
             </w:pPr>
-            <w:proofErr w:type="spellStart"/>
             <w:r>
               <w:rPr>
                 <w:rFonts w:ascii="Calibri" w:eastAsia="Times New Roman" w:hAnsi="Calibri" w:cs="Times New Roman"/>
@@ -4830,7 +4573,6 @@
               </w:rPr>
               <w:t>MaleRegularAcquisitionRateHighStdDev</w:t>
             </w:r>
-            <w:proofErr w:type="spellEnd"/>
           </w:p>
         </w:tc>
         <w:tc>
@@ -4878,7 +4620,6 @@
                 <w:color w:val="000000"/>
               </w:rPr>
             </w:pPr>
-            <w:proofErr w:type="spellStart"/>
             <w:r>
               <w:rPr>
                 <w:rFonts w:ascii="Calibri" w:eastAsia="Times New Roman" w:hAnsi="Calibri" w:cs="Times New Roman"/>
@@ -4886,7 +4627,6 @@
               </w:rPr>
               <w:t>MaleRegularAcquisitionRateLowMean</w:t>
             </w:r>
-            <w:proofErr w:type="spellEnd"/>
           </w:p>
         </w:tc>
         <w:tc>
@@ -4934,7 +4674,6 @@
                 <w:color w:val="000000"/>
               </w:rPr>
             </w:pPr>
-            <w:proofErr w:type="spellStart"/>
             <w:r>
               <w:rPr>
                 <w:rFonts w:ascii="Calibri" w:eastAsia="Times New Roman" w:hAnsi="Calibri" w:cs="Times New Roman"/>
@@ -4942,7 +4681,6 @@
               </w:rPr>
               <w:t>MaleRegularAcquisitionRateLowStdDev</w:t>
             </w:r>
-            <w:proofErr w:type="spellEnd"/>
           </w:p>
         </w:tc>
         <w:tc>
@@ -4990,7 +4728,6 @@
                 <w:color w:val="000000"/>
               </w:rPr>
             </w:pPr>
-            <w:proofErr w:type="spellStart"/>
             <w:r>
               <w:rPr>
                 <w:rFonts w:ascii="Calibri" w:eastAsia="Times New Roman" w:hAnsi="Calibri" w:cs="Times New Roman"/>
@@ -4998,7 +4735,6 @@
               </w:rPr>
               <w:t>MaleRegularAverageYearsYounger</w:t>
             </w:r>
-            <w:proofErr w:type="spellEnd"/>
           </w:p>
         </w:tc>
         <w:tc>
@@ -5046,7 +4782,6 @@
                 <w:color w:val="000000"/>
               </w:rPr>
             </w:pPr>
-            <w:proofErr w:type="spellStart"/>
             <w:r>
               <w:rPr>
                 <w:rFonts w:ascii="Calibri" w:eastAsia="Times New Roman" w:hAnsi="Calibri" w:cs="Times New Roman"/>
@@ -5054,7 +4789,6 @@
               </w:rPr>
               <w:t>MaleRegularCoitalEventsPerMonthHigh</w:t>
             </w:r>
-            <w:proofErr w:type="spellEnd"/>
           </w:p>
         </w:tc>
         <w:tc>
@@ -5102,7 +4836,6 @@
                 <w:color w:val="000000"/>
               </w:rPr>
             </w:pPr>
-            <w:proofErr w:type="spellStart"/>
             <w:r>
               <w:rPr>
                 <w:rFonts w:ascii="Calibri" w:eastAsia="Times New Roman" w:hAnsi="Calibri" w:cs="Times New Roman"/>
@@ -5110,7 +4843,6 @@
               </w:rPr>
               <w:t>MaleRegularCoitalEventsPerMonthLow</w:t>
             </w:r>
-            <w:proofErr w:type="spellEnd"/>
           </w:p>
         </w:tc>
         <w:tc>
@@ -5158,7 +4890,6 @@
                 <w:color w:val="000000"/>
               </w:rPr>
             </w:pPr>
-            <w:proofErr w:type="spellStart"/>
             <w:r>
               <w:rPr>
                 <w:rFonts w:ascii="Calibri" w:eastAsia="Times New Roman" w:hAnsi="Calibri" w:cs="Times New Roman"/>
@@ -5166,7 +4897,6 @@
               </w:rPr>
               <w:t>MaleRegularChanceCondomUsePerEventHighMean</w:t>
             </w:r>
-            <w:proofErr w:type="spellEnd"/>
           </w:p>
         </w:tc>
         <w:tc>
@@ -5214,7 +4944,6 @@
                 <w:color w:val="000000"/>
               </w:rPr>
             </w:pPr>
-            <w:proofErr w:type="spellStart"/>
             <w:r>
               <w:rPr>
                 <w:rFonts w:ascii="Calibri" w:eastAsia="Times New Roman" w:hAnsi="Calibri" w:cs="Times New Roman"/>
@@ -5222,7 +4951,6 @@
               </w:rPr>
               <w:t>MaleRegularChanceCondomUsePerEventHighStdDev</w:t>
             </w:r>
-            <w:proofErr w:type="spellEnd"/>
           </w:p>
         </w:tc>
         <w:tc>
@@ -5270,7 +4998,6 @@
                 <w:color w:val="000000"/>
               </w:rPr>
             </w:pPr>
-            <w:proofErr w:type="spellStart"/>
             <w:r>
               <w:rPr>
                 <w:rFonts w:ascii="Calibri" w:eastAsia="Times New Roman" w:hAnsi="Calibri" w:cs="Times New Roman"/>
@@ -5278,7 +5005,6 @@
               </w:rPr>
               <w:t>MaleRegularChanceCondomUsePerEventLowMean</w:t>
             </w:r>
-            <w:proofErr w:type="spellEnd"/>
           </w:p>
         </w:tc>
         <w:tc>
@@ -5326,7 +5052,6 @@
                 <w:color w:val="000000"/>
               </w:rPr>
             </w:pPr>
-            <w:proofErr w:type="spellStart"/>
             <w:r>
               <w:rPr>
                 <w:rFonts w:ascii="Calibri" w:eastAsia="Times New Roman" w:hAnsi="Calibri" w:cs="Times New Roman"/>
@@ -5334,7 +5059,6 @@
               </w:rPr>
               <w:t>MaleRegularChanceCondomUsePerEventLowStdDev</w:t>
             </w:r>
-            <w:proofErr w:type="spellEnd"/>
           </w:p>
         </w:tc>
         <w:tc>
@@ -5382,7 +5106,6 @@
                 <w:color w:val="000000"/>
               </w:rPr>
             </w:pPr>
-            <w:proofErr w:type="spellStart"/>
             <w:r>
               <w:rPr>
                 <w:rFonts w:ascii="Calibri" w:eastAsia="Times New Roman" w:hAnsi="Calibri" w:cs="Times New Roman"/>
@@ -5390,7 +5113,6 @@
               </w:rPr>
               <w:t>MaleRegularPartnershipDurationHighMean</w:t>
             </w:r>
-            <w:proofErr w:type="spellEnd"/>
           </w:p>
         </w:tc>
         <w:tc>
@@ -5438,7 +5160,6 @@
                 <w:color w:val="000000"/>
               </w:rPr>
             </w:pPr>
-            <w:proofErr w:type="spellStart"/>
             <w:r>
               <w:rPr>
                 <w:rFonts w:ascii="Calibri" w:eastAsia="Times New Roman" w:hAnsi="Calibri" w:cs="Times New Roman"/>
@@ -5446,7 +5167,6 @@
               </w:rPr>
               <w:t>MaleRegularPartnershipDurationHighStdDev</w:t>
             </w:r>
-            <w:proofErr w:type="spellEnd"/>
           </w:p>
         </w:tc>
         <w:tc>
@@ -5494,7 +5214,6 @@
                 <w:color w:val="000000"/>
               </w:rPr>
             </w:pPr>
-            <w:proofErr w:type="spellStart"/>
             <w:r>
               <w:rPr>
                 <w:rFonts w:ascii="Calibri" w:eastAsia="Times New Roman" w:hAnsi="Calibri" w:cs="Times New Roman"/>
@@ -5502,7 +5221,6 @@
               </w:rPr>
               <w:t>MaleRegularPartnershipDurationHighShift</w:t>
             </w:r>
-            <w:proofErr w:type="spellEnd"/>
           </w:p>
         </w:tc>
         <w:tc>
@@ -5550,7 +5268,6 @@
                 <w:color w:val="000000"/>
               </w:rPr>
             </w:pPr>
-            <w:proofErr w:type="spellStart"/>
             <w:r>
               <w:rPr>
                 <w:rFonts w:ascii="Calibri" w:eastAsia="Times New Roman" w:hAnsi="Calibri" w:cs="Times New Roman"/>
@@ -5558,7 +5275,6 @@
               </w:rPr>
               <w:t>MaleRegularPartnershipDurationLowMean</w:t>
             </w:r>
-            <w:proofErr w:type="spellEnd"/>
           </w:p>
         </w:tc>
         <w:tc>
@@ -5606,7 +5322,6 @@
                 <w:color w:val="000000"/>
               </w:rPr>
             </w:pPr>
-            <w:proofErr w:type="spellStart"/>
             <w:r>
               <w:rPr>
                 <w:rFonts w:ascii="Calibri" w:eastAsia="Times New Roman" w:hAnsi="Calibri" w:cs="Times New Roman"/>
@@ -5614,7 +5329,6 @@
               </w:rPr>
               <w:t>MaleRegularPartnershipDurationLowStdDev</w:t>
             </w:r>
-            <w:proofErr w:type="spellEnd"/>
           </w:p>
         </w:tc>
         <w:tc>
@@ -5662,7 +5376,6 @@
                 <w:color w:val="000000"/>
               </w:rPr>
             </w:pPr>
-            <w:proofErr w:type="spellStart"/>
             <w:r>
               <w:rPr>
                 <w:rFonts w:ascii="Calibri" w:eastAsia="Times New Roman" w:hAnsi="Calibri" w:cs="Times New Roman"/>
@@ -5670,7 +5383,6 @@
               </w:rPr>
               <w:t>MaleRegularPartnershipDurationLowShift</w:t>
             </w:r>
-            <w:proofErr w:type="spellEnd"/>
           </w:p>
         </w:tc>
         <w:tc>
@@ -5718,7 +5430,6 @@
                 <w:color w:val="000000"/>
               </w:rPr>
             </w:pPr>
-            <w:proofErr w:type="spellStart"/>
             <w:r>
               <w:rPr>
                 <w:rFonts w:ascii="Calibri" w:eastAsia="Times New Roman" w:hAnsi="Calibri" w:cs="Times New Roman"/>
@@ -5726,7 +5437,6 @@
               </w:rPr>
               <w:t>MaleCasualAcquisitionRateHighMean</w:t>
             </w:r>
-            <w:proofErr w:type="spellEnd"/>
           </w:p>
         </w:tc>
         <w:tc>
@@ -5774,7 +5484,6 @@
                 <w:color w:val="000000"/>
               </w:rPr>
             </w:pPr>
-            <w:proofErr w:type="spellStart"/>
             <w:r>
               <w:rPr>
                 <w:rFonts w:ascii="Calibri" w:eastAsia="Times New Roman" w:hAnsi="Calibri" w:cs="Times New Roman"/>
@@ -5782,7 +5491,6 @@
               </w:rPr>
               <w:t>MaleCasualAcquisitionRateHighStdDev</w:t>
             </w:r>
-            <w:proofErr w:type="spellEnd"/>
           </w:p>
         </w:tc>
         <w:tc>
@@ -5830,7 +5538,6 @@
                 <w:color w:val="000000"/>
               </w:rPr>
             </w:pPr>
-            <w:proofErr w:type="spellStart"/>
             <w:r>
               <w:rPr>
                 <w:rFonts w:ascii="Calibri" w:eastAsia="Times New Roman" w:hAnsi="Calibri" w:cs="Times New Roman"/>
@@ -5838,7 +5545,6 @@
               </w:rPr>
               <w:t>MaleCasualAcquisitionRateLowMean</w:t>
             </w:r>
-            <w:proofErr w:type="spellEnd"/>
           </w:p>
         </w:tc>
         <w:tc>
@@ -5886,7 +5592,6 @@
                 <w:color w:val="000000"/>
               </w:rPr>
             </w:pPr>
-            <w:proofErr w:type="spellStart"/>
             <w:r>
               <w:rPr>
                 <w:rFonts w:ascii="Calibri" w:eastAsia="Times New Roman" w:hAnsi="Calibri" w:cs="Times New Roman"/>
@@ -5894,7 +5599,6 @@
               </w:rPr>
               <w:t>MaleCasualAcquisitionRateLowStdDev</w:t>
             </w:r>
-            <w:proofErr w:type="spellEnd"/>
           </w:p>
         </w:tc>
         <w:tc>
@@ -5942,7 +5646,6 @@
                 <w:color w:val="000000"/>
               </w:rPr>
             </w:pPr>
-            <w:proofErr w:type="spellStart"/>
             <w:r>
               <w:rPr>
                 <w:rFonts w:ascii="Calibri" w:eastAsia="Times New Roman" w:hAnsi="Calibri" w:cs="Times New Roman"/>
@@ -5950,7 +5653,6 @@
               </w:rPr>
               <w:t>MaleCasualAverageYearsYounger</w:t>
             </w:r>
-            <w:proofErr w:type="spellEnd"/>
           </w:p>
         </w:tc>
         <w:tc>
@@ -5998,7 +5700,6 @@
                 <w:color w:val="000000"/>
               </w:rPr>
             </w:pPr>
-            <w:proofErr w:type="spellStart"/>
             <w:r>
               <w:rPr>
                 <w:rFonts w:ascii="Calibri" w:eastAsia="Times New Roman" w:hAnsi="Calibri" w:cs="Times New Roman"/>
@@ -6006,7 +5707,6 @@
               </w:rPr>
               <w:t>MaleCasualCoitalEventsPerMonthHigh</w:t>
             </w:r>
-            <w:proofErr w:type="spellEnd"/>
           </w:p>
         </w:tc>
         <w:tc>
@@ -6054,7 +5754,6 @@
                 <w:color w:val="000000"/>
               </w:rPr>
             </w:pPr>
-            <w:proofErr w:type="spellStart"/>
             <w:r>
               <w:rPr>
                 <w:rFonts w:ascii="Calibri" w:eastAsia="Times New Roman" w:hAnsi="Calibri" w:cs="Times New Roman"/>
@@ -6062,7 +5761,6 @@
               </w:rPr>
               <w:t>MaleCasualCoitalEventsPerMonthLow</w:t>
             </w:r>
-            <w:proofErr w:type="spellEnd"/>
           </w:p>
         </w:tc>
         <w:tc>
@@ -6110,7 +5808,6 @@
                 <w:color w:val="000000"/>
               </w:rPr>
             </w:pPr>
-            <w:proofErr w:type="spellStart"/>
             <w:r>
               <w:rPr>
                 <w:rFonts w:ascii="Calibri" w:eastAsia="Times New Roman" w:hAnsi="Calibri" w:cs="Times New Roman"/>
@@ -6118,7 +5815,6 @@
               </w:rPr>
               <w:t>MaleCasualChanceCondomUsePerEventHighMean</w:t>
             </w:r>
-            <w:proofErr w:type="spellEnd"/>
           </w:p>
         </w:tc>
         <w:tc>
@@ -6166,7 +5862,6 @@
                 <w:color w:val="000000"/>
               </w:rPr>
             </w:pPr>
-            <w:proofErr w:type="spellStart"/>
             <w:r>
               <w:rPr>
                 <w:rFonts w:ascii="Calibri" w:eastAsia="Times New Roman" w:hAnsi="Calibri" w:cs="Times New Roman"/>
@@ -6174,7 +5869,6 @@
               </w:rPr>
               <w:t>MaleCasualChanceCondomUsePerEventHighStdDev</w:t>
             </w:r>
-            <w:proofErr w:type="spellEnd"/>
           </w:p>
         </w:tc>
         <w:tc>
@@ -6222,7 +5916,6 @@
                 <w:color w:val="000000"/>
               </w:rPr>
             </w:pPr>
-            <w:proofErr w:type="spellStart"/>
             <w:r>
               <w:rPr>
                 <w:rFonts w:ascii="Calibri" w:eastAsia="Times New Roman" w:hAnsi="Calibri" w:cs="Times New Roman"/>
@@ -6230,7 +5923,6 @@
               </w:rPr>
               <w:t>MaleCasualChanceCondomUsePerEventLowMean</w:t>
             </w:r>
-            <w:proofErr w:type="spellEnd"/>
           </w:p>
         </w:tc>
         <w:tc>
@@ -6278,7 +5970,6 @@
                 <w:color w:val="000000"/>
               </w:rPr>
             </w:pPr>
-            <w:proofErr w:type="spellStart"/>
             <w:r>
               <w:rPr>
                 <w:rFonts w:ascii="Calibri" w:eastAsia="Times New Roman" w:hAnsi="Calibri" w:cs="Times New Roman"/>
@@ -6286,7 +5977,6 @@
               </w:rPr>
               <w:t>MaleCasualChanceCondomUsePerEventLowStdDev</w:t>
             </w:r>
-            <w:proofErr w:type="spellEnd"/>
           </w:p>
         </w:tc>
         <w:tc>
@@ -6334,7 +6024,6 @@
                 <w:color w:val="000000"/>
               </w:rPr>
             </w:pPr>
-            <w:proofErr w:type="spellStart"/>
             <w:r>
               <w:rPr>
                 <w:rFonts w:ascii="Calibri" w:eastAsia="Times New Roman" w:hAnsi="Calibri" w:cs="Times New Roman"/>
@@ -6342,7 +6031,6 @@
               </w:rPr>
               <w:t>MaleCasualPartnershipDurationHighMean</w:t>
             </w:r>
-            <w:proofErr w:type="spellEnd"/>
           </w:p>
         </w:tc>
         <w:tc>
@@ -6390,7 +6078,6 @@
                 <w:color w:val="000000"/>
               </w:rPr>
             </w:pPr>
-            <w:proofErr w:type="spellStart"/>
             <w:r>
               <w:rPr>
                 <w:rFonts w:ascii="Calibri" w:eastAsia="Times New Roman" w:hAnsi="Calibri" w:cs="Times New Roman"/>
@@ -6398,7 +6085,6 @@
               </w:rPr>
               <w:t>MaleCasualPartnershipDurationHighStdDev</w:t>
             </w:r>
-            <w:proofErr w:type="spellEnd"/>
           </w:p>
         </w:tc>
         <w:tc>
@@ -6446,7 +6132,6 @@
                 <w:color w:val="000000"/>
               </w:rPr>
             </w:pPr>
-            <w:proofErr w:type="spellStart"/>
             <w:r>
               <w:rPr>
                 <w:rFonts w:ascii="Calibri" w:eastAsia="Times New Roman" w:hAnsi="Calibri" w:cs="Times New Roman"/>
@@ -6454,7 +6139,6 @@
               </w:rPr>
               <w:t>MaleCasualPartnershipDurationHighShift</w:t>
             </w:r>
-            <w:proofErr w:type="spellEnd"/>
           </w:p>
         </w:tc>
         <w:tc>
@@ -6502,7 +6186,6 @@
                 <w:color w:val="000000"/>
               </w:rPr>
             </w:pPr>
-            <w:proofErr w:type="spellStart"/>
             <w:r>
               <w:rPr>
                 <w:rFonts w:ascii="Calibri" w:eastAsia="Times New Roman" w:hAnsi="Calibri" w:cs="Times New Roman"/>
@@ -6510,7 +6193,6 @@
               </w:rPr>
               <w:t>MaleCasualPartnershipDurationLowMean</w:t>
             </w:r>
-            <w:proofErr w:type="spellEnd"/>
           </w:p>
         </w:tc>
         <w:tc>
@@ -6558,7 +6240,6 @@
                 <w:color w:val="000000"/>
               </w:rPr>
             </w:pPr>
-            <w:proofErr w:type="spellStart"/>
             <w:r>
               <w:rPr>
                 <w:rFonts w:ascii="Calibri" w:eastAsia="Times New Roman" w:hAnsi="Calibri" w:cs="Times New Roman"/>
@@ -6566,7 +6247,6 @@
               </w:rPr>
               <w:t>MaleCasualPartnershipDurationLowStdDev</w:t>
             </w:r>
-            <w:proofErr w:type="spellEnd"/>
           </w:p>
         </w:tc>
         <w:tc>
@@ -6614,7 +6294,6 @@
                 <w:color w:val="000000"/>
               </w:rPr>
             </w:pPr>
-            <w:proofErr w:type="spellStart"/>
             <w:r>
               <w:rPr>
                 <w:rFonts w:ascii="Calibri" w:eastAsia="Times New Roman" w:hAnsi="Calibri" w:cs="Times New Roman"/>
@@ -6622,7 +6301,6 @@
               </w:rPr>
               <w:t>MaleCasualPartnershipDurationLowShift</w:t>
             </w:r>
-            <w:proofErr w:type="spellEnd"/>
           </w:p>
         </w:tc>
         <w:tc>
@@ -6670,7 +6348,6 @@
                 <w:color w:val="000000"/>
               </w:rPr>
             </w:pPr>
-            <w:proofErr w:type="spellStart"/>
             <w:r>
               <w:rPr>
                 <w:rFonts w:ascii="Calibri" w:eastAsia="Times New Roman" w:hAnsi="Calibri" w:cs="Times New Roman"/>
@@ -6678,7 +6355,6 @@
               </w:rPr>
               <w:t>MaleCswAcquisitionRateHighMean</w:t>
             </w:r>
-            <w:proofErr w:type="spellEnd"/>
           </w:p>
         </w:tc>
         <w:tc>
@@ -6726,7 +6402,6 @@
                 <w:color w:val="000000"/>
               </w:rPr>
             </w:pPr>
-            <w:proofErr w:type="spellStart"/>
             <w:r>
               <w:rPr>
                 <w:rFonts w:ascii="Calibri" w:eastAsia="Times New Roman" w:hAnsi="Calibri" w:cs="Times New Roman"/>
@@ -6734,7 +6409,6 @@
               </w:rPr>
               <w:t>MaleCswAcquisitionRateHighStdDev</w:t>
             </w:r>
-            <w:proofErr w:type="spellEnd"/>
           </w:p>
         </w:tc>
         <w:tc>
@@ -6782,7 +6456,6 @@
                 <w:color w:val="000000"/>
               </w:rPr>
             </w:pPr>
-            <w:proofErr w:type="spellStart"/>
             <w:r>
               <w:rPr>
                 <w:rFonts w:ascii="Calibri" w:eastAsia="Times New Roman" w:hAnsi="Calibri" w:cs="Times New Roman"/>
@@ -6790,7 +6463,6 @@
               </w:rPr>
               <w:t>MaleCswAcquisitionRateLowMean</w:t>
             </w:r>
-            <w:proofErr w:type="spellEnd"/>
           </w:p>
         </w:tc>
         <w:tc>
@@ -6838,7 +6510,6 @@
                 <w:color w:val="000000"/>
               </w:rPr>
             </w:pPr>
-            <w:proofErr w:type="spellStart"/>
             <w:r>
               <w:rPr>
                 <w:rFonts w:ascii="Calibri" w:eastAsia="Times New Roman" w:hAnsi="Calibri" w:cs="Times New Roman"/>
@@ -6847,7 +6518,6 @@
               <w:lastRenderedPageBreak/>
               <w:t>MaleCswAcquisitionRateLowStdDev</w:t>
             </w:r>
-            <w:proofErr w:type="spellEnd"/>
           </w:p>
         </w:tc>
         <w:tc>
@@ -6895,7 +6565,6 @@
                 <w:color w:val="000000"/>
               </w:rPr>
             </w:pPr>
-            <w:proofErr w:type="spellStart"/>
             <w:r>
               <w:rPr>
                 <w:rFonts w:ascii="Calibri" w:eastAsia="Times New Roman" w:hAnsi="Calibri" w:cs="Times New Roman"/>
@@ -6903,7 +6572,6 @@
               </w:rPr>
               <w:t>MaleCswAverageYearsYounger</w:t>
             </w:r>
-            <w:proofErr w:type="spellEnd"/>
           </w:p>
         </w:tc>
         <w:tc>
@@ -6951,7 +6619,6 @@
                 <w:color w:val="000000"/>
               </w:rPr>
             </w:pPr>
-            <w:proofErr w:type="spellStart"/>
             <w:r>
               <w:rPr>
                 <w:rFonts w:ascii="Calibri" w:eastAsia="Times New Roman" w:hAnsi="Calibri" w:cs="Times New Roman"/>
@@ -6959,7 +6626,6 @@
               </w:rPr>
               <w:t>MaleCswCoitalEventsPerMonthHigh</w:t>
             </w:r>
-            <w:proofErr w:type="spellEnd"/>
           </w:p>
         </w:tc>
         <w:tc>
@@ -7007,7 +6673,6 @@
                 <w:color w:val="000000"/>
               </w:rPr>
             </w:pPr>
-            <w:proofErr w:type="spellStart"/>
             <w:r>
               <w:rPr>
                 <w:rFonts w:ascii="Calibri" w:eastAsia="Times New Roman" w:hAnsi="Calibri" w:cs="Times New Roman"/>
@@ -7015,7 +6680,6 @@
               </w:rPr>
               <w:t>MaleCswCoitalEventsPerMonthLow</w:t>
             </w:r>
-            <w:proofErr w:type="spellEnd"/>
           </w:p>
         </w:tc>
         <w:tc>
@@ -7063,7 +6727,6 @@
                 <w:color w:val="000000"/>
               </w:rPr>
             </w:pPr>
-            <w:proofErr w:type="spellStart"/>
             <w:r>
               <w:rPr>
                 <w:rFonts w:ascii="Calibri" w:eastAsia="Times New Roman" w:hAnsi="Calibri" w:cs="Times New Roman"/>
@@ -7071,7 +6734,6 @@
               </w:rPr>
               <w:t>MaleCswChanceCondomUsePerEventHighMean</w:t>
             </w:r>
-            <w:proofErr w:type="spellEnd"/>
           </w:p>
         </w:tc>
         <w:tc>
@@ -7119,7 +6781,6 @@
                 <w:color w:val="000000"/>
               </w:rPr>
             </w:pPr>
-            <w:proofErr w:type="spellStart"/>
             <w:r>
               <w:rPr>
                 <w:rFonts w:ascii="Calibri" w:eastAsia="Times New Roman" w:hAnsi="Calibri" w:cs="Times New Roman"/>
@@ -7127,7 +6788,6 @@
               </w:rPr>
               <w:t>MaleCswChanceCondomUsePerEventHighStdDev</w:t>
             </w:r>
-            <w:proofErr w:type="spellEnd"/>
           </w:p>
         </w:tc>
         <w:tc>
@@ -7175,7 +6835,6 @@
                 <w:color w:val="000000"/>
               </w:rPr>
             </w:pPr>
-            <w:proofErr w:type="spellStart"/>
             <w:r>
               <w:rPr>
                 <w:rFonts w:ascii="Calibri" w:eastAsia="Times New Roman" w:hAnsi="Calibri" w:cs="Times New Roman"/>
@@ -7183,7 +6842,6 @@
               </w:rPr>
               <w:t>MaleCswChanceCondomUsePerEventLowMean</w:t>
             </w:r>
-            <w:proofErr w:type="spellEnd"/>
           </w:p>
         </w:tc>
         <w:tc>
@@ -7231,7 +6889,6 @@
                 <w:color w:val="000000"/>
               </w:rPr>
             </w:pPr>
-            <w:proofErr w:type="spellStart"/>
             <w:r>
               <w:rPr>
                 <w:rFonts w:ascii="Calibri" w:eastAsia="Times New Roman" w:hAnsi="Calibri" w:cs="Times New Roman"/>
@@ -7239,7 +6896,6 @@
               </w:rPr>
               <w:t>MaleCswChanceCondomUsePerEventLowStdDev</w:t>
             </w:r>
-            <w:proofErr w:type="spellEnd"/>
           </w:p>
         </w:tc>
         <w:tc>
@@ -7287,7 +6943,6 @@
                 <w:color w:val="000000"/>
               </w:rPr>
             </w:pPr>
-            <w:proofErr w:type="spellStart"/>
             <w:r>
               <w:rPr>
                 <w:rFonts w:ascii="Calibri" w:eastAsia="Times New Roman" w:hAnsi="Calibri" w:cs="Times New Roman"/>
@@ -7295,7 +6950,6 @@
               </w:rPr>
               <w:t>MaleCswPartnershipDurationHighMean</w:t>
             </w:r>
-            <w:proofErr w:type="spellEnd"/>
           </w:p>
         </w:tc>
         <w:tc>
@@ -7343,7 +6997,6 @@
                 <w:color w:val="000000"/>
               </w:rPr>
             </w:pPr>
-            <w:proofErr w:type="spellStart"/>
             <w:r>
               <w:rPr>
                 <w:rFonts w:ascii="Calibri" w:eastAsia="Times New Roman" w:hAnsi="Calibri" w:cs="Times New Roman"/>
@@ -7351,7 +7004,6 @@
               </w:rPr>
               <w:t>MaleCswPartnershipDurationHighStdDev</w:t>
             </w:r>
-            <w:proofErr w:type="spellEnd"/>
           </w:p>
         </w:tc>
         <w:tc>
@@ -7399,7 +7051,6 @@
                 <w:color w:val="000000"/>
               </w:rPr>
             </w:pPr>
-            <w:proofErr w:type="spellStart"/>
             <w:r>
               <w:rPr>
                 <w:rFonts w:ascii="Calibri" w:eastAsia="Times New Roman" w:hAnsi="Calibri" w:cs="Times New Roman"/>
@@ -7407,7 +7058,6 @@
               </w:rPr>
               <w:t>MaleCswPartnershipDurationHighShift</w:t>
             </w:r>
-            <w:proofErr w:type="spellEnd"/>
           </w:p>
         </w:tc>
         <w:tc>
@@ -7455,7 +7105,6 @@
                 <w:color w:val="000000"/>
               </w:rPr>
             </w:pPr>
-            <w:proofErr w:type="spellStart"/>
             <w:r>
               <w:rPr>
                 <w:rFonts w:ascii="Calibri" w:eastAsia="Times New Roman" w:hAnsi="Calibri" w:cs="Times New Roman"/>
@@ -7463,7 +7112,6 @@
               </w:rPr>
               <w:t>MaleCswPartnershipDurationLowMean</w:t>
             </w:r>
-            <w:proofErr w:type="spellEnd"/>
           </w:p>
         </w:tc>
         <w:tc>
@@ -7511,7 +7159,6 @@
                 <w:color w:val="000000"/>
               </w:rPr>
             </w:pPr>
-            <w:proofErr w:type="spellStart"/>
             <w:r>
               <w:rPr>
                 <w:rFonts w:ascii="Calibri" w:eastAsia="Times New Roman" w:hAnsi="Calibri" w:cs="Times New Roman"/>
@@ -7519,7 +7166,6 @@
               </w:rPr>
               <w:t>MaleCswPartnershipDurationLowStdDev</w:t>
             </w:r>
-            <w:proofErr w:type="spellEnd"/>
           </w:p>
         </w:tc>
         <w:tc>
@@ -7567,7 +7213,6 @@
                 <w:color w:val="000000"/>
               </w:rPr>
             </w:pPr>
-            <w:proofErr w:type="spellStart"/>
             <w:r>
               <w:rPr>
                 <w:rFonts w:ascii="Calibri" w:eastAsia="Times New Roman" w:hAnsi="Calibri" w:cs="Times New Roman"/>
@@ -7575,7 +7220,6 @@
               </w:rPr>
               <w:t>MaleCswPartnershipDurationLowShift</w:t>
             </w:r>
-            <w:proofErr w:type="spellEnd"/>
           </w:p>
         </w:tc>
         <w:tc>
@@ -7623,7 +7267,6 @@
                 <w:color w:val="000000"/>
               </w:rPr>
             </w:pPr>
-            <w:proofErr w:type="spellStart"/>
             <w:r>
               <w:rPr>
                 <w:rFonts w:ascii="Calibri" w:eastAsia="Times New Roman" w:hAnsi="Calibri" w:cs="Times New Roman"/>
@@ -7631,7 +7274,6 @@
               </w:rPr>
               <w:t>MaleProportionHighRiskCsw</w:t>
             </w:r>
-            <w:proofErr w:type="spellEnd"/>
           </w:p>
         </w:tc>
         <w:tc>
@@ -7678,7 +7320,6 @@
                 <w:color w:val="000000"/>
               </w:rPr>
             </w:pPr>
-            <w:proofErr w:type="spellStart"/>
             <w:r>
               <w:rPr>
                 <w:rFonts w:ascii="Calibri" w:eastAsia="Times New Roman" w:hAnsi="Calibri" w:cs="Times New Roman"/>
@@ -7686,7 +7327,6 @@
               </w:rPr>
               <w:t>MaleProportionHighRiskNonCsw</w:t>
             </w:r>
-            <w:proofErr w:type="spellEnd"/>
           </w:p>
         </w:tc>
         <w:tc>
@@ -7733,7 +7373,6 @@
                 <w:color w:val="000000"/>
               </w:rPr>
             </w:pPr>
-            <w:proofErr w:type="spellStart"/>
             <w:r>
               <w:rPr>
                 <w:rFonts w:ascii="Calibri" w:eastAsia="Times New Roman" w:hAnsi="Calibri" w:cs="Times New Roman"/>
@@ -7741,7 +7380,6 @@
               </w:rPr>
               <w:t>MaleTransmissionCoefficientsByHvl</w:t>
             </w:r>
-            <w:proofErr w:type="spellEnd"/>
           </w:p>
         </w:tc>
         <w:tc>
@@ -7788,7 +7426,6 @@
                 <w:color w:val="000000"/>
               </w:rPr>
             </w:pPr>
-            <w:proofErr w:type="spellStart"/>
             <w:r>
               <w:rPr>
                 <w:rFonts w:ascii="Calibri" w:eastAsia="Times New Roman" w:hAnsi="Calibri" w:cs="Times New Roman"/>
@@ -7796,7 +7433,6 @@
               </w:rPr>
               <w:t>MaleTransmissionCoefficientsPrimary</w:t>
             </w:r>
-            <w:proofErr w:type="spellEnd"/>
           </w:p>
         </w:tc>
         <w:tc>
@@ -7843,7 +7479,6 @@
                 <w:color w:val="000000"/>
               </w:rPr>
             </w:pPr>
-            <w:proofErr w:type="spellStart"/>
             <w:r>
               <w:rPr>
                 <w:rFonts w:ascii="Calibri" w:eastAsia="Times New Roman" w:hAnsi="Calibri" w:cs="Times New Roman"/>
@@ -7851,7 +7486,6 @@
               </w:rPr>
               <w:t>MaleTransmissionCoefficientsLate</w:t>
             </w:r>
-            <w:proofErr w:type="spellEnd"/>
           </w:p>
         </w:tc>
         <w:tc>
@@ -7898,7 +7532,6 @@
                 <w:color w:val="000000"/>
               </w:rPr>
             </w:pPr>
-            <w:proofErr w:type="spellStart"/>
             <w:r>
               <w:rPr>
                 <w:rFonts w:ascii="Calibri" w:eastAsia="Times New Roman" w:hAnsi="Calibri" w:cs="Times New Roman"/>
@@ -7906,7 +7539,6 @@
               </w:rPr>
               <w:t>FemaleChanceBecomeSexWorker</w:t>
             </w:r>
-            <w:proofErr w:type="spellEnd"/>
           </w:p>
         </w:tc>
         <w:tc>
@@ -7953,7 +7585,6 @@
                 <w:color w:val="000000"/>
               </w:rPr>
             </w:pPr>
-            <w:proofErr w:type="spellStart"/>
             <w:r>
               <w:rPr>
                 <w:rFonts w:ascii="Calibri" w:eastAsia="Times New Roman" w:hAnsi="Calibri" w:cs="Times New Roman"/>
@@ -7961,7 +7592,6 @@
               </w:rPr>
               <w:t>FemaleProportionHighRiskCsw</w:t>
             </w:r>
-            <w:proofErr w:type="spellEnd"/>
           </w:p>
         </w:tc>
         <w:tc>
@@ -8008,7 +7638,6 @@
                 <w:color w:val="000000"/>
               </w:rPr>
             </w:pPr>
-            <w:proofErr w:type="spellStart"/>
             <w:r>
               <w:rPr>
                 <w:rFonts w:ascii="Calibri" w:eastAsia="Times New Roman" w:hAnsi="Calibri" w:cs="Times New Roman"/>
@@ -8016,7 +7645,6 @@
               </w:rPr>
               <w:t>FemaleProportionHighRiskNonCsw</w:t>
             </w:r>
-            <w:proofErr w:type="spellEnd"/>
           </w:p>
         </w:tc>
         <w:tc>
@@ -8063,7 +7691,6 @@
                 <w:color w:val="000000"/>
               </w:rPr>
             </w:pPr>
-            <w:proofErr w:type="spellStart"/>
             <w:r>
               <w:rPr>
                 <w:rFonts w:ascii="Calibri" w:eastAsia="Times New Roman" w:hAnsi="Calibri" w:cs="Times New Roman"/>
@@ -8071,7 +7698,6 @@
               </w:rPr>
               <w:t>FemaleTransmissionCoefficientsByHvl</w:t>
             </w:r>
-            <w:proofErr w:type="spellEnd"/>
           </w:p>
         </w:tc>
         <w:tc>
@@ -8118,7 +7744,6 @@
                 <w:color w:val="000000"/>
               </w:rPr>
             </w:pPr>
-            <w:proofErr w:type="spellStart"/>
             <w:r>
               <w:rPr>
                 <w:rFonts w:ascii="Calibri" w:eastAsia="Times New Roman" w:hAnsi="Calibri" w:cs="Times New Roman"/>
@@ -8126,7 +7751,6 @@
               </w:rPr>
               <w:t>FemaleTransmissionCoefficientsPrimary</w:t>
             </w:r>
-            <w:proofErr w:type="spellEnd"/>
           </w:p>
         </w:tc>
         <w:tc>
@@ -8173,7 +7797,6 @@
                 <w:color w:val="000000"/>
               </w:rPr>
             </w:pPr>
-            <w:proofErr w:type="spellStart"/>
             <w:r>
               <w:rPr>
                 <w:rFonts w:ascii="Calibri" w:eastAsia="Times New Roman" w:hAnsi="Calibri" w:cs="Times New Roman"/>
@@ -8181,7 +7804,6 @@
               </w:rPr>
               <w:t>FemaleTransmissionCoefficientsLate</w:t>
             </w:r>
-            <w:proofErr w:type="spellEnd"/>
           </w:p>
         </w:tc>
         <w:tc>
@@ -8228,7 +7850,6 @@
                 <w:color w:val="000000"/>
               </w:rPr>
             </w:pPr>
-            <w:proofErr w:type="spellStart"/>
             <w:r>
               <w:rPr>
                 <w:rFonts w:ascii="Calibri" w:eastAsia="Times New Roman" w:hAnsi="Calibri" w:cs="Times New Roman"/>
@@ -8236,7 +7857,6 @@
               </w:rPr>
               <w:t>CondomCost</w:t>
             </w:r>
-            <w:proofErr w:type="spellEnd"/>
           </w:p>
         </w:tc>
         <w:tc>
@@ -8283,7 +7903,6 @@
                 <w:color w:val="000000"/>
               </w:rPr>
             </w:pPr>
-            <w:proofErr w:type="spellStart"/>
             <w:r>
               <w:rPr>
                 <w:rFonts w:ascii="Calibri" w:eastAsia="Times New Roman" w:hAnsi="Calibri" w:cs="Times New Roman"/>
@@ -8291,7 +7910,6 @@
               </w:rPr>
               <w:t>CircumcisionCost</w:t>
             </w:r>
-            <w:proofErr w:type="spellEnd"/>
           </w:p>
         </w:tc>
         <w:tc>
@@ -8338,7 +7956,6 @@
                 <w:color w:val="000000"/>
               </w:rPr>
             </w:pPr>
-            <w:proofErr w:type="spellStart"/>
             <w:r>
               <w:rPr>
                 <w:rFonts w:ascii="Calibri" w:eastAsia="Times New Roman" w:hAnsi="Calibri" w:cs="Times New Roman"/>
@@ -8346,7 +7963,6 @@
               </w:rPr>
               <w:t>ArtOIHistRank</w:t>
             </w:r>
-            <w:proofErr w:type="spellEnd"/>
           </w:p>
         </w:tc>
         <w:tc>
@@ -9189,7 +8805,6 @@
                 <w:color w:val="000000"/>
               </w:rPr>
             </w:pPr>
-            <w:proofErr w:type="spellStart"/>
             <w:r>
               <w:rPr>
                 <w:rFonts w:ascii="Calibri" w:eastAsia="Times New Roman" w:hAnsi="Calibri" w:cs="Times New Roman"/>
@@ -9197,7 +8812,6 @@
               </w:rPr>
               <w:t>ArtOIHistNumOIToStart</w:t>
             </w:r>
-            <w:proofErr w:type="spellEnd"/>
           </w:p>
         </w:tc>
         <w:tc>
@@ -10357,7 +9971,6 @@
                 <w:color w:val="000000"/>
               </w:rPr>
             </w:pPr>
-            <w:proofErr w:type="spellStart"/>
             <w:r>
               <w:rPr>
                 <w:rFonts w:ascii="Calibri" w:eastAsia="Times New Roman" w:hAnsi="Calibri" w:cs="Times New Roman"/>
@@ -10365,7 +9978,6 @@
               </w:rPr>
               <w:t>ArtHVLRank</w:t>
             </w:r>
-            <w:proofErr w:type="spellEnd"/>
           </w:p>
         </w:tc>
         <w:tc>
@@ -10412,7 +10024,6 @@
                 <w:color w:val="000000"/>
               </w:rPr>
             </w:pPr>
-            <w:proofErr w:type="spellStart"/>
             <w:r>
               <w:rPr>
                 <w:rFonts w:ascii="Calibri" w:eastAsia="Times New Roman" w:hAnsi="Calibri" w:cs="Times New Roman"/>
@@ -10420,7 +10031,6 @@
               </w:rPr>
               <w:t>ArtHVLHVLUpp</w:t>
             </w:r>
-            <w:proofErr w:type="spellEnd"/>
           </w:p>
         </w:tc>
         <w:tc>
@@ -10467,7 +10077,6 @@
                 <w:color w:val="000000"/>
               </w:rPr>
             </w:pPr>
-            <w:proofErr w:type="spellStart"/>
             <w:r>
               <w:rPr>
                 <w:rFonts w:ascii="Calibri" w:eastAsia="Times New Roman" w:hAnsi="Calibri" w:cs="Times New Roman"/>
@@ -10475,7 +10084,6 @@
               </w:rPr>
               <w:t>ArtHVLHVLLwr</w:t>
             </w:r>
-            <w:proofErr w:type="spellEnd"/>
           </w:p>
         </w:tc>
         <w:tc>
@@ -10792,23 +10400,7 @@
         <w:rPr>
           <w:rFonts w:ascii="Consolas" w:hAnsi="Consolas" w:cs="Consolas"/>
         </w:rPr>
-        <w:t xml:space="preserve">              &lt;</w:t>
-      </w:r>
-      <w:proofErr w:type="spellStart"/>
-      <w:proofErr w:type="gramStart"/>
-      <w:r>
-        <w:rPr>
-          <w:rFonts w:ascii="Consolas" w:hAnsi="Consolas" w:cs="Consolas"/>
-        </w:rPr>
-        <w:t>chanceCondomUsePerEventHighRisk</w:t>
-      </w:r>
-      <w:proofErr w:type="spellEnd"/>
-      <w:proofErr w:type="gramEnd"/>
-      <w:r>
-        <w:rPr>
-          <w:rFonts w:ascii="Consolas" w:hAnsi="Consolas" w:cs="Consolas"/>
-        </w:rPr>
-        <w:t>&gt;</w:t>
+        <w:t xml:space="preserve">              &lt;chanceCondomUsePerEventHighRisk&gt;</w:t>
       </w:r>
     </w:p>
     <w:p>
@@ -10839,21 +10431,7 @@
         <w:rPr>
           <w:rFonts w:ascii="Consolas" w:hAnsi="Consolas" w:cs="Consolas"/>
         </w:rPr>
-        <w:t xml:space="preserve">                  &lt;</w:t>
-      </w:r>
-      <w:proofErr w:type="gramStart"/>
-      <w:r>
-        <w:rPr>
-          <w:rFonts w:ascii="Consolas" w:hAnsi="Consolas" w:cs="Consolas"/>
-        </w:rPr>
-        <w:t>mean</w:t>
-      </w:r>
-      <w:proofErr w:type="gramEnd"/>
-      <w:r>
-        <w:rPr>
-          <w:rFonts w:ascii="Consolas" w:hAnsi="Consolas" w:cs="Consolas"/>
-        </w:rPr>
-        <w:t>&gt;&lt;parameter key="$0"&gt;0.5&lt;/parameter&gt;</w:t>
+        <w:t xml:space="preserve">                  &lt;mean&gt;&lt;parameter key="$0"&gt;0.5&lt;/parameter&gt;</w:t>
       </w:r>
       <w:r>
         <w:rPr>
@@ -10874,23 +10452,7 @@
         <w:rPr>
           <w:rFonts w:ascii="Consolas" w:hAnsi="Consolas" w:cs="Consolas"/>
         </w:rPr>
-        <w:t xml:space="preserve">                  &lt;</w:t>
-      </w:r>
-      <w:proofErr w:type="spellStart"/>
-      <w:proofErr w:type="gramStart"/>
-      <w:r>
-        <w:rPr>
-          <w:rFonts w:ascii="Consolas" w:hAnsi="Consolas" w:cs="Consolas"/>
-        </w:rPr>
-        <w:t>stdDev</w:t>
-      </w:r>
-      <w:proofErr w:type="spellEnd"/>
-      <w:proofErr w:type="gramEnd"/>
-      <w:r>
-        <w:rPr>
-          <w:rFonts w:ascii="Consolas" w:hAnsi="Consolas" w:cs="Consolas"/>
-        </w:rPr>
-        <w:t>&gt;</w:t>
+        <w:t xml:space="preserve">                  &lt;stdDev&gt;</w:t>
       </w:r>
       <w:r>
         <w:rPr>
@@ -10914,21 +10476,7 @@
         <w:rPr>
           <w:rFonts w:ascii="Consolas" w:hAnsi="Consolas" w:cs="Consolas"/>
         </w:rPr>
-        <w:t>&lt;/</w:t>
-      </w:r>
-      <w:proofErr w:type="spellStart"/>
-      <w:r>
-        <w:rPr>
-          <w:rFonts w:ascii="Consolas" w:hAnsi="Consolas" w:cs="Consolas"/>
-        </w:rPr>
-        <w:t>stdDev</w:t>
-      </w:r>
-      <w:proofErr w:type="spellEnd"/>
-      <w:r>
-        <w:rPr>
-          <w:rFonts w:ascii="Consolas" w:hAnsi="Consolas" w:cs="Consolas"/>
-        </w:rPr>
-        <w:t>&gt;</w:t>
+        <w:t>&lt;/stdDev&gt;</w:t>
       </w:r>
     </w:p>
     <w:p>
@@ -10958,21 +10506,7 @@
         <w:rPr>
           <w:rFonts w:ascii="Consolas" w:hAnsi="Consolas" w:cs="Consolas"/>
         </w:rPr>
-        <w:t xml:space="preserve">              &lt;/</w:t>
-      </w:r>
-      <w:proofErr w:type="spellStart"/>
-      <w:r>
-        <w:rPr>
-          <w:rFonts w:ascii="Consolas" w:hAnsi="Consolas" w:cs="Consolas"/>
-        </w:rPr>
-        <w:t>chanceCondomUsePerEventHighRisk</w:t>
-      </w:r>
-      <w:proofErr w:type="spellEnd"/>
-      <w:r>
-        <w:rPr>
-          <w:rFonts w:ascii="Consolas" w:hAnsi="Consolas" w:cs="Consolas"/>
-        </w:rPr>
-        <w:t>&gt;</w:t>
+        <w:t xml:space="preserve">              &lt;/chanceCondomUsePerEventHighRisk&gt;</w:t>
       </w:r>
     </w:p>
     <w:p>
@@ -11002,23 +10536,7 @@
         <w:rPr>
           <w:rFonts w:ascii="Consolas" w:hAnsi="Consolas" w:cs="Consolas"/>
         </w:rPr>
-        <w:t xml:space="preserve">    &lt;</w:t>
-      </w:r>
-      <w:proofErr w:type="spellStart"/>
-      <w:proofErr w:type="gramStart"/>
-      <w:r>
-        <w:rPr>
-          <w:rFonts w:ascii="Consolas" w:hAnsi="Consolas" w:cs="Consolas"/>
-        </w:rPr>
-        <w:t>generalInterventions</w:t>
-      </w:r>
-      <w:proofErr w:type="spellEnd"/>
-      <w:proofErr w:type="gramEnd"/>
-      <w:r>
-        <w:rPr>
-          <w:rFonts w:ascii="Consolas" w:hAnsi="Consolas" w:cs="Consolas"/>
-        </w:rPr>
-        <w:t>&gt;</w:t>
+        <w:t xml:space="preserve">    &lt;generalInterventions&gt;</w:t>
       </w:r>
     </w:p>
     <w:p>
@@ -11105,21 +10623,7 @@
         <w:rPr>
           <w:rFonts w:ascii="Consolas" w:hAnsi="Consolas" w:cs="Consolas"/>
         </w:rPr>
-        <w:t xml:space="preserve">    &lt;/</w:t>
-      </w:r>
-      <w:proofErr w:type="spellStart"/>
-      <w:r>
-        <w:rPr>
-          <w:rFonts w:ascii="Consolas" w:hAnsi="Consolas" w:cs="Consolas"/>
-        </w:rPr>
-        <w:t>generalInterventions</w:t>
-      </w:r>
-      <w:proofErr w:type="spellEnd"/>
-      <w:r>
-        <w:rPr>
-          <w:rFonts w:ascii="Consolas" w:hAnsi="Consolas" w:cs="Consolas"/>
-        </w:rPr>
-        <w:t>&gt;</w:t>
+        <w:t xml:space="preserve">    &lt;/generalInterventions&gt;</w:t>
       </w:r>
     </w:p>
     <w:p>
@@ -11148,23 +10652,7 @@
         <w:rPr>
           <w:rFonts w:ascii="Consolas" w:hAnsi="Consolas" w:cs="Consolas"/>
         </w:rPr>
-        <w:t xml:space="preserve">    &lt;</w:t>
-      </w:r>
-      <w:proofErr w:type="spellStart"/>
-      <w:proofErr w:type="gramStart"/>
-      <w:r>
-        <w:rPr>
-          <w:rFonts w:ascii="Consolas" w:hAnsi="Consolas" w:cs="Consolas"/>
-        </w:rPr>
-        <w:t>generalInterventions</w:t>
-      </w:r>
-      <w:proofErr w:type="spellEnd"/>
-      <w:proofErr w:type="gramEnd"/>
-      <w:r>
-        <w:rPr>
-          <w:rFonts w:ascii="Consolas" w:hAnsi="Consolas" w:cs="Consolas"/>
-        </w:rPr>
-        <w:t>&gt;</w:t>
+        <w:t xml:space="preserve">    &lt;generalInterventions&gt;</w:t>
       </w:r>
     </w:p>
     <w:p>
@@ -11263,21 +10751,7 @@
         <w:rPr>
           <w:rFonts w:ascii="Consolas" w:hAnsi="Consolas" w:cs="Consolas"/>
         </w:rPr>
-        <w:t xml:space="preserve">    &lt;/</w:t>
-      </w:r>
-      <w:proofErr w:type="spellStart"/>
-      <w:r>
-        <w:rPr>
-          <w:rFonts w:ascii="Consolas" w:hAnsi="Consolas" w:cs="Consolas"/>
-        </w:rPr>
-        <w:t>generalInterventions</w:t>
-      </w:r>
-      <w:proofErr w:type="spellEnd"/>
-      <w:r>
-        <w:rPr>
-          <w:rFonts w:ascii="Consolas" w:hAnsi="Consolas" w:cs="Consolas"/>
-        </w:rPr>
-        <w:t>&gt;</w:t>
+        <w:t xml:space="preserve">    &lt;/generalInterventions&gt;</w:t>
       </w:r>
     </w:p>
     <w:p>
@@ -11536,19 +11010,9 @@
             <w:tcW w:w="6048" w:type="dxa"/>
           </w:tcPr>
           <w:p>
-            <w:proofErr w:type="spellStart"/>
-            <w:r>
-              <w:t>csw</w:t>
-            </w:r>
-            <w:proofErr w:type="spellEnd"/>
-            <w:r>
-              <w:t xml:space="preserve"> or non-</w:t>
-            </w:r>
-            <w:proofErr w:type="spellStart"/>
-            <w:r>
-              <w:t>csw</w:t>
-            </w:r>
-            <w:proofErr w:type="spellEnd"/>
+            <w:r>
+              <w:t>csw or non-csw</w:t>
+            </w:r>
           </w:p>
         </w:tc>
       </w:tr>
@@ -11567,21 +11031,7 @@
               <w:rPr>
                 <w:rFonts w:ascii="Consolas" w:hAnsi="Consolas" w:cs="Consolas"/>
               </w:rPr>
-              <w:t>target-</w:t>
-            </w:r>
-            <w:proofErr w:type="spellStart"/>
-            <w:r>
-              <w:rPr>
-                <w:rFonts w:ascii="Consolas" w:hAnsi="Consolas" w:cs="Consolas"/>
-              </w:rPr>
-              <w:t>hiv</w:t>
-            </w:r>
-            <w:proofErr w:type="spellEnd"/>
-            <w:r>
-              <w:rPr>
-                <w:rFonts w:ascii="Consolas" w:hAnsi="Consolas" w:cs="Consolas"/>
-              </w:rPr>
-              <w:t>-status</w:t>
+              <w:t>target-hiv-status</w:t>
             </w:r>
           </w:p>
         </w:tc>
@@ -11649,7 +11099,7 @@
         <w:pStyle w:val="Title"/>
         <w:outlineLvl w:val="0"/>
       </w:pPr>
-      <w:bookmarkStart w:id="9" w:name="_Toc385439329"/>
+      <w:bookmarkStart w:id="10" w:name="_Toc392066928"/>
       <w:r>
         <w:lastRenderedPageBreak/>
         <w:t>3.4</w:t>
@@ -11657,7 +11107,7 @@
       <w:r>
         <w:t xml:space="preserve"> – Template parameters</w:t>
       </w:r>
-      <w:bookmarkEnd w:id="9"/>
+      <w:bookmarkEnd w:id="10"/>
     </w:p>
     <w:p>
       <w:r>
@@ -11681,90 +11131,34 @@
         </w:rPr>
         <w:t>&lt;</w:t>
       </w:r>
-      <w:proofErr w:type="spellStart"/>
-      <w:proofErr w:type="gramStart"/>
-      <w:r>
-        <w:rPr>
-          <w:rFonts w:ascii="Consolas" w:hAnsi="Consolas" w:cs="Consolas"/>
-        </w:rPr>
-        <w:t>proportionHighRiskNonCsw</w:t>
-      </w:r>
-      <w:proofErr w:type="spellEnd"/>
-      <w:r>
-        <w:rPr>
-          <w:rFonts w:ascii="Consolas" w:hAnsi="Consolas" w:cs="Consolas"/>
-        </w:rPr>
-        <w:t>&gt;</w:t>
-      </w:r>
-      <w:proofErr w:type="gramEnd"/>
-      <w:r>
-        <w:rPr>
-          <w:rFonts w:ascii="Consolas" w:hAnsi="Consolas" w:cs="Consolas"/>
-        </w:rPr>
-        <w:t>0.1&lt;/</w:t>
-      </w:r>
-      <w:proofErr w:type="spellStart"/>
-      <w:r>
-        <w:rPr>
-          <w:rFonts w:ascii="Consolas" w:hAnsi="Consolas" w:cs="Consolas"/>
-        </w:rPr>
-        <w:t>proportionHighRiskNonCsw</w:t>
-      </w:r>
-      <w:proofErr w:type="spellEnd"/>
-      <w:r>
-        <w:rPr>
-          <w:rFonts w:ascii="Consolas" w:hAnsi="Consolas" w:cs="Consolas"/>
-        </w:rPr>
-        <w:t xml:space="preserve">&gt; </w:t>
-      </w:r>
-    </w:p>
-    <w:p>
-      <w:proofErr w:type="gramStart"/>
+      <w:r>
+        <w:rPr>
+          <w:rFonts w:ascii="Consolas" w:hAnsi="Consolas" w:cs="Consolas"/>
+        </w:rPr>
+        <w:t xml:space="preserve">proportionHighRiskNonCsw&gt;0.1&lt;/proportionHighRiskNonCsw&gt; </w:t>
+      </w:r>
+    </w:p>
+    <w:p>
       <w:r>
         <w:t>becomes</w:t>
       </w:r>
-      <w:proofErr w:type="gramEnd"/>
-    </w:p>
-    <w:p>
-      <w:pPr>
-        <w:rPr>
-          <w:rFonts w:ascii="Consolas" w:hAnsi="Consolas" w:cs="Consolas"/>
-        </w:rPr>
-      </w:pPr>
-      <w:r>
-        <w:rPr>
-          <w:rFonts w:ascii="Consolas" w:hAnsi="Consolas" w:cs="Consolas"/>
-        </w:rPr>
-        <w:t>&lt;</w:t>
-      </w:r>
-      <w:proofErr w:type="spellStart"/>
-      <w:proofErr w:type="gramStart"/>
-      <w:r>
-        <w:rPr>
-          <w:rFonts w:ascii="Consolas" w:hAnsi="Consolas" w:cs="Consolas"/>
-        </w:rPr>
-        <w:t>proportionHighRiskNonCsw</w:t>
-      </w:r>
-      <w:proofErr w:type="spellEnd"/>
-      <w:proofErr w:type="gramEnd"/>
-      <w:r>
-        <w:rPr>
-          <w:rFonts w:ascii="Consolas" w:hAnsi="Consolas" w:cs="Consolas"/>
-        </w:rPr>
-        <w:t xml:space="preserve">&gt;&lt;parameter key=”$proportion_high_risk”&gt;0.1&lt;/parameter&gt;&lt;/proportionHighRiskNonCsw&gt; </w:t>
-      </w:r>
-    </w:p>
-    <w:p>
-      <w:r>
-        <w:t>In this case 0.1 remains the default value. “$</w:t>
-      </w:r>
-      <w:proofErr w:type="spellStart"/>
-      <w:r>
-        <w:t>proportion_high_risk</w:t>
-      </w:r>
-      <w:proofErr w:type="spellEnd"/>
-      <w:r>
-        <w:t>” becomes the key which can be used to refer to this parameter in the interventions section. It is an arbitrary value (i.e. we could have called it “$1”). If we wanted to change this value during the model execution, we could create a population intervention like this:</w:t>
+    </w:p>
+    <w:p>
+      <w:pPr>
+        <w:rPr>
+          <w:rFonts w:ascii="Consolas" w:hAnsi="Consolas" w:cs="Consolas"/>
+        </w:rPr>
+      </w:pPr>
+      <w:r>
+        <w:rPr>
+          <w:rFonts w:ascii="Consolas" w:hAnsi="Consolas" w:cs="Consolas"/>
+        </w:rPr>
+        <w:t xml:space="preserve">&lt;proportionHighRiskNonCsw&gt;&lt;parameter key=”$proportion_high_risk”&gt;0.1&lt;/parameter&gt;&lt;/proportionHighRiskNonCsw&gt; </w:t>
+      </w:r>
+    </w:p>
+    <w:p>
+      <w:r>
+        <w:t>In this case 0.1 remains the default value. “$proportion_high_risk” becomes the key which can be used to refer to this parameter in the interventions section. It is an arbitrary value (i.e. we could have called it “$1”). If we wanted to change this value during the model execution, we could create a population intervention like this:</w:t>
       </w:r>
     </w:p>
     <w:p>
@@ -11779,23 +11173,7 @@
         <w:rPr>
           <w:rFonts w:ascii="Consolas" w:hAnsi="Consolas" w:cs="Consolas"/>
         </w:rPr>
-        <w:t>&lt;</w:t>
-      </w:r>
-      <w:proofErr w:type="spellStart"/>
-      <w:proofErr w:type="gramStart"/>
-      <w:r>
-        <w:rPr>
-          <w:rFonts w:ascii="Consolas" w:hAnsi="Consolas" w:cs="Consolas"/>
-        </w:rPr>
-        <w:t>generalInterventions</w:t>
-      </w:r>
-      <w:proofErr w:type="spellEnd"/>
-      <w:proofErr w:type="gramEnd"/>
-      <w:r>
-        <w:rPr>
-          <w:rFonts w:ascii="Consolas" w:hAnsi="Consolas" w:cs="Consolas"/>
-        </w:rPr>
-        <w:t>&gt;</w:t>
+        <w:t>&lt;generalInterventions&gt;</w:t>
       </w:r>
     </w:p>
     <w:p>
@@ -11810,21 +11188,7 @@
         <w:rPr>
           <w:rFonts w:ascii="Consolas" w:hAnsi="Consolas" w:cs="Consolas"/>
         </w:rPr>
-        <w:t>&lt;intervention key=”$</w:t>
-      </w:r>
-      <w:proofErr w:type="spellStart"/>
-      <w:r>
-        <w:rPr>
-          <w:rFonts w:ascii="Consolas" w:hAnsi="Consolas" w:cs="Consolas"/>
-        </w:rPr>
-        <w:t>proportion_high_risk</w:t>
-      </w:r>
-      <w:proofErr w:type="spellEnd"/>
-      <w:r>
-        <w:rPr>
-          <w:rFonts w:ascii="Consolas" w:hAnsi="Consolas" w:cs="Consolas"/>
-        </w:rPr>
-        <w:t>” time=”700” value=”0.2” /&gt;</w:t>
+        <w:t>&lt;intervention key=”$proportion_high_risk” time=”700” value=”0.2” /&gt;</w:t>
       </w:r>
     </w:p>
     <w:p>
@@ -11839,21 +11203,7 @@
         <w:rPr>
           <w:rFonts w:ascii="Consolas" w:hAnsi="Consolas" w:cs="Consolas"/>
         </w:rPr>
-        <w:t>&lt;/</w:t>
-      </w:r>
-      <w:proofErr w:type="spellStart"/>
-      <w:r>
-        <w:rPr>
-          <w:rFonts w:ascii="Consolas" w:hAnsi="Consolas" w:cs="Consolas"/>
-        </w:rPr>
-        <w:t>generalInterventions</w:t>
-      </w:r>
-      <w:proofErr w:type="spellEnd"/>
-      <w:r>
-        <w:rPr>
-          <w:rFonts w:ascii="Consolas" w:hAnsi="Consolas" w:cs="Consolas"/>
-        </w:rPr>
-        <w:t>&gt;</w:t>
+        <w:t>&lt;/generalInterventions&gt;</w:t>
       </w:r>
     </w:p>
     <w:p>
@@ -11881,7 +11231,7 @@
         <w:pStyle w:val="Title"/>
         <w:outlineLvl w:val="0"/>
       </w:pPr>
-      <w:bookmarkStart w:id="10" w:name="_Toc385439330"/>
+      <w:bookmarkStart w:id="11" w:name="_Toc392066929"/>
       <w:r>
         <w:lastRenderedPageBreak/>
         <w:t>3.4</w:t>
@@ -11889,19 +11239,11 @@
       <w:r>
         <w:t xml:space="preserve"> – Dynamic rollout proportion</w:t>
       </w:r>
-      <w:bookmarkEnd w:id="10"/>
-    </w:p>
-    <w:p>
-      <w:r>
-        <w:t xml:space="preserve">As a result of the multi-month testing and treatment cascade required for someone to move from being untreated to treated, it is difficult to predict exactly how many people will be treated. What we call </w:t>
-      </w:r>
-      <w:proofErr w:type="spellStart"/>
-      <w:r>
-        <w:t>targetRolloutProportion</w:t>
-      </w:r>
-      <w:proofErr w:type="spellEnd"/>
-      <w:r>
-        <w:t xml:space="preserve"> is effectively the number of people who have “access to treatment” (i.e. have started the testing and treatment cascade). Some people in this cascade may have access but may not be tested immediately. They may also be tested but receive a false negative result. The issue arises when these people take up treatment slots but never actually start treatment. </w:t>
+      <w:bookmarkEnd w:id="11"/>
+    </w:p>
+    <w:p>
+      <w:r>
+        <w:t xml:space="preserve">As a result of the multi-month testing and treatment cascade required for someone to move from being untreated to treated, it is difficult to predict exactly how many people will be treated. What we call targetRolloutProportion is effectively the number of people who have “access to treatment” (i.e. have started the testing and treatment cascade). Some people in this cascade may have access but may not be tested immediately. They may also be tested but receive a false negative result. The issue arises when these people take up treatment slots but never actually start treatment. </w:t>
       </w:r>
     </w:p>
     <w:p>
@@ -11922,23 +11264,239 @@
     <w:p>
       <w:pPr>
         <w:pStyle w:val="Title"/>
-      </w:pPr>
+        <w:outlineLvl w:val="0"/>
+      </w:pPr>
+      <w:bookmarkStart w:id="12" w:name="_Toc392066930"/>
+      <w:r>
+        <w:lastRenderedPageBreak/>
+        <w:t>3.4 – Discovered bugs</w:t>
+      </w:r>
+      <w:bookmarkEnd w:id="12"/>
+    </w:p>
+    <w:p>
+      <w:r>
+        <w:rPr>
+          <w:rFonts w:ascii="Consolas" w:hAnsi="Consolas" w:cs="Consolas"/>
+        </w:rPr>
+        <w:t>RandomNumberGenerator::randInt(int max)</w:t>
+      </w:r>
+      <w:r>
+        <w:t xml:space="preserve"> and </w:t>
+      </w:r>
+      <w:r>
+        <w:rPr>
+          <w:rFonts w:ascii="Consolas" w:hAnsi="Consolas" w:cs="Consolas"/>
+        </w:rPr>
+        <w:t>RandomNumberGenerator::randInt(int min, int max)</w:t>
+      </w:r>
+      <w:r>
+        <w:t xml:space="preserve"> appear to have a bug that skews results away from endpoints. This is due to the fact that it uses rounding to force a random float in</w:t>
+      </w:r>
+      <w:r>
+        <w:t>to an integer. Numbers from min</w:t>
+      </w:r>
+      <w:r>
+        <w:t xml:space="preserve"> to </w:t>
+      </w:r>
+      <w:r>
+        <w:t>min+0.5 are rounded down to min</w:t>
+      </w:r>
+      <w:r>
+        <w:t xml:space="preserve">. Numbers from </w:t>
+      </w:r>
+      <w:r>
+        <w:t>min+</w:t>
+      </w:r>
+      <w:r>
+        <w:t xml:space="preserve">0.5 to </w:t>
+      </w:r>
+      <w:r>
+        <w:t>min+</w:t>
+      </w:r>
+      <w:r>
+        <w:t xml:space="preserve">1.5 are rounded to </w:t>
+      </w:r>
+      <w:r>
+        <w:t>min+</w:t>
+      </w:r>
+      <w:r>
+        <w:t xml:space="preserve">1. Numbers from </w:t>
+      </w:r>
+      <w:r>
+        <w:t>min+</w:t>
+      </w:r>
+      <w:r>
+        <w:t xml:space="preserve">1.5 to </w:t>
+      </w:r>
+      <w:r>
+        <w:t>min+</w:t>
+      </w:r>
+      <w:r>
+        <w:t xml:space="preserve">2.5 are rounded to </w:t>
+      </w:r>
+      <w:r>
+        <w:t>min</w:t>
+      </w:r>
+      <w:r>
+        <w:t>. Numbers from max-0.5 to max are rounded up to max. It can therefore be seen that the endpoints</w:t>
+      </w:r>
+      <w:r>
+        <w:t>, min and max,</w:t>
+      </w:r>
+      <w:r>
+        <w:t xml:space="preserve"> are half as likely to be returned from these functions as </w:t>
+      </w:r>
+      <w:r>
+        <w:t>every</w:t>
+      </w:r>
+      <w:r>
+        <w:t xml:space="preserve"> other intermediate number in the range.</w:t>
+      </w:r>
+    </w:p>
+    <w:p>
+      <w:r>
+        <w:t>This bug appears to affect the model in the following locations (the expected result follows each):</w:t>
+      </w:r>
+    </w:p>
+    <w:p>
+      <w:pPr>
+        <w:pStyle w:val="ListParagraph"/>
+        <w:numPr>
+          <w:ilvl w:val="0"/>
+          <w:numId w:val="6"/>
+        </w:numPr>
+      </w:pPr>
+      <w:r>
+        <w:rPr>
+          <w:rFonts w:ascii="Consolas" w:hAnsi="Consolas" w:cs="Consolas"/>
+        </w:rPr>
+        <w:t>BucketAge::drawMember</w:t>
+      </w:r>
+      <w:r>
+        <w:t xml:space="preserve"> (line 196) - First and last people in the age bucket are less likely to be picked</w:t>
+      </w:r>
+    </w:p>
+    <w:p>
+      <w:pPr>
+        <w:pStyle w:val="ListParagraph"/>
+        <w:numPr>
+          <w:ilvl w:val="0"/>
+          <w:numId w:val="6"/>
+        </w:numPr>
+      </w:pPr>
+      <w:r>
+        <w:rPr>
+          <w:rFonts w:ascii="Consolas" w:hAnsi="Consolas" w:cs="Consolas"/>
+        </w:rPr>
+        <w:t>BucketSexualMixing::getRandomPerson</w:t>
+      </w:r>
+      <w:r>
+        <w:t xml:space="preserve"> (line 313) - First and last people in sexual mixing bucket are less likely to be picked, could cause boundary condition leading to choosing slightly younger people.</w:t>
+      </w:r>
+    </w:p>
+    <w:p>
+      <w:pPr>
+        <w:pStyle w:val="ListParagraph"/>
+        <w:numPr>
+          <w:ilvl w:val="0"/>
+          <w:numId w:val="6"/>
+        </w:numPr>
+      </w:pPr>
+      <w:r>
+        <w:rPr>
+          <w:rFonts w:ascii="Consolas" w:hAnsi="Consolas" w:cs="Consolas"/>
+        </w:rPr>
+        <w:t>Population::GeneratePerson</w:t>
+      </w:r>
+      <w:r>
+        <w:t xml:space="preserve"> (line 1043) - Less likely to generate person at each extreme of age bucket ages</w:t>
+      </w:r>
+    </w:p>
+    <w:p>
+      <w:pPr>
+        <w:pStyle w:val="ListParagraph"/>
+        <w:numPr>
+          <w:ilvl w:val="0"/>
+          <w:numId w:val="6"/>
+        </w:numPr>
+      </w:pPr>
+      <w:r>
+        <w:rPr>
+          <w:rFonts w:ascii="Consolas" w:hAnsi="Consolas" w:cs="Consolas"/>
+        </w:rPr>
+        <w:t>Population::ApplyARTRollout</w:t>
+      </w:r>
+      <w:r>
+        <w:t xml:space="preserve"> (line 1558) - First and last people that became eligible for ART are less likely to be picked to start treatment.</w:t>
+      </w:r>
+    </w:p>
+    <w:p>
+      <w:pPr>
+        <w:pStyle w:val="ListParagraph"/>
+        <w:numPr>
+          <w:ilvl w:val="0"/>
+          <w:numId w:val="6"/>
+        </w:numPr>
+      </w:pPr>
+      <w:r>
+        <w:rPr>
+          <w:rFonts w:ascii="Consolas" w:hAnsi="Consolas" w:cs="Consolas"/>
+        </w:rPr>
+        <w:t>SexualPartnership::SexualPartnership</w:t>
+      </w:r>
+      <w:r>
+        <w:t xml:space="preserve"> (line 38) - Partnerships with duration greater than or equal to 1 will be less likely to be 1 month or max duration.</w:t>
+      </w:r>
+    </w:p>
+    <w:p>
+      <w:r>
+        <w:t>The bug will remain for now to ensure reproducibility. It should be addressed in future versions.</w:t>
+      </w:r>
+    </w:p>
+    <w:p/>
+    <w:p>
+      <w:r>
+        <w:t>Another bug was discovered in the reading of XML files. It appears that regular acts, a parameter varied in calibration has been being truncated (rounded down) to an integer value. This means that 4.99 regular acts</w:t>
+      </w:r>
+      <w:r>
+        <w:t xml:space="preserve"> given in the XML</w:t>
+      </w:r>
+      <w:r>
+        <w:t xml:space="preserve"> would </w:t>
+      </w:r>
+      <w:r>
+        <w:t xml:space="preserve">in fact </w:t>
+      </w:r>
+      <w:r>
+        <w:t>be rounded to 4</w:t>
+      </w:r>
+      <w:r>
+        <w:t xml:space="preserve"> acts</w:t>
+      </w:r>
+      <w:r>
+        <w:t>. This affects all calibration runs. Graphs in the calibration paper have been changed to reflect this bug. Moving forward we can fix this bug and simply modify the calibration runs to have this same truncation. This bug is also not yet fixed to ensure reproducibility.</w:t>
+      </w:r>
+    </w:p>
+    <w:p>
+      <w:r>
+        <w:br w:type="page"/>
+      </w:r>
+    </w:p>
+    <w:p>
+      <w:pPr>
+        <w:pStyle w:val="Title"/>
+        <w:outlineLvl w:val="0"/>
+      </w:pPr>
+      <w:bookmarkStart w:id="13" w:name="_Toc392066931"/>
       <w:r>
         <w:lastRenderedPageBreak/>
         <w:t>3.5 – Technical changes</w:t>
       </w:r>
-    </w:p>
-    <w:p>
-      <w:r>
-        <w:t xml:space="preserve">-Added a new component, </w:t>
-      </w:r>
-      <w:proofErr w:type="spellStart"/>
-      <w:r>
-        <w:t>RunTimePredictor</w:t>
-      </w:r>
-      <w:proofErr w:type="spellEnd"/>
-      <w:r>
-        <w:t xml:space="preserve">, which dynamically fits a polynomial curve to the population </w:t>
+      <w:bookmarkEnd w:id="13"/>
+    </w:p>
+    <w:p>
+      <w:r>
+        <w:t xml:space="preserve">-Added a new component, RunTimePredictor, which dynamically fits a polynomial curve to the population </w:t>
       </w:r>
       <w:r>
         <w:t>so far to predict future population size. By comparing the integral of the population in the past</w:t>
@@ -11952,18 +11510,8 @@
       <w:r>
         <w:t xml:space="preserve">e.g. </w:t>
       </w:r>
-      <w:proofErr w:type="spellStart"/>
-      <w:r>
-        <w:t>timestep</w:t>
-      </w:r>
-      <w:proofErr w:type="spellEnd"/>
-      <w:r>
-        <w:t xml:space="preserve"> 600 is often less</w:t>
-      </w:r>
-      <w:bookmarkStart w:id="11" w:name="_GoBack"/>
-      <w:bookmarkEnd w:id="11"/>
-      <w:r>
-        <w:t xml:space="preserve"> than 33% completed in terms of time due to exponential population growth).</w:t>
+      <w:r>
+        <w:t>timestep 600 is often less than 33% completed in terms of time due to exponential population growth).</w:t>
       </w:r>
     </w:p>
     <w:p>
@@ -11973,36 +11521,12 @@
     </w:p>
     <w:p>
       <w:r>
-        <w:t xml:space="preserve">-Fixed bug that prevented a random seed from being used (random number generator would be started in an undefined state as </w:t>
-      </w:r>
-      <w:proofErr w:type="spellStart"/>
-      <w:r>
-        <w:t>RandomNumberGenerator</w:t>
-      </w:r>
-      <w:proofErr w:type="spellEnd"/>
-      <w:r>
-        <w:t xml:space="preserve">::reset was not being called when </w:t>
-      </w:r>
-      <w:proofErr w:type="spellStart"/>
-      <w:r>
-        <w:t>fixedSeed</w:t>
-      </w:r>
-      <w:proofErr w:type="spellEnd"/>
-      <w:r>
-        <w:t xml:space="preserve"> was set to -1. This also prevented the true seed from being written to the infections file.</w:t>
-      </w:r>
-    </w:p>
-    <w:p>
-      <w:r>
-        <w:t xml:space="preserve">-Continued improving </w:t>
-      </w:r>
-      <w:proofErr w:type="spellStart"/>
-      <w:r>
-        <w:t>const</w:t>
-      </w:r>
-      <w:proofErr w:type="spellEnd"/>
-      <w:r>
-        <w:t>-correctness.</w:t>
+        <w:t>-Fixed bug that prevented a random seed from being used (random number generator would be started in an undefined state as RandomNumberGenerator::reset was not being called when fixedSeed was set to -1. This also prevented the true seed from being written to the infections file.</w:t>
+      </w:r>
+    </w:p>
+    <w:p>
+      <w:r>
+        <w:t>-Continued improving const-correctness.</w:t>
       </w:r>
     </w:p>
     <w:p>
@@ -12027,36 +11551,7 @@
     </w:p>
     <w:p>
       <w:r>
-        <w:t xml:space="preserve">-Added template method for </w:t>
-      </w:r>
-      <w:proofErr w:type="spellStart"/>
-      <w:r>
-        <w:t>DemographicProfile</w:t>
-      </w:r>
-      <w:proofErr w:type="spellEnd"/>
-      <w:r>
-        <w:t xml:space="preserve">, </w:t>
-      </w:r>
-      <w:proofErr w:type="spellStart"/>
-      <w:r>
-        <w:t>DemographicProfile</w:t>
-      </w:r>
-      <w:proofErr w:type="spellEnd"/>
-      <w:r>
-        <w:t>::</w:t>
-      </w:r>
-      <w:proofErr w:type="spellStart"/>
-      <w:proofErr w:type="gramStart"/>
-      <w:r>
-        <w:t>getDemographicProfileVal</w:t>
-      </w:r>
-      <w:proofErr w:type="spellEnd"/>
-      <w:r>
-        <w:t>(</w:t>
-      </w:r>
-      <w:proofErr w:type="gramEnd"/>
-      <w:r>
-        <w:t>), to reduce the number of casts.</w:t>
+        <w:t>-Added template method for DemographicProfile, DemographicProfile::getDemographicProfileVal(), to reduce the number of casts.</w:t>
       </w:r>
     </w:p>
     <w:p>
@@ -12072,18 +11567,18 @@
         <w:pStyle w:val="Title"/>
         <w:outlineLvl w:val="0"/>
       </w:pPr>
-      <w:bookmarkStart w:id="12" w:name="_Toc385439331"/>
+      <w:bookmarkStart w:id="14" w:name="_Toc392066932"/>
       <w:r>
         <w:lastRenderedPageBreak/>
         <w:t>3.</w:t>
       </w:r>
-      <w:bookmarkEnd w:id="12"/>
       <w:r>
         <w:t xml:space="preserve">5 </w:t>
       </w:r>
       <w:r>
         <w:t>– Target groups</w:t>
       </w:r>
+      <w:bookmarkEnd w:id="14"/>
     </w:p>
     <w:p>
       <w:r>
@@ -12120,21 +11615,7 @@
         <w:rPr>
           <w:rFonts w:ascii="Consolas" w:hAnsi="Consolas" w:cs="Consolas"/>
         </w:rPr>
-        <w:t>&lt;</w:t>
-      </w:r>
-      <w:proofErr w:type="gramStart"/>
-      <w:r>
-        <w:rPr>
-          <w:rFonts w:ascii="Consolas" w:hAnsi="Consolas" w:cs="Consolas"/>
-        </w:rPr>
-        <w:t>target-groups</w:t>
-      </w:r>
-      <w:proofErr w:type="gramEnd"/>
-      <w:r>
-        <w:rPr>
-          <w:rFonts w:ascii="Consolas" w:hAnsi="Consolas" w:cs="Consolas"/>
-        </w:rPr>
-        <w:t>&gt;</w:t>
+        <w:t>&lt;target-groups&gt;</w:t>
       </w:r>
     </w:p>
     <w:p>
@@ -12170,13 +11651,7 @@
         <w:rPr>
           <w:rFonts w:ascii="Consolas" w:hAnsi="Consolas" w:cs="Consolas"/>
         </w:rPr>
-        <w:t xml:space="preserve">  </w:t>
-      </w:r>
-      <w:r>
-        <w:rPr>
-          <w:rFonts w:ascii="Consolas" w:hAnsi="Consolas" w:cs="Consolas"/>
-        </w:rPr>
-        <w:t xml:space="preserve">  </w:t>
+        <w:t xml:space="preserve">    </w:t>
       </w:r>
       <w:r>
         <w:rPr>
@@ -12203,13 +11678,7 @@
         <w:rPr>
           <w:rFonts w:ascii="Consolas" w:hAnsi="Consolas" w:cs="Consolas"/>
         </w:rPr>
-        <w:t xml:space="preserve">  </w:t>
-      </w:r>
-      <w:r>
-        <w:rPr>
-          <w:rFonts w:ascii="Consolas" w:hAnsi="Consolas" w:cs="Consolas"/>
-        </w:rPr>
-        <w:t xml:space="preserve">  </w:t>
+        <w:t xml:space="preserve">    </w:t>
       </w:r>
       <w:r>
         <w:rPr>
@@ -12230,19 +11699,7 @@
         <w:rPr>
           <w:rFonts w:ascii="Consolas" w:hAnsi="Consolas" w:cs="Consolas"/>
         </w:rPr>
-        <w:t xml:space="preserve">  </w:t>
-      </w:r>
-      <w:r>
-        <w:rPr>
-          <w:rFonts w:ascii="Consolas" w:hAnsi="Consolas" w:cs="Consolas"/>
-        </w:rPr>
-        <w:t xml:space="preserve">  </w:t>
-      </w:r>
-      <w:r>
-        <w:rPr>
-          <w:rFonts w:ascii="Consolas" w:hAnsi="Consolas" w:cs="Consolas"/>
-        </w:rPr>
-        <w:t xml:space="preserve">  </w:t>
+        <w:t xml:space="preserve">      </w:t>
       </w:r>
       <w:r>
         <w:rPr>
@@ -12263,33 +11720,13 @@
         <w:rPr>
           <w:rFonts w:ascii="Consolas" w:hAnsi="Consolas" w:cs="Consolas"/>
         </w:rPr>
-        <w:t xml:space="preserve">  </w:t>
-      </w:r>
-      <w:r>
-        <w:rPr>
-          <w:rFonts w:ascii="Consolas" w:hAnsi="Consolas" w:cs="Consolas"/>
-        </w:rPr>
-        <w:t xml:space="preserve">    </w:t>
-      </w:r>
-      <w:r>
-        <w:rPr>
-          <w:rFonts w:ascii="Consolas" w:hAnsi="Consolas" w:cs="Consolas"/>
-        </w:rPr>
-        <w:t>&lt;</w:t>
-      </w:r>
-      <w:proofErr w:type="gramStart"/>
-      <w:r>
-        <w:rPr>
-          <w:rFonts w:ascii="Consolas" w:hAnsi="Consolas" w:cs="Consolas"/>
-        </w:rPr>
-        <w:t>circumcised&gt;</w:t>
-      </w:r>
-      <w:proofErr w:type="gramEnd"/>
-      <w:r>
-        <w:rPr>
-          <w:rFonts w:ascii="Consolas" w:hAnsi="Consolas" w:cs="Consolas"/>
-        </w:rPr>
-        <w:t>false</w:t>
+        <w:t xml:space="preserve">      </w:t>
+      </w:r>
+      <w:r>
+        <w:rPr>
+          <w:rFonts w:ascii="Consolas" w:hAnsi="Consolas" w:cs="Consolas"/>
+        </w:rPr>
+        <w:t>&lt;circumcised&gt;false</w:t>
       </w:r>
       <w:r>
         <w:rPr>
@@ -12310,13 +11747,7 @@
         <w:rPr>
           <w:rFonts w:ascii="Consolas" w:hAnsi="Consolas" w:cs="Consolas"/>
         </w:rPr>
-        <w:t xml:space="preserve">  </w:t>
-      </w:r>
-      <w:r>
-        <w:rPr>
-          <w:rFonts w:ascii="Consolas" w:hAnsi="Consolas" w:cs="Consolas"/>
-        </w:rPr>
-        <w:t xml:space="preserve">  </w:t>
+        <w:t xml:space="preserve">    </w:t>
       </w:r>
       <w:r>
         <w:rPr>
@@ -12400,13 +11831,7 @@
         <w:rPr>
           <w:rFonts w:ascii="Consolas" w:hAnsi="Consolas" w:cs="Consolas"/>
         </w:rPr>
-        <w:t xml:space="preserve">      </w:t>
-      </w:r>
-      <w:r>
-        <w:rPr>
-          <w:rFonts w:ascii="Consolas" w:hAnsi="Consolas" w:cs="Consolas"/>
-        </w:rPr>
-        <w:t>&lt;trace&gt;true&lt;/trace&gt;</w:t>
+        <w:t xml:space="preserve">      &lt;trace&gt;true&lt;/trace&gt;</w:t>
       </w:r>
     </w:p>
     <w:p>
@@ -12553,13 +11978,7 @@
         <w:rPr>
           <w:rFonts w:ascii="Consolas" w:hAnsi="Consolas" w:cs="Consolas"/>
         </w:rPr>
-        <w:t xml:space="preserve">      </w:t>
-      </w:r>
-      <w:r>
-        <w:rPr>
-          <w:rFonts w:ascii="Consolas" w:hAnsi="Consolas" w:cs="Consolas"/>
-        </w:rPr>
-        <w:t>&lt;trace&gt;true&lt;/trace&gt;</w:t>
+        <w:t xml:space="preserve">      &lt;trace&gt;true&lt;/trace&gt;</w:t>
       </w:r>
     </w:p>
     <w:p>
@@ -12630,40 +12049,22 @@
     <w:p>
       <w:pPr>
         <w:pStyle w:val="Title"/>
-      </w:pPr>
+        <w:outlineLvl w:val="0"/>
+      </w:pPr>
+      <w:bookmarkStart w:id="15" w:name="_Toc392066933"/>
       <w:r>
         <w:lastRenderedPageBreak/>
         <w:t>3.5 – New interventions</w:t>
       </w:r>
+      <w:bookmarkEnd w:id="15"/>
     </w:p>
     <w:p>
       <w:r>
         <w:t>Three new interventions have been added to the model</w:t>
       </w:r>
       <w:r>
-        <w:t xml:space="preserve">: </w:t>
-      </w:r>
-      <w:proofErr w:type="spellStart"/>
-      <w:r>
-        <w:t>delaySexualActivity</w:t>
-      </w:r>
-      <w:proofErr w:type="spellEnd"/>
-      <w:r>
-        <w:t xml:space="preserve">, </w:t>
-      </w:r>
-      <w:proofErr w:type="spellStart"/>
-      <w:r>
-        <w:t>overrideCondomUseChance</w:t>
-      </w:r>
-      <w:proofErr w:type="spellEnd"/>
-      <w:r>
-        <w:t xml:space="preserve">, and </w:t>
-      </w:r>
-      <w:proofErr w:type="spellStart"/>
-      <w:r>
-        <w:t>partnershipRejectionChance</w:t>
-      </w:r>
-      <w:proofErr w:type="spellEnd"/>
+        <w:t>: delaySexualActivity, overrideCondomUseChance, and partnershipRejectionChance</w:t>
+      </w:r>
       <w:r>
         <w:t xml:space="preserve">. </w:t>
       </w:r>
@@ -12829,7 +12230,6 @@
                 <w:color w:val="000000"/>
               </w:rPr>
             </w:pPr>
-            <w:proofErr w:type="spellStart"/>
             <w:r>
               <w:rPr>
                 <w:rFonts w:ascii="Calibri" w:eastAsia="Times New Roman" w:hAnsi="Calibri" w:cs="Times New Roman"/>
@@ -12837,7 +12237,6 @@
               </w:rPr>
               <w:t>birthRate</w:t>
             </w:r>
-            <w:proofErr w:type="spellEnd"/>
           </w:p>
         </w:tc>
         <w:tc>
@@ -12929,7 +12328,6 @@
                 <w:color w:val="000000"/>
               </w:rPr>
             </w:pPr>
-            <w:proofErr w:type="spellStart"/>
             <w:r>
               <w:rPr>
                 <w:rFonts w:ascii="Calibri" w:eastAsia="Times New Roman" w:hAnsi="Calibri" w:cs="Times New Roman"/>
@@ -12937,7 +12335,6 @@
               </w:rPr>
               <w:t>proportionMale</w:t>
             </w:r>
-            <w:proofErr w:type="spellEnd"/>
           </w:p>
         </w:tc>
         <w:tc>
@@ -13029,7 +12426,6 @@
                 <w:color w:val="000000"/>
               </w:rPr>
             </w:pPr>
-            <w:proofErr w:type="spellStart"/>
             <w:r>
               <w:rPr>
                 <w:rFonts w:ascii="Calibri" w:eastAsia="Times New Roman" w:hAnsi="Calibri" w:cs="Times New Roman"/>
@@ -13037,7 +12433,6 @@
               </w:rPr>
               <w:t>proportionCircumcised</w:t>
             </w:r>
-            <w:proofErr w:type="spellEnd"/>
           </w:p>
         </w:tc>
         <w:tc>
@@ -13127,7 +12522,6 @@
                 <w:color w:val="000000"/>
               </w:rPr>
             </w:pPr>
-            <w:proofErr w:type="spellStart"/>
             <w:r>
               <w:rPr>
                 <w:rFonts w:ascii="Calibri" w:eastAsia="Times New Roman" w:hAnsi="Calibri" w:cs="Times New Roman"/>
@@ -13135,7 +12529,6 @@
               </w:rPr>
               <w:t>proportionHighRisk</w:t>
             </w:r>
-            <w:proofErr w:type="spellEnd"/>
           </w:p>
         </w:tc>
         <w:tc>
@@ -13234,7 +12627,6 @@
                 <w:color w:val="000000"/>
               </w:rPr>
             </w:pPr>
-            <w:proofErr w:type="spellStart"/>
             <w:r>
               <w:rPr>
                 <w:rFonts w:ascii="Calibri" w:eastAsia="Times New Roman" w:hAnsi="Calibri" w:cs="Times New Roman"/>
@@ -13242,7 +12634,6 @@
               </w:rPr>
               <w:t>rolloutEligibility</w:t>
             </w:r>
-            <w:proofErr w:type="spellEnd"/>
           </w:p>
         </w:tc>
         <w:tc>
@@ -13439,7 +12830,6 @@
                 <w:color w:val="000000"/>
               </w:rPr>
             </w:pPr>
-            <w:proofErr w:type="spellStart"/>
             <w:r>
               <w:rPr>
                 <w:rFonts w:ascii="Calibri" w:eastAsia="Times New Roman" w:hAnsi="Calibri" w:cs="Times New Roman"/>
@@ -13447,7 +12837,6 @@
               </w:rPr>
               <w:t>delaySexualActivity</w:t>
             </w:r>
-            <w:proofErr w:type="spellEnd"/>
           </w:p>
         </w:tc>
         <w:tc>
@@ -13544,7 +12933,6 @@
                 <w:color w:val="000000"/>
               </w:rPr>
             </w:pPr>
-            <w:proofErr w:type="spellStart"/>
             <w:r>
               <w:rPr>
                 <w:rFonts w:ascii="Calibri" w:eastAsia="Times New Roman" w:hAnsi="Calibri" w:cs="Times New Roman"/>
@@ -13552,7 +12940,6 @@
               </w:rPr>
               <w:t>chanceBecomeSexWorker</w:t>
             </w:r>
-            <w:proofErr w:type="spellEnd"/>
           </w:p>
         </w:tc>
         <w:tc>
@@ -13644,7 +13031,6 @@
                 <w:color w:val="000000"/>
               </w:rPr>
             </w:pPr>
-            <w:proofErr w:type="spellStart"/>
             <w:r>
               <w:rPr>
                 <w:rFonts w:ascii="Calibri" w:eastAsia="Times New Roman" w:hAnsi="Calibri" w:cs="Times New Roman"/>
@@ -13652,7 +13038,6 @@
               </w:rPr>
               <w:t>transmissionCoefficient</w:t>
             </w:r>
-            <w:proofErr w:type="spellEnd"/>
           </w:p>
         </w:tc>
         <w:tc>
@@ -13696,7 +13081,6 @@
                 <w:color w:val="000000"/>
               </w:rPr>
             </w:pPr>
-            <w:proofErr w:type="spellStart"/>
             <w:r>
               <w:rPr>
                 <w:rFonts w:ascii="Calibri" w:eastAsia="Times New Roman" w:hAnsi="Calibri" w:cs="Times New Roman"/>
@@ -13704,7 +13088,6 @@
               </w:rPr>
               <w:t>hvl</w:t>
             </w:r>
-            <w:proofErr w:type="spellEnd"/>
           </w:p>
         </w:tc>
         <w:tc>
@@ -13753,7 +13136,6 @@
                 <w:color w:val="000000"/>
               </w:rPr>
             </w:pPr>
-            <w:proofErr w:type="spellStart"/>
             <w:r>
               <w:rPr>
                 <w:rFonts w:ascii="Calibri" w:eastAsia="Times New Roman" w:hAnsi="Calibri" w:cs="Times New Roman"/>
@@ -13761,7 +13143,6 @@
               </w:rPr>
               <w:t>averageYearsYounger</w:t>
             </w:r>
-            <w:proofErr w:type="spellEnd"/>
           </w:p>
         </w:tc>
         <w:tc>
@@ -13853,7 +13234,6 @@
                 <w:color w:val="000000"/>
               </w:rPr>
             </w:pPr>
-            <w:proofErr w:type="spellStart"/>
             <w:r>
               <w:rPr>
                 <w:rFonts w:ascii="Calibri" w:eastAsia="Times New Roman" w:hAnsi="Calibri" w:cs="Times New Roman"/>
@@ -13861,7 +13241,6 @@
               </w:rPr>
               <w:t>partnerAcquistionRate</w:t>
             </w:r>
-            <w:proofErr w:type="spellEnd"/>
           </w:p>
         </w:tc>
         <w:tc>
@@ -13960,7 +13339,6 @@
                 <w:color w:val="000000"/>
               </w:rPr>
             </w:pPr>
-            <w:proofErr w:type="spellStart"/>
             <w:r>
               <w:rPr>
                 <w:rFonts w:ascii="Calibri" w:eastAsia="Times New Roman" w:hAnsi="Calibri" w:cs="Times New Roman"/>
@@ -13968,7 +13346,6 @@
               </w:rPr>
               <w:t>coitalEventsPerMonth</w:t>
             </w:r>
-            <w:proofErr w:type="spellEnd"/>
           </w:p>
         </w:tc>
         <w:tc>
@@ -14037,21 +13414,12 @@
                 <w:color w:val="000000"/>
               </w:rPr>
             </w:pPr>
-            <w:proofErr w:type="spellStart"/>
-            <w:r>
-              <w:rPr>
-                <w:rFonts w:ascii="Calibri" w:eastAsia="Times New Roman" w:hAnsi="Calibri" w:cs="Times New Roman"/>
-                <w:color w:val="000000"/>
-              </w:rPr>
-              <w:t>poisson</w:t>
-            </w:r>
-            <w:proofErr w:type="spellEnd"/>
-            <w:r>
-              <w:rPr>
-                <w:rFonts w:ascii="Calibri" w:eastAsia="Times New Roman" w:hAnsi="Calibri" w:cs="Times New Roman"/>
-                <w:color w:val="000000"/>
-              </w:rPr>
-              <w:t xml:space="preserve"> dist.</w:t>
+            <w:r>
+              <w:rPr>
+                <w:rFonts w:ascii="Calibri" w:eastAsia="Times New Roman" w:hAnsi="Calibri" w:cs="Times New Roman"/>
+                <w:color w:val="000000"/>
+              </w:rPr>
+              <w:t>poisson dist.</w:t>
             </w:r>
           </w:p>
         </w:tc>
@@ -14076,7 +13444,6 @@
                 <w:color w:val="000000"/>
               </w:rPr>
             </w:pPr>
-            <w:proofErr w:type="spellStart"/>
             <w:r>
               <w:rPr>
                 <w:rFonts w:ascii="Calibri" w:eastAsia="Times New Roman" w:hAnsi="Calibri" w:cs="Times New Roman"/>
@@ -14084,7 +13451,6 @@
               </w:rPr>
               <w:t>chanceCondomUse</w:t>
             </w:r>
-            <w:proofErr w:type="spellEnd"/>
           </w:p>
         </w:tc>
         <w:tc>
@@ -14183,7 +13549,6 @@
                 <w:color w:val="000000"/>
               </w:rPr>
             </w:pPr>
-            <w:proofErr w:type="spellStart"/>
             <w:r>
               <w:rPr>
                 <w:rFonts w:ascii="Calibri" w:eastAsia="Times New Roman" w:hAnsi="Calibri" w:cs="Times New Roman"/>
@@ -14191,7 +13556,6 @@
               </w:rPr>
               <w:t>partnershipDuration</w:t>
             </w:r>
-            <w:proofErr w:type="spellEnd"/>
           </w:p>
         </w:tc>
         <w:tc>
@@ -14289,7 +13653,6 @@
                 <w:color w:val="000000"/>
               </w:rPr>
             </w:pPr>
-            <w:proofErr w:type="spellStart"/>
             <w:r>
               <w:rPr>
                 <w:rFonts w:ascii="Calibri" w:eastAsia="Times New Roman" w:hAnsi="Calibri" w:cs="Times New Roman"/>
@@ -14311,7 +13674,6 @@
               </w:rPr>
               <w:t>CondomUse</w:t>
             </w:r>
-            <w:proofErr w:type="spellEnd"/>
           </w:p>
         </w:tc>
         <w:tc>
@@ -14399,7 +13761,6 @@
                 <w:color w:val="000000"/>
               </w:rPr>
             </w:pPr>
-            <w:proofErr w:type="spellStart"/>
             <w:r>
               <w:rPr>
                 <w:rFonts w:ascii="Calibri" w:eastAsia="Times New Roman" w:hAnsi="Calibri" w:cs="Times New Roman"/>
@@ -14407,7 +13768,6 @@
               </w:rPr>
               <w:t>partnershipRejectionChance</w:t>
             </w:r>
-            <w:proofErr w:type="spellEnd"/>
           </w:p>
         </w:tc>
         <w:tc>
@@ -14591,7 +13951,6 @@
                 <w:color w:val="000000"/>
               </w:rPr>
             </w:pPr>
-            <w:proofErr w:type="spellStart"/>
             <w:r>
               <w:rPr>
                 <w:rFonts w:ascii="Calibri" w:eastAsia="Times New Roman" w:hAnsi="Calibri" w:cs="Times New Roman"/>
@@ -14599,7 +13958,6 @@
               </w:rPr>
               <w:t>hvl</w:t>
             </w:r>
-            <w:proofErr w:type="spellEnd"/>
           </w:p>
         </w:tc>
         <w:tc>
@@ -14673,38 +14031,20 @@
                 <w:color w:val="000000"/>
               </w:rPr>
             </w:pPr>
-            <w:proofErr w:type="spellStart"/>
-            <w:r>
-              <w:rPr>
-                <w:rFonts w:ascii="Calibri" w:eastAsia="Times New Roman" w:hAnsi="Calibri" w:cs="Times New Roman"/>
-                <w:color w:val="000000"/>
-              </w:rPr>
-              <w:t>csw</w:t>
-            </w:r>
-            <w:proofErr w:type="spellEnd"/>
-            <w:r>
-              <w:rPr>
-                <w:rFonts w:ascii="Calibri" w:eastAsia="Times New Roman" w:hAnsi="Calibri" w:cs="Times New Roman"/>
-                <w:color w:val="000000"/>
-              </w:rPr>
-              <w:t>,</w:t>
-            </w:r>
-            <w:r>
-              <w:rPr>
-                <w:rFonts w:ascii="Calibri" w:eastAsia="Times New Roman" w:hAnsi="Calibri" w:cs="Times New Roman"/>
-                <w:color w:val="000000"/>
-              </w:rPr>
-              <w:t xml:space="preserve"> non-</w:t>
-            </w:r>
-            <w:proofErr w:type="spellStart"/>
-            <w:r>
-              <w:rPr>
-                <w:rFonts w:ascii="Calibri" w:eastAsia="Times New Roman" w:hAnsi="Calibri" w:cs="Times New Roman"/>
-                <w:color w:val="000000"/>
-              </w:rPr>
-              <w:t>csw</w:t>
-            </w:r>
-            <w:proofErr w:type="spellEnd"/>
+            <w:r>
+              <w:rPr>
+                <w:rFonts w:ascii="Calibri" w:eastAsia="Times New Roman" w:hAnsi="Calibri" w:cs="Times New Roman"/>
+                <w:color w:val="000000"/>
+              </w:rPr>
+              <w:t>csw,</w:t>
+            </w:r>
+            <w:r>
+              <w:rPr>
+                <w:rFonts w:ascii="Calibri" w:eastAsia="Times New Roman" w:hAnsi="Calibri" w:cs="Times New Roman"/>
+                <w:color w:val="000000"/>
+              </w:rPr>
+              <w:t xml:space="preserve"> non-csw</w:t>
+            </w:r>
           </w:p>
         </w:tc>
       </w:tr>
@@ -14815,37 +14155,12 @@
                 <w:color w:val="000000"/>
               </w:rPr>
             </w:pPr>
-            <w:proofErr w:type="spellStart"/>
-            <w:r>
-              <w:rPr>
-                <w:rFonts w:ascii="Calibri" w:eastAsia="Times New Roman" w:hAnsi="Calibri" w:cs="Times New Roman"/>
-                <w:color w:val="000000"/>
-              </w:rPr>
-              <w:t>oi-hist</w:t>
-            </w:r>
-            <w:proofErr w:type="spellEnd"/>
-            <w:r>
-              <w:rPr>
-                <w:rFonts w:ascii="Calibri" w:eastAsia="Times New Roman" w:hAnsi="Calibri" w:cs="Times New Roman"/>
-                <w:color w:val="000000"/>
-              </w:rPr>
-              <w:t xml:space="preserve">, cd4, cd4-oi-hist, </w:t>
-            </w:r>
-            <w:proofErr w:type="spellStart"/>
-            <w:r>
-              <w:rPr>
-                <w:rFonts w:ascii="Calibri" w:eastAsia="Times New Roman" w:hAnsi="Calibri" w:cs="Times New Roman"/>
-                <w:color w:val="000000"/>
-              </w:rPr>
-              <w:t>hvl</w:t>
-            </w:r>
-            <w:proofErr w:type="spellEnd"/>
-            <w:r>
-              <w:rPr>
-                <w:rFonts w:ascii="Calibri" w:eastAsia="Times New Roman" w:hAnsi="Calibri" w:cs="Times New Roman"/>
-                <w:color w:val="000000"/>
-              </w:rPr>
-              <w:t>, cd4-hvl</w:t>
+            <w:r>
+              <w:rPr>
+                <w:rFonts w:ascii="Calibri" w:eastAsia="Times New Roman" w:hAnsi="Calibri" w:cs="Times New Roman"/>
+                <w:color w:val="000000"/>
+              </w:rPr>
+              <w:t>oi-hist, cd4, cd4-oi-hist, hvl, cd4-hvl</w:t>
             </w:r>
           </w:p>
         </w:tc>
@@ -14900,65 +14215,8 @@
                 <w:rFonts w:ascii="Calibri" w:eastAsia="Times New Roman" w:hAnsi="Calibri" w:cs="Times New Roman"/>
                 <w:color w:val="000000"/>
               </w:rPr>
-              <w:t xml:space="preserve">rank, </w:t>
-            </w:r>
-            <w:proofErr w:type="spellStart"/>
-            <w:r>
-              <w:rPr>
-                <w:rFonts w:ascii="Calibri" w:eastAsia="Times New Roman" w:hAnsi="Calibri" w:cs="Times New Roman"/>
-                <w:color w:val="000000"/>
-              </w:rPr>
-              <w:t>oi</w:t>
-            </w:r>
-            <w:proofErr w:type="spellEnd"/>
-            <w:r>
-              <w:rPr>
-                <w:rFonts w:ascii="Calibri" w:eastAsia="Times New Roman" w:hAnsi="Calibri" w:cs="Times New Roman"/>
-                <w:color w:val="000000"/>
-              </w:rPr>
-              <w:t xml:space="preserve">#, </w:t>
-            </w:r>
-            <w:proofErr w:type="spellStart"/>
-            <w:r>
-              <w:rPr>
-                <w:rFonts w:ascii="Calibri" w:eastAsia="Times New Roman" w:hAnsi="Calibri" w:cs="Times New Roman"/>
-                <w:color w:val="000000"/>
-              </w:rPr>
-              <w:t>numOIs</w:t>
-            </w:r>
-            <w:proofErr w:type="spellEnd"/>
-            <w:r>
-              <w:rPr>
-                <w:rFonts w:ascii="Calibri" w:eastAsia="Times New Roman" w:hAnsi="Calibri" w:cs="Times New Roman"/>
-                <w:color w:val="000000"/>
-              </w:rPr>
-              <w:t xml:space="preserve">, cd4Lwr, cd4Upp, </w:t>
-            </w:r>
-            <w:proofErr w:type="spellStart"/>
-            <w:r>
-              <w:rPr>
-                <w:rFonts w:ascii="Calibri" w:eastAsia="Times New Roman" w:hAnsi="Calibri" w:cs="Times New Roman"/>
-                <w:color w:val="000000"/>
-              </w:rPr>
-              <w:t>hvlLwr</w:t>
-            </w:r>
-            <w:proofErr w:type="spellEnd"/>
-            <w:r>
-              <w:rPr>
-                <w:rFonts w:ascii="Calibri" w:eastAsia="Times New Roman" w:hAnsi="Calibri" w:cs="Times New Roman"/>
-                <w:color w:val="000000"/>
-              </w:rPr>
-              <w:t xml:space="preserve">, </w:t>
-            </w:r>
-            <w:proofErr w:type="spellStart"/>
-            <w:r>
-              <w:rPr>
-                <w:rFonts w:ascii="Calibri" w:eastAsia="Times New Roman" w:hAnsi="Calibri" w:cs="Times New Roman"/>
-                <w:color w:val="000000"/>
-              </w:rPr>
-              <w:t>hvlUpp</w:t>
-            </w:r>
-            <w:proofErr w:type="spellEnd"/>
+              <w:t>rank, oi#, numOIs, cd4Lwr, cd4Upp, hvlLwr, hvlUpp</w:t>
+            </w:r>
           </w:p>
         </w:tc>
       </w:tr>
@@ -15012,17 +14270,8 @@
                 <w:rFonts w:ascii="Calibri" w:eastAsia="Times New Roman" w:hAnsi="Calibri" w:cs="Times New Roman"/>
                 <w:color w:val="000000"/>
               </w:rPr>
-              <w:t xml:space="preserve">steady, regular, casual, </w:t>
-            </w:r>
-            <w:proofErr w:type="spellStart"/>
-            <w:r>
-              <w:rPr>
-                <w:rFonts w:ascii="Calibri" w:eastAsia="Times New Roman" w:hAnsi="Calibri" w:cs="Times New Roman"/>
-                <w:color w:val="000000"/>
-              </w:rPr>
-              <w:t>csw</w:t>
-            </w:r>
-            <w:proofErr w:type="spellEnd"/>
+              <w:t>steady, regular, casual, csw</w:t>
+            </w:r>
           </w:p>
         </w:tc>
       </w:tr>
@@ -15095,11 +14344,14 @@
     <w:p>
       <w:pPr>
         <w:pStyle w:val="Title"/>
-      </w:pPr>
+        <w:outlineLvl w:val="0"/>
+      </w:pPr>
+      <w:bookmarkStart w:id="16" w:name="_Toc392066934"/>
       <w:r>
         <w:lastRenderedPageBreak/>
         <w:t>3.5 – New JSON output of transmission data</w:t>
       </w:r>
+      <w:bookmarkEnd w:id="16"/>
     </w:p>
     <w:p>
       <w:r>
@@ -15168,19 +14420,11 @@
         </w:rPr>
         <w:t xml:space="preserve">  </w:t>
       </w:r>
-      <w:proofErr w:type="gramStart"/>
-      <w:r>
-        <w:rPr>
-          <w:rFonts w:ascii="Consolas" w:hAnsi="Consolas" w:cs="Consolas"/>
-        </w:rPr>
-        <w:t>{ “</w:t>
-      </w:r>
-      <w:proofErr w:type="gramEnd"/>
-      <w:r>
-        <w:rPr>
-          <w:rFonts w:ascii="Consolas" w:hAnsi="Consolas" w:cs="Consolas"/>
-        </w:rPr>
-        <w:t>id” : 1, “infected” : [</w:t>
+      <w:r>
+        <w:rPr>
+          <w:rFonts w:ascii="Consolas" w:hAnsi="Consolas" w:cs="Consolas"/>
+        </w:rPr>
+        <w:t>{ “id” : 1, “infected” : [</w:t>
       </w:r>
     </w:p>
     <w:p>
@@ -15201,21 +14445,7 @@
         <w:rPr>
           <w:rFonts w:ascii="Consolas" w:hAnsi="Consolas" w:cs="Consolas"/>
         </w:rPr>
-        <w:t>{“id</w:t>
-      </w:r>
-      <w:proofErr w:type="gramStart"/>
-      <w:r>
-        <w:rPr>
-          <w:rFonts w:ascii="Consolas" w:hAnsi="Consolas" w:cs="Consolas"/>
-        </w:rPr>
-        <w:t>” :</w:t>
-      </w:r>
-      <w:proofErr w:type="gramEnd"/>
-      <w:r>
-        <w:rPr>
-          <w:rFonts w:ascii="Consolas" w:hAnsi="Consolas" w:cs="Consolas"/>
-        </w:rPr>
-        <w:t xml:space="preserve"> 2}</w:t>
+        <w:t>{“id” : 2}</w:t>
       </w:r>
     </w:p>
     <w:p>
@@ -15281,30 +14511,8 @@
         <w:rPr>
           <w:rFonts w:cs="Consolas"/>
         </w:rPr>
-        <w:t xml:space="preserve"> The transmission graph is given in two parts. The vertices are an array of people with their demographic characteristics. Next is an array of objects, edges, representing each transmission where numbers are the respective indices of the infectors and </w:t>
-      </w:r>
-      <w:proofErr w:type="spellStart"/>
-      <w:r>
-        <w:rPr>
-          <w:rFonts w:cs="Consolas"/>
-        </w:rPr>
-        <w:t>infectees</w:t>
-      </w:r>
-      <w:proofErr w:type="spellEnd"/>
-      <w:r>
-        <w:rPr>
-          <w:rFonts w:cs="Consolas"/>
-        </w:rPr>
-        <w:t xml:space="preserve"> in the “vertices” </w:t>
-      </w:r>
-      <w:proofErr w:type="gramStart"/>
-      <w:r>
-        <w:rPr>
-          <w:rFonts w:cs="Consolas"/>
-        </w:rPr>
-        <w:t>array.</w:t>
-      </w:r>
-      <w:proofErr w:type="gramEnd"/>
+        <w:t xml:space="preserve"> The transmission graph is given in two parts. The vertices are an array of people with their demographic characteristics. Next is an array of objects, edges, representing each transmission where numbers are the respective indices of the infectors and infectees in the “vertices” array.</w:t>
+      </w:r>
     </w:p>
     <w:p>
       <w:pPr>
@@ -15348,21 +14556,7 @@
         <w:rPr>
           <w:rFonts w:ascii="Consolas" w:hAnsi="Consolas" w:cs="Consolas"/>
         </w:rPr>
-        <w:t>“</w:t>
-      </w:r>
-      <w:proofErr w:type="gramStart"/>
-      <w:r>
-        <w:rPr>
-          <w:rFonts w:ascii="Consolas" w:hAnsi="Consolas" w:cs="Consolas"/>
-        </w:rPr>
-        <w:t>vertices</w:t>
-      </w:r>
-      <w:proofErr w:type="gramEnd"/>
-      <w:r>
-        <w:rPr>
-          <w:rFonts w:ascii="Consolas" w:hAnsi="Consolas" w:cs="Consolas"/>
-        </w:rPr>
-        <w:t>” : [</w:t>
+        <w:t>“vertices” : [</w:t>
       </w:r>
     </w:p>
     <w:p>
@@ -15379,19 +14573,11 @@
         </w:rPr>
         <w:t xml:space="preserve">    </w:t>
       </w:r>
-      <w:proofErr w:type="gramStart"/>
-      <w:r>
-        <w:rPr>
-          <w:rFonts w:ascii="Consolas" w:hAnsi="Consolas" w:cs="Consolas"/>
-        </w:rPr>
-        <w:t>{ “</w:t>
-      </w:r>
-      <w:proofErr w:type="gramEnd"/>
-      <w:r>
-        <w:rPr>
-          <w:rFonts w:ascii="Consolas" w:hAnsi="Consolas" w:cs="Consolas"/>
-        </w:rPr>
-        <w:t>id” : 1 },</w:t>
+      <w:r>
+        <w:rPr>
+          <w:rFonts w:ascii="Consolas" w:hAnsi="Consolas" w:cs="Consolas"/>
+        </w:rPr>
+        <w:t>{ “id” : 1 },</w:t>
       </w:r>
     </w:p>
     <w:p>
@@ -15408,19 +14594,11 @@
         </w:rPr>
         <w:t xml:space="preserve">    </w:t>
       </w:r>
-      <w:proofErr w:type="gramStart"/>
-      <w:r>
-        <w:rPr>
-          <w:rFonts w:ascii="Consolas" w:hAnsi="Consolas" w:cs="Consolas"/>
-        </w:rPr>
-        <w:t>{ “</w:t>
-      </w:r>
-      <w:proofErr w:type="gramEnd"/>
-      <w:r>
-        <w:rPr>
-          <w:rFonts w:ascii="Consolas" w:hAnsi="Consolas" w:cs="Consolas"/>
-        </w:rPr>
-        <w:t>id” : 2 }</w:t>
+      <w:r>
+        <w:rPr>
+          <w:rFonts w:ascii="Consolas" w:hAnsi="Consolas" w:cs="Consolas"/>
+        </w:rPr>
+        <w:t>{ “id” : 2 }</w:t>
       </w:r>
     </w:p>
     <w:p>
@@ -15462,21 +14640,7 @@
         <w:rPr>
           <w:rFonts w:ascii="Consolas" w:hAnsi="Consolas" w:cs="Consolas"/>
         </w:rPr>
-        <w:t>“</w:t>
-      </w:r>
-      <w:proofErr w:type="gramStart"/>
-      <w:r>
-        <w:rPr>
-          <w:rFonts w:ascii="Consolas" w:hAnsi="Consolas" w:cs="Consolas"/>
-        </w:rPr>
-        <w:t>edges</w:t>
-      </w:r>
-      <w:proofErr w:type="gramEnd"/>
-      <w:r>
-        <w:rPr>
-          <w:rFonts w:ascii="Consolas" w:hAnsi="Consolas" w:cs="Consolas"/>
-        </w:rPr>
-        <w:t>” : [</w:t>
+        <w:t>“edges” : [</w:t>
       </w:r>
     </w:p>
     <w:p>
@@ -15497,35 +14661,7 @@
         <w:rPr>
           <w:rFonts w:ascii="Consolas" w:hAnsi="Consolas" w:cs="Consolas"/>
         </w:rPr>
-        <w:t>{“infector</w:t>
-      </w:r>
-      <w:proofErr w:type="gramStart"/>
-      <w:r>
-        <w:rPr>
-          <w:rFonts w:ascii="Consolas" w:hAnsi="Consolas" w:cs="Consolas"/>
-        </w:rPr>
-        <w:t>” :</w:t>
-      </w:r>
-      <w:proofErr w:type="gramEnd"/>
-      <w:r>
-        <w:rPr>
-          <w:rFonts w:ascii="Consolas" w:hAnsi="Consolas" w:cs="Consolas"/>
-        </w:rPr>
-        <w:t xml:space="preserve"> 0, “</w:t>
-      </w:r>
-      <w:proofErr w:type="spellStart"/>
-      <w:r>
-        <w:rPr>
-          <w:rFonts w:ascii="Consolas" w:hAnsi="Consolas" w:cs="Consolas"/>
-        </w:rPr>
-        <w:t>infectee</w:t>
-      </w:r>
-      <w:proofErr w:type="spellEnd"/>
-      <w:r>
-        <w:rPr>
-          <w:rFonts w:ascii="Consolas" w:hAnsi="Consolas" w:cs="Consolas"/>
-        </w:rPr>
-        <w:t>” : 1}</w:t>
+        <w:t>{“infector” : 0, “infectee” : 1}</w:t>
       </w:r>
     </w:p>
     <w:p>
@@ -16141,6 +15277,119 @@
       </w:rPr>
     </w:lvl>
   </w:abstractNum>
+  <w:abstractNum w:abstractNumId="5">
+    <w:nsid w:val="5E302A88"/>
+    <w:multiLevelType w:val="hybridMultilevel"/>
+    <w:tmpl w:val="DAB27672"/>
+    <w:lvl w:ilvl="0" w:tplc="04090001">
+      <w:start w:val="1"/>
+      <w:numFmt w:val="bullet"/>
+      <w:lvlText w:val=""/>
+      <w:lvlJc w:val="left"/>
+      <w:pPr>
+        <w:ind w:left="720" w:hanging="360"/>
+      </w:pPr>
+      <w:rPr>
+        <w:rFonts w:ascii="Symbol" w:hAnsi="Symbol" w:hint="default"/>
+      </w:rPr>
+    </w:lvl>
+    <w:lvl w:ilvl="1" w:tplc="04090003" w:tentative="1">
+      <w:start w:val="1"/>
+      <w:numFmt w:val="bullet"/>
+      <w:lvlText w:val="o"/>
+      <w:lvlJc w:val="left"/>
+      <w:pPr>
+        <w:ind w:left="1440" w:hanging="360"/>
+      </w:pPr>
+      <w:rPr>
+        <w:rFonts w:ascii="Courier New" w:hAnsi="Courier New" w:cs="Courier New" w:hint="default"/>
+      </w:rPr>
+    </w:lvl>
+    <w:lvl w:ilvl="2" w:tplc="04090005" w:tentative="1">
+      <w:start w:val="1"/>
+      <w:numFmt w:val="bullet"/>
+      <w:lvlText w:val=""/>
+      <w:lvlJc w:val="left"/>
+      <w:pPr>
+        <w:ind w:left="2160" w:hanging="360"/>
+      </w:pPr>
+      <w:rPr>
+        <w:rFonts w:ascii="Wingdings" w:hAnsi="Wingdings" w:hint="default"/>
+      </w:rPr>
+    </w:lvl>
+    <w:lvl w:ilvl="3" w:tplc="04090001" w:tentative="1">
+      <w:start w:val="1"/>
+      <w:numFmt w:val="bullet"/>
+      <w:lvlText w:val=""/>
+      <w:lvlJc w:val="left"/>
+      <w:pPr>
+        <w:ind w:left="2880" w:hanging="360"/>
+      </w:pPr>
+      <w:rPr>
+        <w:rFonts w:ascii="Symbol" w:hAnsi="Symbol" w:hint="default"/>
+      </w:rPr>
+    </w:lvl>
+    <w:lvl w:ilvl="4" w:tplc="04090003" w:tentative="1">
+      <w:start w:val="1"/>
+      <w:numFmt w:val="bullet"/>
+      <w:lvlText w:val="o"/>
+      <w:lvlJc w:val="left"/>
+      <w:pPr>
+        <w:ind w:left="3600" w:hanging="360"/>
+      </w:pPr>
+      <w:rPr>
+        <w:rFonts w:ascii="Courier New" w:hAnsi="Courier New" w:cs="Courier New" w:hint="default"/>
+      </w:rPr>
+    </w:lvl>
+    <w:lvl w:ilvl="5" w:tplc="04090005" w:tentative="1">
+      <w:start w:val="1"/>
+      <w:numFmt w:val="bullet"/>
+      <w:lvlText w:val=""/>
+      <w:lvlJc w:val="left"/>
+      <w:pPr>
+        <w:ind w:left="4320" w:hanging="360"/>
+      </w:pPr>
+      <w:rPr>
+        <w:rFonts w:ascii="Wingdings" w:hAnsi="Wingdings" w:hint="default"/>
+      </w:rPr>
+    </w:lvl>
+    <w:lvl w:ilvl="6" w:tplc="04090001" w:tentative="1">
+      <w:start w:val="1"/>
+      <w:numFmt w:val="bullet"/>
+      <w:lvlText w:val=""/>
+      <w:lvlJc w:val="left"/>
+      <w:pPr>
+        <w:ind w:left="5040" w:hanging="360"/>
+      </w:pPr>
+      <w:rPr>
+        <w:rFonts w:ascii="Symbol" w:hAnsi="Symbol" w:hint="default"/>
+      </w:rPr>
+    </w:lvl>
+    <w:lvl w:ilvl="7" w:tplc="04090003" w:tentative="1">
+      <w:start w:val="1"/>
+      <w:numFmt w:val="bullet"/>
+      <w:lvlText w:val="o"/>
+      <w:lvlJc w:val="left"/>
+      <w:pPr>
+        <w:ind w:left="5760" w:hanging="360"/>
+      </w:pPr>
+      <w:rPr>
+        <w:rFonts w:ascii="Courier New" w:hAnsi="Courier New" w:cs="Courier New" w:hint="default"/>
+      </w:rPr>
+    </w:lvl>
+    <w:lvl w:ilvl="8" w:tplc="04090005" w:tentative="1">
+      <w:start w:val="1"/>
+      <w:numFmt w:val="bullet"/>
+      <w:lvlText w:val=""/>
+      <w:lvlJc w:val="left"/>
+      <w:pPr>
+        <w:ind w:left="6480" w:hanging="360"/>
+      </w:pPr>
+      <w:rPr>
+        <w:rFonts w:ascii="Wingdings" w:hAnsi="Wingdings" w:hint="default"/>
+      </w:rPr>
+    </w:lvl>
+  </w:abstractNum>
   <w:num w:numId="1">
     <w:abstractNumId w:val="1"/>
   </w:num>
@@ -16155,6 +15404,9 @@
   </w:num>
   <w:num w:numId="5">
     <w:abstractNumId w:val="2"/>
+  </w:num>
+  <w:num w:numId="6">
+    <w:abstractNumId w:val="5"/>
   </w:num>
 </w:numbering>
 </file>
@@ -16340,6 +15592,30 @@
       <w:color w:val="365F91" w:themeColor="accent1" w:themeShade="BF"/>
       <w:sz w:val="28"/>
       <w:szCs w:val="28"/>
+    </w:rPr>
+  </w:style>
+  <w:style w:type="paragraph" w:styleId="Heading2">
+    <w:name w:val="heading 2"/>
+    <w:basedOn w:val="Normal"/>
+    <w:next w:val="Normal"/>
+    <w:link w:val="Heading2Char"/>
+    <w:uiPriority w:val="9"/>
+    <w:unhideWhenUsed/>
+    <w:qFormat/>
+    <w:rsid w:val="00BB5259"/>
+    <w:pPr>
+      <w:keepNext/>
+      <w:keepLines/>
+      <w:spacing w:before="200" w:after="0"/>
+      <w:outlineLvl w:val="1"/>
+    </w:pPr>
+    <w:rPr>
+      <w:rFonts w:asciiTheme="majorHAnsi" w:eastAsiaTheme="majorEastAsia" w:hAnsiTheme="majorHAnsi" w:cstheme="majorBidi"/>
+      <w:b/>
+      <w:bCs/>
+      <w:color w:val="4F81BD" w:themeColor="accent1"/>
+      <w:sz w:val="26"/>
+      <w:szCs w:val="26"/>
     </w:rPr>
   </w:style>
   <w:style w:type="character" w:default="1" w:styleId="DefaultParagraphFont">
@@ -16581,6 +15857,21 @@
       <w:ind w:left="220"/>
     </w:pPr>
   </w:style>
+  <w:style w:type="character" w:customStyle="1" w:styleId="Heading2Char">
+    <w:name w:val="Heading 2 Char"/>
+    <w:basedOn w:val="DefaultParagraphFont"/>
+    <w:link w:val="Heading2"/>
+    <w:uiPriority w:val="9"/>
+    <w:rsid w:val="00BB5259"/>
+    <w:rPr>
+      <w:rFonts w:asciiTheme="majorHAnsi" w:eastAsiaTheme="majorEastAsia" w:hAnsiTheme="majorHAnsi" w:cstheme="majorBidi"/>
+      <w:b/>
+      <w:bCs/>
+      <w:color w:val="4F81BD" w:themeColor="accent1"/>
+      <w:sz w:val="26"/>
+      <w:szCs w:val="26"/>
+    </w:rPr>
+  </w:style>
 </w:styles>
 </file>
 
@@ -16765,6 +16056,30 @@
       <w:color w:val="365F91" w:themeColor="accent1" w:themeShade="BF"/>
       <w:sz w:val="28"/>
       <w:szCs w:val="28"/>
+    </w:rPr>
+  </w:style>
+  <w:style w:type="paragraph" w:styleId="Heading2">
+    <w:name w:val="heading 2"/>
+    <w:basedOn w:val="Normal"/>
+    <w:next w:val="Normal"/>
+    <w:link w:val="Heading2Char"/>
+    <w:uiPriority w:val="9"/>
+    <w:unhideWhenUsed/>
+    <w:qFormat/>
+    <w:rsid w:val="00BB5259"/>
+    <w:pPr>
+      <w:keepNext/>
+      <w:keepLines/>
+      <w:spacing w:before="200" w:after="0"/>
+      <w:outlineLvl w:val="1"/>
+    </w:pPr>
+    <w:rPr>
+      <w:rFonts w:asciiTheme="majorHAnsi" w:eastAsiaTheme="majorEastAsia" w:hAnsiTheme="majorHAnsi" w:cstheme="majorBidi"/>
+      <w:b/>
+      <w:bCs/>
+      <w:color w:val="4F81BD" w:themeColor="accent1"/>
+      <w:sz w:val="26"/>
+      <w:szCs w:val="26"/>
     </w:rPr>
   </w:style>
   <w:style w:type="character" w:default="1" w:styleId="DefaultParagraphFont">
@@ -17005,6 +16320,21 @@
       <w:spacing w:after="100"/>
       <w:ind w:left="220"/>
     </w:pPr>
+  </w:style>
+  <w:style w:type="character" w:customStyle="1" w:styleId="Heading2Char">
+    <w:name w:val="Heading 2 Char"/>
+    <w:basedOn w:val="DefaultParagraphFont"/>
+    <w:link w:val="Heading2"/>
+    <w:uiPriority w:val="9"/>
+    <w:rsid w:val="00BB5259"/>
+    <w:rPr>
+      <w:rFonts w:asciiTheme="majorHAnsi" w:eastAsiaTheme="majorEastAsia" w:hAnsiTheme="majorHAnsi" w:cstheme="majorBidi"/>
+      <w:b/>
+      <w:bCs/>
+      <w:color w:val="4F81BD" w:themeColor="accent1"/>
+      <w:sz w:val="26"/>
+      <w:szCs w:val="26"/>
+    </w:rPr>
   </w:style>
 </w:styles>
 </file>
@@ -17299,7 +16629,7 @@
 </file>
 
 <file path=customXml/itemProps1.xml><?xml version="1.0" encoding="utf-8"?>
-<ds:datastoreItem xmlns:ds="http://schemas.openxmlformats.org/officeDocument/2006/customXml" ds:itemID="{42A7444C-DDFD-47FC-9839-A16CA0576E38}">
+<ds:datastoreItem xmlns:ds="http://schemas.openxmlformats.org/officeDocument/2006/customXml" ds:itemID="{6C8CCBDD-D0CE-4BEC-B9FF-BD165A2EDDDD}">
   <ds:schemaRefs>
     <ds:schemaRef ds:uri="http://schemas.openxmlformats.org/officeDocument/2006/bibliography"/>
   </ds:schemaRefs>

--- a/documentation/CEPAC Dynamic Model Detailed Change Log.docx
+++ b/documentation/CEPAC Dynamic Model Detailed Change Log.docx
@@ -23,11 +23,17 @@
         <w:jc w:val="center"/>
       </w:pPr>
       <w:r>
-        <w:t>Last updated: July 2</w:t>
+        <w:t xml:space="preserve">Last updated: July </w:t>
+      </w:r>
+      <w:r>
+        <w:t>2</w:t>
       </w:r>
       <w:bookmarkStart w:id="0" w:name="_GoBack"/>
       <w:bookmarkEnd w:id="0"/>
       <w:r>
+        <w:t>2</w:t>
+      </w:r>
+      <w:r>
         <w:t>, 2014</w:t>
       </w:r>
     </w:p>
@@ -41,6 +47,15 @@
     </w:p>
     <w:sdt>
       <w:sdtPr>
+        <w:rPr>
+          <w:rFonts w:asciiTheme="minorHAnsi" w:eastAsiaTheme="minorHAnsi" w:hAnsiTheme="minorHAnsi" w:cstheme="minorBidi"/>
+          <w:b w:val="0"/>
+          <w:bCs w:val="0"/>
+          <w:color w:val="auto"/>
+          <w:sz w:val="22"/>
+          <w:szCs w:val="22"/>
+          <w:lang w:eastAsia="en-US"/>
+        </w:rPr>
         <w:id w:val="1225489919"/>
         <w:docPartObj>
           <w:docPartGallery w:val="Table of Contents"/>
@@ -49,12 +64,7 @@
       </w:sdtPr>
       <w:sdtEndPr>
         <w:rPr>
-          <w:rFonts w:asciiTheme="minorHAnsi" w:eastAsiaTheme="minorHAnsi" w:hAnsiTheme="minorHAnsi" w:cstheme="minorBidi"/>
           <w:noProof/>
-          <w:color w:val="auto"/>
-          <w:sz w:val="22"/>
-          <w:szCs w:val="22"/>
-          <w:lang w:eastAsia="en-US"/>
         </w:rPr>
       </w:sdtEndPr>
       <w:sdtContent>
@@ -11585,6 +11595,359 @@
         <w:t>The concept of “target groups” has been added to the model. These are similar to groups in experimental studies. If we assume we are replicating an observational study, this might also be called a cohort. A group is all people who meet a set of eligibility criteria. Criteria are similar to those previously used as targets for targeted interventions. They are as follows:</w:t>
       </w:r>
     </w:p>
+    <w:tbl>
+      <w:tblPr>
+        <w:tblStyle w:val="TableGrid"/>
+        <w:tblW w:w="0" w:type="auto"/>
+        <w:tblLook w:val="04A0" w:firstRow="1" w:lastRow="0" w:firstColumn="1" w:lastColumn="0" w:noHBand="0" w:noVBand="1"/>
+      </w:tblPr>
+      <w:tblGrid>
+        <w:gridCol w:w="3528"/>
+        <w:gridCol w:w="6048"/>
+      </w:tblGrid>
+      <w:tr>
+        <w:tc>
+          <w:tcPr>
+            <w:tcW w:w="3528" w:type="dxa"/>
+          </w:tcPr>
+          <w:p>
+            <w:pPr>
+              <w:rPr>
+                <w:b/>
+              </w:rPr>
+            </w:pPr>
+            <w:r>
+              <w:rPr>
+                <w:b/>
+              </w:rPr>
+              <w:t>Attribute</w:t>
+            </w:r>
+          </w:p>
+        </w:tc>
+        <w:tc>
+          <w:tcPr>
+            <w:tcW w:w="6048" w:type="dxa"/>
+          </w:tcPr>
+          <w:p>
+            <w:pPr>
+              <w:rPr>
+                <w:b/>
+              </w:rPr>
+            </w:pPr>
+            <w:r>
+              <w:rPr>
+                <w:b/>
+              </w:rPr>
+              <w:t>Value</w:t>
+            </w:r>
+          </w:p>
+        </w:tc>
+      </w:tr>
+      <w:tr>
+        <w:tc>
+          <w:tcPr>
+            <w:tcW w:w="3528" w:type="dxa"/>
+          </w:tcPr>
+          <w:p>
+            <w:pPr>
+              <w:rPr>
+                <w:rFonts w:ascii="Consolas" w:hAnsi="Consolas" w:cs="Consolas"/>
+              </w:rPr>
+            </w:pPr>
+            <w:r>
+              <w:rPr>
+                <w:rFonts w:ascii="Consolas" w:hAnsi="Consolas" w:cs="Consolas"/>
+              </w:rPr>
+              <w:t>age</w:t>
+            </w:r>
+          </w:p>
+        </w:tc>
+        <w:tc>
+          <w:tcPr>
+            <w:tcW w:w="6048" w:type="dxa"/>
+          </w:tcPr>
+          <w:p>
+            <w:r>
+              <w:t>a particular age in months or a range of the form “lower-upper” including endpoints also in months</w:t>
+            </w:r>
+          </w:p>
+        </w:tc>
+      </w:tr>
+      <w:tr>
+        <w:tc>
+          <w:tcPr>
+            <w:tcW w:w="3528" w:type="dxa"/>
+          </w:tcPr>
+          <w:p>
+            <w:pPr>
+              <w:rPr>
+                <w:rFonts w:ascii="Consolas" w:hAnsi="Consolas" w:cs="Consolas"/>
+              </w:rPr>
+            </w:pPr>
+            <w:r>
+              <w:rPr>
+                <w:rFonts w:ascii="Consolas" w:hAnsi="Consolas" w:cs="Consolas"/>
+              </w:rPr>
+              <w:t>gender</w:t>
+            </w:r>
+          </w:p>
+        </w:tc>
+        <w:tc>
+          <w:tcPr>
+            <w:tcW w:w="6048" w:type="dxa"/>
+          </w:tcPr>
+          <w:p>
+            <w:r>
+              <w:t>male, female</w:t>
+            </w:r>
+          </w:p>
+        </w:tc>
+      </w:tr>
+      <w:tr>
+        <w:tc>
+          <w:tcPr>
+            <w:tcW w:w="3528" w:type="dxa"/>
+          </w:tcPr>
+          <w:p>
+            <w:pPr>
+              <w:rPr>
+                <w:rFonts w:ascii="Consolas" w:hAnsi="Consolas" w:cs="Consolas"/>
+              </w:rPr>
+            </w:pPr>
+            <w:r>
+              <w:rPr>
+                <w:rFonts w:ascii="Consolas" w:hAnsi="Consolas" w:cs="Consolas"/>
+              </w:rPr>
+              <w:t>sexual-orientation</w:t>
+            </w:r>
+          </w:p>
+        </w:tc>
+        <w:tc>
+          <w:tcPr>
+            <w:tcW w:w="6048" w:type="dxa"/>
+          </w:tcPr>
+          <w:p>
+            <w:r>
+              <w:t>hetero, homo</w:t>
+            </w:r>
+          </w:p>
+        </w:tc>
+      </w:tr>
+      <w:tr>
+        <w:tc>
+          <w:tcPr>
+            <w:tcW w:w="3528" w:type="dxa"/>
+          </w:tcPr>
+          <w:p>
+            <w:pPr>
+              <w:rPr>
+                <w:rFonts w:ascii="Consolas" w:hAnsi="Consolas" w:cs="Consolas"/>
+              </w:rPr>
+            </w:pPr>
+            <w:r>
+              <w:rPr>
+                <w:rFonts w:ascii="Consolas" w:hAnsi="Consolas" w:cs="Consolas"/>
+              </w:rPr>
+              <w:t>sexual-activity-status</w:t>
+            </w:r>
+          </w:p>
+        </w:tc>
+        <w:tc>
+          <w:tcPr>
+            <w:tcW w:w="6048" w:type="dxa"/>
+          </w:tcPr>
+          <w:p>
+            <w:r>
+              <w:t>active, not-active</w:t>
+            </w:r>
+          </w:p>
+        </w:tc>
+      </w:tr>
+      <w:tr>
+        <w:tc>
+          <w:tcPr>
+            <w:tcW w:w="3528" w:type="dxa"/>
+          </w:tcPr>
+          <w:p>
+            <w:pPr>
+              <w:rPr>
+                <w:rFonts w:ascii="Consolas" w:hAnsi="Consolas" w:cs="Consolas"/>
+              </w:rPr>
+            </w:pPr>
+            <w:r>
+              <w:rPr>
+                <w:rFonts w:ascii="Consolas" w:hAnsi="Consolas" w:cs="Consolas"/>
+              </w:rPr>
+              <w:t>relationship-status</w:t>
+            </w:r>
+          </w:p>
+        </w:tc>
+        <w:tc>
+          <w:tcPr>
+            <w:tcW w:w="6048" w:type="dxa"/>
+          </w:tcPr>
+          <w:p>
+            <w:r>
+              <w:t>single, non-single</w:t>
+            </w:r>
+          </w:p>
+        </w:tc>
+      </w:tr>
+      <w:tr>
+        <w:tc>
+          <w:tcPr>
+            <w:tcW w:w="3528" w:type="dxa"/>
+          </w:tcPr>
+          <w:p>
+            <w:pPr>
+              <w:rPr>
+                <w:rFonts w:ascii="Consolas" w:hAnsi="Consolas" w:cs="Consolas"/>
+              </w:rPr>
+            </w:pPr>
+            <w:r>
+              <w:rPr>
+                <w:rFonts w:ascii="Consolas" w:hAnsi="Consolas" w:cs="Consolas"/>
+              </w:rPr>
+              <w:t>employment</w:t>
+            </w:r>
+          </w:p>
+        </w:tc>
+        <w:tc>
+          <w:tcPr>
+            <w:tcW w:w="6048" w:type="dxa"/>
+          </w:tcPr>
+          <w:p>
+            <w:r>
+              <w:t>csw, non-csw</w:t>
+            </w:r>
+          </w:p>
+        </w:tc>
+      </w:tr>
+      <w:tr>
+        <w:tc>
+          <w:tcPr>
+            <w:tcW w:w="3528" w:type="dxa"/>
+          </w:tcPr>
+          <w:p>
+            <w:pPr>
+              <w:rPr>
+                <w:rFonts w:ascii="Consolas" w:hAnsi="Consolas" w:cs="Consolas"/>
+              </w:rPr>
+            </w:pPr>
+            <w:r>
+              <w:rPr>
+                <w:rFonts w:ascii="Consolas" w:hAnsi="Consolas" w:cs="Consolas"/>
+              </w:rPr>
+              <w:t>hiv-status</w:t>
+            </w:r>
+          </w:p>
+        </w:tc>
+        <w:tc>
+          <w:tcPr>
+            <w:tcW w:w="6048" w:type="dxa"/>
+          </w:tcPr>
+          <w:p>
+            <w:r>
+              <w:t>negative</w:t>
+            </w:r>
+            <w:r>
+              <w:t>, observed-acute, observed-chronic, observed-latestage, unobserved-acute, unobserved-chronic, unobserved-latestage</w:t>
+            </w:r>
+          </w:p>
+        </w:tc>
+      </w:tr>
+      <w:tr>
+        <w:tc>
+          <w:tcPr>
+            <w:tcW w:w="3528" w:type="dxa"/>
+          </w:tcPr>
+          <w:p>
+            <w:pPr>
+              <w:rPr>
+                <w:rFonts w:ascii="Consolas" w:hAnsi="Consolas" w:cs="Consolas"/>
+              </w:rPr>
+            </w:pPr>
+            <w:r>
+              <w:rPr>
+                <w:rFonts w:ascii="Consolas" w:hAnsi="Consolas" w:cs="Consolas"/>
+              </w:rPr>
+              <w:t>treatment-status</w:t>
+            </w:r>
+          </w:p>
+        </w:tc>
+        <w:tc>
+          <w:tcPr>
+            <w:tcW w:w="6048" w:type="dxa"/>
+          </w:tcPr>
+          <w:p>
+            <w:r>
+              <w:t>treated, untreated</w:t>
+            </w:r>
+          </w:p>
+        </w:tc>
+      </w:tr>
+      <w:tr>
+        <w:tc>
+          <w:tcPr>
+            <w:tcW w:w="3528" w:type="dxa"/>
+          </w:tcPr>
+          <w:p>
+            <w:pPr>
+              <w:rPr>
+                <w:rFonts w:ascii="Consolas" w:hAnsi="Consolas" w:cs="Consolas"/>
+              </w:rPr>
+            </w:pPr>
+            <w:r>
+              <w:rPr>
+                <w:rFonts w:ascii="Consolas" w:hAnsi="Consolas" w:cs="Consolas"/>
+              </w:rPr>
+              <w:t>circumcised</w:t>
+            </w:r>
+          </w:p>
+        </w:tc>
+        <w:tc>
+          <w:tcPr>
+            <w:tcW w:w="6048" w:type="dxa"/>
+          </w:tcPr>
+          <w:p>
+            <w:r>
+              <w:t>true, false</w:t>
+            </w:r>
+          </w:p>
+        </w:tc>
+      </w:tr>
+      <w:tr>
+        <w:tc>
+          <w:tcPr>
+            <w:tcW w:w="3528" w:type="dxa"/>
+          </w:tcPr>
+          <w:p>
+            <w:pPr>
+              <w:rPr>
+                <w:rFonts w:ascii="Consolas" w:hAnsi="Consolas" w:cs="Consolas"/>
+              </w:rPr>
+            </w:pPr>
+            <w:r>
+              <w:rPr>
+                <w:rFonts w:ascii="Consolas" w:hAnsi="Consolas" w:cs="Consolas"/>
+              </w:rPr>
+              <w:t>risk-group</w:t>
+            </w:r>
+          </w:p>
+        </w:tc>
+        <w:tc>
+          <w:tcPr>
+            <w:tcW w:w="6048" w:type="dxa"/>
+          </w:tcPr>
+          <w:p>
+            <w:r>
+              <w:t>high, low</w:t>
+            </w:r>
+          </w:p>
+        </w:tc>
+      </w:tr>
+    </w:tbl>
+    <w:p/>
     <w:p>
       <w:r>
         <w:t>To allow for more realistic experimental designs, target groups are further divided into partitions. Every member of the population who meets the group criteria are randomly assigned one of the partitions. Each partition receives a defined percentage of the newly joined people.</w:t>
@@ -11603,6 +11966,12 @@
         <w:t xml:space="preserve"> The syntax for interventions is defined in the next section.</w:t>
       </w:r>
     </w:p>
+    <w:p>
+      <w:r>
+        <w:br w:type="page"/>
+      </w:r>
+    </w:p>
+    <w:p/>
     <w:p>
       <w:pPr>
         <w:spacing w:line="240" w:lineRule="auto"/>
@@ -12031,15 +12400,6 @@
         </w:rPr>
         <w:t>&lt;/target-groups&gt;</w:t>
       </w:r>
-    </w:p>
-    <w:p>
-      <w:pPr>
-        <w:spacing w:line="240" w:lineRule="auto"/>
-        <w:contextualSpacing/>
-        <w:rPr>
-          <w:rFonts w:ascii="Consolas" w:hAnsi="Consolas" w:cs="Consolas"/>
-        </w:rPr>
-      </w:pPr>
     </w:p>
     <w:p>
       <w:r>
@@ -15654,7 +16014,6 @@
       <w:spacing w:after="0" w:line="240" w:lineRule="auto"/>
     </w:pPr>
     <w:tblPr>
-      <w:tblInd w:w="0" w:type="dxa"/>
       <w:tblBorders>
         <w:top w:val="single" w:sz="4" w:space="0" w:color="auto"/>
         <w:left w:val="single" w:sz="4" w:space="0" w:color="auto"/>
@@ -15663,12 +16022,6 @@
         <w:insideH w:val="single" w:sz="4" w:space="0" w:color="auto"/>
         <w:insideV w:val="single" w:sz="4" w:space="0" w:color="auto"/>
       </w:tblBorders>
-      <w:tblCellMar>
-        <w:top w:w="0" w:type="dxa"/>
-        <w:left w:w="108" w:type="dxa"/>
-        <w:bottom w:w="0" w:type="dxa"/>
-        <w:right w:w="108" w:type="dxa"/>
-      </w:tblCellMar>
     </w:tblPr>
   </w:style>
   <w:style w:type="paragraph" w:styleId="Title">
@@ -16118,7 +16471,6 @@
       <w:spacing w:after="0" w:line="240" w:lineRule="auto"/>
     </w:pPr>
     <w:tblPr>
-      <w:tblInd w:w="0" w:type="dxa"/>
       <w:tblBorders>
         <w:top w:val="single" w:sz="4" w:space="0" w:color="auto"/>
         <w:left w:val="single" w:sz="4" w:space="0" w:color="auto"/>
@@ -16127,12 +16479,6 @@
         <w:insideH w:val="single" w:sz="4" w:space="0" w:color="auto"/>
         <w:insideV w:val="single" w:sz="4" w:space="0" w:color="auto"/>
       </w:tblBorders>
-      <w:tblCellMar>
-        <w:top w:w="0" w:type="dxa"/>
-        <w:left w:w="108" w:type="dxa"/>
-        <w:bottom w:w="0" w:type="dxa"/>
-        <w:right w:w="108" w:type="dxa"/>
-      </w:tblCellMar>
     </w:tblPr>
   </w:style>
   <w:style w:type="paragraph" w:styleId="Title">
@@ -16629,7 +16975,7 @@
 </file>
 
 <file path=customXml/itemProps1.xml><?xml version="1.0" encoding="utf-8"?>
-<ds:datastoreItem xmlns:ds="http://schemas.openxmlformats.org/officeDocument/2006/customXml" ds:itemID="{6C8CCBDD-D0CE-4BEC-B9FF-BD165A2EDDDD}">
+<ds:datastoreItem xmlns:ds="http://schemas.openxmlformats.org/officeDocument/2006/customXml" ds:itemID="{2DA7371D-17F3-461C-B03E-9A5963E4738F}">
   <ds:schemaRefs>
     <ds:schemaRef ds:uri="http://schemas.openxmlformats.org/officeDocument/2006/bibliography"/>
   </ds:schemaRefs>

--- a/documentation/CEPAC Dynamic Model Detailed Change Log.docx
+++ b/documentation/CEPAC Dynamic Model Detailed Change Log.docx
@@ -28,8 +28,6 @@
       <w:r>
         <w:t>2</w:t>
       </w:r>
-      <w:bookmarkStart w:id="0" w:name="_GoBack"/>
-      <w:bookmarkEnd w:id="0"/>
       <w:r>
         <w:t>2</w:t>
       </w:r>
@@ -42,8 +40,13 @@
         <w:jc w:val="center"/>
       </w:pPr>
       <w:r>
-        <w:t>Updater: Thomas Fussell</w:t>
-      </w:r>
+        <w:t xml:space="preserve">Updater: Thomas </w:t>
+      </w:r>
+      <w:proofErr w:type="spellStart"/>
+      <w:r>
+        <w:t>Fussell</w:t>
+      </w:r>
+      <w:proofErr w:type="spellEnd"/>
     </w:p>
     <w:sdt>
       <w:sdtPr>
@@ -85,6 +88,7 @@
             <w:rPr>
               <w:rFonts w:eastAsiaTheme="minorEastAsia"/>
               <w:noProof/>
+              <w:lang w:val="en-GB" w:eastAsia="en-GB"/>
             </w:rPr>
           </w:pPr>
           <w:r>
@@ -96,7 +100,7 @@
           <w:r>
             <w:fldChar w:fldCharType="separate"/>
           </w:r>
-          <w:hyperlink w:anchor="_Toc392066919" w:history="1">
+          <w:hyperlink w:anchor="_Toc408835451" w:history="1">
             <w:r>
               <w:rPr>
                 <w:rStyle w:val="Hyperlink"/>
@@ -123,7 +127,7 @@
                 <w:noProof/>
                 <w:webHidden/>
               </w:rPr>
-              <w:instrText xml:space="preserve"> PAGEREF _Toc392066919 \h </w:instrText>
+              <w:instrText xml:space="preserve"> PAGEREF _Toc408835451 \h </w:instrText>
             </w:r>
             <w:r>
               <w:rPr>
@@ -163,9 +167,10 @@
             <w:rPr>
               <w:rFonts w:eastAsiaTheme="minorEastAsia"/>
               <w:noProof/>
+              <w:lang w:val="en-GB" w:eastAsia="en-GB"/>
             </w:rPr>
           </w:pPr>
-          <w:hyperlink w:anchor="_Toc392066920" w:history="1">
+          <w:hyperlink w:anchor="_Toc408835452" w:history="1">
             <w:r>
               <w:rPr>
                 <w:rStyle w:val="Hyperlink"/>
@@ -192,7 +197,7 @@
                 <w:noProof/>
                 <w:webHidden/>
               </w:rPr>
-              <w:instrText xml:space="preserve"> PAGEREF _Toc392066920 \h </w:instrText>
+              <w:instrText xml:space="preserve"> PAGEREF _Toc408835452 \h </w:instrText>
             </w:r>
             <w:r>
               <w:rPr>
@@ -232,9 +237,10 @@
             <w:rPr>
               <w:rFonts w:eastAsiaTheme="minorEastAsia"/>
               <w:noProof/>
+              <w:lang w:val="en-GB" w:eastAsia="en-GB"/>
             </w:rPr>
           </w:pPr>
-          <w:hyperlink w:anchor="_Toc392066921" w:history="1">
+          <w:hyperlink w:anchor="_Toc408835453" w:history="1">
             <w:r>
               <w:rPr>
                 <w:rStyle w:val="Hyperlink"/>
@@ -261,7 +267,7 @@
                 <w:noProof/>
                 <w:webHidden/>
               </w:rPr>
-              <w:instrText xml:space="preserve"> PAGEREF _Toc392066921 \h </w:instrText>
+              <w:instrText xml:space="preserve"> PAGEREF _Toc408835453 \h </w:instrText>
             </w:r>
             <w:r>
               <w:rPr>
@@ -301,9 +307,10 @@
             <w:rPr>
               <w:rFonts w:eastAsiaTheme="minorEastAsia"/>
               <w:noProof/>
+              <w:lang w:val="en-GB" w:eastAsia="en-GB"/>
             </w:rPr>
           </w:pPr>
-          <w:hyperlink w:anchor="_Toc392066922" w:history="1">
+          <w:hyperlink w:anchor="_Toc408835454" w:history="1">
             <w:r>
               <w:rPr>
                 <w:rStyle w:val="Hyperlink"/>
@@ -330,7 +337,7 @@
                 <w:noProof/>
                 <w:webHidden/>
               </w:rPr>
-              <w:instrText xml:space="preserve"> PAGEREF _Toc392066922 \h </w:instrText>
+              <w:instrText xml:space="preserve"> PAGEREF _Toc408835454 \h </w:instrText>
             </w:r>
             <w:r>
               <w:rPr>
@@ -370,9 +377,10 @@
             <w:rPr>
               <w:rFonts w:eastAsiaTheme="minorEastAsia"/>
               <w:noProof/>
+              <w:lang w:val="en-GB" w:eastAsia="en-GB"/>
             </w:rPr>
           </w:pPr>
-          <w:hyperlink w:anchor="_Toc392066923" w:history="1">
+          <w:hyperlink w:anchor="_Toc408835455" w:history="1">
             <w:r>
               <w:rPr>
                 <w:rStyle w:val="Hyperlink"/>
@@ -399,7 +407,7 @@
                 <w:noProof/>
                 <w:webHidden/>
               </w:rPr>
-              <w:instrText xml:space="preserve"> PAGEREF _Toc392066923 \h </w:instrText>
+              <w:instrText xml:space="preserve"> PAGEREF _Toc408835455 \h </w:instrText>
             </w:r>
             <w:r>
               <w:rPr>
@@ -439,9 +447,10 @@
             <w:rPr>
               <w:rFonts w:eastAsiaTheme="minorEastAsia"/>
               <w:noProof/>
+              <w:lang w:val="en-GB" w:eastAsia="en-GB"/>
             </w:rPr>
           </w:pPr>
-          <w:hyperlink w:anchor="_Toc392066924" w:history="1">
+          <w:hyperlink w:anchor="_Toc408835456" w:history="1">
             <w:r>
               <w:rPr>
                 <w:rStyle w:val="Hyperlink"/>
@@ -468,7 +477,7 @@
                 <w:noProof/>
                 <w:webHidden/>
               </w:rPr>
-              <w:instrText xml:space="preserve"> PAGEREF _Toc392066924 \h </w:instrText>
+              <w:instrText xml:space="preserve"> PAGEREF _Toc408835456 \h </w:instrText>
             </w:r>
             <w:r>
               <w:rPr>
@@ -508,9 +517,10 @@
             <w:rPr>
               <w:rFonts w:eastAsiaTheme="minorEastAsia"/>
               <w:noProof/>
+              <w:lang w:val="en-GB" w:eastAsia="en-GB"/>
             </w:rPr>
           </w:pPr>
-          <w:hyperlink w:anchor="_Toc392066925" w:history="1">
+          <w:hyperlink w:anchor="_Toc408835457" w:history="1">
             <w:r>
               <w:rPr>
                 <w:rStyle w:val="Hyperlink"/>
@@ -537,7 +547,7 @@
                 <w:noProof/>
                 <w:webHidden/>
               </w:rPr>
-              <w:instrText xml:space="preserve"> PAGEREF _Toc392066925 \h </w:instrText>
+              <w:instrText xml:space="preserve"> PAGEREF _Toc408835457 \h </w:instrText>
             </w:r>
             <w:r>
               <w:rPr>
@@ -577,9 +587,10 @@
             <w:rPr>
               <w:rFonts w:eastAsiaTheme="minorEastAsia"/>
               <w:noProof/>
+              <w:lang w:val="en-GB" w:eastAsia="en-GB"/>
             </w:rPr>
           </w:pPr>
-          <w:hyperlink w:anchor="_Toc392066926" w:history="1">
+          <w:hyperlink w:anchor="_Toc408835458" w:history="1">
             <w:r>
               <w:rPr>
                 <w:rStyle w:val="Hyperlink"/>
@@ -606,7 +617,7 @@
                 <w:noProof/>
                 <w:webHidden/>
               </w:rPr>
-              <w:instrText xml:space="preserve"> PAGEREF _Toc392066926 \h </w:instrText>
+              <w:instrText xml:space="preserve"> PAGEREF _Toc408835458 \h </w:instrText>
             </w:r>
             <w:r>
               <w:rPr>
@@ -646,9 +657,10 @@
             <w:rPr>
               <w:rFonts w:eastAsiaTheme="minorEastAsia"/>
               <w:noProof/>
+              <w:lang w:val="en-GB" w:eastAsia="en-GB"/>
             </w:rPr>
           </w:pPr>
-          <w:hyperlink w:anchor="_Toc392066927" w:history="1">
+          <w:hyperlink w:anchor="_Toc408835459" w:history="1">
             <w:r>
               <w:rPr>
                 <w:rStyle w:val="Hyperlink"/>
@@ -675,7 +687,7 @@
                 <w:noProof/>
                 <w:webHidden/>
               </w:rPr>
-              <w:instrText xml:space="preserve"> PAGEREF _Toc392066927 \h </w:instrText>
+              <w:instrText xml:space="preserve"> PAGEREF _Toc408835459 \h </w:instrText>
             </w:r>
             <w:r>
               <w:rPr>
@@ -715,9 +727,10 @@
             <w:rPr>
               <w:rFonts w:eastAsiaTheme="minorEastAsia"/>
               <w:noProof/>
+              <w:lang w:val="en-GB" w:eastAsia="en-GB"/>
             </w:rPr>
           </w:pPr>
-          <w:hyperlink w:anchor="_Toc392066928" w:history="1">
+          <w:hyperlink w:anchor="_Toc408835460" w:history="1">
             <w:r>
               <w:rPr>
                 <w:rStyle w:val="Hyperlink"/>
@@ -744,7 +757,7 @@
                 <w:noProof/>
                 <w:webHidden/>
               </w:rPr>
-              <w:instrText xml:space="preserve"> PAGEREF _Toc392066928 \h </w:instrText>
+              <w:instrText xml:space="preserve"> PAGEREF _Toc408835460 \h </w:instrText>
             </w:r>
             <w:r>
               <w:rPr>
@@ -784,9 +797,10 @@
             <w:rPr>
               <w:rFonts w:eastAsiaTheme="minorEastAsia"/>
               <w:noProof/>
+              <w:lang w:val="en-GB" w:eastAsia="en-GB"/>
             </w:rPr>
           </w:pPr>
-          <w:hyperlink w:anchor="_Toc392066929" w:history="1">
+          <w:hyperlink w:anchor="_Toc408835461" w:history="1">
             <w:r>
               <w:rPr>
                 <w:rStyle w:val="Hyperlink"/>
@@ -813,7 +827,7 @@
                 <w:noProof/>
                 <w:webHidden/>
               </w:rPr>
-              <w:instrText xml:space="preserve"> PAGEREF _Toc392066929 \h </w:instrText>
+              <w:instrText xml:space="preserve"> PAGEREF _Toc408835461 \h </w:instrText>
             </w:r>
             <w:r>
               <w:rPr>
@@ -853,9 +867,10 @@
             <w:rPr>
               <w:rFonts w:eastAsiaTheme="minorEastAsia"/>
               <w:noProof/>
+              <w:lang w:val="en-GB" w:eastAsia="en-GB"/>
             </w:rPr>
           </w:pPr>
-          <w:hyperlink w:anchor="_Toc392066930" w:history="1">
+          <w:hyperlink w:anchor="_Toc408835462" w:history="1">
             <w:r>
               <w:rPr>
                 <w:rStyle w:val="Hyperlink"/>
@@ -882,7 +897,7 @@
                 <w:noProof/>
                 <w:webHidden/>
               </w:rPr>
-              <w:instrText xml:space="preserve"> PAGEREF _Toc392066930 \h </w:instrText>
+              <w:instrText xml:space="preserve"> PAGEREF _Toc408835462 \h </w:instrText>
             </w:r>
             <w:r>
               <w:rPr>
@@ -922,9 +937,10 @@
             <w:rPr>
               <w:rFonts w:eastAsiaTheme="minorEastAsia"/>
               <w:noProof/>
+              <w:lang w:val="en-GB" w:eastAsia="en-GB"/>
             </w:rPr>
           </w:pPr>
-          <w:hyperlink w:anchor="_Toc392066931" w:history="1">
+          <w:hyperlink w:anchor="_Toc408835463" w:history="1">
             <w:r>
               <w:rPr>
                 <w:rStyle w:val="Hyperlink"/>
@@ -951,7 +967,7 @@
                 <w:noProof/>
                 <w:webHidden/>
               </w:rPr>
-              <w:instrText xml:space="preserve"> PAGEREF _Toc392066931 \h </w:instrText>
+              <w:instrText xml:space="preserve"> PAGEREF _Toc408835463 \h </w:instrText>
             </w:r>
             <w:r>
               <w:rPr>
@@ -991,9 +1007,10 @@
             <w:rPr>
               <w:rFonts w:eastAsiaTheme="minorEastAsia"/>
               <w:noProof/>
+              <w:lang w:val="en-GB" w:eastAsia="en-GB"/>
             </w:rPr>
           </w:pPr>
-          <w:hyperlink w:anchor="_Toc392066932" w:history="1">
+          <w:hyperlink w:anchor="_Toc408835464" w:history="1">
             <w:r>
               <w:rPr>
                 <w:rStyle w:val="Hyperlink"/>
@@ -1020,7 +1037,7 @@
                 <w:noProof/>
                 <w:webHidden/>
               </w:rPr>
-              <w:instrText xml:space="preserve"> PAGEREF _Toc392066932 \h </w:instrText>
+              <w:instrText xml:space="preserve"> PAGEREF _Toc408835464 \h </w:instrText>
             </w:r>
             <w:r>
               <w:rPr>
@@ -1060,9 +1077,10 @@
             <w:rPr>
               <w:rFonts w:eastAsiaTheme="minorEastAsia"/>
               <w:noProof/>
+              <w:lang w:val="en-GB" w:eastAsia="en-GB"/>
             </w:rPr>
           </w:pPr>
-          <w:hyperlink w:anchor="_Toc392066933" w:history="1">
+          <w:hyperlink w:anchor="_Toc408835465" w:history="1">
             <w:r>
               <w:rPr>
                 <w:rStyle w:val="Hyperlink"/>
@@ -1089,7 +1107,7 @@
                 <w:noProof/>
                 <w:webHidden/>
               </w:rPr>
-              <w:instrText xml:space="preserve"> PAGEREF _Toc392066933 \h </w:instrText>
+              <w:instrText xml:space="preserve"> PAGEREF _Toc408835465 \h </w:instrText>
             </w:r>
             <w:r>
               <w:rPr>
@@ -1109,7 +1127,7 @@
                 <w:noProof/>
                 <w:webHidden/>
               </w:rPr>
-              <w:t>21</w:t>
+              <w:t>22</w:t>
             </w:r>
             <w:r>
               <w:rPr>
@@ -1129,9 +1147,10 @@
             <w:rPr>
               <w:rFonts w:eastAsiaTheme="minorEastAsia"/>
               <w:noProof/>
+              <w:lang w:val="en-GB" w:eastAsia="en-GB"/>
             </w:rPr>
           </w:pPr>
-          <w:hyperlink w:anchor="_Toc392066934" w:history="1">
+          <w:hyperlink w:anchor="_Toc408835466" w:history="1">
             <w:r>
               <w:rPr>
                 <w:rStyle w:val="Hyperlink"/>
@@ -1158,7 +1177,7 @@
                 <w:noProof/>
                 <w:webHidden/>
               </w:rPr>
-              <w:instrText xml:space="preserve"> PAGEREF _Toc392066934 \h </w:instrText>
+              <w:instrText xml:space="preserve"> PAGEREF _Toc408835466 \h </w:instrText>
             </w:r>
             <w:r>
               <w:rPr>
@@ -1178,7 +1197,7 @@
                 <w:noProof/>
                 <w:webHidden/>
               </w:rPr>
-              <w:t>22</w:t>
+              <w:t>23</w:t>
             </w:r>
             <w:r>
               <w:rPr>
@@ -1222,7 +1241,7 @@
         <w:pStyle w:val="Title"/>
         <w:outlineLvl w:val="0"/>
       </w:pPr>
-      <w:bookmarkStart w:id="1" w:name="_Toc392066919"/>
+      <w:bookmarkStart w:id="0" w:name="_Toc408835451"/>
       <w:r>
         <w:lastRenderedPageBreak/>
         <w:t>3.32k</w:t>
@@ -1230,7 +1249,7 @@
       <w:r>
         <w:t xml:space="preserve"> – ART Rollout Bug</w:t>
       </w:r>
-      <w:bookmarkEnd w:id="1"/>
+      <w:bookmarkEnd w:id="0"/>
     </w:p>
     <w:p>
       <w:pPr>
@@ -1547,7 +1566,15 @@
         <w:t>ed as random indices for</w:t>
       </w:r>
       <w:r>
-        <w:t xml:space="preserve"> “rolloutUntreatedPool” in Population.cpp, a list which tracks all of those people who have been infected but aren’t yet accessing treatment. The shuffling was necessary to ensure that order of insertion into the list didn’t bias those that were infected earlier or later.</w:t>
+        <w:t xml:space="preserve"> “</w:t>
+      </w:r>
+      <w:proofErr w:type="spellStart"/>
+      <w:r>
+        <w:t>rolloutUntreatedPool</w:t>
+      </w:r>
+      <w:proofErr w:type="spellEnd"/>
+      <w:r>
+        <w:t>” in Population.cpp, a list which tracks all of those people who have been infected but aren’t yet accessing treatment. The shuffling was necessary to ensure that order of insertion into the list didn’t bias those that were infected earlier or later.</w:t>
       </w:r>
     </w:p>
     <w:p>
@@ -1560,7 +1587,15 @@
     </w:p>
     <w:p>
       <w:r>
-        <w:t>Delaying the shuffling of the rolloutUntreatedPool until the time that people can actually begin receiving ART was sufficient for solving this issue. The original way might be compared with shuffling a deck of cards and then taking the top card whenever a random card is needed. The new way is more like leaving the cards in a possibly biased order and selecting a random card from any place in the deck when a random card is needed.</w:t>
+        <w:t xml:space="preserve">Delaying the shuffling of the </w:t>
+      </w:r>
+      <w:proofErr w:type="spellStart"/>
+      <w:r>
+        <w:t>rolloutUntreatedPool</w:t>
+      </w:r>
+      <w:proofErr w:type="spellEnd"/>
+      <w:r>
+        <w:t xml:space="preserve"> until the time that people can actually begin receiving ART was sufficient for solving this issue. The original way might be compared with shuffling a deck of cards and then taking the top card whenever a random card is needed. The new way is more like leaving the cards in a possibly biased order and selecting a random card from any place in the deck when a random card is needed.</w:t>
       </w:r>
     </w:p>
     <w:p>
@@ -1573,12 +1608,12 @@
         <w:pStyle w:val="Title"/>
         <w:outlineLvl w:val="0"/>
       </w:pPr>
-      <w:bookmarkStart w:id="2" w:name="_Toc392066920"/>
+      <w:bookmarkStart w:id="1" w:name="_Toc408835452"/>
       <w:r>
         <w:lastRenderedPageBreak/>
         <w:t>3.33a – ART Rollout Outcome Sheet</w:t>
       </w:r>
-      <w:bookmarkEnd w:id="2"/>
+      <w:bookmarkEnd w:id="1"/>
     </w:p>
     <w:p>
       <w:pPr>
@@ -1882,12 +1917,12 @@
         <w:pStyle w:val="Title"/>
         <w:outlineLvl w:val="0"/>
       </w:pPr>
-      <w:bookmarkStart w:id="3" w:name="_Toc392066921"/>
+      <w:bookmarkStart w:id="2" w:name="_Toc408835453"/>
       <w:r>
         <w:lastRenderedPageBreak/>
         <w:t>3.33a – Shifted Outcome Sheet</w:t>
       </w:r>
-      <w:bookmarkEnd w:id="3"/>
+      <w:bookmarkEnd w:id="2"/>
     </w:p>
     <w:p>
       <w:pPr>
@@ -1899,7 +1934,15 @@
     </w:p>
     <w:p>
       <w:r>
-        <w:t>This is a new trace file which summarizes a number of important statistics about the population on a yearly basis shifted by the given parameter “monthOf1990” as calculated during phase 3 calibration. These outcomes are recorded:</w:t>
+        <w:t xml:space="preserve">This is a new trace file which summarizes a number of important statistics about the population on a yearly basis shifted by the given parameter “monthOf1990” as calculated during phase 3 </w:t>
+      </w:r>
+      <w:proofErr w:type="gramStart"/>
+      <w:r>
+        <w:t>calibration</w:t>
+      </w:r>
+      <w:proofErr w:type="gramEnd"/>
+      <w:r>
+        <w:t>. These outcomes are recorded:</w:t>
       </w:r>
     </w:p>
     <w:p>
@@ -1947,7 +1990,15 @@
         </w:numPr>
       </w:pPr>
       <w:r>
-        <w:t>Number of prevalent cases at year start</w:t>
+        <w:t xml:space="preserve">Number of prevalent cases </w:t>
+      </w:r>
+      <w:proofErr w:type="spellStart"/>
+      <w:r>
+        <w:t>at</w:t>
+      </w:r>
+      <w:proofErr w:type="spellEnd"/>
+      <w:r>
+        <w:t xml:space="preserve"> year start</w:t>
       </w:r>
     </w:p>
     <w:p>
@@ -2054,12 +2105,12 @@
       <w:r>
         <w:br w:type="page"/>
       </w:r>
-      <w:bookmarkStart w:id="4" w:name="_Toc392066922"/>
+      <w:bookmarkStart w:id="3" w:name="_Toc408835454"/>
       <w:r>
         <w:lastRenderedPageBreak/>
         <w:t>3.33a – RNG Seed Parameter</w:t>
       </w:r>
-      <w:bookmarkEnd w:id="4"/>
+      <w:bookmarkEnd w:id="3"/>
     </w:p>
     <w:p>
       <w:pPr>
@@ -2071,7 +2122,15 @@
     </w:p>
     <w:p>
       <w:r>
-        <w:t>On GUI simulation runs, fixed seed could be enabled or disabled using the “fixed seed” checkbox. On console runs (e.g. on the cluster), this could only be done through recompiling the entire executable with the parameter passed to Sim changed. It would be more convenient to be able to specify a specific fixed seed or disable fixed seed through the XML.</w:t>
+        <w:t xml:space="preserve">On GUI simulation runs, fixed seed could be enabled or disabled using the “fixed seed” checkbox. On console runs (e.g. on the cluster), this could only be done through recompiling the entire executable with the parameter passed to </w:t>
+      </w:r>
+      <w:proofErr w:type="spellStart"/>
+      <w:r>
+        <w:t>Sim</w:t>
+      </w:r>
+      <w:proofErr w:type="spellEnd"/>
+      <w:r>
+        <w:t xml:space="preserve"> changed. It would be more convenient to be able to specify a specific fixed seed or disable fixed seed through the XML.</w:t>
       </w:r>
     </w:p>
     <w:p>
@@ -2084,7 +2143,15 @@
     </w:p>
     <w:p>
       <w:r>
-        <w:t>A new element was added to the XML as a child of the “simulation” element called “fixedSeed”. It can be one of three given values:</w:t>
+        <w:t>A new element was added to the XML as a child of the “simulation” element called “</w:t>
+      </w:r>
+      <w:proofErr w:type="spellStart"/>
+      <w:r>
+        <w:t>fixedSeed</w:t>
+      </w:r>
+      <w:proofErr w:type="spellEnd"/>
+      <w:r>
+        <w:t>”. It can be one of three given values:</w:t>
       </w:r>
     </w:p>
     <w:p>
@@ -2157,12 +2224,12 @@
         <w:pStyle w:val="Title"/>
         <w:outlineLvl w:val="0"/>
       </w:pPr>
-      <w:bookmarkStart w:id="5" w:name="_Toc392066923"/>
+      <w:bookmarkStart w:id="4" w:name="_Toc408835455"/>
       <w:r>
         <w:lastRenderedPageBreak/>
         <w:t>3.33a – Exposure Counting</w:t>
       </w:r>
-      <w:bookmarkEnd w:id="5"/>
+      <w:bookmarkEnd w:id="4"/>
     </w:p>
     <w:p>
       <w:pPr>
@@ -2174,7 +2241,15 @@
     </w:p>
     <w:p>
       <w:r>
-        <w:t>During the simulation of a person’s sexual activity, the infection tracker records any exposure that occurs between serodiscordant partners. This recording was being done outside the per act loop and thus only counted one exposure for a given month even if many exposures occurred.</w:t>
+        <w:t xml:space="preserve">During the simulation of a person’s sexual activity, the infection tracker records any exposure that occurs between </w:t>
+      </w:r>
+      <w:proofErr w:type="spellStart"/>
+      <w:r>
+        <w:t>serodiscordant</w:t>
+      </w:r>
+      <w:proofErr w:type="spellEnd"/>
+      <w:r>
+        <w:t xml:space="preserve"> partners. This recording was being done outside the per act loop and thus only counted one exposure for a given month even if many exposures occurred.</w:t>
       </w:r>
     </w:p>
     <w:p>
@@ -2194,11 +2269,55 @@
       <w:r>
         <w:t xml:space="preserve">Move </w:t>
       </w:r>
-      <w:r>
-        <w:rPr>
-          <w:rFonts w:ascii="Consolas" w:hAnsi="Consolas" w:cs="Consolas"/>
-        </w:rPr>
-        <w:t>infTrack-&gt;recordExposure(_eventParams.currTime, infected);</w:t>
+      <w:proofErr w:type="spellStart"/>
+      <w:r>
+        <w:rPr>
+          <w:rFonts w:ascii="Consolas" w:hAnsi="Consolas" w:cs="Consolas"/>
+        </w:rPr>
+        <w:t>infTrack</w:t>
+      </w:r>
+      <w:proofErr w:type="spellEnd"/>
+      <w:r>
+        <w:rPr>
+          <w:rFonts w:ascii="Consolas" w:hAnsi="Consolas" w:cs="Consolas"/>
+        </w:rPr>
+        <w:t>-&gt;</w:t>
+      </w:r>
+      <w:proofErr w:type="spellStart"/>
+      <w:proofErr w:type="gramStart"/>
+      <w:r>
+        <w:rPr>
+          <w:rFonts w:ascii="Consolas" w:hAnsi="Consolas" w:cs="Consolas"/>
+        </w:rPr>
+        <w:t>recordExposure</w:t>
+      </w:r>
+      <w:proofErr w:type="spellEnd"/>
+      <w:r>
+        <w:rPr>
+          <w:rFonts w:ascii="Consolas" w:hAnsi="Consolas" w:cs="Consolas"/>
+        </w:rPr>
+        <w:t>(</w:t>
+      </w:r>
+      <w:proofErr w:type="gramEnd"/>
+      <w:r>
+        <w:rPr>
+          <w:rFonts w:ascii="Consolas" w:hAnsi="Consolas" w:cs="Consolas"/>
+        </w:rPr>
+        <w:t>_</w:t>
+      </w:r>
+      <w:proofErr w:type="spellStart"/>
+      <w:r>
+        <w:rPr>
+          <w:rFonts w:ascii="Consolas" w:hAnsi="Consolas" w:cs="Consolas"/>
+        </w:rPr>
+        <w:t>eventParams.currTime</w:t>
+      </w:r>
+      <w:proofErr w:type="spellEnd"/>
+      <w:r>
+        <w:rPr>
+          <w:rFonts w:ascii="Consolas" w:hAnsi="Consolas" w:cs="Consolas"/>
+        </w:rPr>
+        <w:t>, infected);</w:t>
       </w:r>
       <w:r>
         <w:rPr>
@@ -2222,14 +2341,84 @@
         <w:rPr>
           <w:rFonts w:ascii="Consolas" w:hAnsi="Consolas" w:cs="Consolas"/>
         </w:rPr>
-        <w:t>for(int i = 0; i &lt; _numActs; i++)</w:t>
-      </w:r>
+        <w:t>for(</w:t>
+      </w:r>
+      <w:proofErr w:type="spellStart"/>
+      <w:r>
+        <w:rPr>
+          <w:rFonts w:ascii="Consolas" w:hAnsi="Consolas" w:cs="Consolas"/>
+        </w:rPr>
+        <w:t>int</w:t>
+      </w:r>
+      <w:proofErr w:type="spellEnd"/>
       <w:r>
         <w:rPr>
           <w:rFonts w:ascii="Consolas" w:hAnsi="Consolas" w:cs="Consolas"/>
         </w:rPr>
         <w:t xml:space="preserve"> </w:t>
       </w:r>
+      <w:proofErr w:type="spellStart"/>
+      <w:r>
+        <w:rPr>
+          <w:rFonts w:ascii="Consolas" w:hAnsi="Consolas" w:cs="Consolas"/>
+        </w:rPr>
+        <w:t>i</w:t>
+      </w:r>
+      <w:proofErr w:type="spellEnd"/>
+      <w:r>
+        <w:rPr>
+          <w:rFonts w:ascii="Consolas" w:hAnsi="Consolas" w:cs="Consolas"/>
+        </w:rPr>
+        <w:t xml:space="preserve"> = 0; </w:t>
+      </w:r>
+      <w:proofErr w:type="spellStart"/>
+      <w:r>
+        <w:rPr>
+          <w:rFonts w:ascii="Consolas" w:hAnsi="Consolas" w:cs="Consolas"/>
+        </w:rPr>
+        <w:t>i</w:t>
+      </w:r>
+      <w:proofErr w:type="spellEnd"/>
+      <w:r>
+        <w:rPr>
+          <w:rFonts w:ascii="Consolas" w:hAnsi="Consolas" w:cs="Consolas"/>
+        </w:rPr>
+        <w:t xml:space="preserve"> &lt; _</w:t>
+      </w:r>
+      <w:proofErr w:type="spellStart"/>
+      <w:r>
+        <w:rPr>
+          <w:rFonts w:ascii="Consolas" w:hAnsi="Consolas" w:cs="Consolas"/>
+        </w:rPr>
+        <w:t>numActs</w:t>
+      </w:r>
+      <w:proofErr w:type="spellEnd"/>
+      <w:r>
+        <w:rPr>
+          <w:rFonts w:ascii="Consolas" w:hAnsi="Consolas" w:cs="Consolas"/>
+        </w:rPr>
+        <w:t xml:space="preserve">; </w:t>
+      </w:r>
+      <w:proofErr w:type="spellStart"/>
+      <w:r>
+        <w:rPr>
+          <w:rFonts w:ascii="Consolas" w:hAnsi="Consolas" w:cs="Consolas"/>
+        </w:rPr>
+        <w:t>i</w:t>
+      </w:r>
+      <w:proofErr w:type="spellEnd"/>
+      <w:r>
+        <w:rPr>
+          <w:rFonts w:ascii="Consolas" w:hAnsi="Consolas" w:cs="Consolas"/>
+        </w:rPr>
+        <w:t>++)</w:t>
+      </w:r>
+      <w:r>
+        <w:rPr>
+          <w:rFonts w:ascii="Consolas" w:hAnsi="Consolas" w:cs="Consolas"/>
+        </w:rPr>
+        <w:t xml:space="preserve"> </w:t>
+      </w:r>
       <w:r>
         <w:rPr>
           <w:rFonts w:cs="Consolas"/>
@@ -2240,7 +2429,21 @@
         <w:rPr>
           <w:rFonts w:ascii="Consolas" w:hAnsi="Consolas" w:cs="Consolas"/>
         </w:rPr>
-        <w:t xml:space="preserve"> Person::sexualActivity </w:t>
+        <w:t xml:space="preserve"> Person::</w:t>
+      </w:r>
+      <w:proofErr w:type="spellStart"/>
+      <w:r>
+        <w:rPr>
+          <w:rFonts w:ascii="Consolas" w:hAnsi="Consolas" w:cs="Consolas"/>
+        </w:rPr>
+        <w:t>sexualActivity</w:t>
+      </w:r>
+      <w:proofErr w:type="spellEnd"/>
+      <w:r>
+        <w:rPr>
+          <w:rFonts w:ascii="Consolas" w:hAnsi="Consolas" w:cs="Consolas"/>
+        </w:rPr>
+        <w:t xml:space="preserve"> </w:t>
       </w:r>
       <w:r>
         <w:rPr>
@@ -2259,12 +2462,20 @@
         <w:pStyle w:val="Title"/>
         <w:outlineLvl w:val="0"/>
       </w:pPr>
-      <w:bookmarkStart w:id="6" w:name="_Toc392066924"/>
+      <w:bookmarkStart w:id="5" w:name="_Toc408835456"/>
       <w:r>
         <w:lastRenderedPageBreak/>
-        <w:t>3.33a – Singleperson Prevalent Trace</w:t>
-      </w:r>
-      <w:bookmarkEnd w:id="6"/>
+        <w:t xml:space="preserve">3.33a – </w:t>
+      </w:r>
+      <w:proofErr w:type="spellStart"/>
+      <w:r>
+        <w:t>Singleperson</w:t>
+      </w:r>
+      <w:proofErr w:type="spellEnd"/>
+      <w:r>
+        <w:t xml:space="preserve"> Prevalent Trace</w:t>
+      </w:r>
+      <w:bookmarkEnd w:id="5"/>
     </w:p>
     <w:p>
       <w:pPr>
@@ -2276,7 +2487,15 @@
     </w:p>
     <w:p>
       <w:r>
-        <w:t>Functionality already existed to trace a number of newborns at a certain time and a number of people in each age group from simulation start. It would be interesting to see the early dynamics of the epidemic by viewing the singleperson trace of the initial prevalent population. This was previously only possible by running several simulations and being lucky.</w:t>
+        <w:t xml:space="preserve">Functionality already existed to trace a number of newborns at a certain time and a number of people in each age group from simulation start. It would be interesting to see the early dynamics of the epidemic by viewing the </w:t>
+      </w:r>
+      <w:proofErr w:type="spellStart"/>
+      <w:r>
+        <w:t>singleperson</w:t>
+      </w:r>
+      <w:proofErr w:type="spellEnd"/>
+      <w:r>
+        <w:t xml:space="preserve"> trace of the initial prevalent population. This was previously only possible by running several simulations and being lucky.</w:t>
       </w:r>
     </w:p>
     <w:p>
@@ -2289,10 +2508,66 @@
     </w:p>
     <w:p>
       <w:r>
-        <w:t>A new input was added to the XML, “tracePrevalentCases” as a child element of “simulation”.</w:t>
-      </w:r>
-      <w:r>
-        <w:t xml:space="preserve"> When this value is 0, prevalent cases will not be traced in the singleperson trace file. Conversely, when this is set to 1, they will be traced. The value of of simulation/writeTrace/singleperson supersedes this value. Thus, if the entire singleperson trace file is disabled, the prevalent cases will not be traced regardless of the value of “tracePrevalentCases”.</w:t>
+        <w:t>A new input was added to the XML, “</w:t>
+      </w:r>
+      <w:proofErr w:type="spellStart"/>
+      <w:r>
+        <w:t>tracePrevalentCases</w:t>
+      </w:r>
+      <w:proofErr w:type="spellEnd"/>
+      <w:r>
+        <w:t>” as a child element of “simulation”.</w:t>
+      </w:r>
+      <w:r>
+        <w:t xml:space="preserve"> When this value is 0, prevalent cases will not be traced in the </w:t>
+      </w:r>
+      <w:proofErr w:type="spellStart"/>
+      <w:r>
+        <w:t>singleperson</w:t>
+      </w:r>
+      <w:proofErr w:type="spellEnd"/>
+      <w:r>
+        <w:t xml:space="preserve"> trace file. Conversely, when this is set to 1, they will be traced. The value of </w:t>
+      </w:r>
+      <w:proofErr w:type="spellStart"/>
+      <w:r>
+        <w:t>of</w:t>
+      </w:r>
+      <w:proofErr w:type="spellEnd"/>
+      <w:r>
+        <w:t xml:space="preserve"> simulation/</w:t>
+      </w:r>
+      <w:proofErr w:type="spellStart"/>
+      <w:r>
+        <w:t>writeTrace</w:t>
+      </w:r>
+      <w:proofErr w:type="spellEnd"/>
+      <w:r>
+        <w:t>/</w:t>
+      </w:r>
+      <w:proofErr w:type="spellStart"/>
+      <w:r>
+        <w:t>singleperson</w:t>
+      </w:r>
+      <w:proofErr w:type="spellEnd"/>
+      <w:r>
+        <w:t xml:space="preserve"> supersedes this value. Thus, if the entire </w:t>
+      </w:r>
+      <w:proofErr w:type="spellStart"/>
+      <w:r>
+        <w:t>singleperson</w:t>
+      </w:r>
+      <w:proofErr w:type="spellEnd"/>
+      <w:r>
+        <w:t xml:space="preserve"> trace file is disabled, the prevalent cases will not be traced regardless of the value of “</w:t>
+      </w:r>
+      <w:proofErr w:type="spellStart"/>
+      <w:r>
+        <w:t>tracePrevalentCases</w:t>
+      </w:r>
+      <w:proofErr w:type="spellEnd"/>
+      <w:r>
+        <w:t>”.</w:t>
       </w:r>
     </w:p>
     <w:p>
@@ -2305,12 +2580,12 @@
         <w:pStyle w:val="Title"/>
         <w:outlineLvl w:val="0"/>
       </w:pPr>
-      <w:bookmarkStart w:id="7" w:name="_Toc392066925"/>
+      <w:bookmarkStart w:id="6" w:name="_Toc408835457"/>
       <w:r>
         <w:lastRenderedPageBreak/>
         <w:t>3.33b – Sequence ART Rollout Eligibility</w:t>
       </w:r>
-      <w:bookmarkEnd w:id="7"/>
+      <w:bookmarkEnd w:id="6"/>
     </w:p>
     <w:p>
       <w:pPr>
@@ -2340,7 +2615,23 @@
     </w:p>
     <w:p>
       <w:r>
-        <w:t>The functionality already existed for loading ART rollout eligibility from the XML. This code was modularized into a new function in the Sim class, updateEligibility, which is called when the sequenced XML changes. This function loads the new eligibility allowing eligibility for access to treatment to change as desired at the correct time.</w:t>
+        <w:t xml:space="preserve">The functionality already existed for loading ART rollout eligibility from the XML. This code was modularized into a new function in the </w:t>
+      </w:r>
+      <w:proofErr w:type="spellStart"/>
+      <w:r>
+        <w:t>Sim</w:t>
+      </w:r>
+      <w:proofErr w:type="spellEnd"/>
+      <w:r>
+        <w:t xml:space="preserve"> class, </w:t>
+      </w:r>
+      <w:proofErr w:type="spellStart"/>
+      <w:r>
+        <w:t>updateEligibility</w:t>
+      </w:r>
+      <w:proofErr w:type="spellEnd"/>
+      <w:r>
+        <w:t>, which is called when the sequenced XML changes. This function loads the new eligibility allowing eligibility for access to treatment to change as desired at the correct time.</w:t>
       </w:r>
     </w:p>
     <w:p>
@@ -2353,7 +2644,7 @@
         <w:pStyle w:val="Title"/>
         <w:outlineLvl w:val="0"/>
       </w:pPr>
-      <w:bookmarkStart w:id="8" w:name="_Toc392066926"/>
+      <w:bookmarkStart w:id="7" w:name="_Toc408835458"/>
       <w:r>
         <w:lastRenderedPageBreak/>
         <w:t>3.4</w:t>
@@ -2361,7 +2652,7 @@
       <w:r>
         <w:t xml:space="preserve"> – Technical changes</w:t>
       </w:r>
-      <w:bookmarkEnd w:id="8"/>
+      <w:bookmarkEnd w:id="7"/>
     </w:p>
     <w:p>
       <w:pPr>
@@ -2372,7 +2663,15 @@
         </w:numPr>
       </w:pPr>
       <w:r>
-        <w:t>All relases now follow semantic versioning. This release is version 3.4.0 while the previous was version 3.34c</w:t>
+        <w:t xml:space="preserve">All </w:t>
+      </w:r>
+      <w:proofErr w:type="spellStart"/>
+      <w:r>
+        <w:t>relases</w:t>
+      </w:r>
+      <w:proofErr w:type="spellEnd"/>
+      <w:r>
+        <w:t xml:space="preserve"> now follow semantic versioning. This release is version 3.4.0 while the previous was version 3.34c</w:t>
       </w:r>
       <w:r>
         <w:t xml:space="preserve"> (i.e. 3.34.2)</w:t>
@@ -2392,12 +2691,14 @@
       <w:r>
         <w:t xml:space="preserve">Separated </w:t>
       </w:r>
+      <w:proofErr w:type="spellStart"/>
       <w:r>
         <w:rPr>
           <w:rFonts w:cs="Consolas"/>
         </w:rPr>
         <w:t>HighResolutionTimer</w:t>
       </w:r>
+      <w:proofErr w:type="spellEnd"/>
       <w:r>
         <w:t xml:space="preserve"> class into a POSIX version and a Windows version with the same interface.</w:t>
       </w:r>
@@ -2422,12 +2723,14 @@
       <w:r>
         <w:t xml:space="preserve"> are now </w:t>
       </w:r>
+      <w:proofErr w:type="spellStart"/>
       <w:r>
         <w:rPr>
           <w:rFonts w:cs="Consolas"/>
         </w:rPr>
         <w:t>nullptr</w:t>
       </w:r>
+      <w:proofErr w:type="spellEnd"/>
       <w:r>
         <w:t>.</w:t>
       </w:r>
@@ -2488,8 +2791,37 @@
           <w:numId w:val="5"/>
         </w:numPr>
       </w:pPr>
-      <w:r>
-        <w:t>Ticpp has been replaced with pugixml. Ticpp is not currently being maintained, is somewhat verbose, and is more prone to errors. Additionally, pugixml allows for the use of XPath queries. It is generally more pleasant to use.</w:t>
+      <w:proofErr w:type="spellStart"/>
+      <w:r>
+        <w:t>Ticpp</w:t>
+      </w:r>
+      <w:proofErr w:type="spellEnd"/>
+      <w:r>
+        <w:t xml:space="preserve"> has been replaced with </w:t>
+      </w:r>
+      <w:proofErr w:type="spellStart"/>
+      <w:r>
+        <w:t>pugixml</w:t>
+      </w:r>
+      <w:proofErr w:type="spellEnd"/>
+      <w:r>
+        <w:t xml:space="preserve">. </w:t>
+      </w:r>
+      <w:proofErr w:type="spellStart"/>
+      <w:r>
+        <w:t>Ticpp</w:t>
+      </w:r>
+      <w:proofErr w:type="spellEnd"/>
+      <w:r>
+        <w:t xml:space="preserve"> is not currently being maintained, is somewhat verbose, and is more prone to errors. Additionally, </w:t>
+      </w:r>
+      <w:proofErr w:type="spellStart"/>
+      <w:r>
+        <w:t>pugixml</w:t>
+      </w:r>
+      <w:proofErr w:type="spellEnd"/>
+      <w:r>
+        <w:t xml:space="preserve"> allows for the use of XPath queries. It is generally more pleasant to use.</w:t>
       </w:r>
     </w:p>
     <w:p>
@@ -2591,7 +2923,15 @@
         </w:numPr>
       </w:pPr>
       <w:r>
-        <w:t>All enumerations are in the process of being converted to strongly-typed enumerations (a new feature in c++11). This transition is not yet completed.</w:t>
+        <w:t xml:space="preserve">All enumerations are in the process of being converted to strongly-typed enumerations (a new feature in </w:t>
+      </w:r>
+      <w:proofErr w:type="spellStart"/>
+      <w:r>
+        <w:t>c++</w:t>
+      </w:r>
+      <w:proofErr w:type="spellEnd"/>
+      <w:r>
+        <w:t>11). This transition is not yet completed.</w:t>
       </w:r>
     </w:p>
     <w:p>
@@ -2617,21 +2957,47 @@
       <w:r>
         <w:t>"</w:t>
       </w:r>
+      <w:proofErr w:type="gramStart"/>
       <w:r>
         <w:rPr>
           <w:rFonts w:cs="Consolas"/>
         </w:rPr>
-        <w:t>using namespace std</w:t>
-      </w:r>
+        <w:t>using</w:t>
+      </w:r>
+      <w:proofErr w:type="gramEnd"/>
+      <w:r>
+        <w:rPr>
+          <w:rFonts w:cs="Consolas"/>
+        </w:rPr>
+        <w:t xml:space="preserve"> namespace </w:t>
+      </w:r>
+      <w:proofErr w:type="spellStart"/>
+      <w:r>
+        <w:rPr>
+          <w:rFonts w:cs="Consolas"/>
+        </w:rPr>
+        <w:t>std</w:t>
+      </w:r>
+      <w:proofErr w:type="spellEnd"/>
       <w:r>
         <w:t xml:space="preserve">" has been removed from the entire codebase. All references to STL containers and functions have been given a </w:t>
       </w:r>
+      <w:proofErr w:type="spellStart"/>
       <w:r>
         <w:rPr>
           <w:rFonts w:cs="Consolas"/>
         </w:rPr>
-        <w:t>std::</w:t>
-      </w:r>
+        <w:t>std</w:t>
+      </w:r>
+      <w:proofErr w:type="spellEnd"/>
+      <w:proofErr w:type="gramStart"/>
+      <w:r>
+        <w:rPr>
+          <w:rFonts w:cs="Consolas"/>
+        </w:rPr>
+        <w:t>::</w:t>
+      </w:r>
+      <w:proofErr w:type="gramEnd"/>
       <w:r>
         <w:t xml:space="preserve"> prefix.</w:t>
       </w:r>
@@ -2658,7 +3024,15 @@
       </w:pPr>
       <w:r>
         <w:lastRenderedPageBreak/>
-        <w:t>Methods taking no arguments should not take have a void in their parameter list. This is a C artifact. This has been corrected.</w:t>
+        <w:t xml:space="preserve">Methods taking no arguments should not take have a void in their parameter </w:t>
+      </w:r>
+      <w:proofErr w:type="gramStart"/>
+      <w:r>
+        <w:t>list.</w:t>
+      </w:r>
+      <w:proofErr w:type="gramEnd"/>
+      <w:r>
+        <w:t xml:space="preserve"> This is a C artifact. This has been corrected.</w:t>
       </w:r>
     </w:p>
     <w:p>
@@ -2682,8 +3056,17 @@
         </w:numPr>
       </w:pPr>
       <w:r>
-        <w:t xml:space="preserve">As they are discovered, for loops that iterate over a container using an incrementing index are being switched to range-based </w:t>
-      </w:r>
+        <w:t xml:space="preserve">As they are discovered, for loops that iterate over a container using an incrementing index </w:t>
+      </w:r>
+      <w:proofErr w:type="gramStart"/>
+      <w:r>
+        <w:t>are</w:t>
+      </w:r>
+      <w:proofErr w:type="gramEnd"/>
+      <w:r>
+        <w:t xml:space="preserve"> being switched to range-based </w:t>
+      </w:r>
+      <w:proofErr w:type="spellStart"/>
       <w:r>
         <w:rPr>
           <w:rFonts w:cs="Consolas"/>
@@ -2691,13 +3074,25 @@
         <w:t>for</w:t>
       </w:r>
       <w:r>
-        <w:t xml:space="preserve">s or </w:t>
-      </w:r>
+        <w:t>s</w:t>
+      </w:r>
+      <w:proofErr w:type="spellEnd"/>
+      <w:r>
+        <w:t xml:space="preserve"> or </w:t>
+      </w:r>
+      <w:proofErr w:type="spellStart"/>
       <w:r>
         <w:rPr>
           <w:rFonts w:cs="Consolas"/>
         </w:rPr>
-        <w:t>std::algorithms</w:t>
+        <w:t>std</w:t>
+      </w:r>
+      <w:proofErr w:type="spellEnd"/>
+      <w:r>
+        <w:rPr>
+          <w:rFonts w:cs="Consolas"/>
+        </w:rPr>
+        <w:t>::algorithms</w:t>
       </w:r>
       <w:r>
         <w:t xml:space="preserve"> where possible.</w:t>
@@ -2726,39 +3121,75 @@
       <w:r>
         <w:t xml:space="preserve">Boost libraries have been replaced by </w:t>
       </w:r>
+      <w:proofErr w:type="spellStart"/>
       <w:r>
         <w:rPr>
           <w:rFonts w:cs="Consolas"/>
         </w:rPr>
-        <w:t>std::</w:t>
-      </w:r>
+        <w:t>std</w:t>
+      </w:r>
+      <w:proofErr w:type="spellEnd"/>
+      <w:proofErr w:type="gramStart"/>
+      <w:r>
+        <w:rPr>
+          <w:rFonts w:cs="Consolas"/>
+        </w:rPr>
+        <w:t>::</w:t>
+      </w:r>
+      <w:proofErr w:type="gramEnd"/>
       <w:r>
         <w:t xml:space="preserve"> equivalents whenever possible. Homogenous tuples have been replaced by </w:t>
       </w:r>
+      <w:proofErr w:type="spellStart"/>
       <w:r>
         <w:rPr>
           <w:rFonts w:cs="Consolas"/>
         </w:rPr>
-        <w:t>std::array</w:t>
+        <w:t>std</w:t>
+      </w:r>
+      <w:proofErr w:type="spellEnd"/>
+      <w:r>
+        <w:rPr>
+          <w:rFonts w:cs="Consolas"/>
+        </w:rPr>
+        <w:t>::array</w:t>
       </w:r>
       <w:r>
         <w:t xml:space="preserve">s and </w:t>
       </w:r>
+      <w:proofErr w:type="spellStart"/>
       <w:r>
         <w:rPr>
           <w:rFonts w:cs="Consolas"/>
         </w:rPr>
         <w:t>lexical_cast</w:t>
       </w:r>
+      <w:proofErr w:type="spellEnd"/>
       <w:r>
         <w:t xml:space="preserve"> has been replaced by </w:t>
       </w:r>
+      <w:proofErr w:type="spellStart"/>
       <w:r>
         <w:rPr>
           <w:rFonts w:cs="Consolas"/>
         </w:rPr>
-        <w:t>std::stoi</w:t>
-      </w:r>
+        <w:t>std</w:t>
+      </w:r>
+      <w:proofErr w:type="spellEnd"/>
+      <w:r>
+        <w:rPr>
+          <w:rFonts w:cs="Consolas"/>
+        </w:rPr>
+        <w:t>::</w:t>
+      </w:r>
+      <w:proofErr w:type="spellStart"/>
+      <w:r>
+        <w:rPr>
+          <w:rFonts w:cs="Consolas"/>
+        </w:rPr>
+        <w:t>stoi</w:t>
+      </w:r>
+      <w:proofErr w:type="spellEnd"/>
       <w:r>
         <w:t xml:space="preserve"> and related functions.</w:t>
       </w:r>
@@ -2772,7 +3203,15 @@
         </w:numPr>
       </w:pPr>
       <w:r>
-        <w:t>All Graphviz functionality has been removed. Eventually every person will keep track of any important life events (time of birth, time of death, time of infection, etc.). This data can be transformed into JSON to be used by any library for visualization.</w:t>
+        <w:t xml:space="preserve">All </w:t>
+      </w:r>
+      <w:proofErr w:type="spellStart"/>
+      <w:r>
+        <w:t>Graphviz</w:t>
+      </w:r>
+      <w:proofErr w:type="spellEnd"/>
+      <w:r>
+        <w:t xml:space="preserve"> functionality has been removed. Eventually every person will keep track of any important life events (time of birth, time of death, time of infection, etc.). This data can be transformed into JSON to be used by any library for visualization.</w:t>
       </w:r>
     </w:p>
     <w:p>
@@ -2783,12 +3222,14 @@
           <w:numId w:val="5"/>
         </w:numPr>
       </w:pPr>
+      <w:proofErr w:type="spellStart"/>
       <w:r>
         <w:rPr>
           <w:rFonts w:cs="Consolas"/>
         </w:rPr>
         <w:t>XMLUtil</w:t>
       </w:r>
+      <w:proofErr w:type="spellEnd"/>
       <w:r>
         <w:t xml:space="preserve"> was no longer being used so it has been removed.</w:t>
       </w:r>
@@ -2808,8 +3249,16 @@
         <w:rPr>
           <w:rFonts w:cs="Consolas"/>
         </w:rPr>
-        <w:t>Population::rankedForTreatment</w:t>
-      </w:r>
+        <w:t>Population::</w:t>
+      </w:r>
+      <w:proofErr w:type="spellStart"/>
+      <w:r>
+        <w:rPr>
+          <w:rFonts w:cs="Consolas"/>
+        </w:rPr>
+        <w:t>rankedForTreatment</w:t>
+      </w:r>
+      <w:proofErr w:type="spellEnd"/>
       <w:r>
         <w:t xml:space="preserve"> to </w:t>
       </w:r>
@@ -2817,8 +3266,16 @@
         <w:rPr>
           <w:rFonts w:cs="Consolas"/>
         </w:rPr>
-        <w:t>Population::rolloutTreatedContext</w:t>
-      </w:r>
+        <w:t>Population::</w:t>
+      </w:r>
+      <w:proofErr w:type="spellStart"/>
+      <w:r>
+        <w:rPr>
+          <w:rFonts w:cs="Consolas"/>
+        </w:rPr>
+        <w:t>rolloutTreatedContext</w:t>
+      </w:r>
+      <w:proofErr w:type="spellEnd"/>
       <w:r>
         <w:t xml:space="preserve"> to be double counted. This only affects trace files (not the simulation itself). This was caused by iterating over a copy rather than a reference to the actual ranking bucket.</w:t>
       </w:r>
@@ -2831,8 +3288,13 @@
           <w:numId w:val="5"/>
         </w:numPr>
       </w:pPr>
-      <w:r>
-        <w:t>WxWidgets is now linked statically so that DLLs do not have to be distributed with the executable.</w:t>
+      <w:proofErr w:type="spellStart"/>
+      <w:r>
+        <w:t>WxWidgets</w:t>
+      </w:r>
+      <w:proofErr w:type="spellEnd"/>
+      <w:r>
+        <w:t xml:space="preserve"> is now linked statically so that DLLs do not have to be distributed with the executable.</w:t>
       </w:r>
     </w:p>
     <w:p>
@@ -2844,7 +3306,23 @@
         </w:numPr>
       </w:pPr>
       <w:r>
-        <w:t>The project build system is now created programatically using premake version 5. This helps keep build environments in sync thereby ensuring that the model can be built on any combination of platform and compiler as needed.</w:t>
+        <w:t xml:space="preserve">The project build system is now created </w:t>
+      </w:r>
+      <w:proofErr w:type="spellStart"/>
+      <w:r>
+        <w:t>programatically</w:t>
+      </w:r>
+      <w:proofErr w:type="spellEnd"/>
+      <w:r>
+        <w:t xml:space="preserve"> using </w:t>
+      </w:r>
+      <w:proofErr w:type="spellStart"/>
+      <w:r>
+        <w:t>premake</w:t>
+      </w:r>
+      <w:proofErr w:type="spellEnd"/>
+      <w:r>
+        <w:t xml:space="preserve"> version 5. This helps keep build environments in sync thereby ensuring that the model can be built on any combination of platform and compiler as needed.</w:t>
       </w:r>
     </w:p>
     <w:p>
@@ -2856,7 +3334,15 @@
         </w:numPr>
       </w:pPr>
       <w:r>
-        <w:t>All possible warnings have been enabled along with fatal warnings. The project will no longer build with any errors present. This required fixing a large number of minor problems (mostly signed/unsigned problems). The code is now being checked in gcc 4.8, clang5, and VS2013 compilers for warnings.</w:t>
+        <w:t xml:space="preserve">All possible warnings have been enabled along with fatal warnings. The project will no longer build with any errors present. This required fixing a large number of minor problems (mostly signed/unsigned problems). The code is now being checked in </w:t>
+      </w:r>
+      <w:proofErr w:type="spellStart"/>
+      <w:r>
+        <w:t>gcc</w:t>
+      </w:r>
+      <w:proofErr w:type="spellEnd"/>
+      <w:r>
+        <w:t xml:space="preserve"> 4.8, clang5, and VS2013 compilers for warnings.</w:t>
       </w:r>
     </w:p>
     <w:p>
@@ -2891,7 +3377,7 @@
         <w:pStyle w:val="Title"/>
         <w:outlineLvl w:val="0"/>
       </w:pPr>
-      <w:bookmarkStart w:id="9" w:name="_Toc392066927"/>
+      <w:bookmarkStart w:id="8" w:name="_Toc408835459"/>
       <w:r>
         <w:lastRenderedPageBreak/>
         <w:t>3.4</w:t>
@@ -2899,7 +3385,7 @@
       <w:r>
         <w:t xml:space="preserve"> – Targeted interventions</w:t>
       </w:r>
-      <w:bookmarkEnd w:id="9"/>
+      <w:bookmarkEnd w:id="8"/>
     </w:p>
     <w:p>
       <w:r>
@@ -2908,7 +3394,15 @@
     </w:p>
     <w:p>
       <w:r>
-        <w:t xml:space="preserve">This feature was implemented as part of the larger feature to replace the old sequencing method (creating an XML for various time points and reloading the XML at those times during the execution of the simulation). This feature enabled a parameter to be changed at a certain time. By coopting these parameters and adding an optional target to them, we now have the ability to target not just treatment intervention but also behavioral interventions. </w:t>
+        <w:t xml:space="preserve">This feature was implemented as part of the larger feature to replace the old sequencing method (creating an XML for various time points and reloading the XML at those times during the execution of the simulation). This feature enabled a parameter to be changed at a certain time. By </w:t>
+      </w:r>
+      <w:proofErr w:type="gramStart"/>
+      <w:r>
+        <w:t>coopting</w:t>
+      </w:r>
+      <w:proofErr w:type="gramEnd"/>
+      <w:r>
+        <w:t xml:space="preserve"> these parameters and adding an optional target to them, we now have the ability to target not just treatment intervention but also behavioral interventions. </w:t>
       </w:r>
     </w:p>
     <w:p>
@@ -3020,6 +3514,7 @@
                 <w:color w:val="000000"/>
               </w:rPr>
             </w:pPr>
+            <w:proofErr w:type="spellStart"/>
             <w:r>
               <w:rPr>
                 <w:rFonts w:ascii="Calibri" w:eastAsia="Times New Roman" w:hAnsi="Calibri" w:cs="Times New Roman"/>
@@ -3027,6 +3522,7 @@
               </w:rPr>
               <w:t>BirthRate</w:t>
             </w:r>
+            <w:proofErr w:type="spellEnd"/>
           </w:p>
         </w:tc>
         <w:tc>
@@ -3071,6 +3567,7 @@
                 <w:color w:val="000000"/>
               </w:rPr>
             </w:pPr>
+            <w:proofErr w:type="spellStart"/>
             <w:r>
               <w:rPr>
                 <w:rFonts w:ascii="Calibri" w:eastAsia="Times New Roman" w:hAnsi="Calibri" w:cs="Times New Roman"/>
@@ -3078,6 +3575,7 @@
               </w:rPr>
               <w:t>ProportionMale</w:t>
             </w:r>
+            <w:proofErr w:type="spellEnd"/>
           </w:p>
         </w:tc>
         <w:tc>
@@ -3122,6 +3620,7 @@
                 <w:color w:val="000000"/>
               </w:rPr>
             </w:pPr>
+            <w:proofErr w:type="spellStart"/>
             <w:r>
               <w:rPr>
                 <w:rFonts w:ascii="Calibri" w:eastAsia="Times New Roman" w:hAnsi="Calibri" w:cs="Times New Roman"/>
@@ -3129,6 +3628,7 @@
               </w:rPr>
               <w:t>ProportionCircumcised</w:t>
             </w:r>
+            <w:proofErr w:type="spellEnd"/>
           </w:p>
         </w:tc>
         <w:tc>
@@ -3176,6 +3676,7 @@
                 <w:color w:val="000000"/>
               </w:rPr>
             </w:pPr>
+            <w:proofErr w:type="spellStart"/>
             <w:r>
               <w:rPr>
                 <w:rFonts w:ascii="Calibri" w:eastAsia="Times New Roman" w:hAnsi="Calibri" w:cs="Times New Roman"/>
@@ -3183,6 +3684,7 @@
               </w:rPr>
               <w:t>AgeSexualDebutYears</w:t>
             </w:r>
+            <w:proofErr w:type="spellEnd"/>
           </w:p>
         </w:tc>
         <w:tc>
@@ -3230,6 +3732,7 @@
                 <w:color w:val="000000"/>
               </w:rPr>
             </w:pPr>
+            <w:proofErr w:type="spellStart"/>
             <w:r>
               <w:rPr>
                 <w:rFonts w:ascii="Calibri" w:eastAsia="Times New Roman" w:hAnsi="Calibri" w:cs="Times New Roman"/>
@@ -3237,6 +3740,7 @@
               </w:rPr>
               <w:t>AssortativenessSteady</w:t>
             </w:r>
+            <w:proofErr w:type="spellEnd"/>
           </w:p>
         </w:tc>
         <w:tc>
@@ -3283,6 +3787,7 @@
                 <w:color w:val="000000"/>
               </w:rPr>
             </w:pPr>
+            <w:proofErr w:type="spellStart"/>
             <w:r>
               <w:rPr>
                 <w:rFonts w:ascii="Calibri" w:eastAsia="Times New Roman" w:hAnsi="Calibri" w:cs="Times New Roman"/>
@@ -3290,6 +3795,7 @@
               </w:rPr>
               <w:t>AssortativenessRegular</w:t>
             </w:r>
+            <w:proofErr w:type="spellEnd"/>
           </w:p>
         </w:tc>
         <w:tc>
@@ -3336,6 +3842,7 @@
                 <w:color w:val="000000"/>
               </w:rPr>
             </w:pPr>
+            <w:proofErr w:type="spellStart"/>
             <w:r>
               <w:rPr>
                 <w:rFonts w:ascii="Calibri" w:eastAsia="Times New Roman" w:hAnsi="Calibri" w:cs="Times New Roman"/>
@@ -3343,6 +3850,7 @@
               </w:rPr>
               <w:t>AssortativenessCasual</w:t>
             </w:r>
+            <w:proofErr w:type="spellEnd"/>
           </w:p>
         </w:tc>
         <w:tc>
@@ -3389,6 +3897,7 @@
                 <w:color w:val="000000"/>
               </w:rPr>
             </w:pPr>
+            <w:proofErr w:type="spellStart"/>
             <w:r>
               <w:rPr>
                 <w:rFonts w:ascii="Calibri" w:eastAsia="Times New Roman" w:hAnsi="Calibri" w:cs="Times New Roman"/>
@@ -3396,6 +3905,7 @@
               </w:rPr>
               <w:t>AssortativenessCsw</w:t>
             </w:r>
+            <w:proofErr w:type="spellEnd"/>
           </w:p>
         </w:tc>
         <w:tc>
@@ -3442,6 +3952,7 @@
                 <w:color w:val="000000"/>
               </w:rPr>
             </w:pPr>
+            <w:proofErr w:type="spellStart"/>
             <w:r>
               <w:rPr>
                 <w:rFonts w:ascii="Calibri" w:eastAsia="Times New Roman" w:hAnsi="Calibri" w:cs="Times New Roman"/>
@@ -3449,6 +3960,7 @@
               </w:rPr>
               <w:t>MaleChanceBecomeSexWorker</w:t>
             </w:r>
+            <w:proofErr w:type="spellEnd"/>
           </w:p>
         </w:tc>
         <w:tc>
@@ -3495,6 +4007,7 @@
                 <w:color w:val="000000"/>
               </w:rPr>
             </w:pPr>
+            <w:proofErr w:type="spellStart"/>
             <w:r>
               <w:rPr>
                 <w:rFonts w:ascii="Calibri" w:eastAsia="Times New Roman" w:hAnsi="Calibri" w:cs="Times New Roman"/>
@@ -3502,6 +4015,7 @@
               </w:rPr>
               <w:t>MalePartnerAcqMultWithSteadyHigh</w:t>
             </w:r>
+            <w:proofErr w:type="spellEnd"/>
           </w:p>
         </w:tc>
         <w:tc>
@@ -3549,6 +4063,7 @@
                 <w:color w:val="000000"/>
               </w:rPr>
             </w:pPr>
+            <w:proofErr w:type="spellStart"/>
             <w:r>
               <w:rPr>
                 <w:rFonts w:ascii="Calibri" w:eastAsia="Times New Roman" w:hAnsi="Calibri" w:cs="Times New Roman"/>
@@ -3556,6 +4071,7 @@
               </w:rPr>
               <w:t>MalePartnerAcqMultWithSteadyLow</w:t>
             </w:r>
+            <w:proofErr w:type="spellEnd"/>
           </w:p>
         </w:tc>
         <w:tc>
@@ -3603,6 +4119,7 @@
                 <w:color w:val="000000"/>
               </w:rPr>
             </w:pPr>
+            <w:proofErr w:type="spellStart"/>
             <w:r>
               <w:rPr>
                 <w:rFonts w:ascii="Calibri" w:eastAsia="Times New Roman" w:hAnsi="Calibri" w:cs="Times New Roman"/>
@@ -3610,6 +4127,7 @@
               </w:rPr>
               <w:t>MaleSteadyAcquisitionRateHighMean</w:t>
             </w:r>
+            <w:proofErr w:type="spellEnd"/>
           </w:p>
         </w:tc>
         <w:tc>
@@ -3657,6 +4175,7 @@
                 <w:color w:val="000000"/>
               </w:rPr>
             </w:pPr>
+            <w:proofErr w:type="spellStart"/>
             <w:r>
               <w:rPr>
                 <w:rFonts w:ascii="Calibri" w:eastAsia="Times New Roman" w:hAnsi="Calibri" w:cs="Times New Roman"/>
@@ -3664,6 +4183,7 @@
               </w:rPr>
               <w:t>MaleSteadyAcquisitionRateHighStdDev</w:t>
             </w:r>
+            <w:proofErr w:type="spellEnd"/>
           </w:p>
         </w:tc>
         <w:tc>
@@ -3711,6 +4231,7 @@
                 <w:color w:val="000000"/>
               </w:rPr>
             </w:pPr>
+            <w:proofErr w:type="spellStart"/>
             <w:r>
               <w:rPr>
                 <w:rFonts w:ascii="Calibri" w:eastAsia="Times New Roman" w:hAnsi="Calibri" w:cs="Times New Roman"/>
@@ -3718,6 +4239,7 @@
               </w:rPr>
               <w:t>MaleSteadyAcquisitionRateLowMean</w:t>
             </w:r>
+            <w:proofErr w:type="spellEnd"/>
           </w:p>
         </w:tc>
         <w:tc>
@@ -3765,6 +4287,7 @@
                 <w:color w:val="000000"/>
               </w:rPr>
             </w:pPr>
+            <w:proofErr w:type="spellStart"/>
             <w:r>
               <w:rPr>
                 <w:rFonts w:ascii="Calibri" w:eastAsia="Times New Roman" w:hAnsi="Calibri" w:cs="Times New Roman"/>
@@ -3772,6 +4295,7 @@
               </w:rPr>
               <w:t>MaleSteadyAcquisitionRateLowStdDev</w:t>
             </w:r>
+            <w:proofErr w:type="spellEnd"/>
           </w:p>
         </w:tc>
         <w:tc>
@@ -3819,6 +4343,7 @@
                 <w:color w:val="000000"/>
               </w:rPr>
             </w:pPr>
+            <w:proofErr w:type="spellStart"/>
             <w:r>
               <w:rPr>
                 <w:rFonts w:ascii="Calibri" w:eastAsia="Times New Roman" w:hAnsi="Calibri" w:cs="Times New Roman"/>
@@ -3826,6 +4351,7 @@
               </w:rPr>
               <w:t>MaleSteadyAverageYearsYounger</w:t>
             </w:r>
+            <w:proofErr w:type="spellEnd"/>
           </w:p>
         </w:tc>
         <w:tc>
@@ -3873,6 +4399,7 @@
                 <w:color w:val="000000"/>
               </w:rPr>
             </w:pPr>
+            <w:proofErr w:type="spellStart"/>
             <w:r>
               <w:rPr>
                 <w:rFonts w:ascii="Calibri" w:eastAsia="Times New Roman" w:hAnsi="Calibri" w:cs="Times New Roman"/>
@@ -3880,6 +4407,7 @@
               </w:rPr>
               <w:t>MaleSteadyCoitalEventsPerMonthHigh</w:t>
             </w:r>
+            <w:proofErr w:type="spellEnd"/>
           </w:p>
         </w:tc>
         <w:tc>
@@ -3927,6 +4455,7 @@
                 <w:color w:val="000000"/>
               </w:rPr>
             </w:pPr>
+            <w:proofErr w:type="spellStart"/>
             <w:r>
               <w:rPr>
                 <w:rFonts w:ascii="Calibri" w:eastAsia="Times New Roman" w:hAnsi="Calibri" w:cs="Times New Roman"/>
@@ -3934,6 +4463,7 @@
               </w:rPr>
               <w:t>MaleSteadyCoitalEventsPerMonthLow</w:t>
             </w:r>
+            <w:proofErr w:type="spellEnd"/>
           </w:p>
         </w:tc>
         <w:tc>
@@ -3981,6 +4511,7 @@
                 <w:color w:val="000000"/>
               </w:rPr>
             </w:pPr>
+            <w:proofErr w:type="spellStart"/>
             <w:r>
               <w:rPr>
                 <w:rFonts w:ascii="Calibri" w:eastAsia="Times New Roman" w:hAnsi="Calibri" w:cs="Times New Roman"/>
@@ -3988,6 +4519,7 @@
               </w:rPr>
               <w:t>MaleSteadyChanceCondomUsePerEventHighMean</w:t>
             </w:r>
+            <w:proofErr w:type="spellEnd"/>
           </w:p>
         </w:tc>
         <w:tc>
@@ -4035,6 +4567,7 @@
                 <w:color w:val="000000"/>
               </w:rPr>
             </w:pPr>
+            <w:proofErr w:type="spellStart"/>
             <w:r>
               <w:rPr>
                 <w:rFonts w:ascii="Calibri" w:eastAsia="Times New Roman" w:hAnsi="Calibri" w:cs="Times New Roman"/>
@@ -4042,6 +4575,7 @@
               </w:rPr>
               <w:t>MaleSteadyChanceCondomUsePerEventHighStdDev</w:t>
             </w:r>
+            <w:proofErr w:type="spellEnd"/>
           </w:p>
         </w:tc>
         <w:tc>
@@ -4089,6 +4623,7 @@
                 <w:color w:val="000000"/>
               </w:rPr>
             </w:pPr>
+            <w:proofErr w:type="spellStart"/>
             <w:r>
               <w:rPr>
                 <w:rFonts w:ascii="Calibri" w:eastAsia="Times New Roman" w:hAnsi="Calibri" w:cs="Times New Roman"/>
@@ -4096,6 +4631,7 @@
               </w:rPr>
               <w:t>MaleSteadyChanceCondomUsePerEventLowMean</w:t>
             </w:r>
+            <w:proofErr w:type="spellEnd"/>
           </w:p>
         </w:tc>
         <w:tc>
@@ -4143,6 +4679,7 @@
                 <w:color w:val="000000"/>
               </w:rPr>
             </w:pPr>
+            <w:proofErr w:type="spellStart"/>
             <w:r>
               <w:rPr>
                 <w:rFonts w:ascii="Calibri" w:eastAsia="Times New Roman" w:hAnsi="Calibri" w:cs="Times New Roman"/>
@@ -4150,6 +4687,7 @@
               </w:rPr>
               <w:t>MaleSteadyChanceCondomUsePerEventLowStdDev</w:t>
             </w:r>
+            <w:proofErr w:type="spellEnd"/>
           </w:p>
         </w:tc>
         <w:tc>
@@ -4197,6 +4735,7 @@
                 <w:color w:val="000000"/>
               </w:rPr>
             </w:pPr>
+            <w:proofErr w:type="spellStart"/>
             <w:r>
               <w:rPr>
                 <w:rFonts w:ascii="Calibri" w:eastAsia="Times New Roman" w:hAnsi="Calibri" w:cs="Times New Roman"/>
@@ -4204,6 +4743,7 @@
               </w:rPr>
               <w:t>MaleSteadyPartnershipDurationHighMean</w:t>
             </w:r>
+            <w:proofErr w:type="spellEnd"/>
           </w:p>
         </w:tc>
         <w:tc>
@@ -4251,6 +4791,7 @@
                 <w:color w:val="000000"/>
               </w:rPr>
             </w:pPr>
+            <w:proofErr w:type="spellStart"/>
             <w:r>
               <w:rPr>
                 <w:rFonts w:ascii="Calibri" w:eastAsia="Times New Roman" w:hAnsi="Calibri" w:cs="Times New Roman"/>
@@ -4258,6 +4799,7 @@
               </w:rPr>
               <w:t>MaleSteadyPartnershipDurationHighStdDev</w:t>
             </w:r>
+            <w:proofErr w:type="spellEnd"/>
           </w:p>
         </w:tc>
         <w:tc>
@@ -4305,6 +4847,7 @@
                 <w:color w:val="000000"/>
               </w:rPr>
             </w:pPr>
+            <w:proofErr w:type="spellStart"/>
             <w:r>
               <w:rPr>
                 <w:rFonts w:ascii="Calibri" w:eastAsia="Times New Roman" w:hAnsi="Calibri" w:cs="Times New Roman"/>
@@ -4313,6 +4856,7 @@
               <w:lastRenderedPageBreak/>
               <w:t>MaleSteadyPartnershipDurationHighShift</w:t>
             </w:r>
+            <w:proofErr w:type="spellEnd"/>
           </w:p>
         </w:tc>
         <w:tc>
@@ -4360,6 +4904,7 @@
                 <w:color w:val="000000"/>
               </w:rPr>
             </w:pPr>
+            <w:proofErr w:type="spellStart"/>
             <w:r>
               <w:rPr>
                 <w:rFonts w:ascii="Calibri" w:eastAsia="Times New Roman" w:hAnsi="Calibri" w:cs="Times New Roman"/>
@@ -4367,6 +4912,7 @@
               </w:rPr>
               <w:t>MaleSteadyPartnershipDurationLowMean</w:t>
             </w:r>
+            <w:proofErr w:type="spellEnd"/>
           </w:p>
         </w:tc>
         <w:tc>
@@ -4414,6 +4960,7 @@
                 <w:color w:val="000000"/>
               </w:rPr>
             </w:pPr>
+            <w:proofErr w:type="spellStart"/>
             <w:r>
               <w:rPr>
                 <w:rFonts w:ascii="Calibri" w:eastAsia="Times New Roman" w:hAnsi="Calibri" w:cs="Times New Roman"/>
@@ -4421,6 +4968,7 @@
               </w:rPr>
               <w:t>MaleSteadyPartnershipDurationLowStdDev</w:t>
             </w:r>
+            <w:proofErr w:type="spellEnd"/>
           </w:p>
         </w:tc>
         <w:tc>
@@ -4468,6 +5016,7 @@
                 <w:color w:val="000000"/>
               </w:rPr>
             </w:pPr>
+            <w:proofErr w:type="spellStart"/>
             <w:r>
               <w:rPr>
                 <w:rFonts w:ascii="Calibri" w:eastAsia="Times New Roman" w:hAnsi="Calibri" w:cs="Times New Roman"/>
@@ -4475,6 +5024,7 @@
               </w:rPr>
               <w:t>MaleSteadyPartnershipDurationLowShift</w:t>
             </w:r>
+            <w:proofErr w:type="spellEnd"/>
           </w:p>
         </w:tc>
         <w:tc>
@@ -4522,6 +5072,7 @@
                 <w:color w:val="000000"/>
               </w:rPr>
             </w:pPr>
+            <w:proofErr w:type="spellStart"/>
             <w:r>
               <w:rPr>
                 <w:rFonts w:ascii="Calibri" w:eastAsia="Times New Roman" w:hAnsi="Calibri" w:cs="Times New Roman"/>
@@ -4529,6 +5080,7 @@
               </w:rPr>
               <w:t>MaleRegularAcquisitionRateHighMean</w:t>
             </w:r>
+            <w:proofErr w:type="spellEnd"/>
           </w:p>
         </w:tc>
         <w:tc>
@@ -4576,6 +5128,7 @@
                 <w:color w:val="000000"/>
               </w:rPr>
             </w:pPr>
+            <w:proofErr w:type="spellStart"/>
             <w:r>
               <w:rPr>
                 <w:rFonts w:ascii="Calibri" w:eastAsia="Times New Roman" w:hAnsi="Calibri" w:cs="Times New Roman"/>
@@ -4583,6 +5136,7 @@
               </w:rPr>
               <w:t>MaleRegularAcquisitionRateHighStdDev</w:t>
             </w:r>
+            <w:proofErr w:type="spellEnd"/>
           </w:p>
         </w:tc>
         <w:tc>
@@ -4630,6 +5184,7 @@
                 <w:color w:val="000000"/>
               </w:rPr>
             </w:pPr>
+            <w:proofErr w:type="spellStart"/>
             <w:r>
               <w:rPr>
                 <w:rFonts w:ascii="Calibri" w:eastAsia="Times New Roman" w:hAnsi="Calibri" w:cs="Times New Roman"/>
@@ -4637,6 +5192,7 @@
               </w:rPr>
               <w:t>MaleRegularAcquisitionRateLowMean</w:t>
             </w:r>
+            <w:proofErr w:type="spellEnd"/>
           </w:p>
         </w:tc>
         <w:tc>
@@ -4684,6 +5240,7 @@
                 <w:color w:val="000000"/>
               </w:rPr>
             </w:pPr>
+            <w:proofErr w:type="spellStart"/>
             <w:r>
               <w:rPr>
                 <w:rFonts w:ascii="Calibri" w:eastAsia="Times New Roman" w:hAnsi="Calibri" w:cs="Times New Roman"/>
@@ -4691,6 +5248,7 @@
               </w:rPr>
               <w:t>MaleRegularAcquisitionRateLowStdDev</w:t>
             </w:r>
+            <w:proofErr w:type="spellEnd"/>
           </w:p>
         </w:tc>
         <w:tc>
@@ -4738,6 +5296,7 @@
                 <w:color w:val="000000"/>
               </w:rPr>
             </w:pPr>
+            <w:proofErr w:type="spellStart"/>
             <w:r>
               <w:rPr>
                 <w:rFonts w:ascii="Calibri" w:eastAsia="Times New Roman" w:hAnsi="Calibri" w:cs="Times New Roman"/>
@@ -4745,6 +5304,7 @@
               </w:rPr>
               <w:t>MaleRegularAverageYearsYounger</w:t>
             </w:r>
+            <w:proofErr w:type="spellEnd"/>
           </w:p>
         </w:tc>
         <w:tc>
@@ -4792,6 +5352,7 @@
                 <w:color w:val="000000"/>
               </w:rPr>
             </w:pPr>
+            <w:proofErr w:type="spellStart"/>
             <w:r>
               <w:rPr>
                 <w:rFonts w:ascii="Calibri" w:eastAsia="Times New Roman" w:hAnsi="Calibri" w:cs="Times New Roman"/>
@@ -4799,6 +5360,7 @@
               </w:rPr>
               <w:t>MaleRegularCoitalEventsPerMonthHigh</w:t>
             </w:r>
+            <w:proofErr w:type="spellEnd"/>
           </w:p>
         </w:tc>
         <w:tc>
@@ -4846,6 +5408,7 @@
                 <w:color w:val="000000"/>
               </w:rPr>
             </w:pPr>
+            <w:proofErr w:type="spellStart"/>
             <w:r>
               <w:rPr>
                 <w:rFonts w:ascii="Calibri" w:eastAsia="Times New Roman" w:hAnsi="Calibri" w:cs="Times New Roman"/>
@@ -4853,6 +5416,7 @@
               </w:rPr>
               <w:t>MaleRegularCoitalEventsPerMonthLow</w:t>
             </w:r>
+            <w:proofErr w:type="spellEnd"/>
           </w:p>
         </w:tc>
         <w:tc>
@@ -4900,6 +5464,7 @@
                 <w:color w:val="000000"/>
               </w:rPr>
             </w:pPr>
+            <w:proofErr w:type="spellStart"/>
             <w:r>
               <w:rPr>
                 <w:rFonts w:ascii="Calibri" w:eastAsia="Times New Roman" w:hAnsi="Calibri" w:cs="Times New Roman"/>
@@ -4907,6 +5472,7 @@
               </w:rPr>
               <w:t>MaleRegularChanceCondomUsePerEventHighMean</w:t>
             </w:r>
+            <w:proofErr w:type="spellEnd"/>
           </w:p>
         </w:tc>
         <w:tc>
@@ -4954,6 +5520,7 @@
                 <w:color w:val="000000"/>
               </w:rPr>
             </w:pPr>
+            <w:proofErr w:type="spellStart"/>
             <w:r>
               <w:rPr>
                 <w:rFonts w:ascii="Calibri" w:eastAsia="Times New Roman" w:hAnsi="Calibri" w:cs="Times New Roman"/>
@@ -4961,6 +5528,7 @@
               </w:rPr>
               <w:t>MaleRegularChanceCondomUsePerEventHighStdDev</w:t>
             </w:r>
+            <w:proofErr w:type="spellEnd"/>
           </w:p>
         </w:tc>
         <w:tc>
@@ -5008,6 +5576,7 @@
                 <w:color w:val="000000"/>
               </w:rPr>
             </w:pPr>
+            <w:proofErr w:type="spellStart"/>
             <w:r>
               <w:rPr>
                 <w:rFonts w:ascii="Calibri" w:eastAsia="Times New Roman" w:hAnsi="Calibri" w:cs="Times New Roman"/>
@@ -5015,6 +5584,7 @@
               </w:rPr>
               <w:t>MaleRegularChanceCondomUsePerEventLowMean</w:t>
             </w:r>
+            <w:proofErr w:type="spellEnd"/>
           </w:p>
         </w:tc>
         <w:tc>
@@ -5062,6 +5632,7 @@
                 <w:color w:val="000000"/>
               </w:rPr>
             </w:pPr>
+            <w:proofErr w:type="spellStart"/>
             <w:r>
               <w:rPr>
                 <w:rFonts w:ascii="Calibri" w:eastAsia="Times New Roman" w:hAnsi="Calibri" w:cs="Times New Roman"/>
@@ -5069,6 +5640,7 @@
               </w:rPr>
               <w:t>MaleRegularChanceCondomUsePerEventLowStdDev</w:t>
             </w:r>
+            <w:proofErr w:type="spellEnd"/>
           </w:p>
         </w:tc>
         <w:tc>
@@ -5116,6 +5688,7 @@
                 <w:color w:val="000000"/>
               </w:rPr>
             </w:pPr>
+            <w:proofErr w:type="spellStart"/>
             <w:r>
               <w:rPr>
                 <w:rFonts w:ascii="Calibri" w:eastAsia="Times New Roman" w:hAnsi="Calibri" w:cs="Times New Roman"/>
@@ -5123,6 +5696,7 @@
               </w:rPr>
               <w:t>MaleRegularPartnershipDurationHighMean</w:t>
             </w:r>
+            <w:proofErr w:type="spellEnd"/>
           </w:p>
         </w:tc>
         <w:tc>
@@ -5170,6 +5744,7 @@
                 <w:color w:val="000000"/>
               </w:rPr>
             </w:pPr>
+            <w:proofErr w:type="spellStart"/>
             <w:r>
               <w:rPr>
                 <w:rFonts w:ascii="Calibri" w:eastAsia="Times New Roman" w:hAnsi="Calibri" w:cs="Times New Roman"/>
@@ -5177,6 +5752,7 @@
               </w:rPr>
               <w:t>MaleRegularPartnershipDurationHighStdDev</w:t>
             </w:r>
+            <w:proofErr w:type="spellEnd"/>
           </w:p>
         </w:tc>
         <w:tc>
@@ -5224,6 +5800,7 @@
                 <w:color w:val="000000"/>
               </w:rPr>
             </w:pPr>
+            <w:proofErr w:type="spellStart"/>
             <w:r>
               <w:rPr>
                 <w:rFonts w:ascii="Calibri" w:eastAsia="Times New Roman" w:hAnsi="Calibri" w:cs="Times New Roman"/>
@@ -5231,6 +5808,7 @@
               </w:rPr>
               <w:t>MaleRegularPartnershipDurationHighShift</w:t>
             </w:r>
+            <w:proofErr w:type="spellEnd"/>
           </w:p>
         </w:tc>
         <w:tc>
@@ -5278,6 +5856,7 @@
                 <w:color w:val="000000"/>
               </w:rPr>
             </w:pPr>
+            <w:proofErr w:type="spellStart"/>
             <w:r>
               <w:rPr>
                 <w:rFonts w:ascii="Calibri" w:eastAsia="Times New Roman" w:hAnsi="Calibri" w:cs="Times New Roman"/>
@@ -5285,6 +5864,7 @@
               </w:rPr>
               <w:t>MaleRegularPartnershipDurationLowMean</w:t>
             </w:r>
+            <w:proofErr w:type="spellEnd"/>
           </w:p>
         </w:tc>
         <w:tc>
@@ -5332,6 +5912,7 @@
                 <w:color w:val="000000"/>
               </w:rPr>
             </w:pPr>
+            <w:proofErr w:type="spellStart"/>
             <w:r>
               <w:rPr>
                 <w:rFonts w:ascii="Calibri" w:eastAsia="Times New Roman" w:hAnsi="Calibri" w:cs="Times New Roman"/>
@@ -5339,6 +5920,7 @@
               </w:rPr>
               <w:t>MaleRegularPartnershipDurationLowStdDev</w:t>
             </w:r>
+            <w:proofErr w:type="spellEnd"/>
           </w:p>
         </w:tc>
         <w:tc>
@@ -5386,6 +5968,7 @@
                 <w:color w:val="000000"/>
               </w:rPr>
             </w:pPr>
+            <w:proofErr w:type="spellStart"/>
             <w:r>
               <w:rPr>
                 <w:rFonts w:ascii="Calibri" w:eastAsia="Times New Roman" w:hAnsi="Calibri" w:cs="Times New Roman"/>
@@ -5393,6 +5976,7 @@
               </w:rPr>
               <w:t>MaleRegularPartnershipDurationLowShift</w:t>
             </w:r>
+            <w:proofErr w:type="spellEnd"/>
           </w:p>
         </w:tc>
         <w:tc>
@@ -5440,6 +6024,7 @@
                 <w:color w:val="000000"/>
               </w:rPr>
             </w:pPr>
+            <w:proofErr w:type="spellStart"/>
             <w:r>
               <w:rPr>
                 <w:rFonts w:ascii="Calibri" w:eastAsia="Times New Roman" w:hAnsi="Calibri" w:cs="Times New Roman"/>
@@ -5447,6 +6032,7 @@
               </w:rPr>
               <w:t>MaleCasualAcquisitionRateHighMean</w:t>
             </w:r>
+            <w:proofErr w:type="spellEnd"/>
           </w:p>
         </w:tc>
         <w:tc>
@@ -5494,6 +6080,7 @@
                 <w:color w:val="000000"/>
               </w:rPr>
             </w:pPr>
+            <w:proofErr w:type="spellStart"/>
             <w:r>
               <w:rPr>
                 <w:rFonts w:ascii="Calibri" w:eastAsia="Times New Roman" w:hAnsi="Calibri" w:cs="Times New Roman"/>
@@ -5501,6 +6088,7 @@
               </w:rPr>
               <w:t>MaleCasualAcquisitionRateHighStdDev</w:t>
             </w:r>
+            <w:proofErr w:type="spellEnd"/>
           </w:p>
         </w:tc>
         <w:tc>
@@ -5548,6 +6136,7 @@
                 <w:color w:val="000000"/>
               </w:rPr>
             </w:pPr>
+            <w:proofErr w:type="spellStart"/>
             <w:r>
               <w:rPr>
                 <w:rFonts w:ascii="Calibri" w:eastAsia="Times New Roman" w:hAnsi="Calibri" w:cs="Times New Roman"/>
@@ -5555,6 +6144,7 @@
               </w:rPr>
               <w:t>MaleCasualAcquisitionRateLowMean</w:t>
             </w:r>
+            <w:proofErr w:type="spellEnd"/>
           </w:p>
         </w:tc>
         <w:tc>
@@ -5602,6 +6192,7 @@
                 <w:color w:val="000000"/>
               </w:rPr>
             </w:pPr>
+            <w:proofErr w:type="spellStart"/>
             <w:r>
               <w:rPr>
                 <w:rFonts w:ascii="Calibri" w:eastAsia="Times New Roman" w:hAnsi="Calibri" w:cs="Times New Roman"/>
@@ -5609,6 +6200,7 @@
               </w:rPr>
               <w:t>MaleCasualAcquisitionRateLowStdDev</w:t>
             </w:r>
+            <w:proofErr w:type="spellEnd"/>
           </w:p>
         </w:tc>
         <w:tc>
@@ -5656,6 +6248,7 @@
                 <w:color w:val="000000"/>
               </w:rPr>
             </w:pPr>
+            <w:proofErr w:type="spellStart"/>
             <w:r>
               <w:rPr>
                 <w:rFonts w:ascii="Calibri" w:eastAsia="Times New Roman" w:hAnsi="Calibri" w:cs="Times New Roman"/>
@@ -5663,6 +6256,7 @@
               </w:rPr>
               <w:t>MaleCasualAverageYearsYounger</w:t>
             </w:r>
+            <w:proofErr w:type="spellEnd"/>
           </w:p>
         </w:tc>
         <w:tc>
@@ -5710,6 +6304,7 @@
                 <w:color w:val="000000"/>
               </w:rPr>
             </w:pPr>
+            <w:proofErr w:type="spellStart"/>
             <w:r>
               <w:rPr>
                 <w:rFonts w:ascii="Calibri" w:eastAsia="Times New Roman" w:hAnsi="Calibri" w:cs="Times New Roman"/>
@@ -5717,6 +6312,7 @@
               </w:rPr>
               <w:t>MaleCasualCoitalEventsPerMonthHigh</w:t>
             </w:r>
+            <w:proofErr w:type="spellEnd"/>
           </w:p>
         </w:tc>
         <w:tc>
@@ -5764,6 +6360,7 @@
                 <w:color w:val="000000"/>
               </w:rPr>
             </w:pPr>
+            <w:proofErr w:type="spellStart"/>
             <w:r>
               <w:rPr>
                 <w:rFonts w:ascii="Calibri" w:eastAsia="Times New Roman" w:hAnsi="Calibri" w:cs="Times New Roman"/>
@@ -5771,6 +6368,7 @@
               </w:rPr>
               <w:t>MaleCasualCoitalEventsPerMonthLow</w:t>
             </w:r>
+            <w:proofErr w:type="spellEnd"/>
           </w:p>
         </w:tc>
         <w:tc>
@@ -5818,6 +6416,7 @@
                 <w:color w:val="000000"/>
               </w:rPr>
             </w:pPr>
+            <w:proofErr w:type="spellStart"/>
             <w:r>
               <w:rPr>
                 <w:rFonts w:ascii="Calibri" w:eastAsia="Times New Roman" w:hAnsi="Calibri" w:cs="Times New Roman"/>
@@ -5825,6 +6424,7 @@
               </w:rPr>
               <w:t>MaleCasualChanceCondomUsePerEventHighMean</w:t>
             </w:r>
+            <w:proofErr w:type="spellEnd"/>
           </w:p>
         </w:tc>
         <w:tc>
@@ -5872,6 +6472,7 @@
                 <w:color w:val="000000"/>
               </w:rPr>
             </w:pPr>
+            <w:proofErr w:type="spellStart"/>
             <w:r>
               <w:rPr>
                 <w:rFonts w:ascii="Calibri" w:eastAsia="Times New Roman" w:hAnsi="Calibri" w:cs="Times New Roman"/>
@@ -5879,6 +6480,7 @@
               </w:rPr>
               <w:t>MaleCasualChanceCondomUsePerEventHighStdDev</w:t>
             </w:r>
+            <w:proofErr w:type="spellEnd"/>
           </w:p>
         </w:tc>
         <w:tc>
@@ -5926,6 +6528,7 @@
                 <w:color w:val="000000"/>
               </w:rPr>
             </w:pPr>
+            <w:proofErr w:type="spellStart"/>
             <w:r>
               <w:rPr>
                 <w:rFonts w:ascii="Calibri" w:eastAsia="Times New Roman" w:hAnsi="Calibri" w:cs="Times New Roman"/>
@@ -5933,6 +6536,7 @@
               </w:rPr>
               <w:t>MaleCasualChanceCondomUsePerEventLowMean</w:t>
             </w:r>
+            <w:proofErr w:type="spellEnd"/>
           </w:p>
         </w:tc>
         <w:tc>
@@ -5980,6 +6584,7 @@
                 <w:color w:val="000000"/>
               </w:rPr>
             </w:pPr>
+            <w:proofErr w:type="spellStart"/>
             <w:r>
               <w:rPr>
                 <w:rFonts w:ascii="Calibri" w:eastAsia="Times New Roman" w:hAnsi="Calibri" w:cs="Times New Roman"/>
@@ -5987,6 +6592,7 @@
               </w:rPr>
               <w:t>MaleCasualChanceCondomUsePerEventLowStdDev</w:t>
             </w:r>
+            <w:proofErr w:type="spellEnd"/>
           </w:p>
         </w:tc>
         <w:tc>
@@ -6034,6 +6640,7 @@
                 <w:color w:val="000000"/>
               </w:rPr>
             </w:pPr>
+            <w:proofErr w:type="spellStart"/>
             <w:r>
               <w:rPr>
                 <w:rFonts w:ascii="Calibri" w:eastAsia="Times New Roman" w:hAnsi="Calibri" w:cs="Times New Roman"/>
@@ -6041,6 +6648,7 @@
               </w:rPr>
               <w:t>MaleCasualPartnershipDurationHighMean</w:t>
             </w:r>
+            <w:proofErr w:type="spellEnd"/>
           </w:p>
         </w:tc>
         <w:tc>
@@ -6088,6 +6696,7 @@
                 <w:color w:val="000000"/>
               </w:rPr>
             </w:pPr>
+            <w:proofErr w:type="spellStart"/>
             <w:r>
               <w:rPr>
                 <w:rFonts w:ascii="Calibri" w:eastAsia="Times New Roman" w:hAnsi="Calibri" w:cs="Times New Roman"/>
@@ -6095,6 +6704,7 @@
               </w:rPr>
               <w:t>MaleCasualPartnershipDurationHighStdDev</w:t>
             </w:r>
+            <w:proofErr w:type="spellEnd"/>
           </w:p>
         </w:tc>
         <w:tc>
@@ -6142,6 +6752,7 @@
                 <w:color w:val="000000"/>
               </w:rPr>
             </w:pPr>
+            <w:proofErr w:type="spellStart"/>
             <w:r>
               <w:rPr>
                 <w:rFonts w:ascii="Calibri" w:eastAsia="Times New Roman" w:hAnsi="Calibri" w:cs="Times New Roman"/>
@@ -6149,6 +6760,7 @@
               </w:rPr>
               <w:t>MaleCasualPartnershipDurationHighShift</w:t>
             </w:r>
+            <w:proofErr w:type="spellEnd"/>
           </w:p>
         </w:tc>
         <w:tc>
@@ -6196,6 +6808,7 @@
                 <w:color w:val="000000"/>
               </w:rPr>
             </w:pPr>
+            <w:proofErr w:type="spellStart"/>
             <w:r>
               <w:rPr>
                 <w:rFonts w:ascii="Calibri" w:eastAsia="Times New Roman" w:hAnsi="Calibri" w:cs="Times New Roman"/>
@@ -6203,6 +6816,7 @@
               </w:rPr>
               <w:t>MaleCasualPartnershipDurationLowMean</w:t>
             </w:r>
+            <w:proofErr w:type="spellEnd"/>
           </w:p>
         </w:tc>
         <w:tc>
@@ -6250,6 +6864,7 @@
                 <w:color w:val="000000"/>
               </w:rPr>
             </w:pPr>
+            <w:proofErr w:type="spellStart"/>
             <w:r>
               <w:rPr>
                 <w:rFonts w:ascii="Calibri" w:eastAsia="Times New Roman" w:hAnsi="Calibri" w:cs="Times New Roman"/>
@@ -6257,6 +6872,7 @@
               </w:rPr>
               <w:t>MaleCasualPartnershipDurationLowStdDev</w:t>
             </w:r>
+            <w:proofErr w:type="spellEnd"/>
           </w:p>
         </w:tc>
         <w:tc>
@@ -6304,6 +6920,7 @@
                 <w:color w:val="000000"/>
               </w:rPr>
             </w:pPr>
+            <w:proofErr w:type="spellStart"/>
             <w:r>
               <w:rPr>
                 <w:rFonts w:ascii="Calibri" w:eastAsia="Times New Roman" w:hAnsi="Calibri" w:cs="Times New Roman"/>
@@ -6311,6 +6928,7 @@
               </w:rPr>
               <w:t>MaleCasualPartnershipDurationLowShift</w:t>
             </w:r>
+            <w:proofErr w:type="spellEnd"/>
           </w:p>
         </w:tc>
         <w:tc>
@@ -6358,6 +6976,7 @@
                 <w:color w:val="000000"/>
               </w:rPr>
             </w:pPr>
+            <w:proofErr w:type="spellStart"/>
             <w:r>
               <w:rPr>
                 <w:rFonts w:ascii="Calibri" w:eastAsia="Times New Roman" w:hAnsi="Calibri" w:cs="Times New Roman"/>
@@ -6365,6 +6984,7 @@
               </w:rPr>
               <w:t>MaleCswAcquisitionRateHighMean</w:t>
             </w:r>
+            <w:proofErr w:type="spellEnd"/>
           </w:p>
         </w:tc>
         <w:tc>
@@ -6412,6 +7032,7 @@
                 <w:color w:val="000000"/>
               </w:rPr>
             </w:pPr>
+            <w:proofErr w:type="spellStart"/>
             <w:r>
               <w:rPr>
                 <w:rFonts w:ascii="Calibri" w:eastAsia="Times New Roman" w:hAnsi="Calibri" w:cs="Times New Roman"/>
@@ -6419,6 +7040,7 @@
               </w:rPr>
               <w:t>MaleCswAcquisitionRateHighStdDev</w:t>
             </w:r>
+            <w:proofErr w:type="spellEnd"/>
           </w:p>
         </w:tc>
         <w:tc>
@@ -6466,6 +7088,7 @@
                 <w:color w:val="000000"/>
               </w:rPr>
             </w:pPr>
+            <w:proofErr w:type="spellStart"/>
             <w:r>
               <w:rPr>
                 <w:rFonts w:ascii="Calibri" w:eastAsia="Times New Roman" w:hAnsi="Calibri" w:cs="Times New Roman"/>
@@ -6473,6 +7096,7 @@
               </w:rPr>
               <w:t>MaleCswAcquisitionRateLowMean</w:t>
             </w:r>
+            <w:proofErr w:type="spellEnd"/>
           </w:p>
         </w:tc>
         <w:tc>
@@ -6520,6 +7144,7 @@
                 <w:color w:val="000000"/>
               </w:rPr>
             </w:pPr>
+            <w:proofErr w:type="spellStart"/>
             <w:r>
               <w:rPr>
                 <w:rFonts w:ascii="Calibri" w:eastAsia="Times New Roman" w:hAnsi="Calibri" w:cs="Times New Roman"/>
@@ -6528,6 +7153,7 @@
               <w:lastRenderedPageBreak/>
               <w:t>MaleCswAcquisitionRateLowStdDev</w:t>
             </w:r>
+            <w:proofErr w:type="spellEnd"/>
           </w:p>
         </w:tc>
         <w:tc>
@@ -6575,6 +7201,7 @@
                 <w:color w:val="000000"/>
               </w:rPr>
             </w:pPr>
+            <w:proofErr w:type="spellStart"/>
             <w:r>
               <w:rPr>
                 <w:rFonts w:ascii="Calibri" w:eastAsia="Times New Roman" w:hAnsi="Calibri" w:cs="Times New Roman"/>
@@ -6582,6 +7209,7 @@
               </w:rPr>
               <w:t>MaleCswAverageYearsYounger</w:t>
             </w:r>
+            <w:proofErr w:type="spellEnd"/>
           </w:p>
         </w:tc>
         <w:tc>
@@ -6629,6 +7257,7 @@
                 <w:color w:val="000000"/>
               </w:rPr>
             </w:pPr>
+            <w:proofErr w:type="spellStart"/>
             <w:r>
               <w:rPr>
                 <w:rFonts w:ascii="Calibri" w:eastAsia="Times New Roman" w:hAnsi="Calibri" w:cs="Times New Roman"/>
@@ -6636,6 +7265,7 @@
               </w:rPr>
               <w:t>MaleCswCoitalEventsPerMonthHigh</w:t>
             </w:r>
+            <w:proofErr w:type="spellEnd"/>
           </w:p>
         </w:tc>
         <w:tc>
@@ -6683,6 +7313,7 @@
                 <w:color w:val="000000"/>
               </w:rPr>
             </w:pPr>
+            <w:proofErr w:type="spellStart"/>
             <w:r>
               <w:rPr>
                 <w:rFonts w:ascii="Calibri" w:eastAsia="Times New Roman" w:hAnsi="Calibri" w:cs="Times New Roman"/>
@@ -6690,6 +7321,7 @@
               </w:rPr>
               <w:t>MaleCswCoitalEventsPerMonthLow</w:t>
             </w:r>
+            <w:proofErr w:type="spellEnd"/>
           </w:p>
         </w:tc>
         <w:tc>
@@ -6737,6 +7369,7 @@
                 <w:color w:val="000000"/>
               </w:rPr>
             </w:pPr>
+            <w:proofErr w:type="spellStart"/>
             <w:r>
               <w:rPr>
                 <w:rFonts w:ascii="Calibri" w:eastAsia="Times New Roman" w:hAnsi="Calibri" w:cs="Times New Roman"/>
@@ -6744,6 +7377,7 @@
               </w:rPr>
               <w:t>MaleCswChanceCondomUsePerEventHighMean</w:t>
             </w:r>
+            <w:proofErr w:type="spellEnd"/>
           </w:p>
         </w:tc>
         <w:tc>
@@ -6791,6 +7425,7 @@
                 <w:color w:val="000000"/>
               </w:rPr>
             </w:pPr>
+            <w:proofErr w:type="spellStart"/>
             <w:r>
               <w:rPr>
                 <w:rFonts w:ascii="Calibri" w:eastAsia="Times New Roman" w:hAnsi="Calibri" w:cs="Times New Roman"/>
@@ -6798,6 +7433,7 @@
               </w:rPr>
               <w:t>MaleCswChanceCondomUsePerEventHighStdDev</w:t>
             </w:r>
+            <w:proofErr w:type="spellEnd"/>
           </w:p>
         </w:tc>
         <w:tc>
@@ -6845,6 +7481,7 @@
                 <w:color w:val="000000"/>
               </w:rPr>
             </w:pPr>
+            <w:proofErr w:type="spellStart"/>
             <w:r>
               <w:rPr>
                 <w:rFonts w:ascii="Calibri" w:eastAsia="Times New Roman" w:hAnsi="Calibri" w:cs="Times New Roman"/>
@@ -6852,6 +7489,7 @@
               </w:rPr>
               <w:t>MaleCswChanceCondomUsePerEventLowMean</w:t>
             </w:r>
+            <w:proofErr w:type="spellEnd"/>
           </w:p>
         </w:tc>
         <w:tc>
@@ -6899,6 +7537,7 @@
                 <w:color w:val="000000"/>
               </w:rPr>
             </w:pPr>
+            <w:proofErr w:type="spellStart"/>
             <w:r>
               <w:rPr>
                 <w:rFonts w:ascii="Calibri" w:eastAsia="Times New Roman" w:hAnsi="Calibri" w:cs="Times New Roman"/>
@@ -6906,6 +7545,7 @@
               </w:rPr>
               <w:t>MaleCswChanceCondomUsePerEventLowStdDev</w:t>
             </w:r>
+            <w:proofErr w:type="spellEnd"/>
           </w:p>
         </w:tc>
         <w:tc>
@@ -6953,6 +7593,7 @@
                 <w:color w:val="000000"/>
               </w:rPr>
             </w:pPr>
+            <w:proofErr w:type="spellStart"/>
             <w:r>
               <w:rPr>
                 <w:rFonts w:ascii="Calibri" w:eastAsia="Times New Roman" w:hAnsi="Calibri" w:cs="Times New Roman"/>
@@ -6960,6 +7601,7 @@
               </w:rPr>
               <w:t>MaleCswPartnershipDurationHighMean</w:t>
             </w:r>
+            <w:proofErr w:type="spellEnd"/>
           </w:p>
         </w:tc>
         <w:tc>
@@ -7007,6 +7649,7 @@
                 <w:color w:val="000000"/>
               </w:rPr>
             </w:pPr>
+            <w:proofErr w:type="spellStart"/>
             <w:r>
               <w:rPr>
                 <w:rFonts w:ascii="Calibri" w:eastAsia="Times New Roman" w:hAnsi="Calibri" w:cs="Times New Roman"/>
@@ -7014,6 +7657,7 @@
               </w:rPr>
               <w:t>MaleCswPartnershipDurationHighStdDev</w:t>
             </w:r>
+            <w:proofErr w:type="spellEnd"/>
           </w:p>
         </w:tc>
         <w:tc>
@@ -7061,6 +7705,7 @@
                 <w:color w:val="000000"/>
               </w:rPr>
             </w:pPr>
+            <w:proofErr w:type="spellStart"/>
             <w:r>
               <w:rPr>
                 <w:rFonts w:ascii="Calibri" w:eastAsia="Times New Roman" w:hAnsi="Calibri" w:cs="Times New Roman"/>
@@ -7068,6 +7713,7 @@
               </w:rPr>
               <w:t>MaleCswPartnershipDurationHighShift</w:t>
             </w:r>
+            <w:proofErr w:type="spellEnd"/>
           </w:p>
         </w:tc>
         <w:tc>
@@ -7115,6 +7761,7 @@
                 <w:color w:val="000000"/>
               </w:rPr>
             </w:pPr>
+            <w:proofErr w:type="spellStart"/>
             <w:r>
               <w:rPr>
                 <w:rFonts w:ascii="Calibri" w:eastAsia="Times New Roman" w:hAnsi="Calibri" w:cs="Times New Roman"/>
@@ -7122,6 +7769,7 @@
               </w:rPr>
               <w:t>MaleCswPartnershipDurationLowMean</w:t>
             </w:r>
+            <w:proofErr w:type="spellEnd"/>
           </w:p>
         </w:tc>
         <w:tc>
@@ -7169,6 +7817,7 @@
                 <w:color w:val="000000"/>
               </w:rPr>
             </w:pPr>
+            <w:proofErr w:type="spellStart"/>
             <w:r>
               <w:rPr>
                 <w:rFonts w:ascii="Calibri" w:eastAsia="Times New Roman" w:hAnsi="Calibri" w:cs="Times New Roman"/>
@@ -7176,6 +7825,7 @@
               </w:rPr>
               <w:t>MaleCswPartnershipDurationLowStdDev</w:t>
             </w:r>
+            <w:proofErr w:type="spellEnd"/>
           </w:p>
         </w:tc>
         <w:tc>
@@ -7223,6 +7873,7 @@
                 <w:color w:val="000000"/>
               </w:rPr>
             </w:pPr>
+            <w:proofErr w:type="spellStart"/>
             <w:r>
               <w:rPr>
                 <w:rFonts w:ascii="Calibri" w:eastAsia="Times New Roman" w:hAnsi="Calibri" w:cs="Times New Roman"/>
@@ -7230,6 +7881,7 @@
               </w:rPr>
               <w:t>MaleCswPartnershipDurationLowShift</w:t>
             </w:r>
+            <w:proofErr w:type="spellEnd"/>
           </w:p>
         </w:tc>
         <w:tc>
@@ -7277,6 +7929,7 @@
                 <w:color w:val="000000"/>
               </w:rPr>
             </w:pPr>
+            <w:proofErr w:type="spellStart"/>
             <w:r>
               <w:rPr>
                 <w:rFonts w:ascii="Calibri" w:eastAsia="Times New Roman" w:hAnsi="Calibri" w:cs="Times New Roman"/>
@@ -7284,6 +7937,7 @@
               </w:rPr>
               <w:t>MaleProportionHighRiskCsw</w:t>
             </w:r>
+            <w:proofErr w:type="spellEnd"/>
           </w:p>
         </w:tc>
         <w:tc>
@@ -7330,6 +7984,7 @@
                 <w:color w:val="000000"/>
               </w:rPr>
             </w:pPr>
+            <w:proofErr w:type="spellStart"/>
             <w:r>
               <w:rPr>
                 <w:rFonts w:ascii="Calibri" w:eastAsia="Times New Roman" w:hAnsi="Calibri" w:cs="Times New Roman"/>
@@ -7337,6 +7992,7 @@
               </w:rPr>
               <w:t>MaleProportionHighRiskNonCsw</w:t>
             </w:r>
+            <w:proofErr w:type="spellEnd"/>
           </w:p>
         </w:tc>
         <w:tc>
@@ -7383,6 +8039,7 @@
                 <w:color w:val="000000"/>
               </w:rPr>
             </w:pPr>
+            <w:proofErr w:type="spellStart"/>
             <w:r>
               <w:rPr>
                 <w:rFonts w:ascii="Calibri" w:eastAsia="Times New Roman" w:hAnsi="Calibri" w:cs="Times New Roman"/>
@@ -7390,6 +8047,7 @@
               </w:rPr>
               <w:t>MaleTransmissionCoefficientsByHvl</w:t>
             </w:r>
+            <w:proofErr w:type="spellEnd"/>
           </w:p>
         </w:tc>
         <w:tc>
@@ -7436,6 +8094,7 @@
                 <w:color w:val="000000"/>
               </w:rPr>
             </w:pPr>
+            <w:proofErr w:type="spellStart"/>
             <w:r>
               <w:rPr>
                 <w:rFonts w:ascii="Calibri" w:eastAsia="Times New Roman" w:hAnsi="Calibri" w:cs="Times New Roman"/>
@@ -7443,6 +8102,7 @@
               </w:rPr>
               <w:t>MaleTransmissionCoefficientsPrimary</w:t>
             </w:r>
+            <w:proofErr w:type="spellEnd"/>
           </w:p>
         </w:tc>
         <w:tc>
@@ -7489,6 +8149,7 @@
                 <w:color w:val="000000"/>
               </w:rPr>
             </w:pPr>
+            <w:proofErr w:type="spellStart"/>
             <w:r>
               <w:rPr>
                 <w:rFonts w:ascii="Calibri" w:eastAsia="Times New Roman" w:hAnsi="Calibri" w:cs="Times New Roman"/>
@@ -7496,6 +8157,7 @@
               </w:rPr>
               <w:t>MaleTransmissionCoefficientsLate</w:t>
             </w:r>
+            <w:proofErr w:type="spellEnd"/>
           </w:p>
         </w:tc>
         <w:tc>
@@ -7542,6 +8204,7 @@
                 <w:color w:val="000000"/>
               </w:rPr>
             </w:pPr>
+            <w:proofErr w:type="spellStart"/>
             <w:r>
               <w:rPr>
                 <w:rFonts w:ascii="Calibri" w:eastAsia="Times New Roman" w:hAnsi="Calibri" w:cs="Times New Roman"/>
@@ -7549,6 +8212,7 @@
               </w:rPr>
               <w:t>FemaleChanceBecomeSexWorker</w:t>
             </w:r>
+            <w:proofErr w:type="spellEnd"/>
           </w:p>
         </w:tc>
         <w:tc>
@@ -7595,6 +8259,7 @@
                 <w:color w:val="000000"/>
               </w:rPr>
             </w:pPr>
+            <w:proofErr w:type="spellStart"/>
             <w:r>
               <w:rPr>
                 <w:rFonts w:ascii="Calibri" w:eastAsia="Times New Roman" w:hAnsi="Calibri" w:cs="Times New Roman"/>
@@ -7602,6 +8267,7 @@
               </w:rPr>
               <w:t>FemaleProportionHighRiskCsw</w:t>
             </w:r>
+            <w:proofErr w:type="spellEnd"/>
           </w:p>
         </w:tc>
         <w:tc>
@@ -7648,6 +8314,7 @@
                 <w:color w:val="000000"/>
               </w:rPr>
             </w:pPr>
+            <w:proofErr w:type="spellStart"/>
             <w:r>
               <w:rPr>
                 <w:rFonts w:ascii="Calibri" w:eastAsia="Times New Roman" w:hAnsi="Calibri" w:cs="Times New Roman"/>
@@ -7655,6 +8322,7 @@
               </w:rPr>
               <w:t>FemaleProportionHighRiskNonCsw</w:t>
             </w:r>
+            <w:proofErr w:type="spellEnd"/>
           </w:p>
         </w:tc>
         <w:tc>
@@ -7701,6 +8369,7 @@
                 <w:color w:val="000000"/>
               </w:rPr>
             </w:pPr>
+            <w:proofErr w:type="spellStart"/>
             <w:r>
               <w:rPr>
                 <w:rFonts w:ascii="Calibri" w:eastAsia="Times New Roman" w:hAnsi="Calibri" w:cs="Times New Roman"/>
@@ -7708,6 +8377,7 @@
               </w:rPr>
               <w:t>FemaleTransmissionCoefficientsByHvl</w:t>
             </w:r>
+            <w:proofErr w:type="spellEnd"/>
           </w:p>
         </w:tc>
         <w:tc>
@@ -7754,6 +8424,7 @@
                 <w:color w:val="000000"/>
               </w:rPr>
             </w:pPr>
+            <w:proofErr w:type="spellStart"/>
             <w:r>
               <w:rPr>
                 <w:rFonts w:ascii="Calibri" w:eastAsia="Times New Roman" w:hAnsi="Calibri" w:cs="Times New Roman"/>
@@ -7761,6 +8432,7 @@
               </w:rPr>
               <w:t>FemaleTransmissionCoefficientsPrimary</w:t>
             </w:r>
+            <w:proofErr w:type="spellEnd"/>
           </w:p>
         </w:tc>
         <w:tc>
@@ -7807,6 +8479,7 @@
                 <w:color w:val="000000"/>
               </w:rPr>
             </w:pPr>
+            <w:proofErr w:type="spellStart"/>
             <w:r>
               <w:rPr>
                 <w:rFonts w:ascii="Calibri" w:eastAsia="Times New Roman" w:hAnsi="Calibri" w:cs="Times New Roman"/>
@@ -7814,6 +8487,7 @@
               </w:rPr>
               <w:t>FemaleTransmissionCoefficientsLate</w:t>
             </w:r>
+            <w:proofErr w:type="spellEnd"/>
           </w:p>
         </w:tc>
         <w:tc>
@@ -7860,6 +8534,7 @@
                 <w:color w:val="000000"/>
               </w:rPr>
             </w:pPr>
+            <w:proofErr w:type="spellStart"/>
             <w:r>
               <w:rPr>
                 <w:rFonts w:ascii="Calibri" w:eastAsia="Times New Roman" w:hAnsi="Calibri" w:cs="Times New Roman"/>
@@ -7867,6 +8542,7 @@
               </w:rPr>
               <w:t>CondomCost</w:t>
             </w:r>
+            <w:proofErr w:type="spellEnd"/>
           </w:p>
         </w:tc>
         <w:tc>
@@ -7913,6 +8589,7 @@
                 <w:color w:val="000000"/>
               </w:rPr>
             </w:pPr>
+            <w:proofErr w:type="spellStart"/>
             <w:r>
               <w:rPr>
                 <w:rFonts w:ascii="Calibri" w:eastAsia="Times New Roman" w:hAnsi="Calibri" w:cs="Times New Roman"/>
@@ -7920,6 +8597,7 @@
               </w:rPr>
               <w:t>CircumcisionCost</w:t>
             </w:r>
+            <w:proofErr w:type="spellEnd"/>
           </w:p>
         </w:tc>
         <w:tc>
@@ -7966,6 +8644,7 @@
                 <w:color w:val="000000"/>
               </w:rPr>
             </w:pPr>
+            <w:proofErr w:type="spellStart"/>
             <w:r>
               <w:rPr>
                 <w:rFonts w:ascii="Calibri" w:eastAsia="Times New Roman" w:hAnsi="Calibri" w:cs="Times New Roman"/>
@@ -7973,6 +8652,7 @@
               </w:rPr>
               <w:t>ArtOIHistRank</w:t>
             </w:r>
+            <w:proofErr w:type="spellEnd"/>
           </w:p>
         </w:tc>
         <w:tc>
@@ -8815,6 +9495,7 @@
                 <w:color w:val="000000"/>
               </w:rPr>
             </w:pPr>
+            <w:proofErr w:type="spellStart"/>
             <w:r>
               <w:rPr>
                 <w:rFonts w:ascii="Calibri" w:eastAsia="Times New Roman" w:hAnsi="Calibri" w:cs="Times New Roman"/>
@@ -8822,6 +9503,7 @@
               </w:rPr>
               <w:t>ArtOIHistNumOIToStart</w:t>
             </w:r>
+            <w:proofErr w:type="spellEnd"/>
           </w:p>
         </w:tc>
         <w:tc>
@@ -9981,6 +10663,7 @@
                 <w:color w:val="000000"/>
               </w:rPr>
             </w:pPr>
+            <w:proofErr w:type="spellStart"/>
             <w:r>
               <w:rPr>
                 <w:rFonts w:ascii="Calibri" w:eastAsia="Times New Roman" w:hAnsi="Calibri" w:cs="Times New Roman"/>
@@ -9988,6 +10671,7 @@
               </w:rPr>
               <w:t>ArtHVLRank</w:t>
             </w:r>
+            <w:proofErr w:type="spellEnd"/>
           </w:p>
         </w:tc>
         <w:tc>
@@ -10034,6 +10718,7 @@
                 <w:color w:val="000000"/>
               </w:rPr>
             </w:pPr>
+            <w:proofErr w:type="spellStart"/>
             <w:r>
               <w:rPr>
                 <w:rFonts w:ascii="Calibri" w:eastAsia="Times New Roman" w:hAnsi="Calibri" w:cs="Times New Roman"/>
@@ -10041,6 +10726,7 @@
               </w:rPr>
               <w:t>ArtHVLHVLUpp</w:t>
             </w:r>
+            <w:proofErr w:type="spellEnd"/>
           </w:p>
         </w:tc>
         <w:tc>
@@ -10087,6 +10773,7 @@
                 <w:color w:val="000000"/>
               </w:rPr>
             </w:pPr>
+            <w:proofErr w:type="spellStart"/>
             <w:r>
               <w:rPr>
                 <w:rFonts w:ascii="Calibri" w:eastAsia="Times New Roman" w:hAnsi="Calibri" w:cs="Times New Roman"/>
@@ -10094,6 +10781,7 @@
               </w:rPr>
               <w:t>ArtHVLHVLLwr</w:t>
             </w:r>
+            <w:proofErr w:type="spellEnd"/>
           </w:p>
         </w:tc>
         <w:tc>
@@ -10410,7 +11098,23 @@
         <w:rPr>
           <w:rFonts w:ascii="Consolas" w:hAnsi="Consolas" w:cs="Consolas"/>
         </w:rPr>
-        <w:t xml:space="preserve">              &lt;chanceCondomUsePerEventHighRisk&gt;</w:t>
+        <w:t xml:space="preserve">              &lt;</w:t>
+      </w:r>
+      <w:proofErr w:type="spellStart"/>
+      <w:proofErr w:type="gramStart"/>
+      <w:r>
+        <w:rPr>
+          <w:rFonts w:ascii="Consolas" w:hAnsi="Consolas" w:cs="Consolas"/>
+        </w:rPr>
+        <w:t>chanceCondomUsePerEventHighRisk</w:t>
+      </w:r>
+      <w:proofErr w:type="spellEnd"/>
+      <w:proofErr w:type="gramEnd"/>
+      <w:r>
+        <w:rPr>
+          <w:rFonts w:ascii="Consolas" w:hAnsi="Consolas" w:cs="Consolas"/>
+        </w:rPr>
+        <w:t>&gt;</w:t>
       </w:r>
     </w:p>
     <w:p>
@@ -10441,7 +11145,21 @@
         <w:rPr>
           <w:rFonts w:ascii="Consolas" w:hAnsi="Consolas" w:cs="Consolas"/>
         </w:rPr>
-        <w:t xml:space="preserve">                  &lt;mean&gt;&lt;parameter key="$0"&gt;0.5&lt;/parameter&gt;</w:t>
+        <w:t xml:space="preserve">                  &lt;</w:t>
+      </w:r>
+      <w:proofErr w:type="gramStart"/>
+      <w:r>
+        <w:rPr>
+          <w:rFonts w:ascii="Consolas" w:hAnsi="Consolas" w:cs="Consolas"/>
+        </w:rPr>
+        <w:t>mean</w:t>
+      </w:r>
+      <w:proofErr w:type="gramEnd"/>
+      <w:r>
+        <w:rPr>
+          <w:rFonts w:ascii="Consolas" w:hAnsi="Consolas" w:cs="Consolas"/>
+        </w:rPr>
+        <w:t>&gt;&lt;parameter key="$0"&gt;0.5&lt;/parameter&gt;</w:t>
       </w:r>
       <w:r>
         <w:rPr>
@@ -10462,7 +11180,23 @@
         <w:rPr>
           <w:rFonts w:ascii="Consolas" w:hAnsi="Consolas" w:cs="Consolas"/>
         </w:rPr>
-        <w:t xml:space="preserve">                  &lt;stdDev&gt;</w:t>
+        <w:t xml:space="preserve">                  &lt;</w:t>
+      </w:r>
+      <w:proofErr w:type="spellStart"/>
+      <w:proofErr w:type="gramStart"/>
+      <w:r>
+        <w:rPr>
+          <w:rFonts w:ascii="Consolas" w:hAnsi="Consolas" w:cs="Consolas"/>
+        </w:rPr>
+        <w:t>stdDev</w:t>
+      </w:r>
+      <w:proofErr w:type="spellEnd"/>
+      <w:proofErr w:type="gramEnd"/>
+      <w:r>
+        <w:rPr>
+          <w:rFonts w:ascii="Consolas" w:hAnsi="Consolas" w:cs="Consolas"/>
+        </w:rPr>
+        <w:t>&gt;</w:t>
       </w:r>
       <w:r>
         <w:rPr>
@@ -10486,7 +11220,21 @@
         <w:rPr>
           <w:rFonts w:ascii="Consolas" w:hAnsi="Consolas" w:cs="Consolas"/>
         </w:rPr>
-        <w:t>&lt;/stdDev&gt;</w:t>
+        <w:t>&lt;/</w:t>
+      </w:r>
+      <w:proofErr w:type="spellStart"/>
+      <w:r>
+        <w:rPr>
+          <w:rFonts w:ascii="Consolas" w:hAnsi="Consolas" w:cs="Consolas"/>
+        </w:rPr>
+        <w:t>stdDev</w:t>
+      </w:r>
+      <w:proofErr w:type="spellEnd"/>
+      <w:r>
+        <w:rPr>
+          <w:rFonts w:ascii="Consolas" w:hAnsi="Consolas" w:cs="Consolas"/>
+        </w:rPr>
+        <w:t>&gt;</w:t>
       </w:r>
     </w:p>
     <w:p>
@@ -10516,7 +11264,21 @@
         <w:rPr>
           <w:rFonts w:ascii="Consolas" w:hAnsi="Consolas" w:cs="Consolas"/>
         </w:rPr>
-        <w:t xml:space="preserve">              &lt;/chanceCondomUsePerEventHighRisk&gt;</w:t>
+        <w:t xml:space="preserve">              &lt;/</w:t>
+      </w:r>
+      <w:proofErr w:type="spellStart"/>
+      <w:r>
+        <w:rPr>
+          <w:rFonts w:ascii="Consolas" w:hAnsi="Consolas" w:cs="Consolas"/>
+        </w:rPr>
+        <w:t>chanceCondomUsePerEventHighRisk</w:t>
+      </w:r>
+      <w:proofErr w:type="spellEnd"/>
+      <w:r>
+        <w:rPr>
+          <w:rFonts w:ascii="Consolas" w:hAnsi="Consolas" w:cs="Consolas"/>
+        </w:rPr>
+        <w:t>&gt;</w:t>
       </w:r>
     </w:p>
     <w:p>
@@ -10546,7 +11308,23 @@
         <w:rPr>
           <w:rFonts w:ascii="Consolas" w:hAnsi="Consolas" w:cs="Consolas"/>
         </w:rPr>
-        <w:t xml:space="preserve">    &lt;generalInterventions&gt;</w:t>
+        <w:t xml:space="preserve">    &lt;</w:t>
+      </w:r>
+      <w:proofErr w:type="spellStart"/>
+      <w:proofErr w:type="gramStart"/>
+      <w:r>
+        <w:rPr>
+          <w:rFonts w:ascii="Consolas" w:hAnsi="Consolas" w:cs="Consolas"/>
+        </w:rPr>
+        <w:t>generalInterventions</w:t>
+      </w:r>
+      <w:proofErr w:type="spellEnd"/>
+      <w:proofErr w:type="gramEnd"/>
+      <w:r>
+        <w:rPr>
+          <w:rFonts w:ascii="Consolas" w:hAnsi="Consolas" w:cs="Consolas"/>
+        </w:rPr>
+        <w:t>&gt;</w:t>
       </w:r>
     </w:p>
     <w:p>
@@ -10633,7 +11411,21 @@
         <w:rPr>
           <w:rFonts w:ascii="Consolas" w:hAnsi="Consolas" w:cs="Consolas"/>
         </w:rPr>
-        <w:t xml:space="preserve">    &lt;/generalInterventions&gt;</w:t>
+        <w:t xml:space="preserve">    &lt;/</w:t>
+      </w:r>
+      <w:proofErr w:type="spellStart"/>
+      <w:r>
+        <w:rPr>
+          <w:rFonts w:ascii="Consolas" w:hAnsi="Consolas" w:cs="Consolas"/>
+        </w:rPr>
+        <w:t>generalInterventions</w:t>
+      </w:r>
+      <w:proofErr w:type="spellEnd"/>
+      <w:r>
+        <w:rPr>
+          <w:rFonts w:ascii="Consolas" w:hAnsi="Consolas" w:cs="Consolas"/>
+        </w:rPr>
+        <w:t>&gt;</w:t>
       </w:r>
     </w:p>
     <w:p>
@@ -10662,7 +11454,23 @@
         <w:rPr>
           <w:rFonts w:ascii="Consolas" w:hAnsi="Consolas" w:cs="Consolas"/>
         </w:rPr>
-        <w:t xml:space="preserve">    &lt;generalInterventions&gt;</w:t>
+        <w:t xml:space="preserve">    &lt;</w:t>
+      </w:r>
+      <w:proofErr w:type="spellStart"/>
+      <w:proofErr w:type="gramStart"/>
+      <w:r>
+        <w:rPr>
+          <w:rFonts w:ascii="Consolas" w:hAnsi="Consolas" w:cs="Consolas"/>
+        </w:rPr>
+        <w:t>generalInterventions</w:t>
+      </w:r>
+      <w:proofErr w:type="spellEnd"/>
+      <w:proofErr w:type="gramEnd"/>
+      <w:r>
+        <w:rPr>
+          <w:rFonts w:ascii="Consolas" w:hAnsi="Consolas" w:cs="Consolas"/>
+        </w:rPr>
+        <w:t>&gt;</w:t>
       </w:r>
     </w:p>
     <w:p>
@@ -10761,7 +11569,21 @@
         <w:rPr>
           <w:rFonts w:ascii="Consolas" w:hAnsi="Consolas" w:cs="Consolas"/>
         </w:rPr>
-        <w:t xml:space="preserve">    &lt;/generalInterventions&gt;</w:t>
+        <w:t xml:space="preserve">    &lt;/</w:t>
+      </w:r>
+      <w:proofErr w:type="spellStart"/>
+      <w:r>
+        <w:rPr>
+          <w:rFonts w:ascii="Consolas" w:hAnsi="Consolas" w:cs="Consolas"/>
+        </w:rPr>
+        <w:t>generalInterventions</w:t>
+      </w:r>
+      <w:proofErr w:type="spellEnd"/>
+      <w:r>
+        <w:rPr>
+          <w:rFonts w:ascii="Consolas" w:hAnsi="Consolas" w:cs="Consolas"/>
+        </w:rPr>
+        <w:t>&gt;</w:t>
       </w:r>
     </w:p>
     <w:p>
@@ -11020,9 +11842,19 @@
             <w:tcW w:w="6048" w:type="dxa"/>
           </w:tcPr>
           <w:p>
-            <w:r>
-              <w:t>csw or non-csw</w:t>
-            </w:r>
+            <w:proofErr w:type="spellStart"/>
+            <w:r>
+              <w:t>csw</w:t>
+            </w:r>
+            <w:proofErr w:type="spellEnd"/>
+            <w:r>
+              <w:t xml:space="preserve"> or non-</w:t>
+            </w:r>
+            <w:proofErr w:type="spellStart"/>
+            <w:r>
+              <w:t>csw</w:t>
+            </w:r>
+            <w:proofErr w:type="spellEnd"/>
           </w:p>
         </w:tc>
       </w:tr>
@@ -11041,7 +11873,21 @@
               <w:rPr>
                 <w:rFonts w:ascii="Consolas" w:hAnsi="Consolas" w:cs="Consolas"/>
               </w:rPr>
-              <w:t>target-hiv-status</w:t>
+              <w:t>target-</w:t>
+            </w:r>
+            <w:proofErr w:type="spellStart"/>
+            <w:r>
+              <w:rPr>
+                <w:rFonts w:ascii="Consolas" w:hAnsi="Consolas" w:cs="Consolas"/>
+              </w:rPr>
+              <w:t>hiv</w:t>
+            </w:r>
+            <w:proofErr w:type="spellEnd"/>
+            <w:r>
+              <w:rPr>
+                <w:rFonts w:ascii="Consolas" w:hAnsi="Consolas" w:cs="Consolas"/>
+              </w:rPr>
+              <w:t>-status</w:t>
             </w:r>
           </w:p>
         </w:tc>
@@ -11109,7 +11955,7 @@
         <w:pStyle w:val="Title"/>
         <w:outlineLvl w:val="0"/>
       </w:pPr>
-      <w:bookmarkStart w:id="10" w:name="_Toc392066928"/>
+      <w:bookmarkStart w:id="9" w:name="_Toc408835460"/>
       <w:r>
         <w:lastRenderedPageBreak/>
         <w:t>3.4</w:t>
@@ -11117,7 +11963,7 @@
       <w:r>
         <w:t xml:space="preserve"> – Template parameters</w:t>
       </w:r>
-      <w:bookmarkEnd w:id="10"/>
+      <w:bookmarkEnd w:id="9"/>
     </w:p>
     <w:p>
       <w:r>
@@ -11141,34 +11987,90 @@
         </w:rPr>
         <w:t>&lt;</w:t>
       </w:r>
-      <w:r>
-        <w:rPr>
-          <w:rFonts w:ascii="Consolas" w:hAnsi="Consolas" w:cs="Consolas"/>
-        </w:rPr>
-        <w:t xml:space="preserve">proportionHighRiskNonCsw&gt;0.1&lt;/proportionHighRiskNonCsw&gt; </w:t>
-      </w:r>
-    </w:p>
-    <w:p>
+      <w:proofErr w:type="spellStart"/>
+      <w:proofErr w:type="gramStart"/>
+      <w:r>
+        <w:rPr>
+          <w:rFonts w:ascii="Consolas" w:hAnsi="Consolas" w:cs="Consolas"/>
+        </w:rPr>
+        <w:t>proportionHighRiskNonCsw</w:t>
+      </w:r>
+      <w:proofErr w:type="spellEnd"/>
+      <w:r>
+        <w:rPr>
+          <w:rFonts w:ascii="Consolas" w:hAnsi="Consolas" w:cs="Consolas"/>
+        </w:rPr>
+        <w:t>&gt;</w:t>
+      </w:r>
+      <w:proofErr w:type="gramEnd"/>
+      <w:r>
+        <w:rPr>
+          <w:rFonts w:ascii="Consolas" w:hAnsi="Consolas" w:cs="Consolas"/>
+        </w:rPr>
+        <w:t>0.1&lt;/</w:t>
+      </w:r>
+      <w:proofErr w:type="spellStart"/>
+      <w:r>
+        <w:rPr>
+          <w:rFonts w:ascii="Consolas" w:hAnsi="Consolas" w:cs="Consolas"/>
+        </w:rPr>
+        <w:t>proportionHighRiskNonCsw</w:t>
+      </w:r>
+      <w:proofErr w:type="spellEnd"/>
+      <w:r>
+        <w:rPr>
+          <w:rFonts w:ascii="Consolas" w:hAnsi="Consolas" w:cs="Consolas"/>
+        </w:rPr>
+        <w:t xml:space="preserve">&gt; </w:t>
+      </w:r>
+    </w:p>
+    <w:p>
+      <w:proofErr w:type="gramStart"/>
       <w:r>
         <w:t>becomes</w:t>
       </w:r>
-    </w:p>
-    <w:p>
-      <w:pPr>
-        <w:rPr>
-          <w:rFonts w:ascii="Consolas" w:hAnsi="Consolas" w:cs="Consolas"/>
-        </w:rPr>
-      </w:pPr>
-      <w:r>
-        <w:rPr>
-          <w:rFonts w:ascii="Consolas" w:hAnsi="Consolas" w:cs="Consolas"/>
-        </w:rPr>
-        <w:t xml:space="preserve">&lt;proportionHighRiskNonCsw&gt;&lt;parameter key=”$proportion_high_risk”&gt;0.1&lt;/parameter&gt;&lt;/proportionHighRiskNonCsw&gt; </w:t>
-      </w:r>
-    </w:p>
-    <w:p>
-      <w:r>
-        <w:t>In this case 0.1 remains the default value. “$proportion_high_risk” becomes the key which can be used to refer to this parameter in the interventions section. It is an arbitrary value (i.e. we could have called it “$1”). If we wanted to change this value during the model execution, we could create a population intervention like this:</w:t>
+      <w:proofErr w:type="gramEnd"/>
+    </w:p>
+    <w:p>
+      <w:pPr>
+        <w:rPr>
+          <w:rFonts w:ascii="Consolas" w:hAnsi="Consolas" w:cs="Consolas"/>
+        </w:rPr>
+      </w:pPr>
+      <w:r>
+        <w:rPr>
+          <w:rFonts w:ascii="Consolas" w:hAnsi="Consolas" w:cs="Consolas"/>
+        </w:rPr>
+        <w:t>&lt;</w:t>
+      </w:r>
+      <w:proofErr w:type="spellStart"/>
+      <w:proofErr w:type="gramStart"/>
+      <w:r>
+        <w:rPr>
+          <w:rFonts w:ascii="Consolas" w:hAnsi="Consolas" w:cs="Consolas"/>
+        </w:rPr>
+        <w:t>proportionHighRiskNonCsw</w:t>
+      </w:r>
+      <w:proofErr w:type="spellEnd"/>
+      <w:proofErr w:type="gramEnd"/>
+      <w:r>
+        <w:rPr>
+          <w:rFonts w:ascii="Consolas" w:hAnsi="Consolas" w:cs="Consolas"/>
+        </w:rPr>
+        <w:t xml:space="preserve">&gt;&lt;parameter key=”$proportion_high_risk”&gt;0.1&lt;/parameter&gt;&lt;/proportionHighRiskNonCsw&gt; </w:t>
+      </w:r>
+    </w:p>
+    <w:p>
+      <w:r>
+        <w:t>In this case 0.1 remains the default value. “$</w:t>
+      </w:r>
+      <w:proofErr w:type="spellStart"/>
+      <w:r>
+        <w:t>proportion_high_risk</w:t>
+      </w:r>
+      <w:proofErr w:type="spellEnd"/>
+      <w:r>
+        <w:t>” becomes the key which can be used to refer to this parameter in the interventions section. It is an arbitrary value (i.e. we could have called it “$1”). If we wanted to change this value during the model execution, we could create a population intervention like this:</w:t>
       </w:r>
     </w:p>
     <w:p>
@@ -11183,7 +12085,23 @@
         <w:rPr>
           <w:rFonts w:ascii="Consolas" w:hAnsi="Consolas" w:cs="Consolas"/>
         </w:rPr>
-        <w:t>&lt;generalInterventions&gt;</w:t>
+        <w:t>&lt;</w:t>
+      </w:r>
+      <w:proofErr w:type="spellStart"/>
+      <w:proofErr w:type="gramStart"/>
+      <w:r>
+        <w:rPr>
+          <w:rFonts w:ascii="Consolas" w:hAnsi="Consolas" w:cs="Consolas"/>
+        </w:rPr>
+        <w:t>generalInterventions</w:t>
+      </w:r>
+      <w:proofErr w:type="spellEnd"/>
+      <w:proofErr w:type="gramEnd"/>
+      <w:r>
+        <w:rPr>
+          <w:rFonts w:ascii="Consolas" w:hAnsi="Consolas" w:cs="Consolas"/>
+        </w:rPr>
+        <w:t>&gt;</w:t>
       </w:r>
     </w:p>
     <w:p>
@@ -11198,7 +12116,21 @@
         <w:rPr>
           <w:rFonts w:ascii="Consolas" w:hAnsi="Consolas" w:cs="Consolas"/>
         </w:rPr>
-        <w:t>&lt;intervention key=”$proportion_high_risk” time=”700” value=”0.2” /&gt;</w:t>
+        <w:t>&lt;intervention key=”$</w:t>
+      </w:r>
+      <w:proofErr w:type="spellStart"/>
+      <w:r>
+        <w:rPr>
+          <w:rFonts w:ascii="Consolas" w:hAnsi="Consolas" w:cs="Consolas"/>
+        </w:rPr>
+        <w:t>proportion_high_risk</w:t>
+      </w:r>
+      <w:proofErr w:type="spellEnd"/>
+      <w:r>
+        <w:rPr>
+          <w:rFonts w:ascii="Consolas" w:hAnsi="Consolas" w:cs="Consolas"/>
+        </w:rPr>
+        <w:t>” time=”700” value=”0.2” /&gt;</w:t>
       </w:r>
     </w:p>
     <w:p>
@@ -11213,7 +12145,21 @@
         <w:rPr>
           <w:rFonts w:ascii="Consolas" w:hAnsi="Consolas" w:cs="Consolas"/>
         </w:rPr>
-        <w:t>&lt;/generalInterventions&gt;</w:t>
+        <w:t>&lt;/</w:t>
+      </w:r>
+      <w:proofErr w:type="spellStart"/>
+      <w:r>
+        <w:rPr>
+          <w:rFonts w:ascii="Consolas" w:hAnsi="Consolas" w:cs="Consolas"/>
+        </w:rPr>
+        <w:t>generalInterventions</w:t>
+      </w:r>
+      <w:proofErr w:type="spellEnd"/>
+      <w:r>
+        <w:rPr>
+          <w:rFonts w:ascii="Consolas" w:hAnsi="Consolas" w:cs="Consolas"/>
+        </w:rPr>
+        <w:t>&gt;</w:t>
       </w:r>
     </w:p>
     <w:p>
@@ -11241,7 +12187,7 @@
         <w:pStyle w:val="Title"/>
         <w:outlineLvl w:val="0"/>
       </w:pPr>
-      <w:bookmarkStart w:id="11" w:name="_Toc392066929"/>
+      <w:bookmarkStart w:id="10" w:name="_Toc408835461"/>
       <w:r>
         <w:lastRenderedPageBreak/>
         <w:t>3.4</w:t>
@@ -11249,11 +12195,19 @@
       <w:r>
         <w:t xml:space="preserve"> – Dynamic rollout proportion</w:t>
       </w:r>
-      <w:bookmarkEnd w:id="11"/>
-    </w:p>
-    <w:p>
-      <w:r>
-        <w:t xml:space="preserve">As a result of the multi-month testing and treatment cascade required for someone to move from being untreated to treated, it is difficult to predict exactly how many people will be treated. What we call targetRolloutProportion is effectively the number of people who have “access to treatment” (i.e. have started the testing and treatment cascade). Some people in this cascade may have access but may not be tested immediately. They may also be tested but receive a false negative result. The issue arises when these people take up treatment slots but never actually start treatment. </w:t>
+      <w:bookmarkEnd w:id="10"/>
+    </w:p>
+    <w:p>
+      <w:r>
+        <w:t xml:space="preserve">As a result of the multi-month testing and treatment cascade required for someone to move from being untreated to treated, it is difficult to predict exactly how many people will be treated. What we call </w:t>
+      </w:r>
+      <w:proofErr w:type="spellStart"/>
+      <w:r>
+        <w:t>targetRolloutProportion</w:t>
+      </w:r>
+      <w:proofErr w:type="spellEnd"/>
+      <w:r>
+        <w:t xml:space="preserve"> is effectively the number of people who have “access to treatment” (i.e. have started the testing and treatment cascade). Some people in this cascade may have access but may not be tested immediately. They may also be tested but receive a false negative result. The issue arises when these people take up treatment slots but never actually start treatment. </w:t>
       </w:r>
     </w:p>
     <w:p>
@@ -11276,28 +12230,116 @@
         <w:pStyle w:val="Title"/>
         <w:outlineLvl w:val="0"/>
       </w:pPr>
-      <w:bookmarkStart w:id="12" w:name="_Toc392066930"/>
+      <w:bookmarkStart w:id="11" w:name="_Toc408835462"/>
       <w:r>
         <w:lastRenderedPageBreak/>
         <w:t>3.4 – Discovered bugs</w:t>
       </w:r>
-      <w:bookmarkEnd w:id="12"/>
-    </w:p>
-    <w:p>
-      <w:r>
-        <w:rPr>
-          <w:rFonts w:ascii="Consolas" w:hAnsi="Consolas" w:cs="Consolas"/>
-        </w:rPr>
-        <w:t>RandomNumberGenerator::randInt(int max)</w:t>
+      <w:bookmarkEnd w:id="11"/>
+    </w:p>
+    <w:p>
+      <w:proofErr w:type="spellStart"/>
+      <w:r>
+        <w:rPr>
+          <w:rFonts w:ascii="Consolas" w:hAnsi="Consolas" w:cs="Consolas"/>
+        </w:rPr>
+        <w:t>RandomNumberGenerator</w:t>
+      </w:r>
+      <w:proofErr w:type="spellEnd"/>
+      <w:r>
+        <w:rPr>
+          <w:rFonts w:ascii="Consolas" w:hAnsi="Consolas" w:cs="Consolas"/>
+        </w:rPr>
+        <w:t>::</w:t>
+      </w:r>
+      <w:proofErr w:type="spellStart"/>
+      <w:proofErr w:type="gramStart"/>
+      <w:r>
+        <w:rPr>
+          <w:rFonts w:ascii="Consolas" w:hAnsi="Consolas" w:cs="Consolas"/>
+        </w:rPr>
+        <w:t>randInt</w:t>
+      </w:r>
+      <w:proofErr w:type="spellEnd"/>
+      <w:r>
+        <w:rPr>
+          <w:rFonts w:ascii="Consolas" w:hAnsi="Consolas" w:cs="Consolas"/>
+        </w:rPr>
+        <w:t>(</w:t>
+      </w:r>
+      <w:proofErr w:type="spellStart"/>
+      <w:proofErr w:type="gramEnd"/>
+      <w:r>
+        <w:rPr>
+          <w:rFonts w:ascii="Consolas" w:hAnsi="Consolas" w:cs="Consolas"/>
+        </w:rPr>
+        <w:t>int</w:t>
+      </w:r>
+      <w:proofErr w:type="spellEnd"/>
+      <w:r>
+        <w:rPr>
+          <w:rFonts w:ascii="Consolas" w:hAnsi="Consolas" w:cs="Consolas"/>
+        </w:rPr>
+        <w:t xml:space="preserve"> max)</w:t>
       </w:r>
       <w:r>
         <w:t xml:space="preserve"> and </w:t>
       </w:r>
-      <w:r>
-        <w:rPr>
-          <w:rFonts w:ascii="Consolas" w:hAnsi="Consolas" w:cs="Consolas"/>
-        </w:rPr>
-        <w:t>RandomNumberGenerator::randInt(int min, int max)</w:t>
+      <w:proofErr w:type="spellStart"/>
+      <w:r>
+        <w:rPr>
+          <w:rFonts w:ascii="Consolas" w:hAnsi="Consolas" w:cs="Consolas"/>
+        </w:rPr>
+        <w:t>RandomNumberGenerator</w:t>
+      </w:r>
+      <w:proofErr w:type="spellEnd"/>
+      <w:r>
+        <w:rPr>
+          <w:rFonts w:ascii="Consolas" w:hAnsi="Consolas" w:cs="Consolas"/>
+        </w:rPr>
+        <w:t>::</w:t>
+      </w:r>
+      <w:proofErr w:type="spellStart"/>
+      <w:r>
+        <w:rPr>
+          <w:rFonts w:ascii="Consolas" w:hAnsi="Consolas" w:cs="Consolas"/>
+        </w:rPr>
+        <w:t>randInt</w:t>
+      </w:r>
+      <w:proofErr w:type="spellEnd"/>
+      <w:r>
+        <w:rPr>
+          <w:rFonts w:ascii="Consolas" w:hAnsi="Consolas" w:cs="Consolas"/>
+        </w:rPr>
+        <w:t>(</w:t>
+      </w:r>
+      <w:proofErr w:type="spellStart"/>
+      <w:r>
+        <w:rPr>
+          <w:rFonts w:ascii="Consolas" w:hAnsi="Consolas" w:cs="Consolas"/>
+        </w:rPr>
+        <w:t>int</w:t>
+      </w:r>
+      <w:proofErr w:type="spellEnd"/>
+      <w:r>
+        <w:rPr>
+          <w:rFonts w:ascii="Consolas" w:hAnsi="Consolas" w:cs="Consolas"/>
+        </w:rPr>
+        <w:t xml:space="preserve"> min, </w:t>
+      </w:r>
+      <w:proofErr w:type="spellStart"/>
+      <w:r>
+        <w:rPr>
+          <w:rFonts w:ascii="Consolas" w:hAnsi="Consolas" w:cs="Consolas"/>
+        </w:rPr>
+        <w:t>int</w:t>
+      </w:r>
+      <w:proofErr w:type="spellEnd"/>
+      <w:r>
+        <w:rPr>
+          <w:rFonts w:ascii="Consolas" w:hAnsi="Consolas" w:cs="Consolas"/>
+        </w:rPr>
+        <w:t xml:space="preserve"> max)</w:t>
       </w:r>
       <w:r>
         <w:t xml:space="preserve"> appear to have a bug that skews results away from endpoints. This is due to the fact that it uses rounding to force a random float in</w:t>
@@ -11348,7 +12390,15 @@
         <w:t>min</w:t>
       </w:r>
       <w:r>
-        <w:t>. Numbers from max-0.5 to max are rounded up to max. It can therefore be seen that the endpoints</w:t>
+        <w:t xml:space="preserve">. Numbers from max-0.5 to max </w:t>
+      </w:r>
+      <w:proofErr w:type="gramStart"/>
+      <w:r>
+        <w:t>are</w:t>
+      </w:r>
+      <w:proofErr w:type="gramEnd"/>
+      <w:r>
+        <w:t xml:space="preserve"> rounded up to max. It can therefore be seen that the endpoints</w:t>
       </w:r>
       <w:r>
         <w:t>, min and max,</w:t>
@@ -11376,12 +12426,28 @@
           <w:numId w:val="6"/>
         </w:numPr>
       </w:pPr>
-      <w:r>
-        <w:rPr>
-          <w:rFonts w:ascii="Consolas" w:hAnsi="Consolas" w:cs="Consolas"/>
-        </w:rPr>
-        <w:t>BucketAge::drawMember</w:t>
-      </w:r>
+      <w:proofErr w:type="spellStart"/>
+      <w:r>
+        <w:rPr>
+          <w:rFonts w:ascii="Consolas" w:hAnsi="Consolas" w:cs="Consolas"/>
+        </w:rPr>
+        <w:t>BucketAge</w:t>
+      </w:r>
+      <w:proofErr w:type="spellEnd"/>
+      <w:r>
+        <w:rPr>
+          <w:rFonts w:ascii="Consolas" w:hAnsi="Consolas" w:cs="Consolas"/>
+        </w:rPr>
+        <w:t>::</w:t>
+      </w:r>
+      <w:proofErr w:type="spellStart"/>
+      <w:r>
+        <w:rPr>
+          <w:rFonts w:ascii="Consolas" w:hAnsi="Consolas" w:cs="Consolas"/>
+        </w:rPr>
+        <w:t>drawMember</w:t>
+      </w:r>
+      <w:proofErr w:type="spellEnd"/>
       <w:r>
         <w:t xml:space="preserve"> (line 196) - First and last people in the age bucket are less likely to be picked</w:t>
       </w:r>
@@ -11394,12 +12460,28 @@
           <w:numId w:val="6"/>
         </w:numPr>
       </w:pPr>
-      <w:r>
-        <w:rPr>
-          <w:rFonts w:ascii="Consolas" w:hAnsi="Consolas" w:cs="Consolas"/>
-        </w:rPr>
-        <w:t>BucketSexualMixing::getRandomPerson</w:t>
-      </w:r>
+      <w:proofErr w:type="spellStart"/>
+      <w:r>
+        <w:rPr>
+          <w:rFonts w:ascii="Consolas" w:hAnsi="Consolas" w:cs="Consolas"/>
+        </w:rPr>
+        <w:t>BucketSexualMixing</w:t>
+      </w:r>
+      <w:proofErr w:type="spellEnd"/>
+      <w:r>
+        <w:rPr>
+          <w:rFonts w:ascii="Consolas" w:hAnsi="Consolas" w:cs="Consolas"/>
+        </w:rPr>
+        <w:t>::</w:t>
+      </w:r>
+      <w:proofErr w:type="spellStart"/>
+      <w:r>
+        <w:rPr>
+          <w:rFonts w:ascii="Consolas" w:hAnsi="Consolas" w:cs="Consolas"/>
+        </w:rPr>
+        <w:t>getRandomPerson</w:t>
+      </w:r>
+      <w:proofErr w:type="spellEnd"/>
       <w:r>
         <w:t xml:space="preserve"> (line 313) - First and last people in sexual mixing bucket are less likely to be picked, could cause boundary condition leading to choosing slightly younger people.</w:t>
       </w:r>
@@ -11416,8 +12498,16 @@
         <w:rPr>
           <w:rFonts w:ascii="Consolas" w:hAnsi="Consolas" w:cs="Consolas"/>
         </w:rPr>
-        <w:t>Population::GeneratePerson</w:t>
-      </w:r>
+        <w:t>Population::</w:t>
+      </w:r>
+      <w:proofErr w:type="spellStart"/>
+      <w:r>
+        <w:rPr>
+          <w:rFonts w:ascii="Consolas" w:hAnsi="Consolas" w:cs="Consolas"/>
+        </w:rPr>
+        <w:t>GeneratePerson</w:t>
+      </w:r>
+      <w:proofErr w:type="spellEnd"/>
       <w:r>
         <w:t xml:space="preserve"> (line 1043) - Less likely to generate person at each extreme of age bucket ages</w:t>
       </w:r>
@@ -11434,8 +12524,16 @@
         <w:rPr>
           <w:rFonts w:ascii="Consolas" w:hAnsi="Consolas" w:cs="Consolas"/>
         </w:rPr>
-        <w:t>Population::ApplyARTRollout</w:t>
-      </w:r>
+        <w:t>Population::</w:t>
+      </w:r>
+      <w:proofErr w:type="spellStart"/>
+      <w:r>
+        <w:rPr>
+          <w:rFonts w:ascii="Consolas" w:hAnsi="Consolas" w:cs="Consolas"/>
+        </w:rPr>
+        <w:t>ApplyARTRollout</w:t>
+      </w:r>
+      <w:proofErr w:type="spellEnd"/>
       <w:r>
         <w:t xml:space="preserve"> (line 1558) - First and last people that became eligible for ART are less likely to be picked to start treatment.</w:t>
       </w:r>
@@ -11448,12 +12546,28 @@
           <w:numId w:val="6"/>
         </w:numPr>
       </w:pPr>
-      <w:r>
-        <w:rPr>
-          <w:rFonts w:ascii="Consolas" w:hAnsi="Consolas" w:cs="Consolas"/>
-        </w:rPr>
-        <w:t>SexualPartnership::SexualPartnership</w:t>
-      </w:r>
+      <w:proofErr w:type="spellStart"/>
+      <w:r>
+        <w:rPr>
+          <w:rFonts w:ascii="Consolas" w:hAnsi="Consolas" w:cs="Consolas"/>
+        </w:rPr>
+        <w:t>SexualPartnership</w:t>
+      </w:r>
+      <w:proofErr w:type="spellEnd"/>
+      <w:r>
+        <w:rPr>
+          <w:rFonts w:ascii="Consolas" w:hAnsi="Consolas" w:cs="Consolas"/>
+        </w:rPr>
+        <w:t>::</w:t>
+      </w:r>
+      <w:proofErr w:type="spellStart"/>
+      <w:r>
+        <w:rPr>
+          <w:rFonts w:ascii="Consolas" w:hAnsi="Consolas" w:cs="Consolas"/>
+        </w:rPr>
+        <w:t>SexualPartnership</w:t>
+      </w:r>
+      <w:proofErr w:type="spellEnd"/>
       <w:r>
         <w:t xml:space="preserve"> (line 38) - Partnerships with duration greater than or equal to 1 will be less likely to be 1 month or max duration.</w:t>
       </w:r>
@@ -11497,16 +12611,31 @@
         <w:pStyle w:val="Title"/>
         <w:outlineLvl w:val="0"/>
       </w:pPr>
-      <w:bookmarkStart w:id="13" w:name="_Toc392066931"/>
+      <w:bookmarkStart w:id="12" w:name="_Toc408835463"/>
       <w:r>
         <w:lastRenderedPageBreak/>
         <w:t>3.5 – Technical changes</w:t>
       </w:r>
-      <w:bookmarkEnd w:id="13"/>
-    </w:p>
-    <w:p>
-      <w:r>
-        <w:t xml:space="preserve">-Added a new component, RunTimePredictor, which dynamically fits a polynomial curve to the population </w:t>
+      <w:bookmarkEnd w:id="12"/>
+    </w:p>
+    <w:p>
+      <w:pPr>
+        <w:pStyle w:val="ListParagraph"/>
+        <w:numPr>
+          <w:ilvl w:val="0"/>
+          <w:numId w:val="9"/>
+        </w:numPr>
+      </w:pPr>
+      <w:r>
+        <w:t xml:space="preserve">Added a new component, </w:t>
+      </w:r>
+      <w:proofErr w:type="spellStart"/>
+      <w:r>
+        <w:t>RunTimePredictor</w:t>
+      </w:r>
+      <w:proofErr w:type="spellEnd"/>
+      <w:r>
+        <w:t xml:space="preserve">, which dynamically fits a polynomial curve to the population </w:t>
       </w:r>
       <w:r>
         <w:t>so far to predict future population size. By comparing the integral of the population in the past</w:t>
@@ -11520,53 +12649,174 @@
       <w:r>
         <w:t xml:space="preserve">e.g. </w:t>
       </w:r>
-      <w:r>
-        <w:t>timestep 600 is often less than 33% completed in terms of time due to exponential population growth).</w:t>
-      </w:r>
-    </w:p>
-    <w:p>
-      <w:r>
-        <w:t>-Corrected any warnings detected in GCC and Clang compilers.</w:t>
-      </w:r>
-    </w:p>
-    <w:p>
-      <w:r>
-        <w:t>-Fixed bug that prevented a random seed from being used (random number generator would be started in an undefined state as RandomNumberGenerator::reset was not being called when fixedSeed was set to -1. This also prevented the true seed from being written to the infections file.</w:t>
-      </w:r>
-    </w:p>
-    <w:p>
-      <w:r>
-        <w:t>-Continued improving const-correctness.</w:t>
-      </w:r>
-    </w:p>
-    <w:p>
-      <w:r>
-        <w:t>-Removed default constructor for Person.</w:t>
-      </w:r>
-    </w:p>
-    <w:p>
-      <w:r>
-        <w:t>-Allowed generation of infection to be recorded for generations greater than 5.</w:t>
-      </w:r>
-    </w:p>
-    <w:p>
-      <w:r>
-        <w:t>-Removed unused method, Person::fling.</w:t>
-      </w:r>
-    </w:p>
-    <w:p>
-      <w:r>
-        <w:t>-Continued converting arrays for sexual behavior to maps in preparation for new partnership types for MSM model.</w:t>
-      </w:r>
-    </w:p>
-    <w:p>
-      <w:r>
-        <w:t>-Added template method for DemographicProfile, DemographicProfile::getDemographicProfileVal(), to reduce the number of casts.</w:t>
-      </w:r>
-    </w:p>
-    <w:p>
-      <w:r>
-        <w:t>-Prevent males from being circumcised twice.</w:t>
+      <w:proofErr w:type="spellStart"/>
+      <w:r>
+        <w:t>timestep</w:t>
+      </w:r>
+      <w:proofErr w:type="spellEnd"/>
+      <w:r>
+        <w:t xml:space="preserve"> 600 is often less than 33% completed in terms of time due to exponential population growth).</w:t>
+      </w:r>
+    </w:p>
+    <w:p>
+      <w:pPr>
+        <w:pStyle w:val="ListParagraph"/>
+        <w:numPr>
+          <w:ilvl w:val="0"/>
+          <w:numId w:val="9"/>
+        </w:numPr>
+      </w:pPr>
+      <w:r>
+        <w:t>Corrected any warnings detected in GCC and Clang compilers.</w:t>
+      </w:r>
+    </w:p>
+    <w:p>
+      <w:pPr>
+        <w:pStyle w:val="ListParagraph"/>
+        <w:numPr>
+          <w:ilvl w:val="0"/>
+          <w:numId w:val="9"/>
+        </w:numPr>
+      </w:pPr>
+      <w:r>
+        <w:t xml:space="preserve">Fixed bug that prevented a random seed from being used (random number generator would be started in an undefined state as </w:t>
+      </w:r>
+      <w:proofErr w:type="spellStart"/>
+      <w:r>
+        <w:t>RandomNumberGenerator</w:t>
+      </w:r>
+      <w:proofErr w:type="spellEnd"/>
+      <w:r>
+        <w:t xml:space="preserve">::reset was not being called when </w:t>
+      </w:r>
+      <w:proofErr w:type="spellStart"/>
+      <w:r>
+        <w:t>fixedSeed</w:t>
+      </w:r>
+      <w:proofErr w:type="spellEnd"/>
+      <w:r>
+        <w:t xml:space="preserve"> was set to -1. This also prevented the true seed from being written to the infections file.</w:t>
+      </w:r>
+    </w:p>
+    <w:p>
+      <w:pPr>
+        <w:pStyle w:val="ListParagraph"/>
+        <w:numPr>
+          <w:ilvl w:val="0"/>
+          <w:numId w:val="9"/>
+        </w:numPr>
+      </w:pPr>
+      <w:r>
+        <w:t xml:space="preserve">Continued improving </w:t>
+      </w:r>
+      <w:proofErr w:type="spellStart"/>
+      <w:r>
+        <w:t>const</w:t>
+      </w:r>
+      <w:proofErr w:type="spellEnd"/>
+      <w:r>
+        <w:t>-correctness.</w:t>
+      </w:r>
+    </w:p>
+    <w:p>
+      <w:pPr>
+        <w:pStyle w:val="ListParagraph"/>
+        <w:numPr>
+          <w:ilvl w:val="0"/>
+          <w:numId w:val="9"/>
+        </w:numPr>
+      </w:pPr>
+      <w:r>
+        <w:t>Removed default constructor for Person.</w:t>
+      </w:r>
+    </w:p>
+    <w:p>
+      <w:pPr>
+        <w:pStyle w:val="ListParagraph"/>
+        <w:numPr>
+          <w:ilvl w:val="0"/>
+          <w:numId w:val="9"/>
+        </w:numPr>
+      </w:pPr>
+      <w:r>
+        <w:t>Allowed generation of infection to be recorded for generations greater than 5.</w:t>
+      </w:r>
+    </w:p>
+    <w:p>
+      <w:pPr>
+        <w:pStyle w:val="ListParagraph"/>
+        <w:numPr>
+          <w:ilvl w:val="0"/>
+          <w:numId w:val="9"/>
+        </w:numPr>
+      </w:pPr>
+      <w:r>
+        <w:t>Removed unused method, Person::fling.</w:t>
+      </w:r>
+    </w:p>
+    <w:p>
+      <w:pPr>
+        <w:pStyle w:val="ListParagraph"/>
+        <w:numPr>
+          <w:ilvl w:val="0"/>
+          <w:numId w:val="9"/>
+        </w:numPr>
+      </w:pPr>
+      <w:r>
+        <w:t>Continued converting arrays for sexual behavior to maps in preparation for new partnership types for MSM model.</w:t>
+      </w:r>
+    </w:p>
+    <w:p>
+      <w:pPr>
+        <w:pStyle w:val="ListParagraph"/>
+        <w:numPr>
+          <w:ilvl w:val="0"/>
+          <w:numId w:val="9"/>
+        </w:numPr>
+      </w:pPr>
+      <w:r>
+        <w:t xml:space="preserve">Added template method for </w:t>
+      </w:r>
+      <w:proofErr w:type="spellStart"/>
+      <w:r>
+        <w:t>DemographicProfile</w:t>
+      </w:r>
+      <w:proofErr w:type="spellEnd"/>
+      <w:r>
+        <w:t xml:space="preserve">, </w:t>
+      </w:r>
+      <w:proofErr w:type="spellStart"/>
+      <w:r>
+        <w:t>DemographicProfile</w:t>
+      </w:r>
+      <w:proofErr w:type="spellEnd"/>
+      <w:r>
+        <w:t>::</w:t>
+      </w:r>
+      <w:proofErr w:type="spellStart"/>
+      <w:proofErr w:type="gramStart"/>
+      <w:r>
+        <w:t>getDemographicProfileVal</w:t>
+      </w:r>
+      <w:proofErr w:type="spellEnd"/>
+      <w:r>
+        <w:t>(</w:t>
+      </w:r>
+      <w:proofErr w:type="gramEnd"/>
+      <w:r>
+        <w:t>), to reduce the number of casts.</w:t>
+      </w:r>
+    </w:p>
+    <w:p>
+      <w:pPr>
+        <w:pStyle w:val="ListParagraph"/>
+        <w:numPr>
+          <w:ilvl w:val="0"/>
+          <w:numId w:val="9"/>
+        </w:numPr>
+      </w:pPr>
+      <w:r>
+        <w:t>Prevent males from being circumcised twice.</w:t>
       </w:r>
       <w:r>
         <w:br w:type="page"/>
@@ -11577,7 +12827,7 @@
         <w:pStyle w:val="Title"/>
         <w:outlineLvl w:val="0"/>
       </w:pPr>
-      <w:bookmarkStart w:id="14" w:name="_Toc392066932"/>
+      <w:bookmarkStart w:id="13" w:name="_Toc408835464"/>
       <w:r>
         <w:lastRenderedPageBreak/>
         <w:t>3.</w:t>
@@ -11588,7 +12838,7 @@
       <w:r>
         <w:t>– Target groups</w:t>
       </w:r>
-      <w:bookmarkEnd w:id="14"/>
+      <w:bookmarkEnd w:id="13"/>
     </w:p>
     <w:p>
       <w:r>
@@ -11817,9 +13067,19 @@
             <w:tcW w:w="6048" w:type="dxa"/>
           </w:tcPr>
           <w:p>
-            <w:r>
-              <w:t>csw, non-csw</w:t>
-            </w:r>
+            <w:proofErr w:type="spellStart"/>
+            <w:r>
+              <w:t>csw</w:t>
+            </w:r>
+            <w:proofErr w:type="spellEnd"/>
+            <w:r>
+              <w:t>, non-</w:t>
+            </w:r>
+            <w:proofErr w:type="spellStart"/>
+            <w:r>
+              <w:t>csw</w:t>
+            </w:r>
+            <w:proofErr w:type="spellEnd"/>
           </w:p>
         </w:tc>
       </w:tr>
@@ -11834,11 +13094,19 @@
                 <w:rFonts w:ascii="Consolas" w:hAnsi="Consolas" w:cs="Consolas"/>
               </w:rPr>
             </w:pPr>
+            <w:proofErr w:type="spellStart"/>
             <w:r>
               <w:rPr>
                 <w:rFonts w:ascii="Consolas" w:hAnsi="Consolas" w:cs="Consolas"/>
               </w:rPr>
-              <w:t>hiv-status</w:t>
+              <w:t>hiv</w:t>
+            </w:r>
+            <w:proofErr w:type="spellEnd"/>
+            <w:r>
+              <w:rPr>
+                <w:rFonts w:ascii="Consolas" w:hAnsi="Consolas" w:cs="Consolas"/>
+              </w:rPr>
+              <w:t>-status</w:t>
             </w:r>
           </w:p>
         </w:tc>
@@ -11851,8 +13119,21 @@
               <w:t>negative</w:t>
             </w:r>
             <w:r>
-              <w:t>, observed-acute, observed-chronic, observed-latestage, unobserved-acute, unobserved-chronic, unobserved-latestage</w:t>
-            </w:r>
+              <w:t>, observed-acute, observed-chronic, observed-</w:t>
+            </w:r>
+            <w:proofErr w:type="spellStart"/>
+            <w:r>
+              <w:t>latestage</w:t>
+            </w:r>
+            <w:proofErr w:type="spellEnd"/>
+            <w:r>
+              <w:t>, unobserved-acute, unobserved-chronic, unobserved-</w:t>
+            </w:r>
+            <w:proofErr w:type="spellStart"/>
+            <w:r>
+              <w:t>latestage</w:t>
+            </w:r>
+            <w:proofErr w:type="spellEnd"/>
           </w:p>
         </w:tc>
       </w:tr>
@@ -11984,7 +13265,21 @@
         <w:rPr>
           <w:rFonts w:ascii="Consolas" w:hAnsi="Consolas" w:cs="Consolas"/>
         </w:rPr>
-        <w:t>&lt;target-groups&gt;</w:t>
+        <w:t>&lt;</w:t>
+      </w:r>
+      <w:proofErr w:type="gramStart"/>
+      <w:r>
+        <w:rPr>
+          <w:rFonts w:ascii="Consolas" w:hAnsi="Consolas" w:cs="Consolas"/>
+        </w:rPr>
+        <w:t>target-groups</w:t>
+      </w:r>
+      <w:proofErr w:type="gramEnd"/>
+      <w:r>
+        <w:rPr>
+          <w:rFonts w:ascii="Consolas" w:hAnsi="Consolas" w:cs="Consolas"/>
+        </w:rPr>
+        <w:t>&gt;</w:t>
       </w:r>
     </w:p>
     <w:p>
@@ -12053,7 +13348,21 @@
         <w:rPr>
           <w:rFonts w:ascii="Consolas" w:hAnsi="Consolas" w:cs="Consolas"/>
         </w:rPr>
-        <w:t>&lt;eligibility&gt;</w:t>
+        <w:t>&lt;</w:t>
+      </w:r>
+      <w:proofErr w:type="gramStart"/>
+      <w:r>
+        <w:rPr>
+          <w:rFonts w:ascii="Consolas" w:hAnsi="Consolas" w:cs="Consolas"/>
+        </w:rPr>
+        <w:t>eligibility</w:t>
+      </w:r>
+      <w:proofErr w:type="gramEnd"/>
+      <w:r>
+        <w:rPr>
+          <w:rFonts w:ascii="Consolas" w:hAnsi="Consolas" w:cs="Consolas"/>
+        </w:rPr>
+        <w:t>&gt;</w:t>
       </w:r>
     </w:p>
     <w:p>
@@ -12074,7 +13383,21 @@
         <w:rPr>
           <w:rFonts w:ascii="Consolas" w:hAnsi="Consolas" w:cs="Consolas"/>
         </w:rPr>
-        <w:t>&lt;gender&gt;male&lt;/gender&gt;</w:t>
+        <w:t>&lt;</w:t>
+      </w:r>
+      <w:proofErr w:type="gramStart"/>
+      <w:r>
+        <w:rPr>
+          <w:rFonts w:ascii="Consolas" w:hAnsi="Consolas" w:cs="Consolas"/>
+        </w:rPr>
+        <w:t>gender&gt;</w:t>
+      </w:r>
+      <w:proofErr w:type="gramEnd"/>
+      <w:r>
+        <w:rPr>
+          <w:rFonts w:ascii="Consolas" w:hAnsi="Consolas" w:cs="Consolas"/>
+        </w:rPr>
+        <w:t>male&lt;/gender&gt;</w:t>
       </w:r>
     </w:p>
     <w:p>
@@ -12095,7 +13418,21 @@
         <w:rPr>
           <w:rFonts w:ascii="Consolas" w:hAnsi="Consolas" w:cs="Consolas"/>
         </w:rPr>
-        <w:t>&lt;circumcised&gt;false</w:t>
+        <w:t>&lt;</w:t>
+      </w:r>
+      <w:proofErr w:type="gramStart"/>
+      <w:r>
+        <w:rPr>
+          <w:rFonts w:ascii="Consolas" w:hAnsi="Consolas" w:cs="Consolas"/>
+        </w:rPr>
+        <w:t>circumcised&gt;</w:t>
+      </w:r>
+      <w:proofErr w:type="gramEnd"/>
+      <w:r>
+        <w:rPr>
+          <w:rFonts w:ascii="Consolas" w:hAnsi="Consolas" w:cs="Consolas"/>
+        </w:rPr>
+        <w:t>false</w:t>
       </w:r>
       <w:r>
         <w:rPr>
@@ -12143,7 +13480,21 @@
         <w:rPr>
           <w:rFonts w:ascii="Consolas" w:hAnsi="Consolas" w:cs="Consolas"/>
         </w:rPr>
-        <w:t>&lt;partitions&gt;</w:t>
+        <w:t>&lt;</w:t>
+      </w:r>
+      <w:proofErr w:type="gramStart"/>
+      <w:r>
+        <w:rPr>
+          <w:rFonts w:ascii="Consolas" w:hAnsi="Consolas" w:cs="Consolas"/>
+        </w:rPr>
+        <w:t>partitions</w:t>
+      </w:r>
+      <w:proofErr w:type="gramEnd"/>
+      <w:r>
+        <w:rPr>
+          <w:rFonts w:ascii="Consolas" w:hAnsi="Consolas" w:cs="Consolas"/>
+        </w:rPr>
+        <w:t>&gt;</w:t>
       </w:r>
     </w:p>
     <w:p>
@@ -12185,7 +13536,21 @@
         <w:rPr>
           <w:rFonts w:ascii="Consolas" w:hAnsi="Consolas" w:cs="Consolas"/>
         </w:rPr>
-        <w:t>&lt;proportion&gt;0.5&lt;/proportion&gt;</w:t>
+        <w:t>&lt;</w:t>
+      </w:r>
+      <w:proofErr w:type="gramStart"/>
+      <w:r>
+        <w:rPr>
+          <w:rFonts w:ascii="Consolas" w:hAnsi="Consolas" w:cs="Consolas"/>
+        </w:rPr>
+        <w:t>proportion&gt;</w:t>
+      </w:r>
+      <w:proofErr w:type="gramEnd"/>
+      <w:r>
+        <w:rPr>
+          <w:rFonts w:ascii="Consolas" w:hAnsi="Consolas" w:cs="Consolas"/>
+        </w:rPr>
+        <w:t>0.5&lt;/proportion&gt;</w:t>
       </w:r>
     </w:p>
     <w:p>
@@ -12200,7 +13565,21 @@
         <w:rPr>
           <w:rFonts w:ascii="Consolas" w:hAnsi="Consolas" w:cs="Consolas"/>
         </w:rPr>
-        <w:t xml:space="preserve">      &lt;trace&gt;true&lt;/trace&gt;</w:t>
+        <w:t xml:space="preserve">      &lt;</w:t>
+      </w:r>
+      <w:proofErr w:type="gramStart"/>
+      <w:r>
+        <w:rPr>
+          <w:rFonts w:ascii="Consolas" w:hAnsi="Consolas" w:cs="Consolas"/>
+        </w:rPr>
+        <w:t>trace&gt;</w:t>
+      </w:r>
+      <w:proofErr w:type="gramEnd"/>
+      <w:r>
+        <w:rPr>
+          <w:rFonts w:ascii="Consolas" w:hAnsi="Consolas" w:cs="Consolas"/>
+        </w:rPr>
+        <w:t>true&lt;/trace&gt;</w:t>
       </w:r>
     </w:p>
     <w:p>
@@ -12221,7 +13600,21 @@
         <w:rPr>
           <w:rFonts w:ascii="Consolas" w:hAnsi="Consolas" w:cs="Consolas"/>
         </w:rPr>
-        <w:t>&lt;interventions&gt;</w:t>
+        <w:t>&lt;</w:t>
+      </w:r>
+      <w:proofErr w:type="gramStart"/>
+      <w:r>
+        <w:rPr>
+          <w:rFonts w:ascii="Consolas" w:hAnsi="Consolas" w:cs="Consolas"/>
+        </w:rPr>
+        <w:t>interventions</w:t>
+      </w:r>
+      <w:proofErr w:type="gramEnd"/>
+      <w:r>
+        <w:rPr>
+          <w:rFonts w:ascii="Consolas" w:hAnsi="Consolas" w:cs="Consolas"/>
+        </w:rPr>
+        <w:t>&gt;</w:t>
       </w:r>
     </w:p>
     <w:p>
@@ -12332,7 +13725,21 @@
         <w:rPr>
           <w:rFonts w:ascii="Consolas" w:hAnsi="Consolas" w:cs="Consolas"/>
         </w:rPr>
-        <w:t>&lt;proportion&gt;0.5&lt;/proportion&gt;</w:t>
+        <w:t>&lt;</w:t>
+      </w:r>
+      <w:proofErr w:type="gramStart"/>
+      <w:r>
+        <w:rPr>
+          <w:rFonts w:ascii="Consolas" w:hAnsi="Consolas" w:cs="Consolas"/>
+        </w:rPr>
+        <w:t>proportion&gt;</w:t>
+      </w:r>
+      <w:proofErr w:type="gramEnd"/>
+      <w:r>
+        <w:rPr>
+          <w:rFonts w:ascii="Consolas" w:hAnsi="Consolas" w:cs="Consolas"/>
+        </w:rPr>
+        <w:t>0.5&lt;/proportion&gt;</w:t>
       </w:r>
     </w:p>
     <w:p>
@@ -12347,7 +13754,21 @@
         <w:rPr>
           <w:rFonts w:ascii="Consolas" w:hAnsi="Consolas" w:cs="Consolas"/>
         </w:rPr>
-        <w:t xml:space="preserve">      &lt;trace&gt;true&lt;/trace&gt;</w:t>
+        <w:t xml:space="preserve">      &lt;</w:t>
+      </w:r>
+      <w:proofErr w:type="gramStart"/>
+      <w:r>
+        <w:rPr>
+          <w:rFonts w:ascii="Consolas" w:hAnsi="Consolas" w:cs="Consolas"/>
+        </w:rPr>
+        <w:t>trace&gt;</w:t>
+      </w:r>
+      <w:proofErr w:type="gramEnd"/>
+      <w:r>
+        <w:rPr>
+          <w:rFonts w:ascii="Consolas" w:hAnsi="Consolas" w:cs="Consolas"/>
+        </w:rPr>
+        <w:t>true&lt;/trace&gt;</w:t>
       </w:r>
     </w:p>
     <w:p>
@@ -12411,20 +13832,41 @@
         <w:pStyle w:val="Title"/>
         <w:outlineLvl w:val="0"/>
       </w:pPr>
-      <w:bookmarkStart w:id="15" w:name="_Toc392066933"/>
+      <w:bookmarkStart w:id="14" w:name="_Toc408835465"/>
       <w:r>
         <w:lastRenderedPageBreak/>
         <w:t>3.5 – New interventions</w:t>
       </w:r>
-      <w:bookmarkEnd w:id="15"/>
+      <w:bookmarkEnd w:id="14"/>
     </w:p>
     <w:p>
       <w:r>
         <w:t>Three new interventions have been added to the model</w:t>
       </w:r>
       <w:r>
-        <w:t>: delaySexualActivity, overrideCondomUseChance, and partnershipRejectionChance</w:t>
-      </w:r>
+        <w:t xml:space="preserve">: </w:t>
+      </w:r>
+      <w:proofErr w:type="spellStart"/>
+      <w:r>
+        <w:t>delaySexualActivity</w:t>
+      </w:r>
+      <w:proofErr w:type="spellEnd"/>
+      <w:r>
+        <w:t xml:space="preserve">, </w:t>
+      </w:r>
+      <w:proofErr w:type="spellStart"/>
+      <w:r>
+        <w:t>overrideCondomUseChance</w:t>
+      </w:r>
+      <w:proofErr w:type="spellEnd"/>
+      <w:r>
+        <w:t xml:space="preserve">, and </w:t>
+      </w:r>
+      <w:proofErr w:type="spellStart"/>
+      <w:r>
+        <w:t>partnershipRejectionChance</w:t>
+      </w:r>
+      <w:proofErr w:type="spellEnd"/>
       <w:r>
         <w:t xml:space="preserve">. </w:t>
       </w:r>
@@ -12590,6 +14032,7 @@
                 <w:color w:val="000000"/>
               </w:rPr>
             </w:pPr>
+            <w:proofErr w:type="spellStart"/>
             <w:r>
               <w:rPr>
                 <w:rFonts w:ascii="Calibri" w:eastAsia="Times New Roman" w:hAnsi="Calibri" w:cs="Times New Roman"/>
@@ -12597,6 +14040,7 @@
               </w:rPr>
               <w:t>birthRate</w:t>
             </w:r>
+            <w:proofErr w:type="spellEnd"/>
           </w:p>
         </w:tc>
         <w:tc>
@@ -12688,6 +14132,7 @@
                 <w:color w:val="000000"/>
               </w:rPr>
             </w:pPr>
+            <w:proofErr w:type="spellStart"/>
             <w:r>
               <w:rPr>
                 <w:rFonts w:ascii="Calibri" w:eastAsia="Times New Roman" w:hAnsi="Calibri" w:cs="Times New Roman"/>
@@ -12695,6 +14140,7 @@
               </w:rPr>
               <w:t>proportionMale</w:t>
             </w:r>
+            <w:proofErr w:type="spellEnd"/>
           </w:p>
         </w:tc>
         <w:tc>
@@ -12786,6 +14232,7 @@
                 <w:color w:val="000000"/>
               </w:rPr>
             </w:pPr>
+            <w:proofErr w:type="spellStart"/>
             <w:r>
               <w:rPr>
                 <w:rFonts w:ascii="Calibri" w:eastAsia="Times New Roman" w:hAnsi="Calibri" w:cs="Times New Roman"/>
@@ -12793,6 +14240,7 @@
               </w:rPr>
               <w:t>proportionCircumcised</w:t>
             </w:r>
+            <w:proofErr w:type="spellEnd"/>
           </w:p>
         </w:tc>
         <w:tc>
@@ -12882,6 +14330,7 @@
                 <w:color w:val="000000"/>
               </w:rPr>
             </w:pPr>
+            <w:proofErr w:type="spellStart"/>
             <w:r>
               <w:rPr>
                 <w:rFonts w:ascii="Calibri" w:eastAsia="Times New Roman" w:hAnsi="Calibri" w:cs="Times New Roman"/>
@@ -12889,6 +14338,7 @@
               </w:rPr>
               <w:t>proportionHighRisk</w:t>
             </w:r>
+            <w:proofErr w:type="spellEnd"/>
           </w:p>
         </w:tc>
         <w:tc>
@@ -12987,6 +14437,7 @@
                 <w:color w:val="000000"/>
               </w:rPr>
             </w:pPr>
+            <w:proofErr w:type="spellStart"/>
             <w:r>
               <w:rPr>
                 <w:rFonts w:ascii="Calibri" w:eastAsia="Times New Roman" w:hAnsi="Calibri" w:cs="Times New Roman"/>
@@ -12994,6 +14445,7 @@
               </w:rPr>
               <w:t>rolloutEligibility</w:t>
             </w:r>
+            <w:proofErr w:type="spellEnd"/>
           </w:p>
         </w:tc>
         <w:tc>
@@ -13190,6 +14642,7 @@
                 <w:color w:val="000000"/>
               </w:rPr>
             </w:pPr>
+            <w:proofErr w:type="spellStart"/>
             <w:r>
               <w:rPr>
                 <w:rFonts w:ascii="Calibri" w:eastAsia="Times New Roman" w:hAnsi="Calibri" w:cs="Times New Roman"/>
@@ -13197,6 +14650,7 @@
               </w:rPr>
               <w:t>delaySexualActivity</w:t>
             </w:r>
+            <w:proofErr w:type="spellEnd"/>
           </w:p>
         </w:tc>
         <w:tc>
@@ -13293,6 +14747,7 @@
                 <w:color w:val="000000"/>
               </w:rPr>
             </w:pPr>
+            <w:proofErr w:type="spellStart"/>
             <w:r>
               <w:rPr>
                 <w:rFonts w:ascii="Calibri" w:eastAsia="Times New Roman" w:hAnsi="Calibri" w:cs="Times New Roman"/>
@@ -13300,6 +14755,7 @@
               </w:rPr>
               <w:t>chanceBecomeSexWorker</w:t>
             </w:r>
+            <w:proofErr w:type="spellEnd"/>
           </w:p>
         </w:tc>
         <w:tc>
@@ -13391,6 +14847,7 @@
                 <w:color w:val="000000"/>
               </w:rPr>
             </w:pPr>
+            <w:proofErr w:type="spellStart"/>
             <w:r>
               <w:rPr>
                 <w:rFonts w:ascii="Calibri" w:eastAsia="Times New Roman" w:hAnsi="Calibri" w:cs="Times New Roman"/>
@@ -13398,6 +14855,7 @@
               </w:rPr>
               <w:t>transmissionCoefficient</w:t>
             </w:r>
+            <w:proofErr w:type="spellEnd"/>
           </w:p>
         </w:tc>
         <w:tc>
@@ -13441,6 +14899,7 @@
                 <w:color w:val="000000"/>
               </w:rPr>
             </w:pPr>
+            <w:proofErr w:type="spellStart"/>
             <w:r>
               <w:rPr>
                 <w:rFonts w:ascii="Calibri" w:eastAsia="Times New Roman" w:hAnsi="Calibri" w:cs="Times New Roman"/>
@@ -13448,6 +14907,7 @@
               </w:rPr>
               <w:t>hvl</w:t>
             </w:r>
+            <w:proofErr w:type="spellEnd"/>
           </w:p>
         </w:tc>
         <w:tc>
@@ -13496,6 +14956,7 @@
                 <w:color w:val="000000"/>
               </w:rPr>
             </w:pPr>
+            <w:proofErr w:type="spellStart"/>
             <w:r>
               <w:rPr>
                 <w:rFonts w:ascii="Calibri" w:eastAsia="Times New Roman" w:hAnsi="Calibri" w:cs="Times New Roman"/>
@@ -13503,6 +14964,7 @@
               </w:rPr>
               <w:t>averageYearsYounger</w:t>
             </w:r>
+            <w:proofErr w:type="spellEnd"/>
           </w:p>
         </w:tc>
         <w:tc>
@@ -13594,6 +15056,7 @@
                 <w:color w:val="000000"/>
               </w:rPr>
             </w:pPr>
+            <w:proofErr w:type="spellStart"/>
             <w:r>
               <w:rPr>
                 <w:rFonts w:ascii="Calibri" w:eastAsia="Times New Roman" w:hAnsi="Calibri" w:cs="Times New Roman"/>
@@ -13601,6 +15064,7 @@
               </w:rPr>
               <w:t>partnerAcquistionRate</w:t>
             </w:r>
+            <w:proofErr w:type="spellEnd"/>
           </w:p>
         </w:tc>
         <w:tc>
@@ -13699,6 +15163,7 @@
                 <w:color w:val="000000"/>
               </w:rPr>
             </w:pPr>
+            <w:proofErr w:type="spellStart"/>
             <w:r>
               <w:rPr>
                 <w:rFonts w:ascii="Calibri" w:eastAsia="Times New Roman" w:hAnsi="Calibri" w:cs="Times New Roman"/>
@@ -13706,6 +15171,7 @@
               </w:rPr>
               <w:t>coitalEventsPerMonth</w:t>
             </w:r>
+            <w:proofErr w:type="spellEnd"/>
           </w:p>
         </w:tc>
         <w:tc>
@@ -13774,12 +15240,21 @@
                 <w:color w:val="000000"/>
               </w:rPr>
             </w:pPr>
-            <w:r>
-              <w:rPr>
-                <w:rFonts w:ascii="Calibri" w:eastAsia="Times New Roman" w:hAnsi="Calibri" w:cs="Times New Roman"/>
-                <w:color w:val="000000"/>
-              </w:rPr>
-              <w:t>poisson dist.</w:t>
+            <w:proofErr w:type="spellStart"/>
+            <w:r>
+              <w:rPr>
+                <w:rFonts w:ascii="Calibri" w:eastAsia="Times New Roman" w:hAnsi="Calibri" w:cs="Times New Roman"/>
+                <w:color w:val="000000"/>
+              </w:rPr>
+              <w:t>poisson</w:t>
+            </w:r>
+            <w:proofErr w:type="spellEnd"/>
+            <w:r>
+              <w:rPr>
+                <w:rFonts w:ascii="Calibri" w:eastAsia="Times New Roman" w:hAnsi="Calibri" w:cs="Times New Roman"/>
+                <w:color w:val="000000"/>
+              </w:rPr>
+              <w:t xml:space="preserve"> dist.</w:t>
             </w:r>
           </w:p>
         </w:tc>
@@ -13804,6 +15279,7 @@
                 <w:color w:val="000000"/>
               </w:rPr>
             </w:pPr>
+            <w:proofErr w:type="spellStart"/>
             <w:r>
               <w:rPr>
                 <w:rFonts w:ascii="Calibri" w:eastAsia="Times New Roman" w:hAnsi="Calibri" w:cs="Times New Roman"/>
@@ -13811,6 +15287,7 @@
               </w:rPr>
               <w:t>chanceCondomUse</w:t>
             </w:r>
+            <w:proofErr w:type="spellEnd"/>
           </w:p>
         </w:tc>
         <w:tc>
@@ -13909,6 +15386,7 @@
                 <w:color w:val="000000"/>
               </w:rPr>
             </w:pPr>
+            <w:proofErr w:type="spellStart"/>
             <w:r>
               <w:rPr>
                 <w:rFonts w:ascii="Calibri" w:eastAsia="Times New Roman" w:hAnsi="Calibri" w:cs="Times New Roman"/>
@@ -13916,6 +15394,7 @@
               </w:rPr>
               <w:t>partnershipDuration</w:t>
             </w:r>
+            <w:proofErr w:type="spellEnd"/>
           </w:p>
         </w:tc>
         <w:tc>
@@ -14013,6 +15492,7 @@
                 <w:color w:val="000000"/>
               </w:rPr>
             </w:pPr>
+            <w:proofErr w:type="spellStart"/>
             <w:r>
               <w:rPr>
                 <w:rFonts w:ascii="Calibri" w:eastAsia="Times New Roman" w:hAnsi="Calibri" w:cs="Times New Roman"/>
@@ -14034,6 +15514,7 @@
               </w:rPr>
               <w:t>CondomUse</w:t>
             </w:r>
+            <w:proofErr w:type="spellEnd"/>
           </w:p>
         </w:tc>
         <w:tc>
@@ -14121,6 +15602,7 @@
                 <w:color w:val="000000"/>
               </w:rPr>
             </w:pPr>
+            <w:proofErr w:type="spellStart"/>
             <w:r>
               <w:rPr>
                 <w:rFonts w:ascii="Calibri" w:eastAsia="Times New Roman" w:hAnsi="Calibri" w:cs="Times New Roman"/>
@@ -14128,6 +15610,7 @@
               </w:rPr>
               <w:t>partnershipRejectionChance</w:t>
             </w:r>
+            <w:proofErr w:type="spellEnd"/>
           </w:p>
         </w:tc>
         <w:tc>
@@ -14311,6 +15794,7 @@
                 <w:color w:val="000000"/>
               </w:rPr>
             </w:pPr>
+            <w:proofErr w:type="spellStart"/>
             <w:r>
               <w:rPr>
                 <w:rFonts w:ascii="Calibri" w:eastAsia="Times New Roman" w:hAnsi="Calibri" w:cs="Times New Roman"/>
@@ -14318,6 +15802,7 @@
               </w:rPr>
               <w:t>hvl</w:t>
             </w:r>
+            <w:proofErr w:type="spellEnd"/>
           </w:p>
         </w:tc>
         <w:tc>
@@ -14391,20 +15876,38 @@
                 <w:color w:val="000000"/>
               </w:rPr>
             </w:pPr>
-            <w:r>
-              <w:rPr>
-                <w:rFonts w:ascii="Calibri" w:eastAsia="Times New Roman" w:hAnsi="Calibri" w:cs="Times New Roman"/>
-                <w:color w:val="000000"/>
-              </w:rPr>
-              <w:t>csw,</w:t>
-            </w:r>
-            <w:r>
-              <w:rPr>
-                <w:rFonts w:ascii="Calibri" w:eastAsia="Times New Roman" w:hAnsi="Calibri" w:cs="Times New Roman"/>
-                <w:color w:val="000000"/>
-              </w:rPr>
-              <w:t xml:space="preserve"> non-csw</w:t>
-            </w:r>
+            <w:proofErr w:type="spellStart"/>
+            <w:r>
+              <w:rPr>
+                <w:rFonts w:ascii="Calibri" w:eastAsia="Times New Roman" w:hAnsi="Calibri" w:cs="Times New Roman"/>
+                <w:color w:val="000000"/>
+              </w:rPr>
+              <w:t>csw</w:t>
+            </w:r>
+            <w:proofErr w:type="spellEnd"/>
+            <w:r>
+              <w:rPr>
+                <w:rFonts w:ascii="Calibri" w:eastAsia="Times New Roman" w:hAnsi="Calibri" w:cs="Times New Roman"/>
+                <w:color w:val="000000"/>
+              </w:rPr>
+              <w:t>,</w:t>
+            </w:r>
+            <w:r>
+              <w:rPr>
+                <w:rFonts w:ascii="Calibri" w:eastAsia="Times New Roman" w:hAnsi="Calibri" w:cs="Times New Roman"/>
+                <w:color w:val="000000"/>
+              </w:rPr>
+              <w:t xml:space="preserve"> non-</w:t>
+            </w:r>
+            <w:proofErr w:type="spellStart"/>
+            <w:r>
+              <w:rPr>
+                <w:rFonts w:ascii="Calibri" w:eastAsia="Times New Roman" w:hAnsi="Calibri" w:cs="Times New Roman"/>
+                <w:color w:val="000000"/>
+              </w:rPr>
+              <w:t>csw</w:t>
+            </w:r>
+            <w:proofErr w:type="spellEnd"/>
           </w:p>
         </w:tc>
       </w:tr>
@@ -14515,12 +16018,37 @@
                 <w:color w:val="000000"/>
               </w:rPr>
             </w:pPr>
-            <w:r>
-              <w:rPr>
-                <w:rFonts w:ascii="Calibri" w:eastAsia="Times New Roman" w:hAnsi="Calibri" w:cs="Times New Roman"/>
-                <w:color w:val="000000"/>
-              </w:rPr>
-              <w:t>oi-hist, cd4, cd4-oi-hist, hvl, cd4-hvl</w:t>
+            <w:proofErr w:type="spellStart"/>
+            <w:r>
+              <w:rPr>
+                <w:rFonts w:ascii="Calibri" w:eastAsia="Times New Roman" w:hAnsi="Calibri" w:cs="Times New Roman"/>
+                <w:color w:val="000000"/>
+              </w:rPr>
+              <w:t>oi-hist</w:t>
+            </w:r>
+            <w:proofErr w:type="spellEnd"/>
+            <w:r>
+              <w:rPr>
+                <w:rFonts w:ascii="Calibri" w:eastAsia="Times New Roman" w:hAnsi="Calibri" w:cs="Times New Roman"/>
+                <w:color w:val="000000"/>
+              </w:rPr>
+              <w:t xml:space="preserve">, cd4, cd4-oi-hist, </w:t>
+            </w:r>
+            <w:proofErr w:type="spellStart"/>
+            <w:r>
+              <w:rPr>
+                <w:rFonts w:ascii="Calibri" w:eastAsia="Times New Roman" w:hAnsi="Calibri" w:cs="Times New Roman"/>
+                <w:color w:val="000000"/>
+              </w:rPr>
+              <w:t>hvl</w:t>
+            </w:r>
+            <w:proofErr w:type="spellEnd"/>
+            <w:r>
+              <w:rPr>
+                <w:rFonts w:ascii="Calibri" w:eastAsia="Times New Roman" w:hAnsi="Calibri" w:cs="Times New Roman"/>
+                <w:color w:val="000000"/>
+              </w:rPr>
+              <w:t>, cd4-hvl</w:t>
             </w:r>
           </w:p>
         </w:tc>
@@ -14575,8 +16103,65 @@
                 <w:rFonts w:ascii="Calibri" w:eastAsia="Times New Roman" w:hAnsi="Calibri" w:cs="Times New Roman"/>
                 <w:color w:val="000000"/>
               </w:rPr>
-              <w:t>rank, oi#, numOIs, cd4Lwr, cd4Upp, hvlLwr, hvlUpp</w:t>
-            </w:r>
+              <w:t xml:space="preserve">rank, </w:t>
+            </w:r>
+            <w:proofErr w:type="spellStart"/>
+            <w:r>
+              <w:rPr>
+                <w:rFonts w:ascii="Calibri" w:eastAsia="Times New Roman" w:hAnsi="Calibri" w:cs="Times New Roman"/>
+                <w:color w:val="000000"/>
+              </w:rPr>
+              <w:t>oi</w:t>
+            </w:r>
+            <w:proofErr w:type="spellEnd"/>
+            <w:r>
+              <w:rPr>
+                <w:rFonts w:ascii="Calibri" w:eastAsia="Times New Roman" w:hAnsi="Calibri" w:cs="Times New Roman"/>
+                <w:color w:val="000000"/>
+              </w:rPr>
+              <w:t xml:space="preserve">#, </w:t>
+            </w:r>
+            <w:proofErr w:type="spellStart"/>
+            <w:r>
+              <w:rPr>
+                <w:rFonts w:ascii="Calibri" w:eastAsia="Times New Roman" w:hAnsi="Calibri" w:cs="Times New Roman"/>
+                <w:color w:val="000000"/>
+              </w:rPr>
+              <w:t>numOIs</w:t>
+            </w:r>
+            <w:proofErr w:type="spellEnd"/>
+            <w:r>
+              <w:rPr>
+                <w:rFonts w:ascii="Calibri" w:eastAsia="Times New Roman" w:hAnsi="Calibri" w:cs="Times New Roman"/>
+                <w:color w:val="000000"/>
+              </w:rPr>
+              <w:t xml:space="preserve">, cd4Lwr, cd4Upp, </w:t>
+            </w:r>
+            <w:proofErr w:type="spellStart"/>
+            <w:r>
+              <w:rPr>
+                <w:rFonts w:ascii="Calibri" w:eastAsia="Times New Roman" w:hAnsi="Calibri" w:cs="Times New Roman"/>
+                <w:color w:val="000000"/>
+              </w:rPr>
+              <w:t>hvlLwr</w:t>
+            </w:r>
+            <w:proofErr w:type="spellEnd"/>
+            <w:r>
+              <w:rPr>
+                <w:rFonts w:ascii="Calibri" w:eastAsia="Times New Roman" w:hAnsi="Calibri" w:cs="Times New Roman"/>
+                <w:color w:val="000000"/>
+              </w:rPr>
+              <w:t xml:space="preserve">, </w:t>
+            </w:r>
+            <w:proofErr w:type="spellStart"/>
+            <w:r>
+              <w:rPr>
+                <w:rFonts w:ascii="Calibri" w:eastAsia="Times New Roman" w:hAnsi="Calibri" w:cs="Times New Roman"/>
+                <w:color w:val="000000"/>
+              </w:rPr>
+              <w:t>hvlUpp</w:t>
+            </w:r>
+            <w:proofErr w:type="spellEnd"/>
           </w:p>
         </w:tc>
       </w:tr>
@@ -14630,8 +16215,17 @@
                 <w:rFonts w:ascii="Calibri" w:eastAsia="Times New Roman" w:hAnsi="Calibri" w:cs="Times New Roman"/>
                 <w:color w:val="000000"/>
               </w:rPr>
-              <w:t>steady, regular, casual, csw</w:t>
-            </w:r>
+              <w:t xml:space="preserve">steady, regular, casual, </w:t>
+            </w:r>
+            <w:proofErr w:type="spellStart"/>
+            <w:r>
+              <w:rPr>
+                <w:rFonts w:ascii="Calibri" w:eastAsia="Times New Roman" w:hAnsi="Calibri" w:cs="Times New Roman"/>
+                <w:color w:val="000000"/>
+              </w:rPr>
+              <w:t>csw</w:t>
+            </w:r>
+            <w:proofErr w:type="spellEnd"/>
           </w:p>
         </w:tc>
       </w:tr>
@@ -14706,12 +16300,12 @@
         <w:pStyle w:val="Title"/>
         <w:outlineLvl w:val="0"/>
       </w:pPr>
-      <w:bookmarkStart w:id="16" w:name="_Toc392066934"/>
+      <w:bookmarkStart w:id="15" w:name="_Toc408835466"/>
       <w:r>
         <w:lastRenderedPageBreak/>
         <w:t>3.5 – New JSON output of transmission data</w:t>
       </w:r>
-      <w:bookmarkEnd w:id="16"/>
+      <w:bookmarkEnd w:id="15"/>
     </w:p>
     <w:p>
       <w:r>
@@ -14780,11 +16374,19 @@
         </w:rPr>
         <w:t xml:space="preserve">  </w:t>
       </w:r>
-      <w:r>
-        <w:rPr>
-          <w:rFonts w:ascii="Consolas" w:hAnsi="Consolas" w:cs="Consolas"/>
-        </w:rPr>
-        <w:t>{ “id” : 1, “infected” : [</w:t>
+      <w:proofErr w:type="gramStart"/>
+      <w:r>
+        <w:rPr>
+          <w:rFonts w:ascii="Consolas" w:hAnsi="Consolas" w:cs="Consolas"/>
+        </w:rPr>
+        <w:t>{ “</w:t>
+      </w:r>
+      <w:proofErr w:type="gramEnd"/>
+      <w:r>
+        <w:rPr>
+          <w:rFonts w:ascii="Consolas" w:hAnsi="Consolas" w:cs="Consolas"/>
+        </w:rPr>
+        <w:t>id” : 1, “infected” : [</w:t>
       </w:r>
     </w:p>
     <w:p>
@@ -14805,7 +16407,21 @@
         <w:rPr>
           <w:rFonts w:ascii="Consolas" w:hAnsi="Consolas" w:cs="Consolas"/>
         </w:rPr>
-        <w:t>{“id” : 2}</w:t>
+        <w:t>{“id</w:t>
+      </w:r>
+      <w:proofErr w:type="gramStart"/>
+      <w:r>
+        <w:rPr>
+          <w:rFonts w:ascii="Consolas" w:hAnsi="Consolas" w:cs="Consolas"/>
+        </w:rPr>
+        <w:t>” :</w:t>
+      </w:r>
+      <w:proofErr w:type="gramEnd"/>
+      <w:r>
+        <w:rPr>
+          <w:rFonts w:ascii="Consolas" w:hAnsi="Consolas" w:cs="Consolas"/>
+        </w:rPr>
+        <w:t xml:space="preserve"> 2}</w:t>
       </w:r>
     </w:p>
     <w:p>
@@ -14871,8 +16487,30 @@
         <w:rPr>
           <w:rFonts w:cs="Consolas"/>
         </w:rPr>
-        <w:t xml:space="preserve"> The transmission graph is given in two parts. The vertices are an array of people with their demographic characteristics. Next is an array of objects, edges, representing each transmission where numbers are the respective indices of the infectors and infectees in the “vertices” array.</w:t>
-      </w:r>
+        <w:t xml:space="preserve"> The transmission graph is given in two parts. The vertices are an array of people with their demographic characteristics. Next is an array of objects, edges, representing each transmission where numbers are the respective indices of the infectors and </w:t>
+      </w:r>
+      <w:proofErr w:type="spellStart"/>
+      <w:r>
+        <w:rPr>
+          <w:rFonts w:cs="Consolas"/>
+        </w:rPr>
+        <w:t>infectees</w:t>
+      </w:r>
+      <w:proofErr w:type="spellEnd"/>
+      <w:r>
+        <w:rPr>
+          <w:rFonts w:cs="Consolas"/>
+        </w:rPr>
+        <w:t xml:space="preserve"> in the “vertices” </w:t>
+      </w:r>
+      <w:proofErr w:type="gramStart"/>
+      <w:r>
+        <w:rPr>
+          <w:rFonts w:cs="Consolas"/>
+        </w:rPr>
+        <w:t>array.</w:t>
+      </w:r>
+      <w:proofErr w:type="gramEnd"/>
     </w:p>
     <w:p>
       <w:pPr>
@@ -14916,7 +16554,21 @@
         <w:rPr>
           <w:rFonts w:ascii="Consolas" w:hAnsi="Consolas" w:cs="Consolas"/>
         </w:rPr>
-        <w:t>“vertices” : [</w:t>
+        <w:t>“</w:t>
+      </w:r>
+      <w:proofErr w:type="gramStart"/>
+      <w:r>
+        <w:rPr>
+          <w:rFonts w:ascii="Consolas" w:hAnsi="Consolas" w:cs="Consolas"/>
+        </w:rPr>
+        <w:t>vertices</w:t>
+      </w:r>
+      <w:proofErr w:type="gramEnd"/>
+      <w:r>
+        <w:rPr>
+          <w:rFonts w:ascii="Consolas" w:hAnsi="Consolas" w:cs="Consolas"/>
+        </w:rPr>
+        <w:t>” : [</w:t>
       </w:r>
     </w:p>
     <w:p>
@@ -14933,11 +16585,19 @@
         </w:rPr>
         <w:t xml:space="preserve">    </w:t>
       </w:r>
-      <w:r>
-        <w:rPr>
-          <w:rFonts w:ascii="Consolas" w:hAnsi="Consolas" w:cs="Consolas"/>
-        </w:rPr>
-        <w:t>{ “id” : 1 },</w:t>
+      <w:proofErr w:type="gramStart"/>
+      <w:r>
+        <w:rPr>
+          <w:rFonts w:ascii="Consolas" w:hAnsi="Consolas" w:cs="Consolas"/>
+        </w:rPr>
+        <w:t>{ “</w:t>
+      </w:r>
+      <w:proofErr w:type="gramEnd"/>
+      <w:r>
+        <w:rPr>
+          <w:rFonts w:ascii="Consolas" w:hAnsi="Consolas" w:cs="Consolas"/>
+        </w:rPr>
+        <w:t>id” : 1 },</w:t>
       </w:r>
     </w:p>
     <w:p>
@@ -14954,11 +16614,19 @@
         </w:rPr>
         <w:t xml:space="preserve">    </w:t>
       </w:r>
-      <w:r>
-        <w:rPr>
-          <w:rFonts w:ascii="Consolas" w:hAnsi="Consolas" w:cs="Consolas"/>
-        </w:rPr>
-        <w:t>{ “id” : 2 }</w:t>
+      <w:proofErr w:type="gramStart"/>
+      <w:r>
+        <w:rPr>
+          <w:rFonts w:ascii="Consolas" w:hAnsi="Consolas" w:cs="Consolas"/>
+        </w:rPr>
+        <w:t>{ “</w:t>
+      </w:r>
+      <w:proofErr w:type="gramEnd"/>
+      <w:r>
+        <w:rPr>
+          <w:rFonts w:ascii="Consolas" w:hAnsi="Consolas" w:cs="Consolas"/>
+        </w:rPr>
+        <w:t>id” : 2 }</w:t>
       </w:r>
     </w:p>
     <w:p>
@@ -15000,7 +16668,21 @@
         <w:rPr>
           <w:rFonts w:ascii="Consolas" w:hAnsi="Consolas" w:cs="Consolas"/>
         </w:rPr>
-        <w:t>“edges” : [</w:t>
+        <w:t>“</w:t>
+      </w:r>
+      <w:proofErr w:type="gramStart"/>
+      <w:r>
+        <w:rPr>
+          <w:rFonts w:ascii="Consolas" w:hAnsi="Consolas" w:cs="Consolas"/>
+        </w:rPr>
+        <w:t>edges</w:t>
+      </w:r>
+      <w:proofErr w:type="gramEnd"/>
+      <w:r>
+        <w:rPr>
+          <w:rFonts w:ascii="Consolas" w:hAnsi="Consolas" w:cs="Consolas"/>
+        </w:rPr>
+        <w:t>” : [</w:t>
       </w:r>
     </w:p>
     <w:p>
@@ -15021,7 +16703,35 @@
         <w:rPr>
           <w:rFonts w:ascii="Consolas" w:hAnsi="Consolas" w:cs="Consolas"/>
         </w:rPr>
-        <w:t>{“infector” : 0, “infectee” : 1}</w:t>
+        <w:t>{“infector</w:t>
+      </w:r>
+      <w:proofErr w:type="gramStart"/>
+      <w:r>
+        <w:rPr>
+          <w:rFonts w:ascii="Consolas" w:hAnsi="Consolas" w:cs="Consolas"/>
+        </w:rPr>
+        <w:t>” :</w:t>
+      </w:r>
+      <w:proofErr w:type="gramEnd"/>
+      <w:r>
+        <w:rPr>
+          <w:rFonts w:ascii="Consolas" w:hAnsi="Consolas" w:cs="Consolas"/>
+        </w:rPr>
+        <w:t xml:space="preserve"> 0, “</w:t>
+      </w:r>
+      <w:proofErr w:type="spellStart"/>
+      <w:r>
+        <w:rPr>
+          <w:rFonts w:ascii="Consolas" w:hAnsi="Consolas" w:cs="Consolas"/>
+        </w:rPr>
+        <w:t>infectee</w:t>
+      </w:r>
+      <w:proofErr w:type="spellEnd"/>
+      <w:r>
+        <w:rPr>
+          <w:rFonts w:ascii="Consolas" w:hAnsi="Consolas" w:cs="Consolas"/>
+        </w:rPr>
+        <w:t>” : 1}</w:t>
       </w:r>
     </w:p>
     <w:p>
@@ -15058,6 +16768,663 @@
           <w:rFonts w:ascii="Consolas" w:hAnsi="Consolas" w:cs="Consolas"/>
         </w:rPr>
         <w:t>}</w:t>
+      </w:r>
+    </w:p>
+    <w:p>
+      <w:r>
+        <w:br w:type="page"/>
+      </w:r>
+    </w:p>
+    <w:p>
+      <w:pPr>
+        <w:pStyle w:val="Title"/>
+      </w:pPr>
+      <w:r>
+        <w:lastRenderedPageBreak/>
+        <w:t>3.6 – Technical Changes</w:t>
+      </w:r>
+    </w:p>
+    <w:p>
+      <w:pPr>
+        <w:pStyle w:val="ListParagraph"/>
+        <w:numPr>
+          <w:ilvl w:val="0"/>
+          <w:numId w:val="7"/>
+        </w:numPr>
+      </w:pPr>
+      <w:r>
+        <w:t xml:space="preserve">Fixed bug that disabled </w:t>
+      </w:r>
+      <w:proofErr w:type="spellStart"/>
+      <w:r>
+        <w:t>ShiftedOutcomes</w:t>
+      </w:r>
+      <w:proofErr w:type="spellEnd"/>
+      <w:r>
+        <w:t xml:space="preserve"> if month of 1990 was set to 0.</w:t>
+      </w:r>
+    </w:p>
+    <w:p>
+      <w:pPr>
+        <w:pStyle w:val="ListParagraph"/>
+        <w:numPr>
+          <w:ilvl w:val="0"/>
+          <w:numId w:val="7"/>
+        </w:numPr>
+      </w:pPr>
+      <w:r>
+        <w:t xml:space="preserve">Fixed bug in interventions targeting </w:t>
+      </w:r>
+      <w:proofErr w:type="spellStart"/>
+      <w:r>
+        <w:t>behavioural</w:t>
+      </w:r>
+      <w:proofErr w:type="spellEnd"/>
+      <w:r>
+        <w:t xml:space="preserve"> parameters. These interventions were ignoring the male’s risk so males would take low or high risk behaviors randomly.</w:t>
+      </w:r>
+    </w:p>
+    <w:p>
+      <w:pPr>
+        <w:pStyle w:val="ListParagraph"/>
+        <w:numPr>
+          <w:ilvl w:val="0"/>
+          <w:numId w:val="7"/>
+        </w:numPr>
+      </w:pPr>
+      <w:r>
+        <w:t>Prevented males from redrawing parameters set during interventions if they didn’t change the underlying distribution.</w:t>
+      </w:r>
+    </w:p>
+    <w:p>
+      <w:pPr>
+        <w:pStyle w:val="ListParagraph"/>
+        <w:numPr>
+          <w:ilvl w:val="0"/>
+          <w:numId w:val="7"/>
+        </w:numPr>
+      </w:pPr>
+      <w:r>
+        <w:t xml:space="preserve">Got rid of </w:t>
+      </w:r>
+      <w:proofErr w:type="spellStart"/>
+      <w:r>
+        <w:t>git</w:t>
+      </w:r>
+      <w:proofErr w:type="spellEnd"/>
+      <w:r>
+        <w:t xml:space="preserve"> submodules as they were causing updates to go slowly. Dependencies are now stored in folder in the repository’s root directory called third-party. This directory is not tracked by version control. Generally it will contain symbolic links to the libraries needed by the CDM such as boost, </w:t>
+      </w:r>
+      <w:proofErr w:type="spellStart"/>
+      <w:r>
+        <w:t>Cepac</w:t>
+      </w:r>
+      <w:proofErr w:type="spellEnd"/>
+      <w:r>
+        <w:t>, etc.</w:t>
+      </w:r>
+    </w:p>
+    <w:p>
+      <w:pPr>
+        <w:pStyle w:val="ListParagraph"/>
+        <w:numPr>
+          <w:ilvl w:val="0"/>
+          <w:numId w:val="7"/>
+        </w:numPr>
+      </w:pPr>
+      <w:r>
+        <w:t>Add new option for target group eligibility for HIV status: positive. This will match any person in the population with a non-negative HIV status without having to match each individual HIV status (e.g. UNOBSERVED_ACUTE).</w:t>
+      </w:r>
+    </w:p>
+    <w:p>
+      <w:pPr>
+        <w:pStyle w:val="ListParagraph"/>
+        <w:numPr>
+          <w:ilvl w:val="0"/>
+          <w:numId w:val="7"/>
+        </w:numPr>
+      </w:pPr>
+      <w:r>
+        <w:t>A simpler and more correct (i.e. selects uniformly from group members) method for assigning target group members to partitions was implemented.</w:t>
+      </w:r>
+    </w:p>
+    <w:p>
+      <w:pPr>
+        <w:pStyle w:val="ListParagraph"/>
+        <w:numPr>
+          <w:ilvl w:val="0"/>
+          <w:numId w:val="7"/>
+        </w:numPr>
+      </w:pPr>
+      <w:r>
+        <w:t xml:space="preserve">Added parameters to each entity in the simulation so they can track their individual CEPAC and CDM costs for the month. These are recorded both discounted and undiscounted. These numbers along with discounted and undiscounted life months are displayed in the </w:t>
+      </w:r>
+      <w:proofErr w:type="spellStart"/>
+      <w:r>
+        <w:t>InterventionOutcomes</w:t>
+      </w:r>
+      <w:proofErr w:type="spellEnd"/>
+      <w:r>
+        <w:t xml:space="preserve"> file aggregated by group partition</w:t>
+      </w:r>
+      <w:r>
+        <w:t xml:space="preserve">. </w:t>
+      </w:r>
+      <w:r>
+        <w:rPr>
+          <w:b/>
+        </w:rPr>
+        <w:t>Note:</w:t>
+      </w:r>
+      <w:r>
+        <w:t xml:space="preserve"> due to timing quirks, this number is delayed by one month.</w:t>
+      </w:r>
+    </w:p>
+    <w:p>
+      <w:r>
+        <w:br w:type="page"/>
+      </w:r>
+    </w:p>
+    <w:p>
+      <w:pPr>
+        <w:pStyle w:val="Title"/>
+      </w:pPr>
+      <w:r>
+        <w:lastRenderedPageBreak/>
+        <w:t>3.6 – New Cost Discounting Method</w:t>
+      </w:r>
+    </w:p>
+    <w:p>
+      <w:r>
+        <w:t>Changed the way cost discounting is handled in the model. Previously, all CEPAC patients were initialized with a discount factor of 1. Each month this factor would be reduced by a multiplicative factor defined in the CEPAC IN file. This has the effect of reducing the weight of costs that occur further in the future (relative to the start of the simulation). This works fine in CEPAC which ignores simulation time (all entities are born at time 0), but entities born after the start of the simulation in the CDM were also initialized to a discount factor of 1. This inflated the weight of their costs and prevented discounting from working as expected. Now, discount factor is defined as relative to the start of the model for all entities. This affects costs calculated in CEPAC (run within CDM) as well.</w:t>
+      </w:r>
+    </w:p>
+    <w:p>
+      <w:pPr>
+        <w:rPr>
+          <w:rFonts w:ascii="Consolas" w:hAnsi="Consolas" w:cs="Consolas"/>
+        </w:rPr>
+      </w:pPr>
+      <w:r>
+        <w:rPr>
+          <w:rFonts w:ascii="Consolas" w:hAnsi="Consolas" w:cs="Consolas"/>
+        </w:rPr>
+        <w:br w:type="page"/>
+      </w:r>
+    </w:p>
+    <w:p>
+      <w:pPr>
+        <w:pStyle w:val="Title"/>
+      </w:pPr>
+      <w:r>
+        <w:lastRenderedPageBreak/>
+        <w:t>4.0 – MSM Implementation – MSMs &amp; MSMWs</w:t>
+      </w:r>
+    </w:p>
+    <w:p>
+      <w:r>
+        <w:t>Two new entity types have been added: MSMW (man who has sex with men and women) and MSM (man who has sex with (only) men). Both entity types are defined as having their demographic “sexual-orientation” set to “homo</w:t>
+      </w:r>
+      <w:r>
+        <w:t>sexual”. Each of these entity classes corresponds to an</w:t>
+      </w:r>
+      <w:r>
+        <w:t xml:space="preserve"> entity type as follows: “male”=exclusively heterosexual male, “</w:t>
+      </w:r>
+      <w:proofErr w:type="spellStart"/>
+      <w:r>
+        <w:t>msmw</w:t>
+      </w:r>
+      <w:proofErr w:type="spellEnd"/>
+      <w:r>
+        <w:t>”=MSMW, “</w:t>
+      </w:r>
+      <w:proofErr w:type="spellStart"/>
+      <w:r>
+        <w:t>msm</w:t>
+      </w:r>
+      <w:proofErr w:type="spellEnd"/>
+      <w:r>
+        <w:t>”=MSM, “female”=heterosexual female. To reduce confusion between “male” the gender and “male” the entity type, these entity types will generally be displayed as “</w:t>
+      </w:r>
+      <w:proofErr w:type="spellStart"/>
+      <w:r>
+        <w:t>Male</w:t>
+      </w:r>
+      <w:proofErr w:type="gramStart"/>
+      <w:r>
+        <w:t>:Hetero</w:t>
+      </w:r>
+      <w:proofErr w:type="spellEnd"/>
+      <w:proofErr w:type="gramEnd"/>
+      <w:r>
+        <w:t>”, “</w:t>
+      </w:r>
+      <w:proofErr w:type="spellStart"/>
+      <w:r>
+        <w:t>Male:MSMW</w:t>
+      </w:r>
+      <w:proofErr w:type="spellEnd"/>
+      <w:r>
+        <w:t>”, “</w:t>
+      </w:r>
+      <w:proofErr w:type="spellStart"/>
+      <w:r>
+        <w:t>Male:MSM</w:t>
+      </w:r>
+      <w:proofErr w:type="spellEnd"/>
+      <w:r>
+        <w:t>”, and “Female” respectively.</w:t>
+      </w:r>
+      <w:r>
+        <w:t xml:space="preserve"> We may wish to rename these to reduce the chance of confusion.</w:t>
+      </w:r>
+    </w:p>
+    <w:p>
+      <w:r>
+        <w:t>For information on how MSMs and MSMWs are actually added to the population, see section “</w:t>
+      </w:r>
+      <w:r>
+        <w:t>4.0 – MSM Implementation – Birth Proportions</w:t>
+      </w:r>
+      <w:r>
+        <w:t>”.</w:t>
+      </w:r>
+    </w:p>
+    <w:p>
+      <w:r>
+        <w:rPr>
+          <w:b/>
+        </w:rPr>
+        <w:t xml:space="preserve">Note for programmers: </w:t>
+      </w:r>
+      <w:r>
+        <w:t xml:space="preserve">For the time being, Male (heterosexual), MSM, and MSMW are each separately derived from Entity. They share the majority of their functionality, so they should be merged into a sexual-orientation-independent “Male” which each subtype derives from. An even better solution would be the </w:t>
+      </w:r>
+      <w:r>
+        <w:t xml:space="preserve">component-based system discussed in </w:t>
+      </w:r>
+      <w:proofErr w:type="gramStart"/>
+      <w:r>
+        <w:t>Fall</w:t>
+      </w:r>
+      <w:proofErr w:type="gramEnd"/>
+      <w:r>
+        <w:t xml:space="preserve"> 2014 wherein Entity is the only entity type and entities in the model are a combination of behaviors such as: selects-partners, selected-for-partnerships, can-become-sex-worker, etc. See component-model.docx for more information.</w:t>
+      </w:r>
+    </w:p>
+    <w:p/>
+    <w:p>
+      <w:r>
+        <w:br w:type="page"/>
+      </w:r>
+    </w:p>
+    <w:p>
+      <w:pPr>
+        <w:pStyle w:val="Title"/>
+      </w:pPr>
+      <w:r>
+        <w:lastRenderedPageBreak/>
+        <w:t>4.0 – MSM Implementation – MSM Partnerships</w:t>
+      </w:r>
+    </w:p>
+    <w:p>
+      <w:r>
+        <w:t>Added four new partnership types: “</w:t>
+      </w:r>
+      <w:proofErr w:type="spellStart"/>
+      <w:r>
+        <w:t>SteadyMSM</w:t>
+      </w:r>
+      <w:proofErr w:type="spellEnd"/>
+      <w:r>
+        <w:t>”, “</w:t>
+      </w:r>
+      <w:proofErr w:type="spellStart"/>
+      <w:r>
+        <w:t>RegularMSM</w:t>
+      </w:r>
+      <w:proofErr w:type="spellEnd"/>
+      <w:r>
+        <w:t>”, “</w:t>
+      </w:r>
+      <w:proofErr w:type="spellStart"/>
+      <w:r>
+        <w:t>CasualMSM</w:t>
+      </w:r>
+      <w:proofErr w:type="spellEnd"/>
+      <w:r>
+        <w:t>”, “CSWMSM”. These new partnerships can only be formed between two homosexual males (MSMs or MSMWs). MSMWs can form any of the now eight possible partnership types. MSMs can form only these four new partnership types. Heterosexual males continue to form “Steady”, “Regular”, “Casual”, and “CSW” partnerships with heterosexual females as before. These existing partnership types now refer solely to the heterosexual partnership variant.</w:t>
+      </w:r>
+    </w:p>
+    <w:p>
+      <w:r>
+        <w:t xml:space="preserve">In the input parameters, </w:t>
+      </w:r>
+      <w:r>
+        <w:t xml:space="preserve">MSMWs should have all eight partnership types. MSMs should have only the four new MSM partnership types. Heterosexual males should continue to have only the four heterosexual partnership types. </w:t>
+      </w:r>
+      <w:r>
+        <w:t>An exception will prevent the model from running if these conditions are not satisfied.</w:t>
+      </w:r>
+    </w:p>
+    <w:p>
+      <w:r>
+        <w:br w:type="page"/>
+      </w:r>
+    </w:p>
+    <w:p>
+      <w:pPr>
+        <w:pStyle w:val="Title"/>
+      </w:pPr>
+      <w:r>
+        <w:lastRenderedPageBreak/>
+        <w:t>4.0 – MSM Implementation – Birth Proportions</w:t>
+      </w:r>
+    </w:p>
+    <w:p>
+      <w:r>
+        <w:t>Instead of “</w:t>
+      </w:r>
+      <w:proofErr w:type="spellStart"/>
+      <w:r>
+        <w:t>proportionMale</w:t>
+      </w:r>
+      <w:proofErr w:type="spellEnd"/>
+      <w:r>
+        <w:t xml:space="preserve">” in population parameters, the makeup of newborn entities each month is defined as proportion of total newborns by entity type. For example, a birth rate of 0.1 with a population size of 1000 yields 100 new entities in that month. If the birth proportions looks like “male=0.3, </w:t>
+      </w:r>
+      <w:proofErr w:type="spellStart"/>
+      <w:r>
+        <w:t>msmw</w:t>
+      </w:r>
+      <w:proofErr w:type="spellEnd"/>
+      <w:r>
+        <w:t xml:space="preserve">=0.1, </w:t>
+      </w:r>
+      <w:proofErr w:type="spellStart"/>
+      <w:r>
+        <w:t>msm</w:t>
+      </w:r>
+      <w:proofErr w:type="spellEnd"/>
+      <w:r>
+        <w:t>=0.2, female=0.4”, there will be 30 new males, 10 new MSMWs, 20 new MSMs, and 40 new females. This same system is used in defining the initial state and population sizes of each age bucket. These two changes allow MSMs to be present in the population.</w:t>
+      </w:r>
+      <w:r>
+        <w:t xml:space="preserve"> </w:t>
+      </w:r>
+    </w:p>
+    <w:p>
+      <w:r>
+        <w:t>Extra care should be taken when the birth rate is low and the population size is small (i.e. only a few newborns per month). If there birth rate is 0.001 and population size is 1000, there will be one birth per month and this birth will always be male due to rounding and initialization order.</w:t>
+      </w:r>
+    </w:p>
+    <w:p>
+      <w:r>
+        <w:br w:type="page"/>
+      </w:r>
+    </w:p>
+    <w:p>
+      <w:pPr>
+        <w:pStyle w:val="Title"/>
+      </w:pPr>
+      <w:r>
+        <w:lastRenderedPageBreak/>
+        <w:t>4.0 – MSM Im</w:t>
+      </w:r>
+      <w:r>
+        <w:t>plementation – Sex-based transmission parameters</w:t>
+      </w:r>
+    </w:p>
+    <w:p>
+      <w:proofErr w:type="gramStart"/>
+      <w:r>
+        <w:t>Moved transmission coefficients out of individual entity types and into separate section.</w:t>
+      </w:r>
+      <w:proofErr w:type="gramEnd"/>
+      <w:r>
+        <w:t xml:space="preserve"> As MSMWs and heterosexual males can both form partnerships with females with presumably the same transmission coefficients, it makes sense to separate these so that all entity types can use them based simply on the gender of the participants (and eventually on MSM positioning, not yet implemented).</w:t>
+      </w:r>
+    </w:p>
+    <w:p>
+      <w:r>
+        <w:t xml:space="preserve">Additionally, </w:t>
+      </w:r>
+    </w:p>
+    <w:p>
+      <w:r>
+        <w:br w:type="page"/>
+      </w:r>
+    </w:p>
+    <w:p>
+      <w:pPr>
+        <w:pStyle w:val="Title"/>
+      </w:pPr>
+      <w:r>
+        <w:lastRenderedPageBreak/>
+        <w:t>4.0 – MSM Implementation – Initial Infection Definitions</w:t>
+      </w:r>
+    </w:p>
+    <w:p>
+      <w:proofErr w:type="gramStart"/>
+      <w:r>
+        <w:t>Generalized initial prevalent cases which were originally bound into rigid age- and risk-groups.</w:t>
+      </w:r>
+      <w:proofErr w:type="gramEnd"/>
+      <w:r>
+        <w:t xml:space="preserve"> Now initial prevalent cases can be as specific or vague as desired. For each, we can define an optional demographic profile with wildcards, an optional open or closed age range, and an optional risk-group. A demographic profile looks like &lt;sexual-activity-status</w:t>
+      </w:r>
+      <w:proofErr w:type="gramStart"/>
+      <w:r>
+        <w:t>&gt;:</w:t>
+      </w:r>
+      <w:proofErr w:type="gramEnd"/>
+      <w:r>
+        <w:t>&lt;gender&gt;:&lt;sexual-orientation&gt;:&lt;relationship-status&gt;:&lt;employment&gt;. Each of these can be a specific value or a wildcard in the form of an asterisk (i.e. SA</w:t>
+      </w:r>
+      <w:proofErr w:type="gramStart"/>
+      <w:r>
+        <w:t>:FEMALE:HETERO</w:t>
+      </w:r>
+      <w:proofErr w:type="gramEnd"/>
+      <w:r>
+        <w:t>:*:*). For each of these “population queries” we specify a target number of infections to be assigned randomly among all those matching the specified criteria.</w:t>
+      </w:r>
+    </w:p>
+    <w:p>
+      <w:r>
+        <w:br w:type="page"/>
+      </w:r>
+    </w:p>
+    <w:p>
+      <w:pPr>
+        <w:pStyle w:val="Title"/>
+      </w:pPr>
+      <w:r>
+        <w:lastRenderedPageBreak/>
+        <w:t xml:space="preserve">4.0 – </w:t>
+      </w:r>
+      <w:r>
+        <w:t>Miscellaneous Changes</w:t>
+      </w:r>
+    </w:p>
+    <w:p>
+      <w:pPr>
+        <w:pStyle w:val="ListParagraph"/>
+        <w:numPr>
+          <w:ilvl w:val="0"/>
+          <w:numId w:val="10"/>
+        </w:numPr>
+      </w:pPr>
+      <w:r>
+        <w:t>Removed possibility to have CSW proportion differ in initial population and newborn population as these parameters were never different. These have been unified into one parameter called “</w:t>
+      </w:r>
+      <w:proofErr w:type="spellStart"/>
+      <w:r>
+        <w:t>chanceBecomeSexWorker</w:t>
+      </w:r>
+      <w:proofErr w:type="spellEnd"/>
+      <w:r>
+        <w:t>” defined for each entity.</w:t>
+      </w:r>
+    </w:p>
+    <w:p>
+      <w:pPr>
+        <w:pStyle w:val="ListParagraph"/>
+        <w:numPr>
+          <w:ilvl w:val="0"/>
+          <w:numId w:val="10"/>
+        </w:numPr>
+      </w:pPr>
+      <w:r>
+        <w:t>The number of sequenced CEPAC IN files or ART rollout files is now unlimited (originally restricted to 5 and 12 respectively).</w:t>
+      </w:r>
+    </w:p>
+    <w:p>
+      <w:pPr>
+        <w:pStyle w:val="ListParagraph"/>
+        <w:numPr>
+          <w:ilvl w:val="0"/>
+          <w:numId w:val="10"/>
+        </w:numPr>
+      </w:pPr>
+      <w:r>
+        <w:t>Most outcomes stratified on gender are now stratified on entity type so that MSMs and MSMWs can be differentiated from heterosexual males.</w:t>
+      </w:r>
+    </w:p>
+    <w:p>
+      <w:pPr>
+        <w:pStyle w:val="ListParagraph"/>
+        <w:numPr>
+          <w:ilvl w:val="0"/>
+          <w:numId w:val="10"/>
+        </w:numPr>
+      </w:pPr>
+      <w:r>
+        <w:t>New columns at the end of Partnership trace summarize how often MSMWs, MSMs, and women were selected for a partnership.</w:t>
+      </w:r>
+      <w:r>
+        <w:t xml:space="preserve"> This will be used to ensure that certain males (of which some can now both select and be selected for partnerships) are not selected an extreme number of times.</w:t>
+      </w:r>
+    </w:p>
+    <w:p>
+      <w:r>
+        <w:br w:type="page"/>
+      </w:r>
+    </w:p>
+    <w:p>
+      <w:pPr>
+        <w:pStyle w:val="Title"/>
+      </w:pPr>
+      <w:r>
+        <w:lastRenderedPageBreak/>
+        <w:t>4.1 – New Logging Method</w:t>
+      </w:r>
+    </w:p>
+    <w:p>
+      <w:r>
+        <w:t>As we continue to modify the model and attempt new analyses, the number of output sheets and columns per sheet continues to increase. It seems unlikely that we will be able to remove any of the existing columns in the near future. For this reason, we have been exploring new methods for tracking outcomes that hopefully satisfy the following criteria:</w:t>
+      </w:r>
+    </w:p>
+    <w:p>
+      <w:pPr>
+        <w:pStyle w:val="ListParagraph"/>
+        <w:numPr>
+          <w:ilvl w:val="0"/>
+          <w:numId w:val="11"/>
+        </w:numPr>
+      </w:pPr>
+      <w:r>
+        <w:t>Fast</w:t>
+      </w:r>
+    </w:p>
+    <w:p>
+      <w:pPr>
+        <w:pStyle w:val="ListParagraph"/>
+        <w:numPr>
+          <w:ilvl w:val="0"/>
+          <w:numId w:val="11"/>
+        </w:numPr>
+      </w:pPr>
+      <w:r>
+        <w:t>Uncomplicated (i.e. require fewer lines of code than existing method)</w:t>
+      </w:r>
+    </w:p>
+    <w:p>
+      <w:pPr>
+        <w:pStyle w:val="ListParagraph"/>
+        <w:numPr>
+          <w:ilvl w:val="0"/>
+          <w:numId w:val="11"/>
+        </w:numPr>
+      </w:pPr>
+      <w:r>
+        <w:t>Eas</w:t>
+      </w:r>
+      <w:bookmarkStart w:id="16" w:name="_GoBack"/>
+      <w:bookmarkEnd w:id="16"/>
+      <w:r>
+        <w:t>y to consume in scripts and by hand for further analysis</w:t>
+      </w:r>
+    </w:p>
+    <w:p>
+      <w:pPr>
+        <w:pStyle w:val="ListParagraph"/>
+        <w:numPr>
+          <w:ilvl w:val="0"/>
+          <w:numId w:val="11"/>
+        </w:numPr>
+      </w:pPr>
+      <w:r>
+        <w:t>Small file size</w:t>
+      </w:r>
+    </w:p>
+    <w:p>
+      <w:pPr>
+        <w:pStyle w:val="ListParagraph"/>
+        <w:numPr>
+          <w:ilvl w:val="0"/>
+          <w:numId w:val="11"/>
+        </w:numPr>
+      </w:pPr>
+      <w:r>
+        <w:t>Easy to move</w:t>
+      </w:r>
+    </w:p>
+    <w:p>
+      <w:pPr>
+        <w:pStyle w:val="ListParagraph"/>
+        <w:numPr>
+          <w:ilvl w:val="0"/>
+          <w:numId w:val="11"/>
+        </w:numPr>
+      </w:pPr>
+      <w:r>
+        <w:t>Fault-tolerant (e.g. if a cluster node fails during simulation, it should be evident)</w:t>
+      </w:r>
+    </w:p>
+    <w:p>
+      <w:r>
+        <w:t>These turned out to be a difficult set of criteria to satisfy. The initial idea was to use an XLSX library to create an XML based spreadsheet. XLSX uses compression, so the file size would be smaller, it would create a single file that could be read on any computer with Excel</w:t>
+      </w:r>
+      <w:r>
+        <w:t>. It would also allow us to freeze panes automatically (an action we normally have to do every time we open a CSV). The problem with this idea is consuming the data in scripts. Any time we add a new statistic, we have to change our scripts as the columns are shifted.</w:t>
+      </w:r>
+    </w:p>
+    <w:p>
+      <w:r>
+        <w:t>Next, we tried writing a table of events from which all outcomes could be derived. For example, entity 1 is born at time 512, becomes high risk at time 716,</w:t>
+      </w:r>
+      <w:r>
+        <w:t xml:space="preserve"> and</w:t>
+      </w:r>
+      <w:r>
+        <w:t xml:space="preserve"> dies at time 1181. From this we can calculate the number of people alive at any point in time, the number of high risk alive at each month, etc. This idea works, but there are too many events to track all of the necessary statistics for a large population. With 100,000 people over 1200 months, tests showed that there would be around half a billion events.</w:t>
+      </w:r>
+    </w:p>
+    <w:p>
+      <w:r>
+        <w:t>A compromise of these ideas is to write summary statistics for each month to a database. This database could be queried to create summary tables. SQLite database store data much more compactly than a plain text file. This was the method that was chosen for the time being.</w:t>
       </w:r>
     </w:p>
     <w:sectPr>
@@ -15299,6 +17666,119 @@
     </w:lvl>
   </w:abstractNum>
   <w:abstractNum w:abstractNumId="2">
+    <w:nsid w:val="1CC84D9C"/>
+    <w:multiLevelType w:val="hybridMultilevel"/>
+    <w:tmpl w:val="5FF81378"/>
+    <w:lvl w:ilvl="0" w:tplc="08090001">
+      <w:start w:val="1"/>
+      <w:numFmt w:val="bullet"/>
+      <w:lvlText w:val=""/>
+      <w:lvlJc w:val="left"/>
+      <w:pPr>
+        <w:ind w:left="720" w:hanging="360"/>
+      </w:pPr>
+      <w:rPr>
+        <w:rFonts w:ascii="Symbol" w:hAnsi="Symbol" w:hint="default"/>
+      </w:rPr>
+    </w:lvl>
+    <w:lvl w:ilvl="1" w:tplc="08090003" w:tentative="1">
+      <w:start w:val="1"/>
+      <w:numFmt w:val="bullet"/>
+      <w:lvlText w:val="o"/>
+      <w:lvlJc w:val="left"/>
+      <w:pPr>
+        <w:ind w:left="1440" w:hanging="360"/>
+      </w:pPr>
+      <w:rPr>
+        <w:rFonts w:ascii="Courier New" w:hAnsi="Courier New" w:cs="Courier New" w:hint="default"/>
+      </w:rPr>
+    </w:lvl>
+    <w:lvl w:ilvl="2" w:tplc="08090005" w:tentative="1">
+      <w:start w:val="1"/>
+      <w:numFmt w:val="bullet"/>
+      <w:lvlText w:val=""/>
+      <w:lvlJc w:val="left"/>
+      <w:pPr>
+        <w:ind w:left="2160" w:hanging="360"/>
+      </w:pPr>
+      <w:rPr>
+        <w:rFonts w:ascii="Wingdings" w:hAnsi="Wingdings" w:hint="default"/>
+      </w:rPr>
+    </w:lvl>
+    <w:lvl w:ilvl="3" w:tplc="08090001" w:tentative="1">
+      <w:start w:val="1"/>
+      <w:numFmt w:val="bullet"/>
+      <w:lvlText w:val=""/>
+      <w:lvlJc w:val="left"/>
+      <w:pPr>
+        <w:ind w:left="2880" w:hanging="360"/>
+      </w:pPr>
+      <w:rPr>
+        <w:rFonts w:ascii="Symbol" w:hAnsi="Symbol" w:hint="default"/>
+      </w:rPr>
+    </w:lvl>
+    <w:lvl w:ilvl="4" w:tplc="08090003" w:tentative="1">
+      <w:start w:val="1"/>
+      <w:numFmt w:val="bullet"/>
+      <w:lvlText w:val="o"/>
+      <w:lvlJc w:val="left"/>
+      <w:pPr>
+        <w:ind w:left="3600" w:hanging="360"/>
+      </w:pPr>
+      <w:rPr>
+        <w:rFonts w:ascii="Courier New" w:hAnsi="Courier New" w:cs="Courier New" w:hint="default"/>
+      </w:rPr>
+    </w:lvl>
+    <w:lvl w:ilvl="5" w:tplc="08090005" w:tentative="1">
+      <w:start w:val="1"/>
+      <w:numFmt w:val="bullet"/>
+      <w:lvlText w:val=""/>
+      <w:lvlJc w:val="left"/>
+      <w:pPr>
+        <w:ind w:left="4320" w:hanging="360"/>
+      </w:pPr>
+      <w:rPr>
+        <w:rFonts w:ascii="Wingdings" w:hAnsi="Wingdings" w:hint="default"/>
+      </w:rPr>
+    </w:lvl>
+    <w:lvl w:ilvl="6" w:tplc="08090001" w:tentative="1">
+      <w:start w:val="1"/>
+      <w:numFmt w:val="bullet"/>
+      <w:lvlText w:val=""/>
+      <w:lvlJc w:val="left"/>
+      <w:pPr>
+        <w:ind w:left="5040" w:hanging="360"/>
+      </w:pPr>
+      <w:rPr>
+        <w:rFonts w:ascii="Symbol" w:hAnsi="Symbol" w:hint="default"/>
+      </w:rPr>
+    </w:lvl>
+    <w:lvl w:ilvl="7" w:tplc="08090003" w:tentative="1">
+      <w:start w:val="1"/>
+      <w:numFmt w:val="bullet"/>
+      <w:lvlText w:val="o"/>
+      <w:lvlJc w:val="left"/>
+      <w:pPr>
+        <w:ind w:left="5760" w:hanging="360"/>
+      </w:pPr>
+      <w:rPr>
+        <w:rFonts w:ascii="Courier New" w:hAnsi="Courier New" w:cs="Courier New" w:hint="default"/>
+      </w:rPr>
+    </w:lvl>
+    <w:lvl w:ilvl="8" w:tplc="08090005" w:tentative="1">
+      <w:start w:val="1"/>
+      <w:numFmt w:val="bullet"/>
+      <w:lvlText w:val=""/>
+      <w:lvlJc w:val="left"/>
+      <w:pPr>
+        <w:ind w:left="6480" w:hanging="360"/>
+      </w:pPr>
+      <w:rPr>
+        <w:rFonts w:ascii="Wingdings" w:hAnsi="Wingdings" w:hint="default"/>
+      </w:rPr>
+    </w:lvl>
+  </w:abstractNum>
+  <w:abstractNum w:abstractNumId="3">
     <w:nsid w:val="3237368E"/>
     <w:multiLevelType w:val="hybridMultilevel"/>
     <w:tmpl w:val="598CC8FE"/>
@@ -15411,7 +17891,120 @@
       </w:rPr>
     </w:lvl>
   </w:abstractNum>
-  <w:abstractNum w:abstractNumId="3">
+  <w:abstractNum w:abstractNumId="4">
+    <w:nsid w:val="3BE454BE"/>
+    <w:multiLevelType w:val="hybridMultilevel"/>
+    <w:tmpl w:val="A2702D06"/>
+    <w:lvl w:ilvl="0" w:tplc="08090001">
+      <w:start w:val="1"/>
+      <w:numFmt w:val="bullet"/>
+      <w:lvlText w:val=""/>
+      <w:lvlJc w:val="left"/>
+      <w:pPr>
+        <w:ind w:left="720" w:hanging="360"/>
+      </w:pPr>
+      <w:rPr>
+        <w:rFonts w:ascii="Symbol" w:hAnsi="Symbol" w:hint="default"/>
+      </w:rPr>
+    </w:lvl>
+    <w:lvl w:ilvl="1" w:tplc="08090003" w:tentative="1">
+      <w:start w:val="1"/>
+      <w:numFmt w:val="bullet"/>
+      <w:lvlText w:val="o"/>
+      <w:lvlJc w:val="left"/>
+      <w:pPr>
+        <w:ind w:left="1440" w:hanging="360"/>
+      </w:pPr>
+      <w:rPr>
+        <w:rFonts w:ascii="Courier New" w:hAnsi="Courier New" w:cs="Courier New" w:hint="default"/>
+      </w:rPr>
+    </w:lvl>
+    <w:lvl w:ilvl="2" w:tplc="08090005" w:tentative="1">
+      <w:start w:val="1"/>
+      <w:numFmt w:val="bullet"/>
+      <w:lvlText w:val=""/>
+      <w:lvlJc w:val="left"/>
+      <w:pPr>
+        <w:ind w:left="2160" w:hanging="360"/>
+      </w:pPr>
+      <w:rPr>
+        <w:rFonts w:ascii="Wingdings" w:hAnsi="Wingdings" w:hint="default"/>
+      </w:rPr>
+    </w:lvl>
+    <w:lvl w:ilvl="3" w:tplc="08090001" w:tentative="1">
+      <w:start w:val="1"/>
+      <w:numFmt w:val="bullet"/>
+      <w:lvlText w:val=""/>
+      <w:lvlJc w:val="left"/>
+      <w:pPr>
+        <w:ind w:left="2880" w:hanging="360"/>
+      </w:pPr>
+      <w:rPr>
+        <w:rFonts w:ascii="Symbol" w:hAnsi="Symbol" w:hint="default"/>
+      </w:rPr>
+    </w:lvl>
+    <w:lvl w:ilvl="4" w:tplc="08090003" w:tentative="1">
+      <w:start w:val="1"/>
+      <w:numFmt w:val="bullet"/>
+      <w:lvlText w:val="o"/>
+      <w:lvlJc w:val="left"/>
+      <w:pPr>
+        <w:ind w:left="3600" w:hanging="360"/>
+      </w:pPr>
+      <w:rPr>
+        <w:rFonts w:ascii="Courier New" w:hAnsi="Courier New" w:cs="Courier New" w:hint="default"/>
+      </w:rPr>
+    </w:lvl>
+    <w:lvl w:ilvl="5" w:tplc="08090005" w:tentative="1">
+      <w:start w:val="1"/>
+      <w:numFmt w:val="bullet"/>
+      <w:lvlText w:val=""/>
+      <w:lvlJc w:val="left"/>
+      <w:pPr>
+        <w:ind w:left="4320" w:hanging="360"/>
+      </w:pPr>
+      <w:rPr>
+        <w:rFonts w:ascii="Wingdings" w:hAnsi="Wingdings" w:hint="default"/>
+      </w:rPr>
+    </w:lvl>
+    <w:lvl w:ilvl="6" w:tplc="08090001" w:tentative="1">
+      <w:start w:val="1"/>
+      <w:numFmt w:val="bullet"/>
+      <w:lvlText w:val=""/>
+      <w:lvlJc w:val="left"/>
+      <w:pPr>
+        <w:ind w:left="5040" w:hanging="360"/>
+      </w:pPr>
+      <w:rPr>
+        <w:rFonts w:ascii="Symbol" w:hAnsi="Symbol" w:hint="default"/>
+      </w:rPr>
+    </w:lvl>
+    <w:lvl w:ilvl="7" w:tplc="08090003" w:tentative="1">
+      <w:start w:val="1"/>
+      <w:numFmt w:val="bullet"/>
+      <w:lvlText w:val="o"/>
+      <w:lvlJc w:val="left"/>
+      <w:pPr>
+        <w:ind w:left="5760" w:hanging="360"/>
+      </w:pPr>
+      <w:rPr>
+        <w:rFonts w:ascii="Courier New" w:hAnsi="Courier New" w:cs="Courier New" w:hint="default"/>
+      </w:rPr>
+    </w:lvl>
+    <w:lvl w:ilvl="8" w:tplc="08090005" w:tentative="1">
+      <w:start w:val="1"/>
+      <w:numFmt w:val="bullet"/>
+      <w:lvlText w:val=""/>
+      <w:lvlJc w:val="left"/>
+      <w:pPr>
+        <w:ind w:left="6480" w:hanging="360"/>
+      </w:pPr>
+      <w:rPr>
+        <w:rFonts w:ascii="Wingdings" w:hAnsi="Wingdings" w:hint="default"/>
+      </w:rPr>
+    </w:lvl>
+  </w:abstractNum>
+  <w:abstractNum w:abstractNumId="5">
     <w:nsid w:val="44FE7A05"/>
     <w:multiLevelType w:val="hybridMultilevel"/>
     <w:tmpl w:val="D44016C4"/>
@@ -15524,7 +18117,7 @@
       </w:rPr>
     </w:lvl>
   </w:abstractNum>
-  <w:abstractNum w:abstractNumId="4">
+  <w:abstractNum w:abstractNumId="6">
     <w:nsid w:val="4E600266"/>
     <w:multiLevelType w:val="hybridMultilevel"/>
     <w:tmpl w:val="4976AEE4"/>
@@ -15637,7 +18230,120 @@
       </w:rPr>
     </w:lvl>
   </w:abstractNum>
-  <w:abstractNum w:abstractNumId="5">
+  <w:abstractNum w:abstractNumId="7">
+    <w:nsid w:val="52084375"/>
+    <w:multiLevelType w:val="hybridMultilevel"/>
+    <w:tmpl w:val="61D236D6"/>
+    <w:lvl w:ilvl="0" w:tplc="08090001">
+      <w:start w:val="1"/>
+      <w:numFmt w:val="bullet"/>
+      <w:lvlText w:val=""/>
+      <w:lvlJc w:val="left"/>
+      <w:pPr>
+        <w:ind w:left="720" w:hanging="360"/>
+      </w:pPr>
+      <w:rPr>
+        <w:rFonts w:ascii="Symbol" w:hAnsi="Symbol" w:hint="default"/>
+      </w:rPr>
+    </w:lvl>
+    <w:lvl w:ilvl="1" w:tplc="08090003" w:tentative="1">
+      <w:start w:val="1"/>
+      <w:numFmt w:val="bullet"/>
+      <w:lvlText w:val="o"/>
+      <w:lvlJc w:val="left"/>
+      <w:pPr>
+        <w:ind w:left="1440" w:hanging="360"/>
+      </w:pPr>
+      <w:rPr>
+        <w:rFonts w:ascii="Courier New" w:hAnsi="Courier New" w:cs="Courier New" w:hint="default"/>
+      </w:rPr>
+    </w:lvl>
+    <w:lvl w:ilvl="2" w:tplc="08090005" w:tentative="1">
+      <w:start w:val="1"/>
+      <w:numFmt w:val="bullet"/>
+      <w:lvlText w:val=""/>
+      <w:lvlJc w:val="left"/>
+      <w:pPr>
+        <w:ind w:left="2160" w:hanging="360"/>
+      </w:pPr>
+      <w:rPr>
+        <w:rFonts w:ascii="Wingdings" w:hAnsi="Wingdings" w:hint="default"/>
+      </w:rPr>
+    </w:lvl>
+    <w:lvl w:ilvl="3" w:tplc="08090001" w:tentative="1">
+      <w:start w:val="1"/>
+      <w:numFmt w:val="bullet"/>
+      <w:lvlText w:val=""/>
+      <w:lvlJc w:val="left"/>
+      <w:pPr>
+        <w:ind w:left="2880" w:hanging="360"/>
+      </w:pPr>
+      <w:rPr>
+        <w:rFonts w:ascii="Symbol" w:hAnsi="Symbol" w:hint="default"/>
+      </w:rPr>
+    </w:lvl>
+    <w:lvl w:ilvl="4" w:tplc="08090003" w:tentative="1">
+      <w:start w:val="1"/>
+      <w:numFmt w:val="bullet"/>
+      <w:lvlText w:val="o"/>
+      <w:lvlJc w:val="left"/>
+      <w:pPr>
+        <w:ind w:left="3600" w:hanging="360"/>
+      </w:pPr>
+      <w:rPr>
+        <w:rFonts w:ascii="Courier New" w:hAnsi="Courier New" w:cs="Courier New" w:hint="default"/>
+      </w:rPr>
+    </w:lvl>
+    <w:lvl w:ilvl="5" w:tplc="08090005" w:tentative="1">
+      <w:start w:val="1"/>
+      <w:numFmt w:val="bullet"/>
+      <w:lvlText w:val=""/>
+      <w:lvlJc w:val="left"/>
+      <w:pPr>
+        <w:ind w:left="4320" w:hanging="360"/>
+      </w:pPr>
+      <w:rPr>
+        <w:rFonts w:ascii="Wingdings" w:hAnsi="Wingdings" w:hint="default"/>
+      </w:rPr>
+    </w:lvl>
+    <w:lvl w:ilvl="6" w:tplc="08090001" w:tentative="1">
+      <w:start w:val="1"/>
+      <w:numFmt w:val="bullet"/>
+      <w:lvlText w:val=""/>
+      <w:lvlJc w:val="left"/>
+      <w:pPr>
+        <w:ind w:left="5040" w:hanging="360"/>
+      </w:pPr>
+      <w:rPr>
+        <w:rFonts w:ascii="Symbol" w:hAnsi="Symbol" w:hint="default"/>
+      </w:rPr>
+    </w:lvl>
+    <w:lvl w:ilvl="7" w:tplc="08090003" w:tentative="1">
+      <w:start w:val="1"/>
+      <w:numFmt w:val="bullet"/>
+      <w:lvlText w:val="o"/>
+      <w:lvlJc w:val="left"/>
+      <w:pPr>
+        <w:ind w:left="5760" w:hanging="360"/>
+      </w:pPr>
+      <w:rPr>
+        <w:rFonts w:ascii="Courier New" w:hAnsi="Courier New" w:cs="Courier New" w:hint="default"/>
+      </w:rPr>
+    </w:lvl>
+    <w:lvl w:ilvl="8" w:tplc="08090005" w:tentative="1">
+      <w:start w:val="1"/>
+      <w:numFmt w:val="bullet"/>
+      <w:lvlText w:val=""/>
+      <w:lvlJc w:val="left"/>
+      <w:pPr>
+        <w:ind w:left="6480" w:hanging="360"/>
+      </w:pPr>
+      <w:rPr>
+        <w:rFonts w:ascii="Wingdings" w:hAnsi="Wingdings" w:hint="default"/>
+      </w:rPr>
+    </w:lvl>
+  </w:abstractNum>
+  <w:abstractNum w:abstractNumId="8">
     <w:nsid w:val="5E302A88"/>
     <w:multiLevelType w:val="hybridMultilevel"/>
     <w:tmpl w:val="DAB27672"/>
@@ -15750,23 +18456,264 @@
       </w:rPr>
     </w:lvl>
   </w:abstractNum>
+  <w:abstractNum w:abstractNumId="9">
+    <w:nsid w:val="665D462B"/>
+    <w:multiLevelType w:val="hybridMultilevel"/>
+    <w:tmpl w:val="6186E7F2"/>
+    <w:lvl w:ilvl="0" w:tplc="08090001">
+      <w:start w:val="1"/>
+      <w:numFmt w:val="bullet"/>
+      <w:lvlText w:val=""/>
+      <w:lvlJc w:val="left"/>
+      <w:pPr>
+        <w:ind w:left="720" w:hanging="360"/>
+      </w:pPr>
+      <w:rPr>
+        <w:rFonts w:ascii="Symbol" w:hAnsi="Symbol" w:hint="default"/>
+      </w:rPr>
+    </w:lvl>
+    <w:lvl w:ilvl="1" w:tplc="08090003" w:tentative="1">
+      <w:start w:val="1"/>
+      <w:numFmt w:val="bullet"/>
+      <w:lvlText w:val="o"/>
+      <w:lvlJc w:val="left"/>
+      <w:pPr>
+        <w:ind w:left="1440" w:hanging="360"/>
+      </w:pPr>
+      <w:rPr>
+        <w:rFonts w:ascii="Courier New" w:hAnsi="Courier New" w:cs="Courier New" w:hint="default"/>
+      </w:rPr>
+    </w:lvl>
+    <w:lvl w:ilvl="2" w:tplc="08090005" w:tentative="1">
+      <w:start w:val="1"/>
+      <w:numFmt w:val="bullet"/>
+      <w:lvlText w:val=""/>
+      <w:lvlJc w:val="left"/>
+      <w:pPr>
+        <w:ind w:left="2160" w:hanging="360"/>
+      </w:pPr>
+      <w:rPr>
+        <w:rFonts w:ascii="Wingdings" w:hAnsi="Wingdings" w:hint="default"/>
+      </w:rPr>
+    </w:lvl>
+    <w:lvl w:ilvl="3" w:tplc="08090001" w:tentative="1">
+      <w:start w:val="1"/>
+      <w:numFmt w:val="bullet"/>
+      <w:lvlText w:val=""/>
+      <w:lvlJc w:val="left"/>
+      <w:pPr>
+        <w:ind w:left="2880" w:hanging="360"/>
+      </w:pPr>
+      <w:rPr>
+        <w:rFonts w:ascii="Symbol" w:hAnsi="Symbol" w:hint="default"/>
+      </w:rPr>
+    </w:lvl>
+    <w:lvl w:ilvl="4" w:tplc="08090003" w:tentative="1">
+      <w:start w:val="1"/>
+      <w:numFmt w:val="bullet"/>
+      <w:lvlText w:val="o"/>
+      <w:lvlJc w:val="left"/>
+      <w:pPr>
+        <w:ind w:left="3600" w:hanging="360"/>
+      </w:pPr>
+      <w:rPr>
+        <w:rFonts w:ascii="Courier New" w:hAnsi="Courier New" w:cs="Courier New" w:hint="default"/>
+      </w:rPr>
+    </w:lvl>
+    <w:lvl w:ilvl="5" w:tplc="08090005" w:tentative="1">
+      <w:start w:val="1"/>
+      <w:numFmt w:val="bullet"/>
+      <w:lvlText w:val=""/>
+      <w:lvlJc w:val="left"/>
+      <w:pPr>
+        <w:ind w:left="4320" w:hanging="360"/>
+      </w:pPr>
+      <w:rPr>
+        <w:rFonts w:ascii="Wingdings" w:hAnsi="Wingdings" w:hint="default"/>
+      </w:rPr>
+    </w:lvl>
+    <w:lvl w:ilvl="6" w:tplc="08090001" w:tentative="1">
+      <w:start w:val="1"/>
+      <w:numFmt w:val="bullet"/>
+      <w:lvlText w:val=""/>
+      <w:lvlJc w:val="left"/>
+      <w:pPr>
+        <w:ind w:left="5040" w:hanging="360"/>
+      </w:pPr>
+      <w:rPr>
+        <w:rFonts w:ascii="Symbol" w:hAnsi="Symbol" w:hint="default"/>
+      </w:rPr>
+    </w:lvl>
+    <w:lvl w:ilvl="7" w:tplc="08090003" w:tentative="1">
+      <w:start w:val="1"/>
+      <w:numFmt w:val="bullet"/>
+      <w:lvlText w:val="o"/>
+      <w:lvlJc w:val="left"/>
+      <w:pPr>
+        <w:ind w:left="5760" w:hanging="360"/>
+      </w:pPr>
+      <w:rPr>
+        <w:rFonts w:ascii="Courier New" w:hAnsi="Courier New" w:cs="Courier New" w:hint="default"/>
+      </w:rPr>
+    </w:lvl>
+    <w:lvl w:ilvl="8" w:tplc="08090005" w:tentative="1">
+      <w:start w:val="1"/>
+      <w:numFmt w:val="bullet"/>
+      <w:lvlText w:val=""/>
+      <w:lvlJc w:val="left"/>
+      <w:pPr>
+        <w:ind w:left="6480" w:hanging="360"/>
+      </w:pPr>
+      <w:rPr>
+        <w:rFonts w:ascii="Wingdings" w:hAnsi="Wingdings" w:hint="default"/>
+      </w:rPr>
+    </w:lvl>
+  </w:abstractNum>
+  <w:abstractNum w:abstractNumId="10">
+    <w:nsid w:val="79405CD0"/>
+    <w:multiLevelType w:val="hybridMultilevel"/>
+    <w:tmpl w:val="D2A45FC6"/>
+    <w:lvl w:ilvl="0" w:tplc="08090001">
+      <w:start w:val="1"/>
+      <w:numFmt w:val="bullet"/>
+      <w:lvlText w:val=""/>
+      <w:lvlJc w:val="left"/>
+      <w:pPr>
+        <w:ind w:left="720" w:hanging="360"/>
+      </w:pPr>
+      <w:rPr>
+        <w:rFonts w:ascii="Symbol" w:hAnsi="Symbol" w:hint="default"/>
+      </w:rPr>
+    </w:lvl>
+    <w:lvl w:ilvl="1" w:tplc="08090003" w:tentative="1">
+      <w:start w:val="1"/>
+      <w:numFmt w:val="bullet"/>
+      <w:lvlText w:val="o"/>
+      <w:lvlJc w:val="left"/>
+      <w:pPr>
+        <w:ind w:left="1440" w:hanging="360"/>
+      </w:pPr>
+      <w:rPr>
+        <w:rFonts w:ascii="Courier New" w:hAnsi="Courier New" w:cs="Courier New" w:hint="default"/>
+      </w:rPr>
+    </w:lvl>
+    <w:lvl w:ilvl="2" w:tplc="08090005" w:tentative="1">
+      <w:start w:val="1"/>
+      <w:numFmt w:val="bullet"/>
+      <w:lvlText w:val=""/>
+      <w:lvlJc w:val="left"/>
+      <w:pPr>
+        <w:ind w:left="2160" w:hanging="360"/>
+      </w:pPr>
+      <w:rPr>
+        <w:rFonts w:ascii="Wingdings" w:hAnsi="Wingdings" w:hint="default"/>
+      </w:rPr>
+    </w:lvl>
+    <w:lvl w:ilvl="3" w:tplc="08090001" w:tentative="1">
+      <w:start w:val="1"/>
+      <w:numFmt w:val="bullet"/>
+      <w:lvlText w:val=""/>
+      <w:lvlJc w:val="left"/>
+      <w:pPr>
+        <w:ind w:left="2880" w:hanging="360"/>
+      </w:pPr>
+      <w:rPr>
+        <w:rFonts w:ascii="Symbol" w:hAnsi="Symbol" w:hint="default"/>
+      </w:rPr>
+    </w:lvl>
+    <w:lvl w:ilvl="4" w:tplc="08090003" w:tentative="1">
+      <w:start w:val="1"/>
+      <w:numFmt w:val="bullet"/>
+      <w:lvlText w:val="o"/>
+      <w:lvlJc w:val="left"/>
+      <w:pPr>
+        <w:ind w:left="3600" w:hanging="360"/>
+      </w:pPr>
+      <w:rPr>
+        <w:rFonts w:ascii="Courier New" w:hAnsi="Courier New" w:cs="Courier New" w:hint="default"/>
+      </w:rPr>
+    </w:lvl>
+    <w:lvl w:ilvl="5" w:tplc="08090005" w:tentative="1">
+      <w:start w:val="1"/>
+      <w:numFmt w:val="bullet"/>
+      <w:lvlText w:val=""/>
+      <w:lvlJc w:val="left"/>
+      <w:pPr>
+        <w:ind w:left="4320" w:hanging="360"/>
+      </w:pPr>
+      <w:rPr>
+        <w:rFonts w:ascii="Wingdings" w:hAnsi="Wingdings" w:hint="default"/>
+      </w:rPr>
+    </w:lvl>
+    <w:lvl w:ilvl="6" w:tplc="08090001" w:tentative="1">
+      <w:start w:val="1"/>
+      <w:numFmt w:val="bullet"/>
+      <w:lvlText w:val=""/>
+      <w:lvlJc w:val="left"/>
+      <w:pPr>
+        <w:ind w:left="5040" w:hanging="360"/>
+      </w:pPr>
+      <w:rPr>
+        <w:rFonts w:ascii="Symbol" w:hAnsi="Symbol" w:hint="default"/>
+      </w:rPr>
+    </w:lvl>
+    <w:lvl w:ilvl="7" w:tplc="08090003" w:tentative="1">
+      <w:start w:val="1"/>
+      <w:numFmt w:val="bullet"/>
+      <w:lvlText w:val="o"/>
+      <w:lvlJc w:val="left"/>
+      <w:pPr>
+        <w:ind w:left="5760" w:hanging="360"/>
+      </w:pPr>
+      <w:rPr>
+        <w:rFonts w:ascii="Courier New" w:hAnsi="Courier New" w:cs="Courier New" w:hint="default"/>
+      </w:rPr>
+    </w:lvl>
+    <w:lvl w:ilvl="8" w:tplc="08090005" w:tentative="1">
+      <w:start w:val="1"/>
+      <w:numFmt w:val="bullet"/>
+      <w:lvlText w:val=""/>
+      <w:lvlJc w:val="left"/>
+      <w:pPr>
+        <w:ind w:left="6480" w:hanging="360"/>
+      </w:pPr>
+      <w:rPr>
+        <w:rFonts w:ascii="Wingdings" w:hAnsi="Wingdings" w:hint="default"/>
+      </w:rPr>
+    </w:lvl>
+  </w:abstractNum>
   <w:num w:numId="1">
     <w:abstractNumId w:val="1"/>
   </w:num>
   <w:num w:numId="2">
-    <w:abstractNumId w:val="3"/>
+    <w:abstractNumId w:val="5"/>
   </w:num>
   <w:num w:numId="3">
-    <w:abstractNumId w:val="4"/>
+    <w:abstractNumId w:val="6"/>
   </w:num>
   <w:num w:numId="4">
     <w:abstractNumId w:val="0"/>
   </w:num>
   <w:num w:numId="5">
+    <w:abstractNumId w:val="3"/>
+  </w:num>
+  <w:num w:numId="6">
+    <w:abstractNumId w:val="8"/>
+  </w:num>
+  <w:num w:numId="7">
     <w:abstractNumId w:val="2"/>
   </w:num>
-  <w:num w:numId="6">
-    <w:abstractNumId w:val="5"/>
+  <w:num w:numId="8">
+    <w:abstractNumId w:val="4"/>
+  </w:num>
+  <w:num w:numId="9">
+    <w:abstractNumId w:val="10"/>
+  </w:num>
+  <w:num w:numId="10">
+    <w:abstractNumId w:val="7"/>
+  </w:num>
+  <w:num w:numId="11">
+    <w:abstractNumId w:val="9"/>
   </w:num>
 </w:numbering>
 </file>
@@ -16975,7 +19922,7 @@
 </file>
 
 <file path=customXml/itemProps1.xml><?xml version="1.0" encoding="utf-8"?>
-<ds:datastoreItem xmlns:ds="http://schemas.openxmlformats.org/officeDocument/2006/customXml" ds:itemID="{2DA7371D-17F3-461C-B03E-9A5963E4738F}">
+<ds:datastoreItem xmlns:ds="http://schemas.openxmlformats.org/officeDocument/2006/customXml" ds:itemID="{9C94D551-C5F6-4064-BA20-DE23C12AE548}">
   <ds:schemaRefs>
     <ds:schemaRef ds:uri="http://schemas.openxmlformats.org/officeDocument/2006/bibliography"/>
   </ds:schemaRefs>

--- a/documentation/CEPAC Dynamic Model Detailed Change Log.docx
+++ b/documentation/CEPAC Dynamic Model Detailed Change Log.docx
@@ -100,7 +100,7 @@
           <w:r>
             <w:fldChar w:fldCharType="separate"/>
           </w:r>
-          <w:hyperlink w:anchor="_Toc408835451" w:history="1">
+          <w:hyperlink w:anchor="_Toc409521820" w:history="1">
             <w:r>
               <w:rPr>
                 <w:rStyle w:val="Hyperlink"/>
@@ -127,7 +127,7 @@
                 <w:noProof/>
                 <w:webHidden/>
               </w:rPr>
-              <w:instrText xml:space="preserve"> PAGEREF _Toc408835451 \h </w:instrText>
+              <w:instrText xml:space="preserve"> PAGEREF _Toc409521820 \h </w:instrText>
             </w:r>
             <w:r>
               <w:rPr>
@@ -147,7 +147,7 @@
                 <w:noProof/>
                 <w:webHidden/>
               </w:rPr>
-              <w:t>2</w:t>
+              <w:t>3</w:t>
             </w:r>
             <w:r>
               <w:rPr>
@@ -170,7 +170,7 @@
               <w:lang w:val="en-GB" w:eastAsia="en-GB"/>
             </w:rPr>
           </w:pPr>
-          <w:hyperlink w:anchor="_Toc408835452" w:history="1">
+          <w:hyperlink w:anchor="_Toc409521821" w:history="1">
             <w:r>
               <w:rPr>
                 <w:rStyle w:val="Hyperlink"/>
@@ -197,7 +197,7 @@
                 <w:noProof/>
                 <w:webHidden/>
               </w:rPr>
-              <w:instrText xml:space="preserve"> PAGEREF _Toc408835452 \h </w:instrText>
+              <w:instrText xml:space="preserve"> PAGEREF _Toc409521821 \h </w:instrText>
             </w:r>
             <w:r>
               <w:rPr>
@@ -217,7 +217,7 @@
                 <w:noProof/>
                 <w:webHidden/>
               </w:rPr>
-              <w:t>3</w:t>
+              <w:t>4</w:t>
             </w:r>
             <w:r>
               <w:rPr>
@@ -240,7 +240,7 @@
               <w:lang w:val="en-GB" w:eastAsia="en-GB"/>
             </w:rPr>
           </w:pPr>
-          <w:hyperlink w:anchor="_Toc408835453" w:history="1">
+          <w:hyperlink w:anchor="_Toc409521822" w:history="1">
             <w:r>
               <w:rPr>
                 <w:rStyle w:val="Hyperlink"/>
@@ -267,7 +267,7 @@
                 <w:noProof/>
                 <w:webHidden/>
               </w:rPr>
-              <w:instrText xml:space="preserve"> PAGEREF _Toc408835453 \h </w:instrText>
+              <w:instrText xml:space="preserve"> PAGEREF _Toc409521822 \h </w:instrText>
             </w:r>
             <w:r>
               <w:rPr>
@@ -287,7 +287,7 @@
                 <w:noProof/>
                 <w:webHidden/>
               </w:rPr>
-              <w:t>4</w:t>
+              <w:t>5</w:t>
             </w:r>
             <w:r>
               <w:rPr>
@@ -310,7 +310,7 @@
               <w:lang w:val="en-GB" w:eastAsia="en-GB"/>
             </w:rPr>
           </w:pPr>
-          <w:hyperlink w:anchor="_Toc408835454" w:history="1">
+          <w:hyperlink w:anchor="_Toc409521823" w:history="1">
             <w:r>
               <w:rPr>
                 <w:rStyle w:val="Hyperlink"/>
@@ -337,7 +337,7 @@
                 <w:noProof/>
                 <w:webHidden/>
               </w:rPr>
-              <w:instrText xml:space="preserve"> PAGEREF _Toc408835454 \h </w:instrText>
+              <w:instrText xml:space="preserve"> PAGEREF _Toc409521823 \h </w:instrText>
             </w:r>
             <w:r>
               <w:rPr>
@@ -357,7 +357,7 @@
                 <w:noProof/>
                 <w:webHidden/>
               </w:rPr>
-              <w:t>5</w:t>
+              <w:t>6</w:t>
             </w:r>
             <w:r>
               <w:rPr>
@@ -380,7 +380,7 @@
               <w:lang w:val="en-GB" w:eastAsia="en-GB"/>
             </w:rPr>
           </w:pPr>
-          <w:hyperlink w:anchor="_Toc408835455" w:history="1">
+          <w:hyperlink w:anchor="_Toc409521824" w:history="1">
             <w:r>
               <w:rPr>
                 <w:rStyle w:val="Hyperlink"/>
@@ -407,7 +407,7 @@
                 <w:noProof/>
                 <w:webHidden/>
               </w:rPr>
-              <w:instrText xml:space="preserve"> PAGEREF _Toc408835455 \h </w:instrText>
+              <w:instrText xml:space="preserve"> PAGEREF _Toc409521824 \h </w:instrText>
             </w:r>
             <w:r>
               <w:rPr>
@@ -427,7 +427,7 @@
                 <w:noProof/>
                 <w:webHidden/>
               </w:rPr>
-              <w:t>6</w:t>
+              <w:t>7</w:t>
             </w:r>
             <w:r>
               <w:rPr>
@@ -450,7 +450,7 @@
               <w:lang w:val="en-GB" w:eastAsia="en-GB"/>
             </w:rPr>
           </w:pPr>
-          <w:hyperlink w:anchor="_Toc408835456" w:history="1">
+          <w:hyperlink w:anchor="_Toc409521825" w:history="1">
             <w:r>
               <w:rPr>
                 <w:rStyle w:val="Hyperlink"/>
@@ -477,7 +477,7 @@
                 <w:noProof/>
                 <w:webHidden/>
               </w:rPr>
-              <w:instrText xml:space="preserve"> PAGEREF _Toc408835456 \h </w:instrText>
+              <w:instrText xml:space="preserve"> PAGEREF _Toc409521825 \h </w:instrText>
             </w:r>
             <w:r>
               <w:rPr>
@@ -497,7 +497,7 @@
                 <w:noProof/>
                 <w:webHidden/>
               </w:rPr>
-              <w:t>7</w:t>
+              <w:t>8</w:t>
             </w:r>
             <w:r>
               <w:rPr>
@@ -520,7 +520,7 @@
               <w:lang w:val="en-GB" w:eastAsia="en-GB"/>
             </w:rPr>
           </w:pPr>
-          <w:hyperlink w:anchor="_Toc408835457" w:history="1">
+          <w:hyperlink w:anchor="_Toc409521826" w:history="1">
             <w:r>
               <w:rPr>
                 <w:rStyle w:val="Hyperlink"/>
@@ -547,7 +547,7 @@
                 <w:noProof/>
                 <w:webHidden/>
               </w:rPr>
-              <w:instrText xml:space="preserve"> PAGEREF _Toc408835457 \h </w:instrText>
+              <w:instrText xml:space="preserve"> PAGEREF _Toc409521826 \h </w:instrText>
             </w:r>
             <w:r>
               <w:rPr>
@@ -567,7 +567,7 @@
                 <w:noProof/>
                 <w:webHidden/>
               </w:rPr>
-              <w:t>8</w:t>
+              <w:t>9</w:t>
             </w:r>
             <w:r>
               <w:rPr>
@@ -590,7 +590,7 @@
               <w:lang w:val="en-GB" w:eastAsia="en-GB"/>
             </w:rPr>
           </w:pPr>
-          <w:hyperlink w:anchor="_Toc408835458" w:history="1">
+          <w:hyperlink w:anchor="_Toc409521827" w:history="1">
             <w:r>
               <w:rPr>
                 <w:rStyle w:val="Hyperlink"/>
@@ -617,7 +617,7 @@
                 <w:noProof/>
                 <w:webHidden/>
               </w:rPr>
-              <w:instrText xml:space="preserve"> PAGEREF _Toc408835458 \h </w:instrText>
+              <w:instrText xml:space="preserve"> PAGEREF _Toc409521827 \h </w:instrText>
             </w:r>
             <w:r>
               <w:rPr>
@@ -637,7 +637,7 @@
                 <w:noProof/>
                 <w:webHidden/>
               </w:rPr>
-              <w:t>9</w:t>
+              <w:t>10</w:t>
             </w:r>
             <w:r>
               <w:rPr>
@@ -660,7 +660,7 @@
               <w:lang w:val="en-GB" w:eastAsia="en-GB"/>
             </w:rPr>
           </w:pPr>
-          <w:hyperlink w:anchor="_Toc408835459" w:history="1">
+          <w:hyperlink w:anchor="_Toc409521828" w:history="1">
             <w:r>
               <w:rPr>
                 <w:rStyle w:val="Hyperlink"/>
@@ -687,7 +687,7 @@
                 <w:noProof/>
                 <w:webHidden/>
               </w:rPr>
-              <w:instrText xml:space="preserve"> PAGEREF _Toc408835459 \h </w:instrText>
+              <w:instrText xml:space="preserve"> PAGEREF _Toc409521828 \h </w:instrText>
             </w:r>
             <w:r>
               <w:rPr>
@@ -707,7 +707,7 @@
                 <w:noProof/>
                 <w:webHidden/>
               </w:rPr>
-              <w:t>11</w:t>
+              <w:t>12</w:t>
             </w:r>
             <w:r>
               <w:rPr>
@@ -730,7 +730,7 @@
               <w:lang w:val="en-GB" w:eastAsia="en-GB"/>
             </w:rPr>
           </w:pPr>
-          <w:hyperlink w:anchor="_Toc408835460" w:history="1">
+          <w:hyperlink w:anchor="_Toc409521829" w:history="1">
             <w:r>
               <w:rPr>
                 <w:rStyle w:val="Hyperlink"/>
@@ -757,7 +757,7 @@
                 <w:noProof/>
                 <w:webHidden/>
               </w:rPr>
-              <w:instrText xml:space="preserve"> PAGEREF _Toc408835460 \h </w:instrText>
+              <w:instrText xml:space="preserve"> PAGEREF _Toc409521829 \h </w:instrText>
             </w:r>
             <w:r>
               <w:rPr>
@@ -777,7 +777,7 @@
                 <w:noProof/>
                 <w:webHidden/>
               </w:rPr>
-              <w:t>16</w:t>
+              <w:t>17</w:t>
             </w:r>
             <w:r>
               <w:rPr>
@@ -800,7 +800,7 @@
               <w:lang w:val="en-GB" w:eastAsia="en-GB"/>
             </w:rPr>
           </w:pPr>
-          <w:hyperlink w:anchor="_Toc408835461" w:history="1">
+          <w:hyperlink w:anchor="_Toc409521830" w:history="1">
             <w:r>
               <w:rPr>
                 <w:rStyle w:val="Hyperlink"/>
@@ -827,7 +827,7 @@
                 <w:noProof/>
                 <w:webHidden/>
               </w:rPr>
-              <w:instrText xml:space="preserve"> PAGEREF _Toc408835461 \h </w:instrText>
+              <w:instrText xml:space="preserve"> PAGEREF _Toc409521830 \h </w:instrText>
             </w:r>
             <w:r>
               <w:rPr>
@@ -847,7 +847,7 @@
                 <w:noProof/>
                 <w:webHidden/>
               </w:rPr>
-              <w:t>17</w:t>
+              <w:t>18</w:t>
             </w:r>
             <w:r>
               <w:rPr>
@@ -870,7 +870,7 @@
               <w:lang w:val="en-GB" w:eastAsia="en-GB"/>
             </w:rPr>
           </w:pPr>
-          <w:hyperlink w:anchor="_Toc408835462" w:history="1">
+          <w:hyperlink w:anchor="_Toc409521831" w:history="1">
             <w:r>
               <w:rPr>
                 <w:rStyle w:val="Hyperlink"/>
@@ -897,7 +897,7 @@
                 <w:noProof/>
                 <w:webHidden/>
               </w:rPr>
-              <w:instrText xml:space="preserve"> PAGEREF _Toc408835462 \h </w:instrText>
+              <w:instrText xml:space="preserve"> PAGEREF _Toc409521831 \h </w:instrText>
             </w:r>
             <w:r>
               <w:rPr>
@@ -917,7 +917,7 @@
                 <w:noProof/>
                 <w:webHidden/>
               </w:rPr>
-              <w:t>18</w:t>
+              <w:t>19</w:t>
             </w:r>
             <w:r>
               <w:rPr>
@@ -940,7 +940,7 @@
               <w:lang w:val="en-GB" w:eastAsia="en-GB"/>
             </w:rPr>
           </w:pPr>
-          <w:hyperlink w:anchor="_Toc408835463" w:history="1">
+          <w:hyperlink w:anchor="_Toc409521832" w:history="1">
             <w:r>
               <w:rPr>
                 <w:rStyle w:val="Hyperlink"/>
@@ -967,7 +967,7 @@
                 <w:noProof/>
                 <w:webHidden/>
               </w:rPr>
-              <w:instrText xml:space="preserve"> PAGEREF _Toc408835463 \h </w:instrText>
+              <w:instrText xml:space="preserve"> PAGEREF _Toc409521832 \h </w:instrText>
             </w:r>
             <w:r>
               <w:rPr>
@@ -987,7 +987,7 @@
                 <w:noProof/>
                 <w:webHidden/>
               </w:rPr>
-              <w:t>19</w:t>
+              <w:t>20</w:t>
             </w:r>
             <w:r>
               <w:rPr>
@@ -1010,7 +1010,7 @@
               <w:lang w:val="en-GB" w:eastAsia="en-GB"/>
             </w:rPr>
           </w:pPr>
-          <w:hyperlink w:anchor="_Toc408835464" w:history="1">
+          <w:hyperlink w:anchor="_Toc409521833" w:history="1">
             <w:r>
               <w:rPr>
                 <w:rStyle w:val="Hyperlink"/>
@@ -1037,7 +1037,7 @@
                 <w:noProof/>
                 <w:webHidden/>
               </w:rPr>
-              <w:instrText xml:space="preserve"> PAGEREF _Toc408835464 \h </w:instrText>
+              <w:instrText xml:space="preserve"> PAGEREF _Toc409521833 \h </w:instrText>
             </w:r>
             <w:r>
               <w:rPr>
@@ -1057,7 +1057,7 @@
                 <w:noProof/>
                 <w:webHidden/>
               </w:rPr>
-              <w:t>20</w:t>
+              <w:t>21</w:t>
             </w:r>
             <w:r>
               <w:rPr>
@@ -1080,7 +1080,7 @@
               <w:lang w:val="en-GB" w:eastAsia="en-GB"/>
             </w:rPr>
           </w:pPr>
-          <w:hyperlink w:anchor="_Toc408835465" w:history="1">
+          <w:hyperlink w:anchor="_Toc409521834" w:history="1">
             <w:r>
               <w:rPr>
                 <w:rStyle w:val="Hyperlink"/>
@@ -1107,7 +1107,7 @@
                 <w:noProof/>
                 <w:webHidden/>
               </w:rPr>
-              <w:instrText xml:space="preserve"> PAGEREF _Toc408835465 \h </w:instrText>
+              <w:instrText xml:space="preserve"> PAGEREF _Toc409521834 \h </w:instrText>
             </w:r>
             <w:r>
               <w:rPr>
@@ -1127,7 +1127,7 @@
                 <w:noProof/>
                 <w:webHidden/>
               </w:rPr>
-              <w:t>22</w:t>
+              <w:t>23</w:t>
             </w:r>
             <w:r>
               <w:rPr>
@@ -1150,7 +1150,7 @@
               <w:lang w:val="en-GB" w:eastAsia="en-GB"/>
             </w:rPr>
           </w:pPr>
-          <w:hyperlink w:anchor="_Toc408835466" w:history="1">
+          <w:hyperlink w:anchor="_Toc409521835" w:history="1">
             <w:r>
               <w:rPr>
                 <w:rStyle w:val="Hyperlink"/>
@@ -1177,7 +1177,7 @@
                 <w:noProof/>
                 <w:webHidden/>
               </w:rPr>
-              <w:instrText xml:space="preserve"> PAGEREF _Toc408835466 \h </w:instrText>
+              <w:instrText xml:space="preserve"> PAGEREF _Toc409521835 \h </w:instrText>
             </w:r>
             <w:r>
               <w:rPr>
@@ -1197,7 +1197,637 @@
                 <w:noProof/>
                 <w:webHidden/>
               </w:rPr>
-              <w:t>23</w:t>
+              <w:t>24</w:t>
+            </w:r>
+            <w:r>
+              <w:rPr>
+                <w:noProof/>
+                <w:webHidden/>
+              </w:rPr>
+              <w:fldChar w:fldCharType="end"/>
+            </w:r>
+          </w:hyperlink>
+        </w:p>
+        <w:p>
+          <w:pPr>
+            <w:pStyle w:val="TOC1"/>
+            <w:tabs>
+              <w:tab w:val="right" w:leader="dot" w:pos="9350"/>
+            </w:tabs>
+            <w:rPr>
+              <w:rFonts w:eastAsiaTheme="minorEastAsia"/>
+              <w:noProof/>
+              <w:lang w:val="en-GB" w:eastAsia="en-GB"/>
+            </w:rPr>
+          </w:pPr>
+          <w:hyperlink w:anchor="_Toc409521836" w:history="1">
+            <w:r>
+              <w:rPr>
+                <w:rStyle w:val="Hyperlink"/>
+                <w:noProof/>
+              </w:rPr>
+              <w:t>3.6 – Technical Changes</w:t>
+            </w:r>
+            <w:r>
+              <w:rPr>
+                <w:noProof/>
+                <w:webHidden/>
+              </w:rPr>
+              <w:tab/>
+            </w:r>
+            <w:r>
+              <w:rPr>
+                <w:noProof/>
+                <w:webHidden/>
+              </w:rPr>
+              <w:fldChar w:fldCharType="begin"/>
+            </w:r>
+            <w:r>
+              <w:rPr>
+                <w:noProof/>
+                <w:webHidden/>
+              </w:rPr>
+              <w:instrText xml:space="preserve"> PAGEREF _Toc409521836 \h </w:instrText>
+            </w:r>
+            <w:r>
+              <w:rPr>
+                <w:noProof/>
+                <w:webHidden/>
+              </w:rPr>
+            </w:r>
+            <w:r>
+              <w:rPr>
+                <w:noProof/>
+                <w:webHidden/>
+              </w:rPr>
+              <w:fldChar w:fldCharType="separate"/>
+            </w:r>
+            <w:r>
+              <w:rPr>
+                <w:noProof/>
+                <w:webHidden/>
+              </w:rPr>
+              <w:t>25</w:t>
+            </w:r>
+            <w:r>
+              <w:rPr>
+                <w:noProof/>
+                <w:webHidden/>
+              </w:rPr>
+              <w:fldChar w:fldCharType="end"/>
+            </w:r>
+          </w:hyperlink>
+        </w:p>
+        <w:p>
+          <w:pPr>
+            <w:pStyle w:val="TOC1"/>
+            <w:tabs>
+              <w:tab w:val="right" w:leader="dot" w:pos="9350"/>
+            </w:tabs>
+            <w:rPr>
+              <w:rFonts w:eastAsiaTheme="minorEastAsia"/>
+              <w:noProof/>
+              <w:lang w:val="en-GB" w:eastAsia="en-GB"/>
+            </w:rPr>
+          </w:pPr>
+          <w:hyperlink w:anchor="_Toc409521837" w:history="1">
+            <w:r>
+              <w:rPr>
+                <w:rStyle w:val="Hyperlink"/>
+                <w:noProof/>
+              </w:rPr>
+              <w:t>3.6 – New Cost Discounting Method</w:t>
+            </w:r>
+            <w:r>
+              <w:rPr>
+                <w:noProof/>
+                <w:webHidden/>
+              </w:rPr>
+              <w:tab/>
+            </w:r>
+            <w:r>
+              <w:rPr>
+                <w:noProof/>
+                <w:webHidden/>
+              </w:rPr>
+              <w:fldChar w:fldCharType="begin"/>
+            </w:r>
+            <w:r>
+              <w:rPr>
+                <w:noProof/>
+                <w:webHidden/>
+              </w:rPr>
+              <w:instrText xml:space="preserve"> PAGEREF _Toc409521837 \h </w:instrText>
+            </w:r>
+            <w:r>
+              <w:rPr>
+                <w:noProof/>
+                <w:webHidden/>
+              </w:rPr>
+            </w:r>
+            <w:r>
+              <w:rPr>
+                <w:noProof/>
+                <w:webHidden/>
+              </w:rPr>
+              <w:fldChar w:fldCharType="separate"/>
+            </w:r>
+            <w:r>
+              <w:rPr>
+                <w:noProof/>
+                <w:webHidden/>
+              </w:rPr>
+              <w:t>26</w:t>
+            </w:r>
+            <w:r>
+              <w:rPr>
+                <w:noProof/>
+                <w:webHidden/>
+              </w:rPr>
+              <w:fldChar w:fldCharType="end"/>
+            </w:r>
+          </w:hyperlink>
+        </w:p>
+        <w:p>
+          <w:pPr>
+            <w:pStyle w:val="TOC1"/>
+            <w:tabs>
+              <w:tab w:val="right" w:leader="dot" w:pos="9350"/>
+            </w:tabs>
+            <w:rPr>
+              <w:rFonts w:eastAsiaTheme="minorEastAsia"/>
+              <w:noProof/>
+              <w:lang w:val="en-GB" w:eastAsia="en-GB"/>
+            </w:rPr>
+          </w:pPr>
+          <w:hyperlink w:anchor="_Toc409521838" w:history="1">
+            <w:r>
+              <w:rPr>
+                <w:rStyle w:val="Hyperlink"/>
+                <w:noProof/>
+              </w:rPr>
+              <w:t>4.0 – MSM Implementation – MSMs &amp; MSMWs</w:t>
+            </w:r>
+            <w:r>
+              <w:rPr>
+                <w:noProof/>
+                <w:webHidden/>
+              </w:rPr>
+              <w:tab/>
+            </w:r>
+            <w:r>
+              <w:rPr>
+                <w:noProof/>
+                <w:webHidden/>
+              </w:rPr>
+              <w:fldChar w:fldCharType="begin"/>
+            </w:r>
+            <w:r>
+              <w:rPr>
+                <w:noProof/>
+                <w:webHidden/>
+              </w:rPr>
+              <w:instrText xml:space="preserve"> PAGEREF _Toc409521838 \h </w:instrText>
+            </w:r>
+            <w:r>
+              <w:rPr>
+                <w:noProof/>
+                <w:webHidden/>
+              </w:rPr>
+            </w:r>
+            <w:r>
+              <w:rPr>
+                <w:noProof/>
+                <w:webHidden/>
+              </w:rPr>
+              <w:fldChar w:fldCharType="separate"/>
+            </w:r>
+            <w:r>
+              <w:rPr>
+                <w:noProof/>
+                <w:webHidden/>
+              </w:rPr>
+              <w:t>27</w:t>
+            </w:r>
+            <w:r>
+              <w:rPr>
+                <w:noProof/>
+                <w:webHidden/>
+              </w:rPr>
+              <w:fldChar w:fldCharType="end"/>
+            </w:r>
+          </w:hyperlink>
+        </w:p>
+        <w:p>
+          <w:pPr>
+            <w:pStyle w:val="TOC1"/>
+            <w:tabs>
+              <w:tab w:val="right" w:leader="dot" w:pos="9350"/>
+            </w:tabs>
+            <w:rPr>
+              <w:rFonts w:eastAsiaTheme="minorEastAsia"/>
+              <w:noProof/>
+              <w:lang w:val="en-GB" w:eastAsia="en-GB"/>
+            </w:rPr>
+          </w:pPr>
+          <w:hyperlink w:anchor="_Toc409521839" w:history="1">
+            <w:r>
+              <w:rPr>
+                <w:rStyle w:val="Hyperlink"/>
+                <w:noProof/>
+              </w:rPr>
+              <w:t>4.0 – MSM Implementation – MSM Partnerships</w:t>
+            </w:r>
+            <w:r>
+              <w:rPr>
+                <w:noProof/>
+                <w:webHidden/>
+              </w:rPr>
+              <w:tab/>
+            </w:r>
+            <w:r>
+              <w:rPr>
+                <w:noProof/>
+                <w:webHidden/>
+              </w:rPr>
+              <w:fldChar w:fldCharType="begin"/>
+            </w:r>
+            <w:r>
+              <w:rPr>
+                <w:noProof/>
+                <w:webHidden/>
+              </w:rPr>
+              <w:instrText xml:space="preserve"> PAGEREF _Toc409521839 \h </w:instrText>
+            </w:r>
+            <w:r>
+              <w:rPr>
+                <w:noProof/>
+                <w:webHidden/>
+              </w:rPr>
+            </w:r>
+            <w:r>
+              <w:rPr>
+                <w:noProof/>
+                <w:webHidden/>
+              </w:rPr>
+              <w:fldChar w:fldCharType="separate"/>
+            </w:r>
+            <w:r>
+              <w:rPr>
+                <w:noProof/>
+                <w:webHidden/>
+              </w:rPr>
+              <w:t>28</w:t>
+            </w:r>
+            <w:r>
+              <w:rPr>
+                <w:noProof/>
+                <w:webHidden/>
+              </w:rPr>
+              <w:fldChar w:fldCharType="end"/>
+            </w:r>
+          </w:hyperlink>
+        </w:p>
+        <w:p>
+          <w:pPr>
+            <w:pStyle w:val="TOC1"/>
+            <w:tabs>
+              <w:tab w:val="right" w:leader="dot" w:pos="9350"/>
+            </w:tabs>
+            <w:rPr>
+              <w:rFonts w:eastAsiaTheme="minorEastAsia"/>
+              <w:noProof/>
+              <w:lang w:val="en-GB" w:eastAsia="en-GB"/>
+            </w:rPr>
+          </w:pPr>
+          <w:hyperlink w:anchor="_Toc409521840" w:history="1">
+            <w:r>
+              <w:rPr>
+                <w:rStyle w:val="Hyperlink"/>
+                <w:noProof/>
+              </w:rPr>
+              <w:t>4.0 – MSM Implementation – Birth Proportions</w:t>
+            </w:r>
+            <w:r>
+              <w:rPr>
+                <w:noProof/>
+                <w:webHidden/>
+              </w:rPr>
+              <w:tab/>
+            </w:r>
+            <w:r>
+              <w:rPr>
+                <w:noProof/>
+                <w:webHidden/>
+              </w:rPr>
+              <w:fldChar w:fldCharType="begin"/>
+            </w:r>
+            <w:r>
+              <w:rPr>
+                <w:noProof/>
+                <w:webHidden/>
+              </w:rPr>
+              <w:instrText xml:space="preserve"> PAGEREF _Toc409521840 \h </w:instrText>
+            </w:r>
+            <w:r>
+              <w:rPr>
+                <w:noProof/>
+                <w:webHidden/>
+              </w:rPr>
+            </w:r>
+            <w:r>
+              <w:rPr>
+                <w:noProof/>
+                <w:webHidden/>
+              </w:rPr>
+              <w:fldChar w:fldCharType="separate"/>
+            </w:r>
+            <w:r>
+              <w:rPr>
+                <w:noProof/>
+                <w:webHidden/>
+              </w:rPr>
+              <w:t>29</w:t>
+            </w:r>
+            <w:r>
+              <w:rPr>
+                <w:noProof/>
+                <w:webHidden/>
+              </w:rPr>
+              <w:fldChar w:fldCharType="end"/>
+            </w:r>
+          </w:hyperlink>
+        </w:p>
+        <w:p>
+          <w:pPr>
+            <w:pStyle w:val="TOC1"/>
+            <w:tabs>
+              <w:tab w:val="right" w:leader="dot" w:pos="9350"/>
+            </w:tabs>
+            <w:rPr>
+              <w:rFonts w:eastAsiaTheme="minorEastAsia"/>
+              <w:noProof/>
+              <w:lang w:val="en-GB" w:eastAsia="en-GB"/>
+            </w:rPr>
+          </w:pPr>
+          <w:hyperlink w:anchor="_Toc409521841" w:history="1">
+            <w:r>
+              <w:rPr>
+                <w:rStyle w:val="Hyperlink"/>
+                <w:noProof/>
+              </w:rPr>
+              <w:t>4.0 – MSM Implementation – Sex-based transmission parameters</w:t>
+            </w:r>
+            <w:r>
+              <w:rPr>
+                <w:noProof/>
+                <w:webHidden/>
+              </w:rPr>
+              <w:tab/>
+            </w:r>
+            <w:r>
+              <w:rPr>
+                <w:noProof/>
+                <w:webHidden/>
+              </w:rPr>
+              <w:fldChar w:fldCharType="begin"/>
+            </w:r>
+            <w:r>
+              <w:rPr>
+                <w:noProof/>
+                <w:webHidden/>
+              </w:rPr>
+              <w:instrText xml:space="preserve"> PAGEREF _Toc409521841 \h </w:instrText>
+            </w:r>
+            <w:r>
+              <w:rPr>
+                <w:noProof/>
+                <w:webHidden/>
+              </w:rPr>
+            </w:r>
+            <w:r>
+              <w:rPr>
+                <w:noProof/>
+                <w:webHidden/>
+              </w:rPr>
+              <w:fldChar w:fldCharType="separate"/>
+            </w:r>
+            <w:r>
+              <w:rPr>
+                <w:noProof/>
+                <w:webHidden/>
+              </w:rPr>
+              <w:t>30</w:t>
+            </w:r>
+            <w:r>
+              <w:rPr>
+                <w:noProof/>
+                <w:webHidden/>
+              </w:rPr>
+              <w:fldChar w:fldCharType="end"/>
+            </w:r>
+          </w:hyperlink>
+        </w:p>
+        <w:p>
+          <w:pPr>
+            <w:pStyle w:val="TOC1"/>
+            <w:tabs>
+              <w:tab w:val="right" w:leader="dot" w:pos="9350"/>
+            </w:tabs>
+            <w:rPr>
+              <w:rFonts w:eastAsiaTheme="minorEastAsia"/>
+              <w:noProof/>
+              <w:lang w:val="en-GB" w:eastAsia="en-GB"/>
+            </w:rPr>
+          </w:pPr>
+          <w:hyperlink w:anchor="_Toc409521842" w:history="1">
+            <w:r>
+              <w:rPr>
+                <w:rStyle w:val="Hyperlink"/>
+                <w:noProof/>
+              </w:rPr>
+              <w:t>4.0 – MSM Implementation – Initial Infection Definitions</w:t>
+            </w:r>
+            <w:r>
+              <w:rPr>
+                <w:noProof/>
+                <w:webHidden/>
+              </w:rPr>
+              <w:tab/>
+            </w:r>
+            <w:r>
+              <w:rPr>
+                <w:noProof/>
+                <w:webHidden/>
+              </w:rPr>
+              <w:fldChar w:fldCharType="begin"/>
+            </w:r>
+            <w:r>
+              <w:rPr>
+                <w:noProof/>
+                <w:webHidden/>
+              </w:rPr>
+              <w:instrText xml:space="preserve"> PAGEREF _Toc409521842 \h </w:instrText>
+            </w:r>
+            <w:r>
+              <w:rPr>
+                <w:noProof/>
+                <w:webHidden/>
+              </w:rPr>
+            </w:r>
+            <w:r>
+              <w:rPr>
+                <w:noProof/>
+                <w:webHidden/>
+              </w:rPr>
+              <w:fldChar w:fldCharType="separate"/>
+            </w:r>
+            <w:r>
+              <w:rPr>
+                <w:noProof/>
+                <w:webHidden/>
+              </w:rPr>
+              <w:t>31</w:t>
+            </w:r>
+            <w:r>
+              <w:rPr>
+                <w:noProof/>
+                <w:webHidden/>
+              </w:rPr>
+              <w:fldChar w:fldCharType="end"/>
+            </w:r>
+          </w:hyperlink>
+        </w:p>
+        <w:p>
+          <w:pPr>
+            <w:pStyle w:val="TOC1"/>
+            <w:tabs>
+              <w:tab w:val="right" w:leader="dot" w:pos="9350"/>
+            </w:tabs>
+            <w:rPr>
+              <w:rFonts w:eastAsiaTheme="minorEastAsia"/>
+              <w:noProof/>
+              <w:lang w:val="en-GB" w:eastAsia="en-GB"/>
+            </w:rPr>
+          </w:pPr>
+          <w:hyperlink w:anchor="_Toc409521843" w:history="1">
+            <w:r>
+              <w:rPr>
+                <w:rStyle w:val="Hyperlink"/>
+                <w:noProof/>
+              </w:rPr>
+              <w:t>4.0 – Miscellaneous Changes</w:t>
+            </w:r>
+            <w:r>
+              <w:rPr>
+                <w:noProof/>
+                <w:webHidden/>
+              </w:rPr>
+              <w:tab/>
+            </w:r>
+            <w:r>
+              <w:rPr>
+                <w:noProof/>
+                <w:webHidden/>
+              </w:rPr>
+              <w:fldChar w:fldCharType="begin"/>
+            </w:r>
+            <w:r>
+              <w:rPr>
+                <w:noProof/>
+                <w:webHidden/>
+              </w:rPr>
+              <w:instrText xml:space="preserve"> PAGEREF _Toc409521843 \h </w:instrText>
+            </w:r>
+            <w:r>
+              <w:rPr>
+                <w:noProof/>
+                <w:webHidden/>
+              </w:rPr>
+            </w:r>
+            <w:r>
+              <w:rPr>
+                <w:noProof/>
+                <w:webHidden/>
+              </w:rPr>
+              <w:fldChar w:fldCharType="separate"/>
+            </w:r>
+            <w:r>
+              <w:rPr>
+                <w:noProof/>
+                <w:webHidden/>
+              </w:rPr>
+              <w:t>32</w:t>
+            </w:r>
+            <w:r>
+              <w:rPr>
+                <w:noProof/>
+                <w:webHidden/>
+              </w:rPr>
+              <w:fldChar w:fldCharType="end"/>
+            </w:r>
+          </w:hyperlink>
+        </w:p>
+        <w:p>
+          <w:pPr>
+            <w:pStyle w:val="TOC1"/>
+            <w:tabs>
+              <w:tab w:val="right" w:leader="dot" w:pos="9350"/>
+            </w:tabs>
+            <w:rPr>
+              <w:rFonts w:eastAsiaTheme="minorEastAsia"/>
+              <w:noProof/>
+              <w:lang w:val="en-GB" w:eastAsia="en-GB"/>
+            </w:rPr>
+          </w:pPr>
+          <w:hyperlink w:anchor="_Toc409521844" w:history="1">
+            <w:r>
+              <w:rPr>
+                <w:rStyle w:val="Hyperlink"/>
+                <w:noProof/>
+              </w:rPr>
+              <w:t>4.1 – New Logging Method</w:t>
+            </w:r>
+            <w:r>
+              <w:rPr>
+                <w:noProof/>
+                <w:webHidden/>
+              </w:rPr>
+              <w:tab/>
+            </w:r>
+            <w:r>
+              <w:rPr>
+                <w:noProof/>
+                <w:webHidden/>
+              </w:rPr>
+              <w:fldChar w:fldCharType="begin"/>
+            </w:r>
+            <w:r>
+              <w:rPr>
+                <w:noProof/>
+                <w:webHidden/>
+              </w:rPr>
+              <w:instrText xml:space="preserve"> PAGEREF _Toc409521844 \h </w:instrText>
+            </w:r>
+            <w:r>
+              <w:rPr>
+                <w:noProof/>
+                <w:webHidden/>
+              </w:rPr>
+            </w:r>
+            <w:r>
+              <w:rPr>
+                <w:noProof/>
+                <w:webHidden/>
+              </w:rPr>
+              <w:fldChar w:fldCharType="separate"/>
+            </w:r>
+            <w:r>
+              <w:rPr>
+                <w:noProof/>
+                <w:webHidden/>
+              </w:rPr>
+              <w:t>33</w:t>
             </w:r>
             <w:r>
               <w:rPr>
@@ -1215,6 +1845,7 @@
               <w:bCs/>
               <w:noProof/>
             </w:rPr>
+            <w:lastRenderedPageBreak/>
             <w:fldChar w:fldCharType="end"/>
           </w:r>
         </w:p>
@@ -1241,7 +1872,7 @@
         <w:pStyle w:val="Title"/>
         <w:outlineLvl w:val="0"/>
       </w:pPr>
-      <w:bookmarkStart w:id="0" w:name="_Toc408835451"/>
+      <w:bookmarkStart w:id="0" w:name="_Toc409521820"/>
       <w:r>
         <w:lastRenderedPageBreak/>
         <w:t>3.32k</w:t>
@@ -1608,7 +2239,7 @@
         <w:pStyle w:val="Title"/>
         <w:outlineLvl w:val="0"/>
       </w:pPr>
-      <w:bookmarkStart w:id="1" w:name="_Toc408835452"/>
+      <w:bookmarkStart w:id="1" w:name="_Toc409521821"/>
       <w:r>
         <w:lastRenderedPageBreak/>
         <w:t>3.33a – ART Rollout Outcome Sheet</w:t>
@@ -1917,7 +2548,7 @@
         <w:pStyle w:val="Title"/>
         <w:outlineLvl w:val="0"/>
       </w:pPr>
-      <w:bookmarkStart w:id="2" w:name="_Toc408835453"/>
+      <w:bookmarkStart w:id="2" w:name="_Toc409521822"/>
       <w:r>
         <w:lastRenderedPageBreak/>
         <w:t>3.33a – Shifted Outcome Sheet</w:t>
@@ -2105,7 +2736,7 @@
       <w:r>
         <w:br w:type="page"/>
       </w:r>
-      <w:bookmarkStart w:id="3" w:name="_Toc408835454"/>
+      <w:bookmarkStart w:id="3" w:name="_Toc409521823"/>
       <w:r>
         <w:lastRenderedPageBreak/>
         <w:t>3.33a – RNG Seed Parameter</w:t>
@@ -2224,7 +2855,7 @@
         <w:pStyle w:val="Title"/>
         <w:outlineLvl w:val="0"/>
       </w:pPr>
-      <w:bookmarkStart w:id="4" w:name="_Toc408835455"/>
+      <w:bookmarkStart w:id="4" w:name="_Toc409521824"/>
       <w:r>
         <w:lastRenderedPageBreak/>
         <w:t>3.33a – Exposure Counting</w:t>
@@ -2462,7 +3093,7 @@
         <w:pStyle w:val="Title"/>
         <w:outlineLvl w:val="0"/>
       </w:pPr>
-      <w:bookmarkStart w:id="5" w:name="_Toc408835456"/>
+      <w:bookmarkStart w:id="5" w:name="_Toc409521825"/>
       <w:r>
         <w:lastRenderedPageBreak/>
         <w:t xml:space="preserve">3.33a – </w:t>
@@ -2580,7 +3211,7 @@
         <w:pStyle w:val="Title"/>
         <w:outlineLvl w:val="0"/>
       </w:pPr>
-      <w:bookmarkStart w:id="6" w:name="_Toc408835457"/>
+      <w:bookmarkStart w:id="6" w:name="_Toc409521826"/>
       <w:r>
         <w:lastRenderedPageBreak/>
         <w:t>3.33b – Sequence ART Rollout Eligibility</w:t>
@@ -2644,7 +3275,7 @@
         <w:pStyle w:val="Title"/>
         <w:outlineLvl w:val="0"/>
       </w:pPr>
-      <w:bookmarkStart w:id="7" w:name="_Toc408835458"/>
+      <w:bookmarkStart w:id="7" w:name="_Toc409521827"/>
       <w:r>
         <w:lastRenderedPageBreak/>
         <w:t>3.4</w:t>
@@ -3377,7 +4008,7 @@
         <w:pStyle w:val="Title"/>
         <w:outlineLvl w:val="0"/>
       </w:pPr>
-      <w:bookmarkStart w:id="8" w:name="_Toc408835459"/>
+      <w:bookmarkStart w:id="8" w:name="_Toc409521828"/>
       <w:r>
         <w:lastRenderedPageBreak/>
         <w:t>3.4</w:t>
@@ -11955,7 +12586,7 @@
         <w:pStyle w:val="Title"/>
         <w:outlineLvl w:val="0"/>
       </w:pPr>
-      <w:bookmarkStart w:id="9" w:name="_Toc408835460"/>
+      <w:bookmarkStart w:id="9" w:name="_Toc409521829"/>
       <w:r>
         <w:lastRenderedPageBreak/>
         <w:t>3.4</w:t>
@@ -12187,7 +12818,7 @@
         <w:pStyle w:val="Title"/>
         <w:outlineLvl w:val="0"/>
       </w:pPr>
-      <w:bookmarkStart w:id="10" w:name="_Toc408835461"/>
+      <w:bookmarkStart w:id="10" w:name="_Toc409521830"/>
       <w:r>
         <w:lastRenderedPageBreak/>
         <w:t>3.4</w:t>
@@ -12230,7 +12861,7 @@
         <w:pStyle w:val="Title"/>
         <w:outlineLvl w:val="0"/>
       </w:pPr>
-      <w:bookmarkStart w:id="11" w:name="_Toc408835462"/>
+      <w:bookmarkStart w:id="11" w:name="_Toc409521831"/>
       <w:r>
         <w:lastRenderedPageBreak/>
         <w:t>3.4 – Discovered bugs</w:t>
@@ -12611,7 +13242,7 @@
         <w:pStyle w:val="Title"/>
         <w:outlineLvl w:val="0"/>
       </w:pPr>
-      <w:bookmarkStart w:id="12" w:name="_Toc408835463"/>
+      <w:bookmarkStart w:id="12" w:name="_Toc409521832"/>
       <w:r>
         <w:lastRenderedPageBreak/>
         <w:t>3.5 – Technical changes</w:t>
@@ -12827,7 +13458,7 @@
         <w:pStyle w:val="Title"/>
         <w:outlineLvl w:val="0"/>
       </w:pPr>
-      <w:bookmarkStart w:id="13" w:name="_Toc408835464"/>
+      <w:bookmarkStart w:id="13" w:name="_Toc409521833"/>
       <w:r>
         <w:lastRenderedPageBreak/>
         <w:t>3.</w:t>
@@ -13832,7 +14463,7 @@
         <w:pStyle w:val="Title"/>
         <w:outlineLvl w:val="0"/>
       </w:pPr>
-      <w:bookmarkStart w:id="14" w:name="_Toc408835465"/>
+      <w:bookmarkStart w:id="14" w:name="_Toc409521834"/>
       <w:r>
         <w:lastRenderedPageBreak/>
         <w:t>3.5 – New interventions</w:t>
@@ -16300,7 +16931,7 @@
         <w:pStyle w:val="Title"/>
         <w:outlineLvl w:val="0"/>
       </w:pPr>
-      <w:bookmarkStart w:id="15" w:name="_Toc408835466"/>
+      <w:bookmarkStart w:id="15" w:name="_Toc409521835"/>
       <w:r>
         <w:lastRenderedPageBreak/>
         <w:t>3.5 – New JSON output of transmission data</w:t>
@@ -16778,11 +17409,14 @@
     <w:p>
       <w:pPr>
         <w:pStyle w:val="Title"/>
-      </w:pPr>
+        <w:outlineLvl w:val="0"/>
+      </w:pPr>
+      <w:bookmarkStart w:id="16" w:name="_Toc409521836"/>
       <w:r>
         <w:lastRenderedPageBreak/>
         <w:t>3.6 – Technical Changes</w:t>
       </w:r>
+      <w:bookmarkEnd w:id="16"/>
     </w:p>
     <w:p>
       <w:pPr>
@@ -16928,11 +17562,14 @@
     <w:p>
       <w:pPr>
         <w:pStyle w:val="Title"/>
-      </w:pPr>
+        <w:outlineLvl w:val="0"/>
+      </w:pPr>
+      <w:bookmarkStart w:id="17" w:name="_Toc409521837"/>
       <w:r>
         <w:lastRenderedPageBreak/>
         <w:t>3.6 – New Cost Discounting Method</w:t>
       </w:r>
+      <w:bookmarkEnd w:id="17"/>
     </w:p>
     <w:p>
       <w:r>
@@ -16955,11 +17592,14 @@
     <w:p>
       <w:pPr>
         <w:pStyle w:val="Title"/>
-      </w:pPr>
+        <w:outlineLvl w:val="0"/>
+      </w:pPr>
+      <w:bookmarkStart w:id="18" w:name="_Toc409521838"/>
       <w:r>
         <w:lastRenderedPageBreak/>
         <w:t>4.0 – MSM Implementation – MSMs &amp; MSMWs</w:t>
       </w:r>
+      <w:bookmarkEnd w:id="18"/>
     </w:p>
     <w:p>
       <w:r>
@@ -17050,10 +17690,22 @@
       </w:r>
       <w:proofErr w:type="gramEnd"/>
       <w:r>
-        <w:t xml:space="preserve"> 2014 wherein Entity is the only entity type and entities in the model are a combination of behaviors such as: selects-partners, selected-for-partnerships, can-become-sex-worker, etc. See component-model.docx for more information.</w:t>
-      </w:r>
-    </w:p>
-    <w:p/>
+        <w:t xml:space="preserve"> 2014 wherein Entity is the only entity type and entities in the model are a combination of behaviors such as: selects-partners, selected-for-partnerships, can-become-sex-worker, etc. See </w:t>
+      </w:r>
+      <w:r>
+        <w:rPr>
+          <w:b/>
+        </w:rPr>
+        <w:t>component-model.docx</w:t>
+      </w:r>
+      <w:r>
+        <w:t xml:space="preserve"> for more information.</w:t>
+      </w:r>
+    </w:p>
+    <w:p>
+      <w:bookmarkStart w:id="19" w:name="_GoBack"/>
+      <w:bookmarkEnd w:id="19"/>
+    </w:p>
     <w:p>
       <w:r>
         <w:br w:type="page"/>
@@ -17062,11 +17714,14 @@
     <w:p>
       <w:pPr>
         <w:pStyle w:val="Title"/>
-      </w:pPr>
+        <w:outlineLvl w:val="0"/>
+      </w:pPr>
+      <w:bookmarkStart w:id="20" w:name="_Toc409521839"/>
       <w:r>
         <w:lastRenderedPageBreak/>
         <w:t>4.0 – MSM Implementation – MSM Partnerships</w:t>
       </w:r>
+      <w:bookmarkEnd w:id="20"/>
     </w:p>
     <w:p>
       <w:r>
@@ -17116,11 +17771,14 @@
     <w:p>
       <w:pPr>
         <w:pStyle w:val="Title"/>
-      </w:pPr>
+        <w:outlineLvl w:val="0"/>
+      </w:pPr>
+      <w:bookmarkStart w:id="21" w:name="_Toc409521840"/>
       <w:r>
         <w:lastRenderedPageBreak/>
         <w:t>4.0 – MSM Implementation – Birth Proportions</w:t>
       </w:r>
+      <w:bookmarkEnd w:id="21"/>
     </w:p>
     <w:p>
       <w:r>
@@ -17156,7 +17814,40 @@
     </w:p>
     <w:p>
       <w:r>
-        <w:t>Extra care should be taken when the birth rate is low and the population size is small (i.e. only a few newborns per month). If there birth rate is 0.001 and population size is 1000, there will be one birth per month and this birth will always be male due to rounding and initialization order.</w:t>
+        <w:t>Extra care should be taken when the birth rate is low and the population size is small (i.e. only a f</w:t>
+      </w:r>
+      <w:r>
+        <w:t>ew newborns per month). If the</w:t>
+      </w:r>
+      <w:r>
+        <w:t xml:space="preserve"> birth rate is 0.001 and population size is 1000, there will be one birth per month</w:t>
+      </w:r>
+      <w:r>
+        <w:t>,</w:t>
+      </w:r>
+      <w:r>
+        <w:t xml:space="preserve"> and this birth will alwa</w:t>
+      </w:r>
+      <w:r>
+        <w:t>ys be mal</w:t>
+      </w:r>
+      <w:r>
+        <w:t>e due to rounding and internal</w:t>
+      </w:r>
+      <w:r>
+        <w:t xml:space="preserve"> </w:t>
+      </w:r>
+      <w:r>
+        <w:t xml:space="preserve">event </w:t>
+      </w:r>
+      <w:r>
+        <w:t>order</w:t>
+      </w:r>
+      <w:r>
+        <w:t>ing</w:t>
+      </w:r>
+      <w:r>
+        <w:t>.</w:t>
       </w:r>
     </w:p>
     <w:p>
@@ -17167,7 +17858,9 @@
     <w:p>
       <w:pPr>
         <w:pStyle w:val="Title"/>
-      </w:pPr>
+        <w:outlineLvl w:val="0"/>
+      </w:pPr>
+      <w:bookmarkStart w:id="22" w:name="_Toc409521841"/>
       <w:r>
         <w:lastRenderedPageBreak/>
         <w:t>4.0 – MSM Im</w:t>
@@ -17175,23 +17868,32 @@
       <w:r>
         <w:t>plementation – Sex-based transmission parameters</w:t>
       </w:r>
-    </w:p>
-    <w:p>
-      <w:proofErr w:type="gramStart"/>
-      <w:r>
-        <w:t>Moved transmission coefficients out of individual entity types and into separate section.</w:t>
-      </w:r>
-      <w:proofErr w:type="gramEnd"/>
-      <w:r>
-        <w:t xml:space="preserve"> As MSMWs and heterosexual males can both form partnerships with females with presumably the same transmission coefficients, it makes sense to separate these so that all entity types can use them based simply on the gender of the participants (and eventually on MSM positioning, not yet implemented).</w:t>
-      </w:r>
-    </w:p>
-    <w:p>
-      <w:r>
-        <w:t xml:space="preserve">Additionally, </w:t>
-      </w:r>
-    </w:p>
-    <w:p>
+      <w:bookmarkEnd w:id="22"/>
+    </w:p>
+    <w:p>
+      <w:r>
+        <w:t>T</w:t>
+      </w:r>
+      <w:r>
+        <w:t xml:space="preserve">ransmission coefficients </w:t>
+      </w:r>
+      <w:r>
+        <w:t xml:space="preserve">have been moved </w:t>
+      </w:r>
+      <w:r>
+        <w:t>out of individual entity types and into separate section. As MSMWs and heterosexual males can both form partnerships with females with presumably the same transmission coefficients, it makes sense to separate these so that all entity types can use them based simply on the gender of the participants (and eventually on MSM positioning, not yet implemented).</w:t>
+      </w:r>
+      <w:r>
+        <w:t xml:space="preserve"> This new section is called “</w:t>
+      </w:r>
+      <w:proofErr w:type="spellStart"/>
+      <w:r>
+        <w:t>transmissionCoefficients</w:t>
+      </w:r>
+      <w:proofErr w:type="spellEnd"/>
+      <w:r>
+        <w:t>” in the XML.</w:t>
+      </w:r>
       <w:r>
         <w:br w:type="page"/>
       </w:r>
@@ -17199,36 +17901,308 @@
     <w:p>
       <w:pPr>
         <w:pStyle w:val="Title"/>
-      </w:pPr>
+        <w:outlineLvl w:val="0"/>
+      </w:pPr>
+      <w:bookmarkStart w:id="23" w:name="_Toc409521842"/>
       <w:r>
         <w:lastRenderedPageBreak/>
         <w:t>4.0 – MSM Implementation – Initial Infection Definitions</w:t>
       </w:r>
-    </w:p>
-    <w:p>
+      <w:bookmarkEnd w:id="23"/>
+    </w:p>
+    <w:p>
+      <w:r>
+        <w:t>Initial prevalent cases were originally defined by</w:t>
+      </w:r>
+      <w:r>
+        <w:t xml:space="preserve"> rigid age- and risk-groups. Now initial prevalent </w:t>
+      </w:r>
+      <w:r>
+        <w:t>cases have been generalized so they can be</w:t>
+      </w:r>
+      <w:r>
+        <w:t xml:space="preserve"> as specific or vague as desired. For each</w:t>
+      </w:r>
+      <w:r>
+        <w:t xml:space="preserve"> “bucket”</w:t>
+      </w:r>
+      <w:r>
+        <w:t>, we can define an optional demographic profile with wildcards, an optional open or closed age range, and an optional risk-group</w:t>
+      </w:r>
+      <w:r>
+        <w:t xml:space="preserve"> along with the number of infections in that specified bucket to be applied randomly among matches</w:t>
+      </w:r>
+      <w:r>
+        <w:t xml:space="preserve">. </w:t>
+      </w:r>
+    </w:p>
+    <w:p>
+      <w:r>
+        <w:t>A demographic profile looks like &lt;sexual-activity-status</w:t>
+      </w:r>
       <w:proofErr w:type="gramStart"/>
       <w:r>
-        <w:t>Generalized initial prevalent cases which were originally bound into rigid age- and risk-groups.</w:t>
+        <w:t>&gt;:</w:t>
       </w:r>
       <w:proofErr w:type="gramEnd"/>
       <w:r>
-        <w:t xml:space="preserve"> Now initial prevalent cases can be as specific or vague as desired. For each, we can define an optional demographic profile with wildcards, an optional open or closed age range, and an optional risk-group. A demographic profile looks like &lt;sexual-activity-status</w:t>
+        <w:t>&lt;gender&gt;:&lt;sexual-orientation&gt;:&lt;relationship-status&gt;:&lt;employment&gt;. Each of these can be a specific value or a wildcard in the form of an asterisk (i.e. SA</w:t>
       </w:r>
       <w:proofErr w:type="gramStart"/>
       <w:r>
-        <w:t>&gt;:</w:t>
+        <w:t>:FEMALE:HETERO</w:t>
       </w:r>
       <w:proofErr w:type="gramEnd"/>
       <w:r>
-        <w:t>&lt;gender&gt;:&lt;sexual-orientation&gt;:&lt;relationship-status&gt;:&lt;employment&gt;. Each of these can be a specific value or a wildcard in the form of an asterisk (i.e. SA</w:t>
-      </w:r>
+        <w:t>:*:*). For each of these “population queries” we specify a target number of infections to be assigned randomly among all those matching the specified criteria.</w:t>
+      </w:r>
+    </w:p>
+    <w:p>
+      <w:pPr>
+        <w:rPr>
+          <w:b/>
+        </w:rPr>
+      </w:pPr>
+      <w:r>
+        <w:rPr>
+          <w:b/>
+        </w:rPr>
+        <w:t>Example</w:t>
+      </w:r>
+      <w:r>
+        <w:rPr>
+          <w:b/>
+        </w:rPr>
+        <w:t xml:space="preserve"> - </w:t>
+      </w:r>
+      <w:r>
+        <w:rPr>
+          <w:b/>
+        </w:rPr>
+        <w:t>on month 600</w:t>
+      </w:r>
+      <w:r>
+        <w:rPr>
+          <w:b/>
+        </w:rPr>
+        <w:t xml:space="preserve">, </w:t>
+      </w:r>
+      <w:r>
+        <w:rPr>
+          <w:b/>
+        </w:rPr>
+        <w:t>randomly infect 2 sexually-active heterosexual non-CSW high-risk males between the ages of 17 and 19 years disregarding relationship-status</w:t>
+      </w:r>
+      <w:r>
+        <w:rPr>
+          <w:b/>
+        </w:rPr>
+        <w:t xml:space="preserve"> </w:t>
+      </w:r>
+      <w:r>
+        <w:rPr>
+          <w:b/>
+        </w:rPr>
+        <w:t>and 3 high-risk people of any kind</w:t>
+      </w:r>
+      <w:r>
+        <w:rPr>
+          <w:b/>
+        </w:rPr>
+        <w:t>:</w:t>
+      </w:r>
+    </w:p>
+    <w:p>
+      <w:pPr>
+        <w:spacing w:line="240" w:lineRule="auto"/>
+        <w:contextualSpacing/>
+        <w:rPr>
+          <w:rFonts w:ascii="Consolas" w:hAnsi="Consolas" w:cs="Consolas"/>
+        </w:rPr>
+      </w:pPr>
+      <w:r>
+        <w:rPr>
+          <w:rFonts w:ascii="Consolas" w:hAnsi="Consolas" w:cs="Consolas"/>
+        </w:rPr>
+        <w:t>&lt;</w:t>
+      </w:r>
+      <w:proofErr w:type="spellStart"/>
       <w:proofErr w:type="gramStart"/>
       <w:r>
-        <w:t>:FEMALE:HETERO</w:t>
-      </w:r>
+        <w:rPr>
+          <w:rFonts w:ascii="Consolas" w:hAnsi="Consolas" w:cs="Consolas"/>
+        </w:rPr>
+        <w:t>initialInfections</w:t>
+      </w:r>
+      <w:proofErr w:type="spellEnd"/>
       <w:proofErr w:type="gramEnd"/>
       <w:r>
-        <w:t>:*:*). For each of these “population queries” we specify a target number of infections to be assigned randomly among all those matching the specified criteria.</w:t>
+        <w:rPr>
+          <w:rFonts w:ascii="Consolas" w:hAnsi="Consolas" w:cs="Consolas"/>
+        </w:rPr>
+        <w:t>&gt;</w:t>
+      </w:r>
+    </w:p>
+    <w:p>
+      <w:pPr>
+        <w:spacing w:line="240" w:lineRule="auto"/>
+        <w:contextualSpacing/>
+        <w:rPr>
+          <w:rFonts w:ascii="Consolas" w:hAnsi="Consolas" w:cs="Consolas"/>
+        </w:rPr>
+      </w:pPr>
+      <w:r>
+        <w:rPr>
+          <w:rFonts w:ascii="Consolas" w:hAnsi="Consolas" w:cs="Consolas"/>
+        </w:rPr>
+        <w:t xml:space="preserve">    </w:t>
+      </w:r>
+      <w:r>
+        <w:rPr>
+          <w:rFonts w:ascii="Consolas" w:hAnsi="Consolas" w:cs="Consolas"/>
+        </w:rPr>
+        <w:t>&lt;</w:t>
+      </w:r>
+      <w:proofErr w:type="gramStart"/>
+      <w:r>
+        <w:rPr>
+          <w:rFonts w:ascii="Consolas" w:hAnsi="Consolas" w:cs="Consolas"/>
+        </w:rPr>
+        <w:t>delay&gt;</w:t>
+      </w:r>
+      <w:proofErr w:type="gramEnd"/>
+      <w:r>
+        <w:rPr>
+          <w:rFonts w:ascii="Consolas" w:hAnsi="Consolas" w:cs="Consolas"/>
+        </w:rPr>
+        <w:t>600&lt;/delay&gt;</w:t>
+      </w:r>
+    </w:p>
+    <w:p>
+      <w:pPr>
+        <w:spacing w:line="240" w:lineRule="auto"/>
+        <w:contextualSpacing/>
+        <w:rPr>
+          <w:rFonts w:ascii="Consolas" w:hAnsi="Consolas" w:cs="Consolas"/>
+        </w:rPr>
+      </w:pPr>
+      <w:r>
+        <w:rPr>
+          <w:rFonts w:ascii="Consolas" w:hAnsi="Consolas" w:cs="Consolas"/>
+        </w:rPr>
+        <w:t xml:space="preserve">    </w:t>
+      </w:r>
+      <w:r>
+        <w:rPr>
+          <w:rFonts w:ascii="Consolas" w:hAnsi="Consolas" w:cs="Consolas"/>
+        </w:rPr>
+        <w:t>&lt;profile bucket="SA</w:t>
+      </w:r>
+      <w:proofErr w:type="gramStart"/>
+      <w:r>
+        <w:rPr>
+          <w:rFonts w:ascii="Consolas" w:hAnsi="Consolas" w:cs="Consolas"/>
+        </w:rPr>
+        <w:t>:MALE:HETERO</w:t>
+      </w:r>
+      <w:proofErr w:type="gramEnd"/>
+      <w:r>
+        <w:rPr>
+          <w:rFonts w:ascii="Consolas" w:hAnsi="Consolas" w:cs="Consolas"/>
+        </w:rPr>
+        <w:t>:*:NON_CSW"</w:t>
+      </w:r>
+      <w:r>
+        <w:rPr>
+          <w:rFonts w:ascii="Consolas" w:hAnsi="Consolas" w:cs="Consolas"/>
+        </w:rPr>
+        <w:t xml:space="preserve"> risk="high" age-range="17-19"&gt;2</w:t>
+      </w:r>
+      <w:r>
+        <w:rPr>
+          <w:rFonts w:ascii="Consolas" w:hAnsi="Consolas" w:cs="Consolas"/>
+        </w:rPr>
+        <w:t>&lt;/profile&gt;</w:t>
+      </w:r>
+    </w:p>
+    <w:p>
+      <w:pPr>
+        <w:spacing w:line="240" w:lineRule="auto"/>
+        <w:contextualSpacing/>
+        <w:rPr>
+          <w:rFonts w:ascii="Consolas" w:hAnsi="Consolas" w:cs="Consolas"/>
+        </w:rPr>
+      </w:pPr>
+      <w:r>
+        <w:rPr>
+          <w:rFonts w:ascii="Consolas" w:hAnsi="Consolas" w:cs="Consolas"/>
+        </w:rPr>
+        <w:t xml:space="preserve">    </w:t>
+      </w:r>
+      <w:r>
+        <w:rPr>
+          <w:rFonts w:ascii="Consolas" w:hAnsi="Consolas" w:cs="Consolas"/>
+        </w:rPr>
+        <w:t xml:space="preserve">&lt;profile </w:t>
+      </w:r>
+      <w:r>
+        <w:rPr>
+          <w:rFonts w:ascii="Consolas" w:hAnsi="Consolas" w:cs="Consolas"/>
+        </w:rPr>
+        <w:t>risk="</w:t>
+      </w:r>
+      <w:r>
+        <w:rPr>
+          <w:rFonts w:ascii="Consolas" w:hAnsi="Consolas" w:cs="Consolas"/>
+        </w:rPr>
+        <w:t>high</w:t>
+      </w:r>
+      <w:r>
+        <w:rPr>
+          <w:rFonts w:ascii="Consolas" w:hAnsi="Consolas" w:cs="Consolas"/>
+        </w:rPr>
+        <w:t>"</w:t>
+      </w:r>
+      <w:r>
+        <w:rPr>
+          <w:rFonts w:ascii="Consolas" w:hAnsi="Consolas" w:cs="Consolas"/>
+        </w:rPr>
+        <w:t>&gt;3</w:t>
+      </w:r>
+      <w:r>
+        <w:rPr>
+          <w:rFonts w:ascii="Consolas" w:hAnsi="Consolas" w:cs="Consolas"/>
+        </w:rPr>
+        <w:t>&lt;/profile&gt;</w:t>
+      </w:r>
+    </w:p>
+    <w:p>
+      <w:pPr>
+        <w:spacing w:line="240" w:lineRule="auto"/>
+        <w:contextualSpacing/>
+        <w:rPr>
+          <w:rFonts w:ascii="Consolas" w:hAnsi="Consolas" w:cs="Consolas"/>
+        </w:rPr>
+      </w:pPr>
+      <w:r>
+        <w:rPr>
+          <w:rFonts w:ascii="Consolas" w:hAnsi="Consolas" w:cs="Consolas"/>
+        </w:rPr>
+        <w:t>&lt;/</w:t>
+      </w:r>
+      <w:proofErr w:type="spellStart"/>
+      <w:r>
+        <w:rPr>
+          <w:rFonts w:ascii="Consolas" w:hAnsi="Consolas" w:cs="Consolas"/>
+        </w:rPr>
+        <w:t>initialInfections</w:t>
+      </w:r>
+      <w:proofErr w:type="spellEnd"/>
+      <w:r>
+        <w:rPr>
+          <w:rFonts w:ascii="Consolas" w:hAnsi="Consolas" w:cs="Consolas"/>
+        </w:rPr>
+        <w:t>&gt;</w:t>
       </w:r>
     </w:p>
     <w:p>
@@ -17239,14 +18213,14 @@
     <w:p>
       <w:pPr>
         <w:pStyle w:val="Title"/>
-      </w:pPr>
+        <w:outlineLvl w:val="0"/>
+      </w:pPr>
+      <w:bookmarkStart w:id="24" w:name="_Toc409521843"/>
       <w:r>
         <w:lastRenderedPageBreak/>
-        <w:t xml:space="preserve">4.0 – </w:t>
-      </w:r>
-      <w:r>
-        <w:t>Miscellaneous Changes</w:t>
-      </w:r>
+        <w:t>4.0 – Miscellaneous Changes</w:t>
+      </w:r>
+      <w:bookmarkEnd w:id="24"/>
     </w:p>
     <w:p>
       <w:pPr>
@@ -17315,11 +18289,14 @@
     <w:p>
       <w:pPr>
         <w:pStyle w:val="Title"/>
-      </w:pPr>
+        <w:outlineLvl w:val="0"/>
+      </w:pPr>
+      <w:bookmarkStart w:id="25" w:name="_Toc409521844"/>
       <w:r>
         <w:lastRenderedPageBreak/>
         <w:t>4.1 – New Logging Method</w:t>
       </w:r>
+      <w:bookmarkEnd w:id="25"/>
     </w:p>
     <w:p>
       <w:r>
@@ -17359,12 +18336,7 @@
         </w:numPr>
       </w:pPr>
       <w:r>
-        <w:t>Eas</w:t>
-      </w:r>
-      <w:bookmarkStart w:id="16" w:name="_GoBack"/>
-      <w:bookmarkEnd w:id="16"/>
-      <w:r>
-        <w:t>y to consume in scripts and by hand for further analysis</w:t>
+        <w:t>Easy to consume in scripts and by hand for further analysis</w:t>
       </w:r>
     </w:p>
     <w:p>
@@ -17410,6 +18382,9 @@
       <w:r>
         <w:t>. It would also allow us to freeze panes automatically (an action we normally have to do every time we open a CSV). The problem with this idea is consuming the data in scripts. Any time we add a new statistic, we have to change our scripts as the columns are shifted.</w:t>
       </w:r>
+      <w:r>
+        <w:t xml:space="preserve"> The sheets are also cumbersome to explore in Excel.</w:t>
+      </w:r>
     </w:p>
     <w:p>
       <w:r>
@@ -17424,9 +18399,34 @@
     </w:p>
     <w:p>
       <w:r>
-        <w:t>A compromise of these ideas is to write summary statistics for each month to a database. This database could be queried to create summary tables. SQLite database store data much more compactly than a plain text file. This was the method that was chosen for the time being.</w:t>
-      </w:r>
-    </w:p>
+        <w:t>A compromise of these ideas is to write summary statistics for each month to a database. This database could be queried to create summary tables. SQLite database store data much more compactly than a plain text file</w:t>
+      </w:r>
+      <w:r>
+        <w:t xml:space="preserve"> (if a certain statistic was zero for a given month, it doesn’t need to be written, saving space)</w:t>
+      </w:r>
+      <w:r>
+        <w:t>. This was the method that was chosen for the time being.</w:t>
+      </w:r>
+      <w:r>
+        <w:t xml:space="preserve"> </w:t>
+      </w:r>
+      <w:r>
+        <w:t>The database replaces all results files including the CEPAC log and batch statistics. A single database is created for each batch (a batch is a set of XMLs in the same folder).</w:t>
+      </w:r>
+      <w:r>
+        <w:t xml:space="preserve"> A post processing script produces summari</w:t>
+      </w:r>
+      <w:r>
+        <w:t>es as needed from this database using queries. As an example, we can produce the number of HIV+ females for each month starting with month 600 stratified by HVL stratum</w:t>
+      </w:r>
+      <w:r>
+        <w:t xml:space="preserve"> and export to CSV</w:t>
+      </w:r>
+      <w:r>
+        <w:t>.</w:t>
+      </w:r>
+    </w:p>
+    <w:p/>
     <w:sectPr>
       <w:pgSz w:w="12240" w:h="15840"/>
       <w:pgMar w:top="1440" w:right="1440" w:bottom="1440" w:left="1440" w:header="720" w:footer="720" w:gutter="0"/>
@@ -19922,7 +20922,7 @@
 </file>
 
 <file path=customXml/itemProps1.xml><?xml version="1.0" encoding="utf-8"?>
-<ds:datastoreItem xmlns:ds="http://schemas.openxmlformats.org/officeDocument/2006/customXml" ds:itemID="{9C94D551-C5F6-4064-BA20-DE23C12AE548}">
+<ds:datastoreItem xmlns:ds="http://schemas.openxmlformats.org/officeDocument/2006/customXml" ds:itemID="{0BEBC216-8A05-4889-BB70-2277AE1D6CA0}">
   <ds:schemaRefs>
     <ds:schemaRef ds:uri="http://schemas.openxmlformats.org/officeDocument/2006/bibliography"/>
   </ds:schemaRefs>
